--- a/public/AirSlide_HCI_Report.docx
+++ b/public/AirSlide_HCI_Report.docx
@@ -4,7 +4,7 @@
   <w:body>
     <w:p>
       <w:pPr>
-        <w:spacing w:after="80" w:before="200"/>
+        <w:spacing w:after="70" w:before="200"/>
         <w:jc w:val="center"/>
       </w:pPr>
       <w:r>
@@ -21,7 +21,7 @@
     </w:p>
     <w:p>
       <w:pPr>
-        <w:spacing w:after="150" w:before="40"/>
+        <w:spacing w:after="120" w:before="30"/>
         <w:jc w:val="center"/>
       </w:pPr>
       <w:r>
@@ -32,12 +32,12 @@
           <w:sz w:val="19"/>
           <w:szCs w:val="19"/>
         </w:rPr>
-        <w:t xml:space="preserve">Department of Software Engineering · Human-Computer Interaction Course Project</w:t>
+        <w:t xml:space="preserve">Department of Software Engineering · Human-Computer Interaction (HCI) Course Project</w:t>
       </w:r>
     </w:p>
     <w:p>
       <w:pPr>
-        <w:spacing w:after="120" w:before="100"/>
+        <w:spacing w:after="120" w:before="80"/>
         <w:jc w:val="center"/>
       </w:pPr>
       <w:r>
@@ -74,10 +74,10 @@
             <w:tcW w:type="pct" w:w="55%"/>
             <w:shd w:fill="1E3A8A" w:val="clear"/>
             <w:tcMar>
-              <w:top w:type="dxa" w:w="100"/>
-              <w:left w:type="dxa" w:w="140"/>
-              <w:bottom w:type="dxa" w:w="100"/>
-              <w:right w:type="dxa" w:w="140"/>
+              <w:top w:type="dxa" w:w="90"/>
+              <w:left w:type="dxa" w:w="130"/>
+              <w:bottom w:type="dxa" w:w="90"/>
+              <w:right w:type="dxa" w:w="130"/>
             </w:tcMar>
           </w:tcPr>
           <w:p>
@@ -99,10 +99,10 @@
             <w:tcW w:type="pct" w:w="45%"/>
             <w:shd w:fill="1E3A8A" w:val="clear"/>
             <w:tcMar>
-              <w:top w:type="dxa" w:w="100"/>
-              <w:left w:type="dxa" w:w="140"/>
-              <w:bottom w:type="dxa" w:w="100"/>
-              <w:right w:type="dxa" w:w="140"/>
+              <w:top w:type="dxa" w:w="90"/>
+              <w:left w:type="dxa" w:w="130"/>
+              <w:bottom w:type="dxa" w:w="90"/>
+              <w:right w:type="dxa" w:w="130"/>
             </w:tcMar>
           </w:tcPr>
           <w:p>
@@ -126,10 +126,10 @@
             <w:tcW w:type="pct" w:w="55%"/>
             <w:shd w:fill="F8FAFC" w:val="clear"/>
             <w:tcMar>
-              <w:top w:type="dxa" w:w="100"/>
-              <w:left w:type="dxa" w:w="140"/>
-              <w:bottom w:type="dxa" w:w="100"/>
-              <w:right w:type="dxa" w:w="140"/>
+              <w:top w:type="dxa" w:w="90"/>
+              <w:left w:type="dxa" w:w="130"/>
+              <w:bottom w:type="dxa" w:w="90"/>
+              <w:right w:type="dxa" w:w="130"/>
             </w:tcMar>
           </w:tcPr>
           <w:p>
@@ -171,10 +171,10 @@
             <w:tcW w:type="pct" w:w="45%"/>
             <w:shd w:fill="F8FAFC" w:val="clear"/>
             <w:tcMar>
-              <w:top w:type="dxa" w:w="100"/>
-              <w:left w:type="dxa" w:w="140"/>
-              <w:bottom w:type="dxa" w:w="100"/>
-              <w:right w:type="dxa" w:w="140"/>
+              <w:top w:type="dxa" w:w="90"/>
+              <w:left w:type="dxa" w:w="130"/>
+              <w:bottom w:type="dxa" w:w="90"/>
+              <w:right w:type="dxa" w:w="130"/>
             </w:tcMar>
           </w:tcPr>
           <w:p>
@@ -220,13 +220,13 @@
     </w:tbl>
     <w:p>
       <w:pPr>
-        <w:spacing w:after="80" w:before="200"/>
+        <w:spacing w:after="70" w:before="180"/>
       </w:pPr>
     </w:p>
     <w:p>
       <w:pPr>
         <w:pStyle w:val="Heading1"/>
-        <w:spacing w:after="100" w:before="200"/>
+        <w:spacing w:after="80" w:before="180"/>
       </w:pPr>
       <w:r>
         <w:rPr>
@@ -241,21 +241,21 @@
     </w:p>
     <w:p>
       <w:pPr>
-        <w:spacing w:after="80" w:before="80"/>
+        <w:spacing w:after="70" w:before="70"/>
       </w:pPr>
       <w:r>
         <w:rPr>
           <w:sz w:val="20"/>
           <w:szCs w:val="20"/>
         </w:rPr>
-        <w:t xml:space="preserve">This project report presents the human-centered design, technical engineering, and empirical usability evaluation of AirSlide, a browser-based presentation controller that enables touch-free slide navigation using natural hand gestures detected through a standard laptop webcam. Traditional presentation methods—such as leaning over a laptop to press arrow keys, carrying a dedicated RF clicker with dead batteries, or tapping on a smartphone screen—introduce physical tethering, posture lock, and visual split-attention friction.
-AirSlide runs Google's MediaPipe HandLandmarker neural model entirely inside the user's web browser using WebAssembly (WASM) and WebGL hardware acceleration, providing zero network latency and total data privacy. To solve the classic 'Midas Touch' dilemma (where normal conversational hand gestures trigger unintended slide changes) and eliminate 'Gorilla Arm' shoulder fatigue, AirSlide establishes a robust interaction paradigm: replacing dynamic swipe motions with static finger counting poses, triggering slide changes instantly (0ms latency), and enforcing a 2.0-second post-trigger refractory lockout state machine while the presenter lowers their arm to rest. In formal usability testing with 12 participants across 850 gestures, AirSlide achieved a 100% task completion rate, a 96.4% gesture recognition accuracy, an accidental trigger rate of only 0.08 events per 10 minutes of speaking, and an exceptional System Usability Scale (SUS) score of 84.25 (Grade A).</w:t>
+        <w:t xml:space="preserve">This comprehensive academic project report presents the human-centered design, technical architecture, and empirical usability evaluation of AirSlide, a browser-based presentation controller that enables touch-free slide navigation using natural hand gestures detected via a standard webcam. Traditional presentation control methods—such as standing behind a laptop keyboard, carrying an RF clicker with battery failure risks, or fumbling with mobile companion remotes—introduce physical tethering, posture lock, and visual split-attention friction.
+AirSlide solves these challenges by running Google's MediaPipe HandLandmarker neural model entirely client-side inside the user's web browser using WebAssembly (WASM) and WebGL hardware acceleration, providing zero network latency and total data privacy. To solve the classic 'Midas Touch' problem (where normal conversational hand gestures trigger unintended slide changes) and eliminate 'Gorilla Arm' shoulder fatigue, AirSlide establishes a robust interaction paradigm: replacing dynamic swipe motions with static finger counting poses, triggering slide changes instantly (0ms latency), and enforcing a 2.0-second post-trigger refractory lockout state machine while the presenter lowers their arm to rest. In formal usability testing with 12 participants across 850 gestures, AirSlide achieved a 100% task completion rate, a 96.4% gesture recognition accuracy, an accidental trigger rate of only 0.08 events per 10 minutes of speaking, and an exceptional System Usability Scale (SUS) score of 84.25 (Grade A).</w:t>
       </w:r>
     </w:p>
     <w:p>
       <w:pPr>
         <w:pStyle w:val="Heading1"/>
-        <w:spacing w:after="100" w:before="240"/>
+        <w:spacing w:after="80" w:before="200"/>
       </w:pPr>
       <w:r>
         <w:rPr>
@@ -270,7 +270,7 @@
     </w:p>
     <w:p>
       <w:pPr>
-        <w:spacing w:after="60" w:before="60"/>
+        <w:spacing w:after="50" w:before="50"/>
       </w:pPr>
       <w:r>
         <w:rPr>
@@ -301,7 +301,7 @@
           <w:sz w:val="19"/>
           <w:szCs w:val="19"/>
         </w:rPr>
-        <w:t xml:space="preserve">• Section 4: Task Context, User Analysis &amp; Hierarchical Task Analysis (HTA)
+        <w:t xml:space="preserve">• Section 4: User Analysis, Personas &amp; User Journey Mapping
 </w:t>
       </w:r>
       <w:r>
@@ -309,7 +309,7 @@
           <w:sz w:val="19"/>
           <w:szCs w:val="19"/>
         </w:rPr>
-        <w:t xml:space="preserve">• Section 5: Theoretical HCI Foundations (Fitts' Law, Hick-Hyman Law, Norman's Action Cycle)
+        <w:t xml:space="preserve">• Section 5: Hierarchical Task Analysis (HTA) &amp; Error Recovery Trees
 </w:t>
       </w:r>
       <w:r>
@@ -317,7 +317,7 @@
           <w:sz w:val="19"/>
           <w:szCs w:val="19"/>
         </w:rPr>
-        <w:t xml:space="preserve">• Section 6: Motor Ergonomics, Gorilla Arm Mitigation &amp; Midas Touch Solution
+        <w:t xml:space="preserve">• Section 6: Theoretical HCI Foundations (Fitts' Law, Hick-Hyman Law, Cognitive Load)
 </w:t>
       </w:r>
       <w:r>
@@ -325,7 +325,7 @@
           <w:sz w:val="19"/>
           <w:szCs w:val="19"/>
         </w:rPr>
-        <w:t xml:space="preserve">• Section 7: Dialogue Model, Finite State Machine &amp; Vision Pipeline
+        <w:t xml:space="preserve">• Section 7: Motor Ergonomics, Gorilla Arm Mitigation &amp; Norman's Action Cycle
 </w:t>
       </w:r>
       <w:r>
@@ -333,7 +333,7 @@
           <w:sz w:val="19"/>
           <w:szCs w:val="19"/>
         </w:rPr>
-        <w:t xml:space="preserve">• Section 8: Nielsen's Ten Usability Heuristics Compliance Audit
+        <w:t xml:space="preserve">• Section 8: Dialogue Model, Finite State Machine &amp; Vision Pipeline
 </w:t>
       </w:r>
       <w:r>
@@ -341,7 +341,7 @@
           <w:sz w:val="19"/>
           <w:szCs w:val="19"/>
         </w:rPr>
-        <w:t xml:space="preserve">• Section 9: Empirical Usability Evaluation, Benchmark Results &amp; SUS 10-Item Breakdown
+        <w:t xml:space="preserve">• Section 9: Nielsen's Ten Usability Heuristics &amp; Shneiderman's 8 Golden Rules
 </w:t>
       </w:r>
       <w:r>
@@ -349,7 +349,7 @@
           <w:sz w:val="19"/>
           <w:szCs w:val="19"/>
         </w:rPr>
-        <w:t xml:space="preserve">• Section 10: Discussion, System Limitations &amp; Future Work
+        <w:t xml:space="preserve">• Section 10: Empirical Usability Evaluation, Benchmark Results &amp; SUS 10-Item Breakdown
 </w:t>
       </w:r>
       <w:r>
@@ -357,7 +357,7 @@
           <w:sz w:val="19"/>
           <w:szCs w:val="19"/>
         </w:rPr>
-        <w:t xml:space="preserve">• Section 11: Conclusion
+        <w:t xml:space="preserve">• Section 11: Qualitative Findings, Camera Optical Envelope &amp; Limitations
 </w:t>
       </w:r>
       <w:r>
@@ -365,13 +365,29 @@
           <w:sz w:val="19"/>
           <w:szCs w:val="19"/>
         </w:rPr>
-        <w:t xml:space="preserve">• Section 12: Academic References &amp; Appendix (Team Contributions Matrix)</w:t>
+        <w:t xml:space="preserve">• Section 12: Discussion, Future Directions &amp; Conclusion
+</w:t>
+      </w:r>
+      <w:r>
+        <w:rPr>
+          <w:sz w:val="19"/>
+          <w:szCs w:val="19"/>
+        </w:rPr>
+        <w:t xml:space="preserve">• Section 13: Academic References
+</w:t>
+      </w:r>
+      <w:r>
+        <w:rPr>
+          <w:sz w:val="19"/>
+          <w:szCs w:val="19"/>
+        </w:rPr>
+        <w:t xml:space="preserve">• Appendices A to D (Team Matrix, Usability Script, SUS Formula, System Architecture)</w:t>
       </w:r>
     </w:p>
     <w:p>
       <w:pPr>
         <w:pStyle w:val="Heading1"/>
-        <w:spacing w:after="100" w:before="240"/>
+        <w:spacing w:after="80" w:before="200"/>
       </w:pPr>
       <w:r>
         <w:rPr>
@@ -381,12 +397,12 @@
           <w:sz w:val="24"/>
           <w:szCs w:val="24"/>
         </w:rPr>
-        <w:t xml:space="preserve">3. Introduction &amp; Problem Statement</w:t>
+        <w:t xml:space="preserve">3. Introduction, Problem Domain &amp; Modality Benchmarking</w:t>
       </w:r>
     </w:p>
     <w:p>
       <w:pPr>
-        <w:spacing w:after="80" w:before="80"/>
+        <w:spacing w:after="70" w:before="70"/>
       </w:pPr>
       <w:r>
         <w:rPr>
@@ -404,7 +420,7 @@
           <w:sz w:val="20"/>
           <w:szCs w:val="20"/>
         </w:rPr>
-        <w:t xml:space="preserve">When presenting to an audience, maintaining eye contact, moving naturally, and speaking smoothly are critical. However, existing presentation tools create real physical and mental obstacles:
+        <w:t xml:space="preserve">When delivering a presentation, a speaker needs to focus on communicating with the audience. Existing control tools create clear problems:
 </w:t>
       </w:r>
       <w:r>
@@ -477,7 +493,7 @@
     </w:p>
     <w:p>
       <w:pPr>
-        <w:spacing w:after="80" w:before="120"/>
+        <w:spacing w:after="70" w:before="100"/>
       </w:pPr>
       <w:r>
         <w:rPr>
@@ -513,10 +529,10 @@
             <w:tcW w:type="pct" w:w="22%"/>
             <w:shd w:fill="1E3A8A" w:val="clear"/>
             <w:tcMar>
-              <w:top w:type="dxa" w:w="100"/>
-              <w:left w:type="dxa" w:w="140"/>
-              <w:bottom w:type="dxa" w:w="100"/>
-              <w:right w:type="dxa" w:w="140"/>
+              <w:top w:type="dxa" w:w="90"/>
+              <w:left w:type="dxa" w:w="130"/>
+              <w:bottom w:type="dxa" w:w="90"/>
+              <w:right w:type="dxa" w:w="130"/>
             </w:tcMar>
           </w:tcPr>
           <w:p>
@@ -538,10 +554,10 @@
             <w:tcW w:type="pct" w:w="24%"/>
             <w:shd w:fill="1E3A8A" w:val="clear"/>
             <w:tcMar>
-              <w:top w:type="dxa" w:w="100"/>
-              <w:left w:type="dxa" w:w="140"/>
-              <w:bottom w:type="dxa" w:w="100"/>
-              <w:right w:type="dxa" w:w="140"/>
+              <w:top w:type="dxa" w:w="90"/>
+              <w:left w:type="dxa" w:w="130"/>
+              <w:bottom w:type="dxa" w:w="90"/>
+              <w:right w:type="dxa" w:w="130"/>
             </w:tcMar>
           </w:tcPr>
           <w:p>
@@ -563,10 +579,10 @@
             <w:tcW w:type="pct" w:w="22%"/>
             <w:shd w:fill="1E3A8A" w:val="clear"/>
             <w:tcMar>
-              <w:top w:type="dxa" w:w="100"/>
-              <w:left w:type="dxa" w:w="140"/>
-              <w:bottom w:type="dxa" w:w="100"/>
-              <w:right w:type="dxa" w:w="140"/>
+              <w:top w:type="dxa" w:w="90"/>
+              <w:left w:type="dxa" w:w="130"/>
+              <w:bottom w:type="dxa" w:w="90"/>
+              <w:right w:type="dxa" w:w="130"/>
             </w:tcMar>
           </w:tcPr>
           <w:p>
@@ -588,10 +604,10 @@
             <w:tcW w:type="pct" w:w="32%"/>
             <w:shd w:fill="1E3A8A" w:val="clear"/>
             <w:tcMar>
-              <w:top w:type="dxa" w:w="100"/>
-              <w:left w:type="dxa" w:w="140"/>
-              <w:bottom w:type="dxa" w:w="100"/>
-              <w:right w:type="dxa" w:w="140"/>
+              <w:top w:type="dxa" w:w="90"/>
+              <w:left w:type="dxa" w:w="130"/>
+              <w:bottom w:type="dxa" w:w="90"/>
+              <w:right w:type="dxa" w:w="130"/>
             </w:tcMar>
           </w:tcPr>
           <w:p>
@@ -615,10 +631,10 @@
             <w:tcW w:type="pct" w:w="22%"/>
             <w:shd w:fill="F8FAFC" w:val="clear"/>
             <w:tcMar>
-              <w:top w:type="dxa" w:w="100"/>
-              <w:left w:type="dxa" w:w="140"/>
-              <w:bottom w:type="dxa" w:w="100"/>
-              <w:right w:type="dxa" w:w="140"/>
+              <w:top w:type="dxa" w:w="90"/>
+              <w:left w:type="dxa" w:w="130"/>
+              <w:bottom w:type="dxa" w:w="90"/>
+              <w:right w:type="dxa" w:w="130"/>
             </w:tcMar>
           </w:tcPr>
           <w:p>
@@ -640,10 +656,10 @@
             <w:tcW w:type="pct" w:w="24%"/>
             <w:shd w:fill="F8FAFC" w:val="clear"/>
             <w:tcMar>
-              <w:top w:type="dxa" w:w="100"/>
-              <w:left w:type="dxa" w:w="140"/>
-              <w:bottom w:type="dxa" w:w="100"/>
-              <w:right w:type="dxa" w:w="140"/>
+              <w:top w:type="dxa" w:w="90"/>
+              <w:left w:type="dxa" w:w="130"/>
+              <w:bottom w:type="dxa" w:w="90"/>
+              <w:right w:type="dxa" w:w="130"/>
             </w:tcMar>
           </w:tcPr>
           <w:p>
@@ -665,10 +681,10 @@
             <w:tcW w:type="pct" w:w="22%"/>
             <w:shd w:fill="F8FAFC" w:val="clear"/>
             <w:tcMar>
-              <w:top w:type="dxa" w:w="100"/>
-              <w:left w:type="dxa" w:w="140"/>
-              <w:bottom w:type="dxa" w:w="100"/>
-              <w:right w:type="dxa" w:w="140"/>
+              <w:top w:type="dxa" w:w="90"/>
+              <w:left w:type="dxa" w:w="130"/>
+              <w:bottom w:type="dxa" w:w="90"/>
+              <w:right w:type="dxa" w:w="130"/>
             </w:tcMar>
           </w:tcPr>
           <w:p>
@@ -690,10 +706,10 @@
             <w:tcW w:type="pct" w:w="32%"/>
             <w:shd w:fill="F8FAFC" w:val="clear"/>
             <w:tcMar>
-              <w:top w:type="dxa" w:w="100"/>
-              <w:left w:type="dxa" w:w="140"/>
-              <w:bottom w:type="dxa" w:w="100"/>
-              <w:right w:type="dxa" w:w="140"/>
+              <w:top w:type="dxa" w:w="90"/>
+              <w:left w:type="dxa" w:w="130"/>
+              <w:bottom w:type="dxa" w:w="90"/>
+              <w:right w:type="dxa" w:w="130"/>
             </w:tcMar>
           </w:tcPr>
           <w:p>
@@ -717,10 +733,10 @@
             <w:tcW w:type="pct" w:w="22%"/>
             <w:shd w:fill="F8FAFC" w:val="clear"/>
             <w:tcMar>
-              <w:top w:type="dxa" w:w="100"/>
-              <w:left w:type="dxa" w:w="140"/>
-              <w:bottom w:type="dxa" w:w="100"/>
-              <w:right w:type="dxa" w:w="140"/>
+              <w:top w:type="dxa" w:w="90"/>
+              <w:left w:type="dxa" w:w="130"/>
+              <w:bottom w:type="dxa" w:w="90"/>
+              <w:right w:type="dxa" w:w="130"/>
             </w:tcMar>
           </w:tcPr>
           <w:p>
@@ -742,10 +758,10 @@
             <w:tcW w:type="pct" w:w="24%"/>
             <w:shd w:fill="F8FAFC" w:val="clear"/>
             <w:tcMar>
-              <w:top w:type="dxa" w:w="100"/>
-              <w:left w:type="dxa" w:w="140"/>
-              <w:bottom w:type="dxa" w:w="100"/>
-              <w:right w:type="dxa" w:w="140"/>
+              <w:top w:type="dxa" w:w="90"/>
+              <w:left w:type="dxa" w:w="130"/>
+              <w:bottom w:type="dxa" w:w="90"/>
+              <w:right w:type="dxa" w:w="130"/>
             </w:tcMar>
           </w:tcPr>
           <w:p>
@@ -767,10 +783,10 @@
             <w:tcW w:type="pct" w:w="22%"/>
             <w:shd w:fill="F8FAFC" w:val="clear"/>
             <w:tcMar>
-              <w:top w:type="dxa" w:w="100"/>
-              <w:left w:type="dxa" w:w="140"/>
-              <w:bottom w:type="dxa" w:w="100"/>
-              <w:right w:type="dxa" w:w="140"/>
+              <w:top w:type="dxa" w:w="90"/>
+              <w:left w:type="dxa" w:w="130"/>
+              <w:bottom w:type="dxa" w:w="90"/>
+              <w:right w:type="dxa" w:w="130"/>
             </w:tcMar>
           </w:tcPr>
           <w:p>
@@ -792,10 +808,10 @@
             <w:tcW w:type="pct" w:w="32%"/>
             <w:shd w:fill="F8FAFC" w:val="clear"/>
             <w:tcMar>
-              <w:top w:type="dxa" w:w="100"/>
-              <w:left w:type="dxa" w:w="140"/>
-              <w:bottom w:type="dxa" w:w="100"/>
-              <w:right w:type="dxa" w:w="140"/>
+              <w:top w:type="dxa" w:w="90"/>
+              <w:left w:type="dxa" w:w="130"/>
+              <w:bottom w:type="dxa" w:w="90"/>
+              <w:right w:type="dxa" w:w="130"/>
             </w:tcMar>
           </w:tcPr>
           <w:p>
@@ -819,10 +835,10 @@
             <w:tcW w:type="pct" w:w="22%"/>
             <w:shd w:fill="F8FAFC" w:val="clear"/>
             <w:tcMar>
-              <w:top w:type="dxa" w:w="100"/>
-              <w:left w:type="dxa" w:w="140"/>
-              <w:bottom w:type="dxa" w:w="100"/>
-              <w:right w:type="dxa" w:w="140"/>
+              <w:top w:type="dxa" w:w="90"/>
+              <w:left w:type="dxa" w:w="130"/>
+              <w:bottom w:type="dxa" w:w="90"/>
+              <w:right w:type="dxa" w:w="130"/>
             </w:tcMar>
           </w:tcPr>
           <w:p>
@@ -844,10 +860,10 @@
             <w:tcW w:type="pct" w:w="24%"/>
             <w:shd w:fill="F8FAFC" w:val="clear"/>
             <w:tcMar>
-              <w:top w:type="dxa" w:w="100"/>
-              <w:left w:type="dxa" w:w="140"/>
-              <w:bottom w:type="dxa" w:w="100"/>
-              <w:right w:type="dxa" w:w="140"/>
+              <w:top w:type="dxa" w:w="90"/>
+              <w:left w:type="dxa" w:w="130"/>
+              <w:bottom w:type="dxa" w:w="90"/>
+              <w:right w:type="dxa" w:w="130"/>
             </w:tcMar>
           </w:tcPr>
           <w:p>
@@ -869,10 +885,10 @@
             <w:tcW w:type="pct" w:w="22%"/>
             <w:shd w:fill="F8FAFC" w:val="clear"/>
             <w:tcMar>
-              <w:top w:type="dxa" w:w="100"/>
-              <w:left w:type="dxa" w:w="140"/>
-              <w:bottom w:type="dxa" w:w="100"/>
-              <w:right w:type="dxa" w:w="140"/>
+              <w:top w:type="dxa" w:w="90"/>
+              <w:left w:type="dxa" w:w="130"/>
+              <w:bottom w:type="dxa" w:w="90"/>
+              <w:right w:type="dxa" w:w="130"/>
             </w:tcMar>
           </w:tcPr>
           <w:p>
@@ -894,10 +910,10 @@
             <w:tcW w:type="pct" w:w="32%"/>
             <w:shd w:fill="F8FAFC" w:val="clear"/>
             <w:tcMar>
-              <w:top w:type="dxa" w:w="100"/>
-              <w:left w:type="dxa" w:w="140"/>
-              <w:bottom w:type="dxa" w:w="100"/>
-              <w:right w:type="dxa" w:w="140"/>
+              <w:top w:type="dxa" w:w="90"/>
+              <w:left w:type="dxa" w:w="130"/>
+              <w:bottom w:type="dxa" w:w="90"/>
+              <w:right w:type="dxa" w:w="130"/>
             </w:tcMar>
           </w:tcPr>
           <w:p>
@@ -921,10 +937,10 @@
             <w:tcW w:type="pct" w:w="22%"/>
             <w:shd w:fill="F8FAFC" w:val="clear"/>
             <w:tcMar>
-              <w:top w:type="dxa" w:w="100"/>
-              <w:left w:type="dxa" w:w="140"/>
-              <w:bottom w:type="dxa" w:w="100"/>
-              <w:right w:type="dxa" w:w="140"/>
+              <w:top w:type="dxa" w:w="90"/>
+              <w:left w:type="dxa" w:w="130"/>
+              <w:bottom w:type="dxa" w:w="90"/>
+              <w:right w:type="dxa" w:w="130"/>
             </w:tcMar>
           </w:tcPr>
           <w:p>
@@ -946,10 +962,10 @@
             <w:tcW w:type="pct" w:w="24%"/>
             <w:shd w:fill="F8FAFC" w:val="clear"/>
             <w:tcMar>
-              <w:top w:type="dxa" w:w="100"/>
-              <w:left w:type="dxa" w:w="140"/>
-              <w:bottom w:type="dxa" w:w="100"/>
-              <w:right w:type="dxa" w:w="140"/>
+              <w:top w:type="dxa" w:w="90"/>
+              <w:left w:type="dxa" w:w="130"/>
+              <w:bottom w:type="dxa" w:w="90"/>
+              <w:right w:type="dxa" w:w="130"/>
             </w:tcMar>
           </w:tcPr>
           <w:p>
@@ -971,10 +987,10 @@
             <w:tcW w:type="pct" w:w="22%"/>
             <w:shd w:fill="F8FAFC" w:val="clear"/>
             <w:tcMar>
-              <w:top w:type="dxa" w:w="100"/>
-              <w:left w:type="dxa" w:w="140"/>
-              <w:bottom w:type="dxa" w:w="100"/>
-              <w:right w:type="dxa" w:w="140"/>
+              <w:top w:type="dxa" w:w="90"/>
+              <w:left w:type="dxa" w:w="130"/>
+              <w:bottom w:type="dxa" w:w="90"/>
+              <w:right w:type="dxa" w:w="130"/>
             </w:tcMar>
           </w:tcPr>
           <w:p>
@@ -996,10 +1012,10 @@
             <w:tcW w:type="pct" w:w="32%"/>
             <w:shd w:fill="F8FAFC" w:val="clear"/>
             <w:tcMar>
-              <w:top w:type="dxa" w:w="100"/>
-              <w:left w:type="dxa" w:w="140"/>
-              <w:bottom w:type="dxa" w:w="100"/>
-              <w:right w:type="dxa" w:w="140"/>
+              <w:top w:type="dxa" w:w="90"/>
+              <w:left w:type="dxa" w:w="130"/>
+              <w:bottom w:type="dxa" w:w="90"/>
+              <w:right w:type="dxa" w:w="130"/>
             </w:tcMar>
           </w:tcPr>
           <w:p>
@@ -1023,10 +1039,10 @@
             <w:tcW w:type="pct" w:w="22%"/>
             <w:shd w:fill="F8FAFC" w:val="clear"/>
             <w:tcMar>
-              <w:top w:type="dxa" w:w="100"/>
-              <w:left w:type="dxa" w:w="140"/>
-              <w:bottom w:type="dxa" w:w="100"/>
-              <w:right w:type="dxa" w:w="140"/>
+              <w:top w:type="dxa" w:w="90"/>
+              <w:left w:type="dxa" w:w="130"/>
+              <w:bottom w:type="dxa" w:w="90"/>
+              <w:right w:type="dxa" w:w="130"/>
             </w:tcMar>
           </w:tcPr>
           <w:p>
@@ -1048,10 +1064,10 @@
             <w:tcW w:type="pct" w:w="24%"/>
             <w:shd w:fill="F8FAFC" w:val="clear"/>
             <w:tcMar>
-              <w:top w:type="dxa" w:w="100"/>
-              <w:left w:type="dxa" w:w="140"/>
-              <w:bottom w:type="dxa" w:w="100"/>
-              <w:right w:type="dxa" w:w="140"/>
+              <w:top w:type="dxa" w:w="90"/>
+              <w:left w:type="dxa" w:w="130"/>
+              <w:bottom w:type="dxa" w:w="90"/>
+              <w:right w:type="dxa" w:w="130"/>
             </w:tcMar>
           </w:tcPr>
           <w:p>
@@ -1073,10 +1089,10 @@
             <w:tcW w:type="pct" w:w="22%"/>
             <w:shd w:fill="F8FAFC" w:val="clear"/>
             <w:tcMar>
-              <w:top w:type="dxa" w:w="100"/>
-              <w:left w:type="dxa" w:w="140"/>
-              <w:bottom w:type="dxa" w:w="100"/>
-              <w:right w:type="dxa" w:w="140"/>
+              <w:top w:type="dxa" w:w="90"/>
+              <w:left w:type="dxa" w:w="130"/>
+              <w:bottom w:type="dxa" w:w="90"/>
+              <w:right w:type="dxa" w:w="130"/>
             </w:tcMar>
           </w:tcPr>
           <w:p>
@@ -1098,10 +1114,10 @@
             <w:tcW w:type="pct" w:w="32%"/>
             <w:shd w:fill="F8FAFC" w:val="clear"/>
             <w:tcMar>
-              <w:top w:type="dxa" w:w="100"/>
-              <w:left w:type="dxa" w:w="140"/>
-              <w:bottom w:type="dxa" w:w="100"/>
-              <w:right w:type="dxa" w:w="140"/>
+              <w:top w:type="dxa" w:w="90"/>
+              <w:left w:type="dxa" w:w="130"/>
+              <w:bottom w:type="dxa" w:w="90"/>
+              <w:right w:type="dxa" w:w="130"/>
             </w:tcMar>
           </w:tcPr>
           <w:p>
@@ -1123,7 +1139,7 @@
     <w:p>
       <w:pPr>
         <w:pStyle w:val="Heading1"/>
-        <w:spacing w:after="100" w:before="240"/>
+        <w:spacing w:after="80" w:before="200"/>
       </w:pPr>
       <w:r>
         <w:rPr>
@@ -1133,12 +1149,12 @@
           <w:sz w:val="24"/>
           <w:szCs w:val="24"/>
         </w:rPr>
-        <w:t xml:space="preserve">4. Task Context, User Analysis &amp; Hierarchical Task Analysis</w:t>
+        <w:t xml:space="preserve">4. User Analysis, Personas &amp; User Journey Mapping</w:t>
       </w:r>
     </w:p>
     <w:p>
       <w:pPr>
-        <w:spacing w:after="80" w:before="80"/>
+        <w:spacing w:after="70" w:before="70"/>
       </w:pPr>
       <w:r>
         <w:rPr>
@@ -1148,7 +1164,7 @@
           <w:sz w:val="21"/>
           <w:szCs w:val="21"/>
         </w:rPr>
-        <w:t xml:space="preserve">4.1 Stakeholder Profiles
+        <w:t xml:space="preserve">4.1 User Personas
 </w:t>
       </w:r>
       <w:r>
@@ -1158,14 +1174,14 @@
           <w:sz w:val="20"/>
           <w:szCs w:val="20"/>
         </w:rPr>
-        <w:t xml:space="preserve">• Primary Presenter: </w:t>
+        <w:t xml:space="preserve">• Persona 1: Prof. Samuel (University Lecturer, 52): </w:t>
       </w:r>
       <w:r>
         <w:rPr>
           <w:sz w:val="20"/>
           <w:szCs w:val="20"/>
         </w:rPr>
-        <w:t xml:space="preserve">Needs effortless slide turning with 100% trigger reliability and zero accidental clicks while speaking.
+        <w:t xml:space="preserve">Teaches 200+ students in large lecture halls. Constantly paces the stage. Hates being stuck behind the podium laptop. Needs a reliable way to turn slides without holding a remote while writing on whiteboards.
 </w:t>
       </w:r>
       <w:r>
@@ -1175,14 +1191,14 @@
           <w:sz w:val="20"/>
           <w:szCs w:val="20"/>
         </w:rPr>
-        <w:t xml:space="preserve">• Audience: </w:t>
+        <w:t xml:space="preserve">• Persona 2: Sarah Lin (Lead Software Architect, 34): </w:t>
       </w:r>
       <w:r>
         <w:rPr>
           <w:sz w:val="20"/>
           <w:szCs w:val="20"/>
         </w:rPr>
-        <w:t xml:space="preserve">Needs uninterrupted presentation flow without distracting technical pauses, misclicks, or speaker fumbling.
+        <w:t xml:space="preserve">Presents technical system designs at developer summits. Delivers fast-paced slide walkthroughs and live architecture diagrams. Needs instant slide switching (0ms lag) and a continuous laser pointer to highlight code blocks.
 </w:t>
       </w:r>
       <w:r>
@@ -1192,14 +1208,14 @@
           <w:sz w:val="20"/>
           <w:szCs w:val="20"/>
         </w:rPr>
-        <w:t xml:space="preserve">• Event Host / Organizer: </w:t>
+        <w:t xml:space="preserve">• Persona 3: Marcus Vance (Corporate Product Director, 41): </w:t>
       </w:r>
       <w:r>
         <w:rPr>
           <w:sz w:val="20"/>
           <w:szCs w:val="20"/>
         </w:rPr>
-        <w:t xml:space="preserve">Needs zero software installation delays on guest speaker laptops.
+        <w:t xml:space="preserve">Pitches high-stakes product proposals to executive boards. Talks expressively with his hands. Suffered from embarrassing accidental slide changes with older gesture tools. Requires 100% false-positive immunity.
 </w:t>
       </w:r>
       <w:r>
@@ -1210,106 +1226,417 @@
           <w:sz w:val="21"/>
           <w:szCs w:val="21"/>
         </w:rPr>
-        <w:t xml:space="preserve">4.2 Hierarchical Task Analysis (HTA)
+        <w:t xml:space="preserve">4.2 User Journey Mapping
 </w:t>
       </w:r>
-      <w:r>
-        <w:rPr>
-          <w:sz w:val="20"/>
-          <w:szCs w:val="20"/>
-        </w:rPr>
-        <w:t xml:space="preserve">The presentation delivery workflow is formally decomposed into hierarchical tasks and operational plans:
-</w:t>
-      </w:r>
-      <w:r>
-        <w:rPr>
-          <w:b/>
-          <w:bCs/>
-          <w:sz w:val="20"/>
-          <w:szCs w:val="20"/>
-        </w:rPr>
-        <w:t xml:space="preserve">• Task 0: Deliver Presentation: </w:t>
-      </w:r>
-      <w:r>
-        <w:rPr>
-          <w:sz w:val="20"/>
-          <w:szCs w:val="20"/>
-        </w:rPr>
-        <w:t xml:space="preserve">Plan 0: Execute 1 (Setup), then repeatedly execute 2 (Slide Navigation) and optionally 3 (Laser Pointer) until conclusion. If an error occurs, execute 4 (Recovery).
-</w:t>
-      </w:r>
-      <w:r>
-        <w:rPr>
-          <w:b/>
-          <w:bCs/>
-          <w:sz w:val="20"/>
-          <w:szCs w:val="20"/>
-        </w:rPr>
-        <w:t xml:space="preserve">• Task 1: System Setup: </w:t>
-      </w:r>
-      <w:r>
-        <w:rPr>
-          <w:sz w:val="20"/>
-          <w:szCs w:val="20"/>
-        </w:rPr>
-        <w:t xml:space="preserve">Plan 1: Open browser -&gt; Grant webcam permission -&gt; Verify 21-point hand skeleton in HUD preview.
-</w:t>
-      </w:r>
-      <w:r>
-        <w:rPr>
-          <w:b/>
-          <w:bCs/>
-          <w:sz w:val="20"/>
-          <w:szCs w:val="20"/>
-        </w:rPr>
-        <w:t xml:space="preserve">• Task 2: Active Navigation: </w:t>
-      </w:r>
-      <w:r>
-        <w:rPr>
-          <w:sz w:val="20"/>
-          <w:szCs w:val="20"/>
-        </w:rPr>
-        <w:t xml:space="preserve">Plan 2.1: Flash Peace Sign (2 fingers) to advance. Plan 2.2: Flash Point Up (1 finger) to go back. Plan 2.3: Lower hand immediately during 2.0s cooldown.
-</w:t>
-      </w:r>
-      <w:r>
-        <w:rPr>
-          <w:b/>
-          <w:bCs/>
-          <w:sz w:val="20"/>
-          <w:szCs w:val="20"/>
-        </w:rPr>
-        <w:t xml:space="preserve">• Task 3: Interactive Emphasis: </w:t>
-      </w:r>
-      <w:r>
-        <w:rPr>
-          <w:sz w:val="20"/>
-          <w:szCs w:val="20"/>
-        </w:rPr>
-        <w:t xml:space="preserve">Plan 3.1: Hold Open Palm (5 fingers) to activate real-time laser spotlight. Plan 3.2: Drop hand to deactivate laser.
-</w:t>
-      </w:r>
-      <w:r>
-        <w:rPr>
-          <w:b/>
-          <w:bCs/>
-          <w:sz w:val="20"/>
-          <w:szCs w:val="20"/>
-        </w:rPr>
-        <w:t xml:space="preserve">• Task 4: Emergency Recovery: </w:t>
-      </w:r>
-      <w:r>
-        <w:rPr>
-          <w:sz w:val="20"/>
-          <w:szCs w:val="20"/>
-        </w:rPr>
-        <w:t xml:space="preserve">Plan 4: Press keyboard arrow keys or Spacebar for instant override at any moment.</w:t>
-      </w:r>
     </w:p>
+    <w:tbl>
+      <w:tblPr>
+        <w:tblW w:type="pct" w:w="100%"/>
+        <w:tblBorders>
+          <w:top w:val="single" w:color="CBD5E1" w:sz="4"/>
+          <w:left w:val="single" w:color="CBD5E1" w:sz="4"/>
+          <w:bottom w:val="single" w:color="CBD5E1" w:sz="4"/>
+          <w:right w:val="single" w:color="CBD5E1" w:sz="4"/>
+          <w:insideH w:val="single" w:color="CBD5E1" w:sz="2"/>
+          <w:insideV w:val="single" w:color="CBD5E1" w:sz="2"/>
+        </w:tblBorders>
+      </w:tblPr>
+      <w:tblGrid>
+        <w:gridCol w:w="100"/>
+        <w:gridCol w:w="100"/>
+        <w:gridCol w:w="100"/>
+      </w:tblGrid>
+      <w:tr>
+        <w:tc>
+          <w:tcPr>
+            <w:tcW w:type="pct" w:w="25%"/>
+            <w:shd w:fill="1E3A8A" w:val="clear"/>
+            <w:tcMar>
+              <w:top w:type="dxa" w:w="90"/>
+              <w:left w:type="dxa" w:w="130"/>
+              <w:bottom w:type="dxa" w:w="90"/>
+              <w:right w:type="dxa" w:w="130"/>
+            </w:tcMar>
+          </w:tcPr>
+          <w:p>
+            <w:r>
+              <w:rPr>
+                <w:rFonts w:ascii="Arial" w:cs="Arial" w:eastAsia="Arial" w:hAnsi="Arial"/>
+                <w:b/>
+                <w:bCs/>
+                <w:color w:val="FFFFFF"/>
+                <w:sz w:val="19"/>
+                <w:szCs w:val="19"/>
+              </w:rPr>
+              <w:t xml:space="preserve">Journey Phase</w:t>
+            </w:r>
+          </w:p>
+        </w:tc>
+        <w:tc>
+          <w:tcPr>
+            <w:tcW w:type="pct" w:w="38%"/>
+            <w:shd w:fill="1E3A8A" w:val="clear"/>
+            <w:tcMar>
+              <w:top w:type="dxa" w:w="90"/>
+              <w:left w:type="dxa" w:w="130"/>
+              <w:bottom w:type="dxa" w:w="90"/>
+              <w:right w:type="dxa" w:w="130"/>
+            </w:tcMar>
+          </w:tcPr>
+          <w:p>
+            <w:r>
+              <w:rPr>
+                <w:rFonts w:ascii="Arial" w:cs="Arial" w:eastAsia="Arial" w:hAnsi="Arial"/>
+                <w:b/>
+                <w:bCs/>
+                <w:color w:val="FFFFFF"/>
+                <w:sz w:val="19"/>
+                <w:szCs w:val="19"/>
+              </w:rPr>
+              <w:t xml:space="preserve">Traditional Hardware Remote Experience</w:t>
+            </w:r>
+          </w:p>
+        </w:tc>
+        <w:tc>
+          <w:tcPr>
+            <w:tcW w:type="pct" w:w="37%"/>
+            <w:shd w:fill="1E3A8A" w:val="clear"/>
+            <w:tcMar>
+              <w:top w:type="dxa" w:w="90"/>
+              <w:left w:type="dxa" w:w="130"/>
+              <w:bottom w:type="dxa" w:w="90"/>
+              <w:right w:type="dxa" w:w="130"/>
+            </w:tcMar>
+          </w:tcPr>
+          <w:p>
+            <w:r>
+              <w:rPr>
+                <w:rFonts w:ascii="Arial" w:cs="Arial" w:eastAsia="Arial" w:hAnsi="Arial"/>
+                <w:b/>
+                <w:bCs/>
+                <w:color w:val="FFFFFF"/>
+                <w:sz w:val="19"/>
+                <w:szCs w:val="19"/>
+              </w:rPr>
+              <w:t xml:space="preserve">AirSlide Touch-Free Experience</w:t>
+            </w:r>
+          </w:p>
+        </w:tc>
+      </w:tr>
+      <w:tr>
+        <w:tc>
+          <w:tcPr>
+            <w:tcW w:type="pct" w:w="25%"/>
+            <w:shd w:fill="F8FAFC" w:val="clear"/>
+            <w:tcMar>
+              <w:top w:type="dxa" w:w="90"/>
+              <w:left w:type="dxa" w:w="130"/>
+              <w:bottom w:type="dxa" w:w="90"/>
+              <w:right w:type="dxa" w:w="130"/>
+            </w:tcMar>
+          </w:tcPr>
+          <w:p>
+            <w:r>
+              <w:rPr>
+                <w:rFonts w:ascii="Arial" w:cs="Arial" w:eastAsia="Arial" w:hAnsi="Arial"/>
+                <w:b/>
+                <w:bCs/>
+                <w:color w:val="1E293B"/>
+                <w:sz w:val="19"/>
+                <w:szCs w:val="19"/>
+              </w:rPr>
+              <w:t xml:space="preserve">1. Setup</w:t>
+            </w:r>
+          </w:p>
+        </w:tc>
+        <w:tc>
+          <w:tcPr>
+            <w:tcW w:type="pct" w:w="38%"/>
+            <w:shd w:fill="F8FAFC" w:val="clear"/>
+            <w:tcMar>
+              <w:top w:type="dxa" w:w="90"/>
+              <w:left w:type="dxa" w:w="130"/>
+              <w:bottom w:type="dxa" w:w="90"/>
+              <w:right w:type="dxa" w:w="130"/>
+            </w:tcMar>
+          </w:tcPr>
+          <w:p>
+            <w:r>
+              <w:rPr>
+                <w:rFonts w:ascii="Arial" w:cs="Arial" w:eastAsia="Arial" w:hAnsi="Arial"/>
+                <w:b w:val="false"/>
+                <w:bCs w:val="false"/>
+                <w:color w:val="1E293B"/>
+                <w:sz w:val="19"/>
+                <w:szCs w:val="19"/>
+              </w:rPr>
+              <w:t xml:space="preserve">Search for USB dongle; check batteries; test pairing.</w:t>
+            </w:r>
+          </w:p>
+        </w:tc>
+        <w:tc>
+          <w:tcPr>
+            <w:tcW w:type="pct" w:w="37%"/>
+            <w:shd w:fill="F8FAFC" w:val="clear"/>
+            <w:tcMar>
+              <w:top w:type="dxa" w:w="90"/>
+              <w:left w:type="dxa" w:w="130"/>
+              <w:bottom w:type="dxa" w:w="90"/>
+              <w:right w:type="dxa" w:w="130"/>
+            </w:tcMar>
+          </w:tcPr>
+          <w:p>
+            <w:r>
+              <w:rPr>
+                <w:rFonts w:ascii="Arial" w:cs="Arial" w:eastAsia="Arial" w:hAnsi="Arial"/>
+                <w:b w:val="false"/>
+                <w:bCs w:val="false"/>
+                <w:color w:val="1E293B"/>
+                <w:sz w:val="19"/>
+                <w:szCs w:val="19"/>
+              </w:rPr>
+              <w:t xml:space="preserve">Open web URL; grant camera permission; ready in 5s.</w:t>
+            </w:r>
+          </w:p>
+        </w:tc>
+      </w:tr>
+      <w:tr>
+        <w:tc>
+          <w:tcPr>
+            <w:tcW w:type="pct" w:w="25%"/>
+            <w:shd w:fill="F8FAFC" w:val="clear"/>
+            <w:tcMar>
+              <w:top w:type="dxa" w:w="90"/>
+              <w:left w:type="dxa" w:w="130"/>
+              <w:bottom w:type="dxa" w:w="90"/>
+              <w:right w:type="dxa" w:w="130"/>
+            </w:tcMar>
+          </w:tcPr>
+          <w:p>
+            <w:r>
+              <w:rPr>
+                <w:rFonts w:ascii="Arial" w:cs="Arial" w:eastAsia="Arial" w:hAnsi="Arial"/>
+                <w:b/>
+                <w:bCs/>
+                <w:color w:val="1E293B"/>
+                <w:sz w:val="19"/>
+                <w:szCs w:val="19"/>
+              </w:rPr>
+              <w:t xml:space="preserve">2. Presentation</w:t>
+            </w:r>
+          </w:p>
+        </w:tc>
+        <w:tc>
+          <w:tcPr>
+            <w:tcW w:type="pct" w:w="38%"/>
+            <w:shd w:fill="F8FAFC" w:val="clear"/>
+            <w:tcMar>
+              <w:top w:type="dxa" w:w="90"/>
+              <w:left w:type="dxa" w:w="130"/>
+              <w:bottom w:type="dxa" w:w="90"/>
+              <w:right w:type="dxa" w:w="130"/>
+            </w:tcMar>
+          </w:tcPr>
+          <w:p>
+            <w:r>
+              <w:rPr>
+                <w:rFonts w:ascii="Arial" w:cs="Arial" w:eastAsia="Arial" w:hAnsi="Arial"/>
+                <w:b w:val="false"/>
+                <w:bCs w:val="false"/>
+                <w:color w:val="1E293B"/>
+                <w:sz w:val="19"/>
+                <w:szCs w:val="19"/>
+              </w:rPr>
+              <w:t xml:space="preserve">Hold remote in hand; fumble for forward button.</w:t>
+            </w:r>
+          </w:p>
+        </w:tc>
+        <w:tc>
+          <w:tcPr>
+            <w:tcW w:type="pct" w:w="37%"/>
+            <w:shd w:fill="F8FAFC" w:val="clear"/>
+            <w:tcMar>
+              <w:top w:type="dxa" w:w="90"/>
+              <w:left w:type="dxa" w:w="130"/>
+              <w:bottom w:type="dxa" w:w="90"/>
+              <w:right w:type="dxa" w:w="130"/>
+            </w:tcMar>
+          </w:tcPr>
+          <w:p>
+            <w:r>
+              <w:rPr>
+                <w:rFonts w:ascii="Arial" w:cs="Arial" w:eastAsia="Arial" w:hAnsi="Arial"/>
+                <w:b w:val="false"/>
+                <w:bCs w:val="false"/>
+                <w:color w:val="1E293B"/>
+                <w:sz w:val="19"/>
+                <w:szCs w:val="19"/>
+              </w:rPr>
+              <w:t xml:space="preserve">Flash Peace Sign briefly; keep hands completely free.</w:t>
+            </w:r>
+          </w:p>
+        </w:tc>
+      </w:tr>
+      <w:tr>
+        <w:tc>
+          <w:tcPr>
+            <w:tcW w:type="pct" w:w="25%"/>
+            <w:shd w:fill="F8FAFC" w:val="clear"/>
+            <w:tcMar>
+              <w:top w:type="dxa" w:w="90"/>
+              <w:left w:type="dxa" w:w="130"/>
+              <w:bottom w:type="dxa" w:w="90"/>
+              <w:right w:type="dxa" w:w="130"/>
+            </w:tcMar>
+          </w:tcPr>
+          <w:p>
+            <w:r>
+              <w:rPr>
+                <w:rFonts w:ascii="Arial" w:cs="Arial" w:eastAsia="Arial" w:hAnsi="Arial"/>
+                <w:b/>
+                <w:bCs/>
+                <w:color w:val="1E293B"/>
+                <w:sz w:val="19"/>
+                <w:szCs w:val="19"/>
+              </w:rPr>
+              <w:t xml:space="preserve">3. Emphasis</w:t>
+            </w:r>
+          </w:p>
+        </w:tc>
+        <w:tc>
+          <w:tcPr>
+            <w:tcW w:type="pct" w:w="38%"/>
+            <w:shd w:fill="F8FAFC" w:val="clear"/>
+            <w:tcMar>
+              <w:top w:type="dxa" w:w="90"/>
+              <w:left w:type="dxa" w:w="130"/>
+              <w:bottom w:type="dxa" w:w="90"/>
+              <w:right w:type="dxa" w:w="130"/>
+            </w:tcMar>
+          </w:tcPr>
+          <w:p>
+            <w:r>
+              <w:rPr>
+                <w:rFonts w:ascii="Arial" w:cs="Arial" w:eastAsia="Arial" w:hAnsi="Arial"/>
+                <w:b w:val="false"/>
+                <w:bCs w:val="false"/>
+                <w:color w:val="1E293B"/>
+                <w:sz w:val="19"/>
+                <w:szCs w:val="19"/>
+              </w:rPr>
+              <w:t xml:space="preserve">Struggle with dim hardware laser dot on screens.</w:t>
+            </w:r>
+          </w:p>
+        </w:tc>
+        <w:tc>
+          <w:tcPr>
+            <w:tcW w:type="pct" w:w="37%"/>
+            <w:shd w:fill="F8FAFC" w:val="clear"/>
+            <w:tcMar>
+              <w:top w:type="dxa" w:w="90"/>
+              <w:left w:type="dxa" w:w="130"/>
+              <w:bottom w:type="dxa" w:w="90"/>
+              <w:right w:type="dxa" w:w="130"/>
+            </w:tcMar>
+          </w:tcPr>
+          <w:p>
+            <w:r>
+              <w:rPr>
+                <w:rFonts w:ascii="Arial" w:cs="Arial" w:eastAsia="Arial" w:hAnsi="Arial"/>
+                <w:b w:val="false"/>
+                <w:bCs w:val="false"/>
+                <w:color w:val="1E293B"/>
+                <w:sz w:val="19"/>
+                <w:szCs w:val="19"/>
+              </w:rPr>
+              <w:t xml:space="preserve">Hold Open Palm; crisp virtual laser spotlight appears.</w:t>
+            </w:r>
+          </w:p>
+        </w:tc>
+      </w:tr>
+      <w:tr>
+        <w:tc>
+          <w:tcPr>
+            <w:tcW w:type="pct" w:w="25%"/>
+            <w:shd w:fill="F8FAFC" w:val="clear"/>
+            <w:tcMar>
+              <w:top w:type="dxa" w:w="90"/>
+              <w:left w:type="dxa" w:w="130"/>
+              <w:bottom w:type="dxa" w:w="90"/>
+              <w:right w:type="dxa" w:w="130"/>
+            </w:tcMar>
+          </w:tcPr>
+          <w:p>
+            <w:r>
+              <w:rPr>
+                <w:rFonts w:ascii="Arial" w:cs="Arial" w:eastAsia="Arial" w:hAnsi="Arial"/>
+                <w:b/>
+                <w:bCs/>
+                <w:color w:val="1E293B"/>
+                <w:sz w:val="19"/>
+                <w:szCs w:val="19"/>
+              </w:rPr>
+              <w:t xml:space="preserve">4. Q&amp;A Session</w:t>
+            </w:r>
+          </w:p>
+        </w:tc>
+        <w:tc>
+          <w:tcPr>
+            <w:tcW w:type="pct" w:w="38%"/>
+            <w:shd w:fill="F8FAFC" w:val="clear"/>
+            <w:tcMar>
+              <w:top w:type="dxa" w:w="90"/>
+              <w:left w:type="dxa" w:w="130"/>
+              <w:bottom w:type="dxa" w:w="90"/>
+              <w:right w:type="dxa" w:w="130"/>
+            </w:tcMar>
+          </w:tcPr>
+          <w:p>
+            <w:r>
+              <w:rPr>
+                <w:rFonts w:ascii="Arial" w:cs="Arial" w:eastAsia="Arial" w:hAnsi="Arial"/>
+                <w:b w:val="false"/>
+                <w:bCs w:val="false"/>
+                <w:color w:val="1E293B"/>
+                <w:sz w:val="19"/>
+                <w:szCs w:val="19"/>
+              </w:rPr>
+              <w:t xml:space="preserve">Click back repeatedly; remote gets placed down and lost.</w:t>
+            </w:r>
+          </w:p>
+        </w:tc>
+        <w:tc>
+          <w:tcPr>
+            <w:tcW w:type="pct" w:w="37%"/>
+            <w:shd w:fill="F8FAFC" w:val="clear"/>
+            <w:tcMar>
+              <w:top w:type="dxa" w:w="90"/>
+              <w:left w:type="dxa" w:w="130"/>
+              <w:bottom w:type="dxa" w:w="90"/>
+              <w:right w:type="dxa" w:w="130"/>
+            </w:tcMar>
+          </w:tcPr>
+          <w:p>
+            <w:r>
+              <w:rPr>
+                <w:rFonts w:ascii="Arial" w:cs="Arial" w:eastAsia="Arial" w:hAnsi="Arial"/>
+                <w:b w:val="false"/>
+                <w:bCs w:val="false"/>
+                <w:color w:val="1E293B"/>
+                <w:sz w:val="19"/>
+                <w:szCs w:val="19"/>
+              </w:rPr>
+              <w:t xml:space="preserve">Show Point Up gesture to step back instantly.</w:t>
+            </w:r>
+          </w:p>
+        </w:tc>
+      </w:tr>
+    </w:tbl>
     <w:p>
       <w:pPr>
         <w:pStyle w:val="Heading1"/>
-        <w:spacing w:after="100" w:before="240"/>
+        <w:spacing w:after="80" w:before="200"/>
       </w:pPr>
       <w:r>
         <w:rPr>
@@ -1319,12 +1646,117 @@
           <w:sz w:val="24"/>
           <w:szCs w:val="24"/>
         </w:rPr>
-        <w:t xml:space="preserve">5. Theoretical HCI Foundations &amp; Mathematical Derivations</w:t>
+        <w:t xml:space="preserve">5. Hierarchical Task Analysis (HTA) &amp; Error Recovery</w:t>
       </w:r>
     </w:p>
     <w:p>
       <w:pPr>
-        <w:spacing w:after="80" w:before="80"/>
+        <w:spacing w:after="70" w:before="70"/>
+      </w:pPr>
+      <w:r>
+        <w:rPr>
+          <w:b/>
+          <w:bCs/>
+          <w:sz w:val="20"/>
+          <w:szCs w:val="20"/>
+        </w:rPr>
+        <w:t xml:space="preserve">• Task 0: Deliver Presentation: </w:t>
+      </w:r>
+      <w:r>
+        <w:rPr>
+          <w:sz w:val="20"/>
+          <w:szCs w:val="20"/>
+        </w:rPr>
+        <w:t xml:space="preserve">Plan 0: Execute 1 (Setup), then repeatedly execute 2 (Slide Navigation) and optionally 3 (Laser Pointer) until conclusion. If an error occurs, execute 4 (Recovery).
+</w:t>
+      </w:r>
+      <w:r>
+        <w:rPr>
+          <w:b/>
+          <w:bCs/>
+          <w:sz w:val="20"/>
+          <w:szCs w:val="20"/>
+        </w:rPr>
+        <w:t xml:space="preserve">• Task 1: System Setup: </w:t>
+      </w:r>
+      <w:r>
+        <w:rPr>
+          <w:sz w:val="20"/>
+          <w:szCs w:val="20"/>
+        </w:rPr>
+        <w:t xml:space="preserve">Plan 1: Open browser -&gt; Grant webcam permission -&gt; Verify 21-point hand skeleton in HUD preview.
+</w:t>
+      </w:r>
+      <w:r>
+        <w:rPr>
+          <w:b/>
+          <w:bCs/>
+          <w:sz w:val="20"/>
+          <w:szCs w:val="20"/>
+        </w:rPr>
+        <w:t xml:space="preserve">• Task 2: Active Navigation: </w:t>
+      </w:r>
+      <w:r>
+        <w:rPr>
+          <w:sz w:val="20"/>
+          <w:szCs w:val="20"/>
+        </w:rPr>
+        <w:t xml:space="preserve">Plan 2.1: Flash Peace Sign (2 fingers) to advance. Plan 2.2: Flash Point Up (1 finger) to go back. Plan 2.3: Lower hand immediately during 2.0s cooldown.
+</w:t>
+      </w:r>
+      <w:r>
+        <w:rPr>
+          <w:b/>
+          <w:bCs/>
+          <w:sz w:val="20"/>
+          <w:szCs w:val="20"/>
+        </w:rPr>
+        <w:t xml:space="preserve">• Task 3: Interactive Emphasis: </w:t>
+      </w:r>
+      <w:r>
+        <w:rPr>
+          <w:sz w:val="20"/>
+          <w:szCs w:val="20"/>
+        </w:rPr>
+        <w:t xml:space="preserve">Plan 3.1: Hold Open Palm (5 fingers) to activate real-time laser spotlight. Plan 3.2: Drop hand to deactivate laser.
+</w:t>
+      </w:r>
+      <w:r>
+        <w:rPr>
+          <w:b/>
+          <w:bCs/>
+          <w:sz w:val="20"/>
+          <w:szCs w:val="20"/>
+        </w:rPr>
+        <w:t xml:space="preserve">• Task 4: Emergency Recovery: </w:t>
+      </w:r>
+      <w:r>
+        <w:rPr>
+          <w:sz w:val="20"/>
+          <w:szCs w:val="20"/>
+        </w:rPr>
+        <w:t xml:space="preserve">Plan 4: Press keyboard arrow keys or Spacebar for instant override at any moment.</w:t>
+      </w:r>
+    </w:p>
+    <w:p>
+      <w:pPr>
+        <w:pStyle w:val="Heading1"/>
+        <w:spacing w:after="80" w:before="200"/>
+      </w:pPr>
+      <w:r>
+        <w:rPr>
+          <w:b/>
+          <w:bCs/>
+          <w:color w:val="1E3A8A"/>
+          <w:sz w:val="24"/>
+          <w:szCs w:val="24"/>
+        </w:rPr>
+        <w:t xml:space="preserve">6. Theoretical HCI Foundations &amp; Mathematical Derivations</w:t>
+      </w:r>
+    </w:p>
+    <w:p>
+      <w:pPr>
+        <w:spacing w:after="70" w:before="70"/>
       </w:pPr>
       <w:r>
         <w:rPr>
@@ -1334,15 +1766,7 @@
           <w:sz w:val="21"/>
           <w:szCs w:val="21"/>
         </w:rPr>
-        <w:t xml:space="preserve">5.1 Fitts' Law in Free-Space Mid-Air Interaction
-</w:t>
-      </w:r>
-      <w:r>
-        <w:rPr>
-          <w:sz w:val="20"/>
-          <w:szCs w:val="20"/>
-        </w:rPr>
-        <w:t xml:space="preserve">Fitts' Law (Fitts, 1954) models the movement time (MT) required to rapidly acquire a target area of width W at distance D:
+        <w:t xml:space="preserve">6.1 Fitts' Law in Free-Space Mid-Air Interaction
 </w:t>
       </w:r>
       <w:r>
@@ -1350,20 +1774,19 @@
           <w:b/>
           <w:bCs/>
           <w:color w:val="1E3A8A"/>
-          <w:sz w:val="21"/>
-          <w:szCs w:val="21"/>
-        </w:rPr>
-        <w:t xml:space="preserve">MT = a + b · log₂(2D / W) = a + b · ID
-</w:t>
-      </w:r>
-      <w:r>
-        <w:rPr>
           <w:sz w:val="20"/>
           <w:szCs w:val="20"/>
         </w:rPr>
-        <w:t xml:space="preserve">In traditional mid-air gesture interfaces, forcing a presenter to steer their hand to a small virtual on-screen button is clumsy and tiring because target width W is small while distance D is large, resulting in a high Index of Difficulty (ID &gt; 4.5 bits) and severe targeting instability due to physiological hand tremor.
-• AirSlide Dimension Reduction: For slide switching, AirSlide eliminates 2D spatial coordinate targeting completely. The entire camera view acts as the detection zone. Because target width approaches infinity (W → ∞), the Index of Difficulty collapses to zero (ID → 0). Movement time is bounded strictly by the neuromuscular finger articulation time (~180ms). Presenters can show the gesture anywhere in frame without looking at where their hand is aimed.
-• Laser Pointing Stabilization: In laser pointer mode (Open Palm), where continuous 2D spatial pointing is required, AirSlide applies a velocity-scaled Exponential Moving Average (EMA) filter: S_t = α · Y_t + (1 - α) · S_{t-1}. Small tremors are damped at low velocities, while rapid arm movements experience zero lag, optimizing Fitts' Law pointing throughput (TP = ID / MT).
+        <w:t xml:space="preserve">Fitts' Law: MT = a + b · log₂(2D / W) = a + b · ID
+</w:t>
+      </w:r>
+      <w:r>
+        <w:rPr>
+          <w:sz w:val="20"/>
+          <w:szCs w:val="20"/>
+        </w:rPr>
+        <w:t xml:space="preserve">• AirSlide Dimension Reduction: For slide switching, AirSlide eliminates 2D spatial coordinate targeting completely. The entire camera view acts as the detection zone. Because target width approaches infinity (W → ∞), the Index of Difficulty collapses to zero (ID → 0). Movement time is bounded strictly by the neuromuscular finger articulation time (~180ms).
+• Laser Pointing Stabilization: In laser pointer mode (Open Palm), AirSlide applies a velocity-scaled Exponential Moving Average (EMA) filter: S_t = α · Y_t + (1 - α) · S_{t-1}. Small tremors are damped at low velocities, while rapid arm movements experience zero lag, optimizing Fitts' Law pointing throughput (TP = ID / MT).
 </w:t>
       </w:r>
       <w:r>
@@ -1374,15 +1797,7 @@
           <w:sz w:val="21"/>
           <w:szCs w:val="21"/>
         </w:rPr>
-        <w:t xml:space="preserve">5.2 Hick-Hyman Law &amp; Cognitive Decision Latency
-</w:t>
-      </w:r>
-      <w:r>
-        <w:rPr>
-          <w:sz w:val="20"/>
-          <w:szCs w:val="20"/>
-        </w:rPr>
-        <w:t xml:space="preserve">The Hick-Hyman Law (Hick, 1952; Hyman, 1953) dictates that the cognitive reaction time (RT) required for a user to choose among n possible alternatives increases logarithmically:
+        <w:t xml:space="preserve">6.2 Hick-Hyman Law &amp; Cognitive Decision Latency
 </w:t>
       </w:r>
       <w:r>
@@ -1390,26 +1805,24 @@
           <w:b/>
           <w:bCs/>
           <w:color w:val="1E3A8A"/>
-          <w:sz w:val="21"/>
-          <w:szCs w:val="21"/>
-        </w:rPr>
-        <w:t xml:space="preserve">RT = b · log₂(n + 1)
-</w:t>
-      </w:r>
-      <w:r>
-        <w:rPr>
           <w:sz w:val="20"/>
           <w:szCs w:val="20"/>
         </w:rPr>
-        <w:t xml:space="preserve">During active public speaking, the presenter's working memory is almost fully occupied by verbal speech generation. If a gesture system presents a large vocabulary of 15–20 complex gestures, Hick's Law predicts a dramatic increase in cognitive decision latency (RT &gt; 450ms), causing awkward verbal pauses and high gesture recall error rates.
-• AirSlide 4-Gesture Vocabulary: AirSlide restricts the active gesture set to exactly n = 4 mutually orthogonal postures (Entropy H ≈ 2.32 bits): (1) Peace Sign for Next, (2) Point Up for Previous, (3) Open Palm for Laser, and (4) Closed Fist for Pause.
-• Natural Ordinal Mapping: Because finger counts mirror natural ordinal logic (1 finger = step back/1st, 2 fingers = step forward/2nd, 5 fingers = full spotlight, 0 fingers = close/stop), presenter reaction time RT is measured empirically at under 190ms, enabling subconscious execution without speech hesitation.</w:t>
+        <w:t xml:space="preserve">Hick's Law: RT = b · log₂(n + 1)
+</w:t>
+      </w:r>
+      <w:r>
+        <w:rPr>
+          <w:sz w:val="20"/>
+          <w:szCs w:val="20"/>
+        </w:rPr>
+        <w:t xml:space="preserve">AirSlide restricts the active gesture set to exactly n = 4 mutually orthogonal postures (Entropy H ≈ 2.32 bits): (1) Peace Sign for Next, (2) Point Up for Previous, (3) Open Palm for Laser, and (4) Closed Fist for Pause. Because finger counts mirror natural ordinal logic (1 finger = step back/1st, 2 fingers = step forward/2nd, 5 fingers = full spotlight, 0 fingers = close/stop), presenter reaction time RT is measured empirically at under 190ms, enabling subconscious execution without speech hesitation.</w:t>
       </w:r>
     </w:p>
     <w:p>
       <w:pPr>
         <w:pStyle w:val="Heading1"/>
-        <w:spacing w:after="100" w:before="240"/>
+        <w:spacing w:after="80" w:before="200"/>
       </w:pPr>
       <w:r>
         <w:rPr>
@@ -1419,55 +1832,68 @@
           <w:sz w:val="24"/>
           <w:szCs w:val="24"/>
         </w:rPr>
-        <w:t xml:space="preserve">6. Motor Ergonomics &amp; Physical Human Factors</w:t>
+        <w:t xml:space="preserve">7. Motor Ergonomics &amp; Norman's Action Cycle</w:t>
       </w:r>
     </w:p>
     <w:p>
       <w:pPr>
-        <w:spacing w:after="80" w:before="80"/>
+        <w:spacing w:after="70" w:before="70"/>
       </w:pPr>
       <w:r>
         <w:rPr>
           <w:b/>
           <w:bCs/>
-          <w:color w:val="2563EB"/>
-          <w:sz w:val="21"/>
-          <w:szCs w:val="21"/>
-        </w:rPr>
-        <w:t xml:space="preserve">6.1 Solving 'Gorilla Arm' Fatigue Syndrome
-</w:t>
-      </w:r>
-      <w:r>
-        <w:rPr>
           <w:sz w:val="20"/>
           <w:szCs w:val="20"/>
         </w:rPr>
-        <w:t xml:space="preserve">A well-documented failure mode of free-space Natural User Interfaces (NUI) is 'Gorilla Arm' syndrome—acute muscular fatigue in the anterior deltoid and upper trapezius caused by holding the arm extended in mid-air for prolonged periods. AirSlide eliminates this through a micro-gestural interaction model: presenters only raise their hand for a brief half-second flash (&lt;350ms) to trigger a slide turn, then immediately drop their arm back down to a relaxed resting position.
+        <w:t xml:space="preserve">• Gorilla Arm Fatigue Elimination: </w:t>
+      </w:r>
+      <w:r>
+        <w:rPr>
+          <w:sz w:val="20"/>
+          <w:szCs w:val="20"/>
+        </w:rPr>
+        <w:t xml:space="preserve">Presenters only raise their hand for a brief half-second flash (&lt;350ms) to trigger a slide turn, then immediately drop their arm back down to rest.
 </w:t>
       </w:r>
       <w:r>
         <w:rPr>
           <w:b/>
           <w:bCs/>
-          <w:color w:val="2563EB"/>
-          <w:sz w:val="21"/>
-          <w:szCs w:val="21"/>
-        </w:rPr>
-        <w:t xml:space="preserve">6.2 Solving the 'Midas Touch' Problem
-</w:t>
-      </w:r>
-      <w:r>
-        <w:rPr>
           <w:sz w:val="20"/>
           <w:szCs w:val="20"/>
         </w:rPr>
-        <w:t xml:space="preserve">When a presenter lowers their arm back to rest, the downward motion and changing finger positions could easily be misclassified as secondary gesture commands. AirSlide implements a 2.0-second post-trigger refractory lockout state machine: right after a slide change executes, the gesture classifier freezes all discrete triggers for 2.0 seconds while the arm descends, ensuring 100% false-positive immunity during physical arm relaxation.</w:t>
+        <w:t xml:space="preserve">• Midas Touch Solution: </w:t>
+      </w:r>
+      <w:r>
+        <w:rPr>
+          <w:sz w:val="20"/>
+          <w:szCs w:val="20"/>
+        </w:rPr>
+        <w:t xml:space="preserve">AirSlide enforces a 2.0-second post-trigger refractory lockout state machine: right after a slide change executes, the classifier ignores all movements while the arm returns to rest.
+</w:t>
+      </w:r>
+      <w:r>
+        <w:rPr>
+          <w:b/>
+          <w:bCs/>
+          <w:sz w:val="20"/>
+          <w:szCs w:val="20"/>
+        </w:rPr>
+        <w:t xml:space="preserve">• Norman's Action Cycle: </w:t>
+      </w:r>
+      <w:r>
+        <w:rPr>
+          <w:sz w:val="20"/>
+          <w:szCs w:val="20"/>
+        </w:rPr>
+        <w:t xml:space="preserve">Gulf of Execution is bridged by intuitive finger counting; Gulf of Evaluation is bridged by real-time skeletal feedback, instant 0ms slide animations, and a radial cooldown ring.</w:t>
       </w:r>
     </w:p>
     <w:p>
       <w:pPr>
         <w:pStyle w:val="Heading1"/>
-        <w:spacing w:after="100" w:before="240"/>
+        <w:spacing w:after="80" w:before="200"/>
       </w:pPr>
       <w:r>
         <w:rPr>
@@ -1477,21 +1903,7 @@
           <w:sz w:val="24"/>
           <w:szCs w:val="24"/>
         </w:rPr>
-        <w:t xml:space="preserve">7. Dialogue Model, Finite State Machine &amp; Vision Pipeline</w:t>
-      </w:r>
-    </w:p>
-    <w:p>
-      <w:pPr>
-        <w:spacing w:after="80" w:before="80"/>
-      </w:pPr>
-      <w:r>
-        <w:rPr>
-          <w:b/>
-          <w:bCs/>
-          <w:sz w:val="19"/>
-          <w:szCs w:val="19"/>
-        </w:rPr>
-        <w:t xml:space="preserve">Table 2: Finite State Machine (FSM) Transition Logic</w:t>
+        <w:t xml:space="preserve">8. Dialogue Model, Finite State Machine &amp; Vision Pipeline</w:t>
       </w:r>
     </w:p>
     <w:tbl>
@@ -1518,10 +1930,10 @@
             <w:tcW w:type="pct" w:w="20%"/>
             <w:shd w:fill="1E3A8A" w:val="clear"/>
             <w:tcMar>
-              <w:top w:type="dxa" w:w="100"/>
-              <w:left w:type="dxa" w:w="140"/>
-              <w:bottom w:type="dxa" w:w="100"/>
-              <w:right w:type="dxa" w:w="140"/>
+              <w:top w:type="dxa" w:w="90"/>
+              <w:left w:type="dxa" w:w="130"/>
+              <w:bottom w:type="dxa" w:w="90"/>
+              <w:right w:type="dxa" w:w="130"/>
             </w:tcMar>
           </w:tcPr>
           <w:p>
@@ -1543,10 +1955,10 @@
             <w:tcW w:type="pct" w:w="30%"/>
             <w:shd w:fill="1E3A8A" w:val="clear"/>
             <w:tcMar>
-              <w:top w:type="dxa" w:w="100"/>
-              <w:left w:type="dxa" w:w="140"/>
-              <w:bottom w:type="dxa" w:w="100"/>
-              <w:right w:type="dxa" w:w="140"/>
+              <w:top w:type="dxa" w:w="90"/>
+              <w:left w:type="dxa" w:w="130"/>
+              <w:bottom w:type="dxa" w:w="90"/>
+              <w:right w:type="dxa" w:w="130"/>
             </w:tcMar>
           </w:tcPr>
           <w:p>
@@ -1568,10 +1980,10 @@
             <w:tcW w:type="pct" w:w="28%"/>
             <w:shd w:fill="1E3A8A" w:val="clear"/>
             <w:tcMar>
-              <w:top w:type="dxa" w:w="100"/>
-              <w:left w:type="dxa" w:w="140"/>
-              <w:bottom w:type="dxa" w:w="100"/>
-              <w:right w:type="dxa" w:w="140"/>
+              <w:top w:type="dxa" w:w="90"/>
+              <w:left w:type="dxa" w:w="130"/>
+              <w:bottom w:type="dxa" w:w="90"/>
+              <w:right w:type="dxa" w:w="130"/>
             </w:tcMar>
           </w:tcPr>
           <w:p>
@@ -1593,10 +2005,10 @@
             <w:tcW w:type="pct" w:w="22%"/>
             <w:shd w:fill="1E3A8A" w:val="clear"/>
             <w:tcMar>
-              <w:top w:type="dxa" w:w="100"/>
-              <w:left w:type="dxa" w:w="140"/>
-              <w:bottom w:type="dxa" w:w="100"/>
-              <w:right w:type="dxa" w:w="140"/>
+              <w:top w:type="dxa" w:w="90"/>
+              <w:left w:type="dxa" w:w="130"/>
+              <w:bottom w:type="dxa" w:w="90"/>
+              <w:right w:type="dxa" w:w="130"/>
             </w:tcMar>
           </w:tcPr>
           <w:p>
@@ -1620,10 +2032,10 @@
             <w:tcW w:type="pct" w:w="20%"/>
             <w:shd w:fill="F8FAFC" w:val="clear"/>
             <w:tcMar>
-              <w:top w:type="dxa" w:w="100"/>
-              <w:left w:type="dxa" w:w="140"/>
-              <w:bottom w:type="dxa" w:w="100"/>
-              <w:right w:type="dxa" w:w="140"/>
+              <w:top w:type="dxa" w:w="90"/>
+              <w:left w:type="dxa" w:w="130"/>
+              <w:bottom w:type="dxa" w:w="90"/>
+              <w:right w:type="dxa" w:w="130"/>
             </w:tcMar>
           </w:tcPr>
           <w:p>
@@ -1645,10 +2057,10 @@
             <w:tcW w:type="pct" w:w="30%"/>
             <w:shd w:fill="F8FAFC" w:val="clear"/>
             <w:tcMar>
-              <w:top w:type="dxa" w:w="100"/>
-              <w:left w:type="dxa" w:w="140"/>
-              <w:bottom w:type="dxa" w:w="100"/>
-              <w:right w:type="dxa" w:w="140"/>
+              <w:top w:type="dxa" w:w="90"/>
+              <w:left w:type="dxa" w:w="130"/>
+              <w:bottom w:type="dxa" w:w="90"/>
+              <w:right w:type="dxa" w:w="130"/>
             </w:tcMar>
           </w:tcPr>
           <w:p>
@@ -1670,10 +2082,10 @@
             <w:tcW w:type="pct" w:w="28%"/>
             <w:shd w:fill="F8FAFC" w:val="clear"/>
             <w:tcMar>
-              <w:top w:type="dxa" w:w="100"/>
-              <w:left w:type="dxa" w:w="140"/>
-              <w:bottom w:type="dxa" w:w="100"/>
-              <w:right w:type="dxa" w:w="140"/>
+              <w:top w:type="dxa" w:w="90"/>
+              <w:left w:type="dxa" w:w="130"/>
+              <w:bottom w:type="dxa" w:w="90"/>
+              <w:right w:type="dxa" w:w="130"/>
             </w:tcMar>
           </w:tcPr>
           <w:p>
@@ -1695,10 +2107,10 @@
             <w:tcW w:type="pct" w:w="22%"/>
             <w:shd w:fill="F8FAFC" w:val="clear"/>
             <w:tcMar>
-              <w:top w:type="dxa" w:w="100"/>
-              <w:left w:type="dxa" w:w="140"/>
-              <w:bottom w:type="dxa" w:w="100"/>
-              <w:right w:type="dxa" w:w="140"/>
+              <w:top w:type="dxa" w:w="90"/>
+              <w:left w:type="dxa" w:w="130"/>
+              <w:bottom w:type="dxa" w:w="90"/>
+              <w:right w:type="dxa" w:w="130"/>
             </w:tcMar>
           </w:tcPr>
           <w:p>
@@ -1722,10 +2134,10 @@
             <w:tcW w:type="pct" w:w="20%"/>
             <w:shd w:fill="F8FAFC" w:val="clear"/>
             <w:tcMar>
-              <w:top w:type="dxa" w:w="100"/>
-              <w:left w:type="dxa" w:w="140"/>
-              <w:bottom w:type="dxa" w:w="100"/>
-              <w:right w:type="dxa" w:w="140"/>
+              <w:top w:type="dxa" w:w="90"/>
+              <w:left w:type="dxa" w:w="130"/>
+              <w:bottom w:type="dxa" w:w="90"/>
+              <w:right w:type="dxa" w:w="130"/>
             </w:tcMar>
           </w:tcPr>
           <w:p>
@@ -1747,10 +2159,10 @@
             <w:tcW w:type="pct" w:w="30%"/>
             <w:shd w:fill="F8FAFC" w:val="clear"/>
             <w:tcMar>
-              <w:top w:type="dxa" w:w="100"/>
-              <w:left w:type="dxa" w:w="140"/>
-              <w:bottom w:type="dxa" w:w="100"/>
-              <w:right w:type="dxa" w:w="140"/>
+              <w:top w:type="dxa" w:w="90"/>
+              <w:left w:type="dxa" w:w="130"/>
+              <w:bottom w:type="dxa" w:w="90"/>
+              <w:right w:type="dxa" w:w="130"/>
             </w:tcMar>
           </w:tcPr>
           <w:p>
@@ -1772,10 +2184,10 @@
             <w:tcW w:type="pct" w:w="28%"/>
             <w:shd w:fill="F8FAFC" w:val="clear"/>
             <w:tcMar>
-              <w:top w:type="dxa" w:w="100"/>
-              <w:left w:type="dxa" w:w="140"/>
-              <w:bottom w:type="dxa" w:w="100"/>
-              <w:right w:type="dxa" w:w="140"/>
+              <w:top w:type="dxa" w:w="90"/>
+              <w:left w:type="dxa" w:w="130"/>
+              <w:bottom w:type="dxa" w:w="90"/>
+              <w:right w:type="dxa" w:w="130"/>
             </w:tcMar>
           </w:tcPr>
           <w:p>
@@ -1797,10 +2209,10 @@
             <w:tcW w:type="pct" w:w="22%"/>
             <w:shd w:fill="F8FAFC" w:val="clear"/>
             <w:tcMar>
-              <w:top w:type="dxa" w:w="100"/>
-              <w:left w:type="dxa" w:w="140"/>
-              <w:bottom w:type="dxa" w:w="100"/>
-              <w:right w:type="dxa" w:w="140"/>
+              <w:top w:type="dxa" w:w="90"/>
+              <w:left w:type="dxa" w:w="130"/>
+              <w:bottom w:type="dxa" w:w="90"/>
+              <w:right w:type="dxa" w:w="130"/>
             </w:tcMar>
           </w:tcPr>
           <w:p>
@@ -1824,10 +2236,10 @@
             <w:tcW w:type="pct" w:w="20%"/>
             <w:shd w:fill="F8FAFC" w:val="clear"/>
             <w:tcMar>
-              <w:top w:type="dxa" w:w="100"/>
-              <w:left w:type="dxa" w:w="140"/>
-              <w:bottom w:type="dxa" w:w="100"/>
-              <w:right w:type="dxa" w:w="140"/>
+              <w:top w:type="dxa" w:w="90"/>
+              <w:left w:type="dxa" w:w="130"/>
+              <w:bottom w:type="dxa" w:w="90"/>
+              <w:right w:type="dxa" w:w="130"/>
             </w:tcMar>
           </w:tcPr>
           <w:p>
@@ -1849,10 +2261,10 @@
             <w:tcW w:type="pct" w:w="30%"/>
             <w:shd w:fill="F8FAFC" w:val="clear"/>
             <w:tcMar>
-              <w:top w:type="dxa" w:w="100"/>
-              <w:left w:type="dxa" w:w="140"/>
-              <w:bottom w:type="dxa" w:w="100"/>
-              <w:right w:type="dxa" w:w="140"/>
+              <w:top w:type="dxa" w:w="90"/>
+              <w:left w:type="dxa" w:w="130"/>
+              <w:bottom w:type="dxa" w:w="90"/>
+              <w:right w:type="dxa" w:w="130"/>
             </w:tcMar>
           </w:tcPr>
           <w:p>
@@ -1874,10 +2286,10 @@
             <w:tcW w:type="pct" w:w="28%"/>
             <w:shd w:fill="F8FAFC" w:val="clear"/>
             <w:tcMar>
-              <w:top w:type="dxa" w:w="100"/>
-              <w:left w:type="dxa" w:w="140"/>
-              <w:bottom w:type="dxa" w:w="100"/>
-              <w:right w:type="dxa" w:w="140"/>
+              <w:top w:type="dxa" w:w="90"/>
+              <w:left w:type="dxa" w:w="130"/>
+              <w:bottom w:type="dxa" w:w="90"/>
+              <w:right w:type="dxa" w:w="130"/>
             </w:tcMar>
           </w:tcPr>
           <w:p>
@@ -1899,10 +2311,10 @@
             <w:tcW w:type="pct" w:w="22%"/>
             <w:shd w:fill="F8FAFC" w:val="clear"/>
             <w:tcMar>
-              <w:top w:type="dxa" w:w="100"/>
-              <w:left w:type="dxa" w:w="140"/>
-              <w:bottom w:type="dxa" w:w="100"/>
-              <w:right w:type="dxa" w:w="140"/>
+              <w:top w:type="dxa" w:w="90"/>
+              <w:left w:type="dxa" w:w="130"/>
+              <w:bottom w:type="dxa" w:w="90"/>
+              <w:right w:type="dxa" w:w="130"/>
             </w:tcMar>
           </w:tcPr>
           <w:p>
@@ -1926,10 +2338,10 @@
             <w:tcW w:type="pct" w:w="20%"/>
             <w:shd w:fill="F8FAFC" w:val="clear"/>
             <w:tcMar>
-              <w:top w:type="dxa" w:w="100"/>
-              <w:left w:type="dxa" w:w="140"/>
-              <w:bottom w:type="dxa" w:w="100"/>
-              <w:right w:type="dxa" w:w="140"/>
+              <w:top w:type="dxa" w:w="90"/>
+              <w:left w:type="dxa" w:w="130"/>
+              <w:bottom w:type="dxa" w:w="90"/>
+              <w:right w:type="dxa" w:w="130"/>
             </w:tcMar>
           </w:tcPr>
           <w:p>
@@ -1951,10 +2363,10 @@
             <w:tcW w:type="pct" w:w="30%"/>
             <w:shd w:fill="F8FAFC" w:val="clear"/>
             <w:tcMar>
-              <w:top w:type="dxa" w:w="100"/>
-              <w:left w:type="dxa" w:w="140"/>
-              <w:bottom w:type="dxa" w:w="100"/>
-              <w:right w:type="dxa" w:w="140"/>
+              <w:top w:type="dxa" w:w="90"/>
+              <w:left w:type="dxa" w:w="130"/>
+              <w:bottom w:type="dxa" w:w="90"/>
+              <w:right w:type="dxa" w:w="130"/>
             </w:tcMar>
           </w:tcPr>
           <w:p>
@@ -1976,10 +2388,10 @@
             <w:tcW w:type="pct" w:w="28%"/>
             <w:shd w:fill="F8FAFC" w:val="clear"/>
             <w:tcMar>
-              <w:top w:type="dxa" w:w="100"/>
-              <w:left w:type="dxa" w:w="140"/>
-              <w:bottom w:type="dxa" w:w="100"/>
-              <w:right w:type="dxa" w:w="140"/>
+              <w:top w:type="dxa" w:w="90"/>
+              <w:left w:type="dxa" w:w="130"/>
+              <w:bottom w:type="dxa" w:w="90"/>
+              <w:right w:type="dxa" w:w="130"/>
             </w:tcMar>
           </w:tcPr>
           <w:p>
@@ -2001,10 +2413,10 @@
             <w:tcW w:type="pct" w:w="22%"/>
             <w:shd w:fill="F8FAFC" w:val="clear"/>
             <w:tcMar>
-              <w:top w:type="dxa" w:w="100"/>
-              <w:left w:type="dxa" w:w="140"/>
-              <w:bottom w:type="dxa" w:w="100"/>
-              <w:right w:type="dxa" w:w="140"/>
+              <w:top w:type="dxa" w:w="90"/>
+              <w:left w:type="dxa" w:w="130"/>
+              <w:bottom w:type="dxa" w:w="90"/>
+              <w:right w:type="dxa" w:w="130"/>
             </w:tcMar>
           </w:tcPr>
           <w:p>
@@ -2028,10 +2440,10 @@
             <w:tcW w:type="pct" w:w="20%"/>
             <w:shd w:fill="F8FAFC" w:val="clear"/>
             <w:tcMar>
-              <w:top w:type="dxa" w:w="100"/>
-              <w:left w:type="dxa" w:w="140"/>
-              <w:bottom w:type="dxa" w:w="100"/>
-              <w:right w:type="dxa" w:w="140"/>
+              <w:top w:type="dxa" w:w="90"/>
+              <w:left w:type="dxa" w:w="130"/>
+              <w:bottom w:type="dxa" w:w="90"/>
+              <w:right w:type="dxa" w:w="130"/>
             </w:tcMar>
           </w:tcPr>
           <w:p>
@@ -2053,10 +2465,10 @@
             <w:tcW w:type="pct" w:w="30%"/>
             <w:shd w:fill="F8FAFC" w:val="clear"/>
             <w:tcMar>
-              <w:top w:type="dxa" w:w="100"/>
-              <w:left w:type="dxa" w:w="140"/>
-              <w:bottom w:type="dxa" w:w="100"/>
-              <w:right w:type="dxa" w:w="140"/>
+              <w:top w:type="dxa" w:w="90"/>
+              <w:left w:type="dxa" w:w="130"/>
+              <w:bottom w:type="dxa" w:w="90"/>
+              <w:right w:type="dxa" w:w="130"/>
             </w:tcMar>
           </w:tcPr>
           <w:p>
@@ -2078,10 +2490,10 @@
             <w:tcW w:type="pct" w:w="28%"/>
             <w:shd w:fill="F8FAFC" w:val="clear"/>
             <w:tcMar>
-              <w:top w:type="dxa" w:w="100"/>
-              <w:left w:type="dxa" w:w="140"/>
-              <w:bottom w:type="dxa" w:w="100"/>
-              <w:right w:type="dxa" w:w="140"/>
+              <w:top w:type="dxa" w:w="90"/>
+              <w:left w:type="dxa" w:w="130"/>
+              <w:bottom w:type="dxa" w:w="90"/>
+              <w:right w:type="dxa" w:w="130"/>
             </w:tcMar>
           </w:tcPr>
           <w:p>
@@ -2103,10 +2515,10 @@
             <w:tcW w:type="pct" w:w="22%"/>
             <w:shd w:fill="F8FAFC" w:val="clear"/>
             <w:tcMar>
-              <w:top w:type="dxa" w:w="100"/>
-              <w:left w:type="dxa" w:w="140"/>
-              <w:bottom w:type="dxa" w:w="100"/>
-              <w:right w:type="dxa" w:w="140"/>
+              <w:top w:type="dxa" w:w="90"/>
+              <w:left w:type="dxa" w:w="130"/>
+              <w:bottom w:type="dxa" w:w="90"/>
+              <w:right w:type="dxa" w:w="130"/>
             </w:tcMar>
           </w:tcPr>
           <w:p>
@@ -2128,7 +2540,7 @@
     <w:p>
       <w:pPr>
         <w:pStyle w:val="Heading1"/>
-        <w:spacing w:after="100" w:before="240"/>
+        <w:spacing w:after="80" w:before="200"/>
       </w:pPr>
       <w:r>
         <w:rPr>
@@ -2138,7 +2550,7 @@
           <w:sz w:val="24"/>
           <w:szCs w:val="24"/>
         </w:rPr>
-        <w:t xml:space="preserve">8. Nielsen's Ten Usability Heuristics Compliance Audit</w:t>
+        <w:t xml:space="preserve">9. Nielsen's Ten Usability Heuristics Compliance Audit</w:t>
       </w:r>
     </w:p>
     <w:tbl>
@@ -2164,10 +2576,10 @@
             <w:tcW w:type="pct" w:w="26%"/>
             <w:shd w:fill="1E3A8A" w:val="clear"/>
             <w:tcMar>
-              <w:top w:type="dxa" w:w="100"/>
-              <w:left w:type="dxa" w:w="140"/>
-              <w:bottom w:type="dxa" w:w="100"/>
-              <w:right w:type="dxa" w:w="140"/>
+              <w:top w:type="dxa" w:w="90"/>
+              <w:left w:type="dxa" w:w="130"/>
+              <w:bottom w:type="dxa" w:w="90"/>
+              <w:right w:type="dxa" w:w="130"/>
             </w:tcMar>
           </w:tcPr>
           <w:p>
@@ -2189,10 +2601,10 @@
             <w:tcW w:type="pct" w:w="48%"/>
             <w:shd w:fill="1E3A8A" w:val="clear"/>
             <w:tcMar>
-              <w:top w:type="dxa" w:w="100"/>
-              <w:left w:type="dxa" w:w="140"/>
-              <w:bottom w:type="dxa" w:w="100"/>
-              <w:right w:type="dxa" w:w="140"/>
+              <w:top w:type="dxa" w:w="90"/>
+              <w:left w:type="dxa" w:w="130"/>
+              <w:bottom w:type="dxa" w:w="90"/>
+              <w:right w:type="dxa" w:w="130"/>
             </w:tcMar>
           </w:tcPr>
           <w:p>
@@ -2214,10 +2626,10 @@
             <w:tcW w:type="pct" w:w="26%"/>
             <w:shd w:fill="1E3A8A" w:val="clear"/>
             <w:tcMar>
-              <w:top w:type="dxa" w:w="100"/>
-              <w:left w:type="dxa" w:w="140"/>
-              <w:bottom w:type="dxa" w:w="100"/>
-              <w:right w:type="dxa" w:w="140"/>
+              <w:top w:type="dxa" w:w="90"/>
+              <w:left w:type="dxa" w:w="130"/>
+              <w:bottom w:type="dxa" w:w="90"/>
+              <w:right w:type="dxa" w:w="130"/>
             </w:tcMar>
           </w:tcPr>
           <w:p>
@@ -2241,10 +2653,10 @@
             <w:tcW w:type="pct" w:w="26%"/>
             <w:shd w:fill="F8FAFC" w:val="clear"/>
             <w:tcMar>
-              <w:top w:type="dxa" w:w="100"/>
-              <w:left w:type="dxa" w:w="140"/>
-              <w:bottom w:type="dxa" w:w="100"/>
-              <w:right w:type="dxa" w:w="140"/>
+              <w:top w:type="dxa" w:w="90"/>
+              <w:left w:type="dxa" w:w="130"/>
+              <w:bottom w:type="dxa" w:w="90"/>
+              <w:right w:type="dxa" w:w="130"/>
             </w:tcMar>
           </w:tcPr>
           <w:p>
@@ -2266,10 +2678,10 @@
             <w:tcW w:type="pct" w:w="48%"/>
             <w:shd w:fill="F8FAFC" w:val="clear"/>
             <w:tcMar>
-              <w:top w:type="dxa" w:w="100"/>
-              <w:left w:type="dxa" w:w="140"/>
-              <w:bottom w:type="dxa" w:w="100"/>
-              <w:right w:type="dxa" w:w="140"/>
+              <w:top w:type="dxa" w:w="90"/>
+              <w:left w:type="dxa" w:w="130"/>
+              <w:bottom w:type="dxa" w:w="90"/>
+              <w:right w:type="dxa" w:w="130"/>
             </w:tcMar>
           </w:tcPr>
           <w:p>
@@ -2291,10 +2703,10 @@
             <w:tcW w:type="pct" w:w="26%"/>
             <w:shd w:fill="F8FAFC" w:val="clear"/>
             <w:tcMar>
-              <w:top w:type="dxa" w:w="100"/>
-              <w:left w:type="dxa" w:w="140"/>
-              <w:bottom w:type="dxa" w:w="100"/>
-              <w:right w:type="dxa" w:w="140"/>
+              <w:top w:type="dxa" w:w="90"/>
+              <w:left w:type="dxa" w:w="130"/>
+              <w:bottom w:type="dxa" w:w="90"/>
+              <w:right w:type="dxa" w:w="130"/>
             </w:tcMar>
           </w:tcPr>
           <w:p>
@@ -2318,10 +2730,10 @@
             <w:tcW w:type="pct" w:w="26%"/>
             <w:shd w:fill="F8FAFC" w:val="clear"/>
             <w:tcMar>
-              <w:top w:type="dxa" w:w="100"/>
-              <w:left w:type="dxa" w:w="140"/>
-              <w:bottom w:type="dxa" w:w="100"/>
-              <w:right w:type="dxa" w:w="140"/>
+              <w:top w:type="dxa" w:w="90"/>
+              <w:left w:type="dxa" w:w="130"/>
+              <w:bottom w:type="dxa" w:w="90"/>
+              <w:right w:type="dxa" w:w="130"/>
             </w:tcMar>
           </w:tcPr>
           <w:p>
@@ -2343,10 +2755,10 @@
             <w:tcW w:type="pct" w:w="48%"/>
             <w:shd w:fill="F8FAFC" w:val="clear"/>
             <w:tcMar>
-              <w:top w:type="dxa" w:w="100"/>
-              <w:left w:type="dxa" w:w="140"/>
-              <w:bottom w:type="dxa" w:w="100"/>
-              <w:right w:type="dxa" w:w="140"/>
+              <w:top w:type="dxa" w:w="90"/>
+              <w:left w:type="dxa" w:w="130"/>
+              <w:bottom w:type="dxa" w:w="90"/>
+              <w:right w:type="dxa" w:w="130"/>
             </w:tcMar>
           </w:tcPr>
           <w:p>
@@ -2368,10 +2780,10 @@
             <w:tcW w:type="pct" w:w="26%"/>
             <w:shd w:fill="F8FAFC" w:val="clear"/>
             <w:tcMar>
-              <w:top w:type="dxa" w:w="100"/>
-              <w:left w:type="dxa" w:w="140"/>
-              <w:bottom w:type="dxa" w:w="100"/>
-              <w:right w:type="dxa" w:w="140"/>
+              <w:top w:type="dxa" w:w="90"/>
+              <w:left w:type="dxa" w:w="130"/>
+              <w:bottom w:type="dxa" w:w="90"/>
+              <w:right w:type="dxa" w:w="130"/>
             </w:tcMar>
           </w:tcPr>
           <w:p>
@@ -2395,10 +2807,10 @@
             <w:tcW w:type="pct" w:w="26%"/>
             <w:shd w:fill="F8FAFC" w:val="clear"/>
             <w:tcMar>
-              <w:top w:type="dxa" w:w="100"/>
-              <w:left w:type="dxa" w:w="140"/>
-              <w:bottom w:type="dxa" w:w="100"/>
-              <w:right w:type="dxa" w:w="140"/>
+              <w:top w:type="dxa" w:w="90"/>
+              <w:left w:type="dxa" w:w="130"/>
+              <w:bottom w:type="dxa" w:w="90"/>
+              <w:right w:type="dxa" w:w="130"/>
             </w:tcMar>
           </w:tcPr>
           <w:p>
@@ -2420,10 +2832,10 @@
             <w:tcW w:type="pct" w:w="48%"/>
             <w:shd w:fill="F8FAFC" w:val="clear"/>
             <w:tcMar>
-              <w:top w:type="dxa" w:w="100"/>
-              <w:left w:type="dxa" w:w="140"/>
-              <w:bottom w:type="dxa" w:w="100"/>
-              <w:right w:type="dxa" w:w="140"/>
+              <w:top w:type="dxa" w:w="90"/>
+              <w:left w:type="dxa" w:w="130"/>
+              <w:bottom w:type="dxa" w:w="90"/>
+              <w:right w:type="dxa" w:w="130"/>
             </w:tcMar>
           </w:tcPr>
           <w:p>
@@ -2445,10 +2857,10 @@
             <w:tcW w:type="pct" w:w="26%"/>
             <w:shd w:fill="F8FAFC" w:val="clear"/>
             <w:tcMar>
-              <w:top w:type="dxa" w:w="100"/>
-              <w:left w:type="dxa" w:w="140"/>
-              <w:bottom w:type="dxa" w:w="100"/>
-              <w:right w:type="dxa" w:w="140"/>
+              <w:top w:type="dxa" w:w="90"/>
+              <w:left w:type="dxa" w:w="130"/>
+              <w:bottom w:type="dxa" w:w="90"/>
+              <w:right w:type="dxa" w:w="130"/>
             </w:tcMar>
           </w:tcPr>
           <w:p>
@@ -2472,10 +2884,10 @@
             <w:tcW w:type="pct" w:w="26%"/>
             <w:shd w:fill="F8FAFC" w:val="clear"/>
             <w:tcMar>
-              <w:top w:type="dxa" w:w="100"/>
-              <w:left w:type="dxa" w:w="140"/>
-              <w:bottom w:type="dxa" w:w="100"/>
-              <w:right w:type="dxa" w:w="140"/>
+              <w:top w:type="dxa" w:w="90"/>
+              <w:left w:type="dxa" w:w="130"/>
+              <w:bottom w:type="dxa" w:w="90"/>
+              <w:right w:type="dxa" w:w="130"/>
             </w:tcMar>
           </w:tcPr>
           <w:p>
@@ -2497,10 +2909,10 @@
             <w:tcW w:type="pct" w:w="48%"/>
             <w:shd w:fill="F8FAFC" w:val="clear"/>
             <w:tcMar>
-              <w:top w:type="dxa" w:w="100"/>
-              <w:left w:type="dxa" w:w="140"/>
-              <w:bottom w:type="dxa" w:w="100"/>
-              <w:right w:type="dxa" w:w="140"/>
+              <w:top w:type="dxa" w:w="90"/>
+              <w:left w:type="dxa" w:w="130"/>
+              <w:bottom w:type="dxa" w:w="90"/>
+              <w:right w:type="dxa" w:w="130"/>
             </w:tcMar>
           </w:tcPr>
           <w:p>
@@ -2522,10 +2934,10 @@
             <w:tcW w:type="pct" w:w="26%"/>
             <w:shd w:fill="F8FAFC" w:val="clear"/>
             <w:tcMar>
-              <w:top w:type="dxa" w:w="100"/>
-              <w:left w:type="dxa" w:w="140"/>
-              <w:bottom w:type="dxa" w:w="100"/>
-              <w:right w:type="dxa" w:w="140"/>
+              <w:top w:type="dxa" w:w="90"/>
+              <w:left w:type="dxa" w:w="130"/>
+              <w:bottom w:type="dxa" w:w="90"/>
+              <w:right w:type="dxa" w:w="130"/>
             </w:tcMar>
           </w:tcPr>
           <w:p>
@@ -2549,10 +2961,10 @@
             <w:tcW w:type="pct" w:w="26%"/>
             <w:shd w:fill="F8FAFC" w:val="clear"/>
             <w:tcMar>
-              <w:top w:type="dxa" w:w="100"/>
-              <w:left w:type="dxa" w:w="140"/>
-              <w:bottom w:type="dxa" w:w="100"/>
-              <w:right w:type="dxa" w:w="140"/>
+              <w:top w:type="dxa" w:w="90"/>
+              <w:left w:type="dxa" w:w="130"/>
+              <w:bottom w:type="dxa" w:w="90"/>
+              <w:right w:type="dxa" w:w="130"/>
             </w:tcMar>
           </w:tcPr>
           <w:p>
@@ -2574,10 +2986,10 @@
             <w:tcW w:type="pct" w:w="48%"/>
             <w:shd w:fill="F8FAFC" w:val="clear"/>
             <w:tcMar>
-              <w:top w:type="dxa" w:w="100"/>
-              <w:left w:type="dxa" w:w="140"/>
-              <w:bottom w:type="dxa" w:w="100"/>
-              <w:right w:type="dxa" w:w="140"/>
+              <w:top w:type="dxa" w:w="90"/>
+              <w:left w:type="dxa" w:w="130"/>
+              <w:bottom w:type="dxa" w:w="90"/>
+              <w:right w:type="dxa" w:w="130"/>
             </w:tcMar>
           </w:tcPr>
           <w:p>
@@ -2599,10 +3011,10 @@
             <w:tcW w:type="pct" w:w="26%"/>
             <w:shd w:fill="F8FAFC" w:val="clear"/>
             <w:tcMar>
-              <w:top w:type="dxa" w:w="100"/>
-              <w:left w:type="dxa" w:w="140"/>
-              <w:bottom w:type="dxa" w:w="100"/>
-              <w:right w:type="dxa" w:w="140"/>
+              <w:top w:type="dxa" w:w="90"/>
+              <w:left w:type="dxa" w:w="130"/>
+              <w:bottom w:type="dxa" w:w="90"/>
+              <w:right w:type="dxa" w:w="130"/>
             </w:tcMar>
           </w:tcPr>
           <w:p>
@@ -2626,10 +3038,10 @@
             <w:tcW w:type="pct" w:w="26%"/>
             <w:shd w:fill="F8FAFC" w:val="clear"/>
             <w:tcMar>
-              <w:top w:type="dxa" w:w="100"/>
-              <w:left w:type="dxa" w:w="140"/>
-              <w:bottom w:type="dxa" w:w="100"/>
-              <w:right w:type="dxa" w:w="140"/>
+              <w:top w:type="dxa" w:w="90"/>
+              <w:left w:type="dxa" w:w="130"/>
+              <w:bottom w:type="dxa" w:w="90"/>
+              <w:right w:type="dxa" w:w="130"/>
             </w:tcMar>
           </w:tcPr>
           <w:p>
@@ -2651,10 +3063,10 @@
             <w:tcW w:type="pct" w:w="48%"/>
             <w:shd w:fill="F8FAFC" w:val="clear"/>
             <w:tcMar>
-              <w:top w:type="dxa" w:w="100"/>
-              <w:left w:type="dxa" w:w="140"/>
-              <w:bottom w:type="dxa" w:w="100"/>
-              <w:right w:type="dxa" w:w="140"/>
+              <w:top w:type="dxa" w:w="90"/>
+              <w:left w:type="dxa" w:w="130"/>
+              <w:bottom w:type="dxa" w:w="90"/>
+              <w:right w:type="dxa" w:w="130"/>
             </w:tcMar>
           </w:tcPr>
           <w:p>
@@ -2676,10 +3088,10 @@
             <w:tcW w:type="pct" w:w="26%"/>
             <w:shd w:fill="F8FAFC" w:val="clear"/>
             <w:tcMar>
-              <w:top w:type="dxa" w:w="100"/>
-              <w:left w:type="dxa" w:w="140"/>
-              <w:bottom w:type="dxa" w:w="100"/>
-              <w:right w:type="dxa" w:w="140"/>
+              <w:top w:type="dxa" w:w="90"/>
+              <w:left w:type="dxa" w:w="130"/>
+              <w:bottom w:type="dxa" w:w="90"/>
+              <w:right w:type="dxa" w:w="130"/>
             </w:tcMar>
           </w:tcPr>
           <w:p>
@@ -2703,10 +3115,10 @@
             <w:tcW w:type="pct" w:w="26%"/>
             <w:shd w:fill="F8FAFC" w:val="clear"/>
             <w:tcMar>
-              <w:top w:type="dxa" w:w="100"/>
-              <w:left w:type="dxa" w:w="140"/>
-              <w:bottom w:type="dxa" w:w="100"/>
-              <w:right w:type="dxa" w:w="140"/>
+              <w:top w:type="dxa" w:w="90"/>
+              <w:left w:type="dxa" w:w="130"/>
+              <w:bottom w:type="dxa" w:w="90"/>
+              <w:right w:type="dxa" w:w="130"/>
             </w:tcMar>
           </w:tcPr>
           <w:p>
@@ -2728,10 +3140,10 @@
             <w:tcW w:type="pct" w:w="48%"/>
             <w:shd w:fill="F8FAFC" w:val="clear"/>
             <w:tcMar>
-              <w:top w:type="dxa" w:w="100"/>
-              <w:left w:type="dxa" w:w="140"/>
-              <w:bottom w:type="dxa" w:w="100"/>
-              <w:right w:type="dxa" w:w="140"/>
+              <w:top w:type="dxa" w:w="90"/>
+              <w:left w:type="dxa" w:w="130"/>
+              <w:bottom w:type="dxa" w:w="90"/>
+              <w:right w:type="dxa" w:w="130"/>
             </w:tcMar>
           </w:tcPr>
           <w:p>
@@ -2753,10 +3165,10 @@
             <w:tcW w:type="pct" w:w="26%"/>
             <w:shd w:fill="F8FAFC" w:val="clear"/>
             <w:tcMar>
-              <w:top w:type="dxa" w:w="100"/>
-              <w:left w:type="dxa" w:w="140"/>
-              <w:bottom w:type="dxa" w:w="100"/>
-              <w:right w:type="dxa" w:w="140"/>
+              <w:top w:type="dxa" w:w="90"/>
+              <w:left w:type="dxa" w:w="130"/>
+              <w:bottom w:type="dxa" w:w="90"/>
+              <w:right w:type="dxa" w:w="130"/>
             </w:tcMar>
           </w:tcPr>
           <w:p>
@@ -2780,10 +3192,10 @@
             <w:tcW w:type="pct" w:w="26%"/>
             <w:shd w:fill="F8FAFC" w:val="clear"/>
             <w:tcMar>
-              <w:top w:type="dxa" w:w="100"/>
-              <w:left w:type="dxa" w:w="140"/>
-              <w:bottom w:type="dxa" w:w="100"/>
-              <w:right w:type="dxa" w:w="140"/>
+              <w:top w:type="dxa" w:w="90"/>
+              <w:left w:type="dxa" w:w="130"/>
+              <w:bottom w:type="dxa" w:w="90"/>
+              <w:right w:type="dxa" w:w="130"/>
             </w:tcMar>
           </w:tcPr>
           <w:p>
@@ -2805,10 +3217,10 @@
             <w:tcW w:type="pct" w:w="48%"/>
             <w:shd w:fill="F8FAFC" w:val="clear"/>
             <w:tcMar>
-              <w:top w:type="dxa" w:w="100"/>
-              <w:left w:type="dxa" w:w="140"/>
-              <w:bottom w:type="dxa" w:w="100"/>
-              <w:right w:type="dxa" w:w="140"/>
+              <w:top w:type="dxa" w:w="90"/>
+              <w:left w:type="dxa" w:w="130"/>
+              <w:bottom w:type="dxa" w:w="90"/>
+              <w:right w:type="dxa" w:w="130"/>
             </w:tcMar>
           </w:tcPr>
           <w:p>
@@ -2830,10 +3242,10 @@
             <w:tcW w:type="pct" w:w="26%"/>
             <w:shd w:fill="F8FAFC" w:val="clear"/>
             <w:tcMar>
-              <w:top w:type="dxa" w:w="100"/>
-              <w:left w:type="dxa" w:w="140"/>
-              <w:bottom w:type="dxa" w:w="100"/>
-              <w:right w:type="dxa" w:w="140"/>
+              <w:top w:type="dxa" w:w="90"/>
+              <w:left w:type="dxa" w:w="130"/>
+              <w:bottom w:type="dxa" w:w="90"/>
+              <w:right w:type="dxa" w:w="130"/>
             </w:tcMar>
           </w:tcPr>
           <w:p>
@@ -2857,10 +3269,10 @@
             <w:tcW w:type="pct" w:w="26%"/>
             <w:shd w:fill="F8FAFC" w:val="clear"/>
             <w:tcMar>
-              <w:top w:type="dxa" w:w="100"/>
-              <w:left w:type="dxa" w:w="140"/>
-              <w:bottom w:type="dxa" w:w="100"/>
-              <w:right w:type="dxa" w:w="140"/>
+              <w:top w:type="dxa" w:w="90"/>
+              <w:left w:type="dxa" w:w="130"/>
+              <w:bottom w:type="dxa" w:w="90"/>
+              <w:right w:type="dxa" w:w="130"/>
             </w:tcMar>
           </w:tcPr>
           <w:p>
@@ -2882,10 +3294,10 @@
             <w:tcW w:type="pct" w:w="48%"/>
             <w:shd w:fill="F8FAFC" w:val="clear"/>
             <w:tcMar>
-              <w:top w:type="dxa" w:w="100"/>
-              <w:left w:type="dxa" w:w="140"/>
-              <w:bottom w:type="dxa" w:w="100"/>
-              <w:right w:type="dxa" w:w="140"/>
+              <w:top w:type="dxa" w:w="90"/>
+              <w:left w:type="dxa" w:w="130"/>
+              <w:bottom w:type="dxa" w:w="90"/>
+              <w:right w:type="dxa" w:w="130"/>
             </w:tcMar>
           </w:tcPr>
           <w:p>
@@ -2907,10 +3319,10 @@
             <w:tcW w:type="pct" w:w="26%"/>
             <w:shd w:fill="F8FAFC" w:val="clear"/>
             <w:tcMar>
-              <w:top w:type="dxa" w:w="100"/>
-              <w:left w:type="dxa" w:w="140"/>
-              <w:bottom w:type="dxa" w:w="100"/>
-              <w:right w:type="dxa" w:w="140"/>
+              <w:top w:type="dxa" w:w="90"/>
+              <w:left w:type="dxa" w:w="130"/>
+              <w:bottom w:type="dxa" w:w="90"/>
+              <w:right w:type="dxa" w:w="130"/>
             </w:tcMar>
           </w:tcPr>
           <w:p>
@@ -2934,10 +3346,10 @@
             <w:tcW w:type="pct" w:w="26%"/>
             <w:shd w:fill="F8FAFC" w:val="clear"/>
             <w:tcMar>
-              <w:top w:type="dxa" w:w="100"/>
-              <w:left w:type="dxa" w:w="140"/>
-              <w:bottom w:type="dxa" w:w="100"/>
-              <w:right w:type="dxa" w:w="140"/>
+              <w:top w:type="dxa" w:w="90"/>
+              <w:left w:type="dxa" w:w="130"/>
+              <w:bottom w:type="dxa" w:w="90"/>
+              <w:right w:type="dxa" w:w="130"/>
             </w:tcMar>
           </w:tcPr>
           <w:p>
@@ -2959,10 +3371,10 @@
             <w:tcW w:type="pct" w:w="48%"/>
             <w:shd w:fill="F8FAFC" w:val="clear"/>
             <w:tcMar>
-              <w:top w:type="dxa" w:w="100"/>
-              <w:left w:type="dxa" w:w="140"/>
-              <w:bottom w:type="dxa" w:w="100"/>
-              <w:right w:type="dxa" w:w="140"/>
+              <w:top w:type="dxa" w:w="90"/>
+              <w:left w:type="dxa" w:w="130"/>
+              <w:bottom w:type="dxa" w:w="90"/>
+              <w:right w:type="dxa" w:w="130"/>
             </w:tcMar>
           </w:tcPr>
           <w:p>
@@ -2984,10 +3396,10 @@
             <w:tcW w:type="pct" w:w="26%"/>
             <w:shd w:fill="F8FAFC" w:val="clear"/>
             <w:tcMar>
-              <w:top w:type="dxa" w:w="100"/>
-              <w:left w:type="dxa" w:w="140"/>
-              <w:bottom w:type="dxa" w:w="100"/>
-              <w:right w:type="dxa" w:w="140"/>
+              <w:top w:type="dxa" w:w="90"/>
+              <w:left w:type="dxa" w:w="130"/>
+              <w:bottom w:type="dxa" w:w="90"/>
+              <w:right w:type="dxa" w:w="130"/>
             </w:tcMar>
           </w:tcPr>
           <w:p>
@@ -3009,7 +3421,7 @@
     <w:p>
       <w:pPr>
         <w:pStyle w:val="Heading1"/>
-        <w:spacing w:after="100" w:before="240"/>
+        <w:spacing w:after="80" w:before="200"/>
       </w:pPr>
       <w:r>
         <w:rPr>
@@ -3019,29 +3431,7 @@
           <w:sz w:val="24"/>
           <w:szCs w:val="24"/>
         </w:rPr>
-        <w:t xml:space="preserve">9. Empirical Usability Evaluation &amp; Experimental Results</w:t>
-      </w:r>
-    </w:p>
-    <w:p>
-      <w:pPr>
-        <w:spacing w:after="80" w:before="80"/>
-      </w:pPr>
-      <w:r>
-        <w:rPr>
-          <w:sz w:val="20"/>
-          <w:szCs w:val="20"/>
-        </w:rPr>
-        <w:t xml:space="preserve">A formal within-subjects usability evaluation was conducted with N = 12 participants (4 university lecturers, 4 corporate project managers, and 4 software engineering students; 7 male, 5 female; aged 21–46, mean = 27.4 years). Each participant completed three realistic presentation scenarios: (1) Standard 10-slide academic lecture walkthrough, (2) Fast-paced interactive Q&amp;A slide navigation, and (3) Continuous laser spotlight demonstration. Telemetry data was recorded across 850 total gestures.
-</w:t>
-      </w:r>
-      <w:r>
-        <w:rPr>
-          <w:b/>
-          <w:bCs/>
-          <w:sz w:val="19"/>
-          <w:szCs w:val="19"/>
-        </w:rPr>
-        <w:t xml:space="preserve">Table 3: Quantitative Usability Benchmarks &amp; Performance Metrics</w:t>
+        <w:t xml:space="preserve">10. Empirical Usability Evaluation &amp; Benchmark Results</w:t>
       </w:r>
     </w:p>
     <w:tbl>
@@ -3068,10 +3458,10 @@
             <w:tcW w:type="pct" w:w="32%"/>
             <w:shd w:fill="1E3A8A" w:val="clear"/>
             <w:tcMar>
-              <w:top w:type="dxa" w:w="100"/>
-              <w:left w:type="dxa" w:w="140"/>
-              <w:bottom w:type="dxa" w:w="100"/>
-              <w:right w:type="dxa" w:w="140"/>
+              <w:top w:type="dxa" w:w="90"/>
+              <w:left w:type="dxa" w:w="130"/>
+              <w:bottom w:type="dxa" w:w="90"/>
+              <w:right w:type="dxa" w:w="130"/>
             </w:tcMar>
           </w:tcPr>
           <w:p>
@@ -3093,10 +3483,10 @@
             <w:tcW w:type="pct" w:w="26%"/>
             <w:shd w:fill="1E3A8A" w:val="clear"/>
             <w:tcMar>
-              <w:top w:type="dxa" w:w="100"/>
-              <w:left w:type="dxa" w:w="140"/>
-              <w:bottom w:type="dxa" w:w="100"/>
-              <w:right w:type="dxa" w:w="140"/>
+              <w:top w:type="dxa" w:w="90"/>
+              <w:left w:type="dxa" w:w="130"/>
+              <w:bottom w:type="dxa" w:w="90"/>
+              <w:right w:type="dxa" w:w="130"/>
             </w:tcMar>
           </w:tcPr>
           <w:p>
@@ -3118,10 +3508,10 @@
             <w:tcW w:type="pct" w:w="22%"/>
             <w:shd w:fill="1E3A8A" w:val="clear"/>
             <w:tcMar>
-              <w:top w:type="dxa" w:w="100"/>
-              <w:left w:type="dxa" w:w="140"/>
-              <w:bottom w:type="dxa" w:w="100"/>
-              <w:right w:type="dxa" w:w="140"/>
+              <w:top w:type="dxa" w:w="90"/>
+              <w:left w:type="dxa" w:w="130"/>
+              <w:bottom w:type="dxa" w:w="90"/>
+              <w:right w:type="dxa" w:w="130"/>
             </w:tcMar>
           </w:tcPr>
           <w:p>
@@ -3143,10 +3533,10 @@
             <w:tcW w:type="pct" w:w="20%"/>
             <w:shd w:fill="1E3A8A" w:val="clear"/>
             <w:tcMar>
-              <w:top w:type="dxa" w:w="100"/>
-              <w:left w:type="dxa" w:w="140"/>
-              <w:bottom w:type="dxa" w:w="100"/>
-              <w:right w:type="dxa" w:w="140"/>
+              <w:top w:type="dxa" w:w="90"/>
+              <w:left w:type="dxa" w:w="130"/>
+              <w:bottom w:type="dxa" w:w="90"/>
+              <w:right w:type="dxa" w:w="130"/>
             </w:tcMar>
           </w:tcPr>
           <w:p>
@@ -3170,10 +3560,10 @@
             <w:tcW w:type="pct" w:w="32%"/>
             <w:shd w:fill="F8FAFC" w:val="clear"/>
             <w:tcMar>
-              <w:top w:type="dxa" w:w="100"/>
-              <w:left w:type="dxa" w:w="140"/>
-              <w:bottom w:type="dxa" w:w="100"/>
-              <w:right w:type="dxa" w:w="140"/>
+              <w:top w:type="dxa" w:w="90"/>
+              <w:left w:type="dxa" w:w="130"/>
+              <w:bottom w:type="dxa" w:w="90"/>
+              <w:right w:type="dxa" w:w="130"/>
             </w:tcMar>
           </w:tcPr>
           <w:p>
@@ -3195,10 +3585,10 @@
             <w:tcW w:type="pct" w:w="26%"/>
             <w:shd w:fill="F8FAFC" w:val="clear"/>
             <w:tcMar>
-              <w:top w:type="dxa" w:w="100"/>
-              <w:left w:type="dxa" w:w="140"/>
-              <w:bottom w:type="dxa" w:w="100"/>
-              <w:right w:type="dxa" w:w="140"/>
+              <w:top w:type="dxa" w:w="90"/>
+              <w:left w:type="dxa" w:w="130"/>
+              <w:bottom w:type="dxa" w:w="90"/>
+              <w:right w:type="dxa" w:w="130"/>
             </w:tcMar>
           </w:tcPr>
           <w:p>
@@ -3220,10 +3610,10 @@
             <w:tcW w:type="pct" w:w="22%"/>
             <w:shd w:fill="F8FAFC" w:val="clear"/>
             <w:tcMar>
-              <w:top w:type="dxa" w:w="100"/>
-              <w:left w:type="dxa" w:w="140"/>
-              <w:bottom w:type="dxa" w:w="100"/>
-              <w:right w:type="dxa" w:w="140"/>
+              <w:top w:type="dxa" w:w="90"/>
+              <w:left w:type="dxa" w:w="130"/>
+              <w:bottom w:type="dxa" w:w="90"/>
+              <w:right w:type="dxa" w:w="130"/>
             </w:tcMar>
           </w:tcPr>
           <w:p>
@@ -3245,10 +3635,10 @@
             <w:tcW w:type="pct" w:w="20%"/>
             <w:shd w:fill="F8FAFC" w:val="clear"/>
             <w:tcMar>
-              <w:top w:type="dxa" w:w="100"/>
-              <w:left w:type="dxa" w:w="140"/>
-              <w:bottom w:type="dxa" w:w="100"/>
-              <w:right w:type="dxa" w:w="140"/>
+              <w:top w:type="dxa" w:w="90"/>
+              <w:left w:type="dxa" w:w="130"/>
+              <w:bottom w:type="dxa" w:w="90"/>
+              <w:right w:type="dxa" w:w="130"/>
             </w:tcMar>
           </w:tcPr>
           <w:p>
@@ -3272,10 +3662,10 @@
             <w:tcW w:type="pct" w:w="32%"/>
             <w:shd w:fill="F8FAFC" w:val="clear"/>
             <w:tcMar>
-              <w:top w:type="dxa" w:w="100"/>
-              <w:left w:type="dxa" w:w="140"/>
-              <w:bottom w:type="dxa" w:w="100"/>
-              <w:right w:type="dxa" w:w="140"/>
+              <w:top w:type="dxa" w:w="90"/>
+              <w:left w:type="dxa" w:w="130"/>
+              <w:bottom w:type="dxa" w:w="90"/>
+              <w:right w:type="dxa" w:w="130"/>
             </w:tcMar>
           </w:tcPr>
           <w:p>
@@ -3297,10 +3687,10 @@
             <w:tcW w:type="pct" w:w="26%"/>
             <w:shd w:fill="F8FAFC" w:val="clear"/>
             <w:tcMar>
-              <w:top w:type="dxa" w:w="100"/>
-              <w:left w:type="dxa" w:w="140"/>
-              <w:bottom w:type="dxa" w:w="100"/>
-              <w:right w:type="dxa" w:w="140"/>
+              <w:top w:type="dxa" w:w="90"/>
+              <w:left w:type="dxa" w:w="130"/>
+              <w:bottom w:type="dxa" w:w="90"/>
+              <w:right w:type="dxa" w:w="130"/>
             </w:tcMar>
           </w:tcPr>
           <w:p>
@@ -3322,10 +3712,10 @@
             <w:tcW w:type="pct" w:w="22%"/>
             <w:shd w:fill="F8FAFC" w:val="clear"/>
             <w:tcMar>
-              <w:top w:type="dxa" w:w="100"/>
-              <w:left w:type="dxa" w:w="140"/>
-              <w:bottom w:type="dxa" w:w="100"/>
-              <w:right w:type="dxa" w:w="140"/>
+              <w:top w:type="dxa" w:w="90"/>
+              <w:left w:type="dxa" w:w="130"/>
+              <w:bottom w:type="dxa" w:w="90"/>
+              <w:right w:type="dxa" w:w="130"/>
             </w:tcMar>
           </w:tcPr>
           <w:p>
@@ -3347,10 +3737,10 @@
             <w:tcW w:type="pct" w:w="20%"/>
             <w:shd w:fill="F8FAFC" w:val="clear"/>
             <w:tcMar>
-              <w:top w:type="dxa" w:w="100"/>
-              <w:left w:type="dxa" w:w="140"/>
-              <w:bottom w:type="dxa" w:w="100"/>
-              <w:right w:type="dxa" w:w="140"/>
+              <w:top w:type="dxa" w:w="90"/>
+              <w:left w:type="dxa" w:w="130"/>
+              <w:bottom w:type="dxa" w:w="90"/>
+              <w:right w:type="dxa" w:w="130"/>
             </w:tcMar>
           </w:tcPr>
           <w:p>
@@ -3374,10 +3764,10 @@
             <w:tcW w:type="pct" w:w="32%"/>
             <w:shd w:fill="F8FAFC" w:val="clear"/>
             <w:tcMar>
-              <w:top w:type="dxa" w:w="100"/>
-              <w:left w:type="dxa" w:w="140"/>
-              <w:bottom w:type="dxa" w:w="100"/>
-              <w:right w:type="dxa" w:w="140"/>
+              <w:top w:type="dxa" w:w="90"/>
+              <w:left w:type="dxa" w:w="130"/>
+              <w:bottom w:type="dxa" w:w="90"/>
+              <w:right w:type="dxa" w:w="130"/>
             </w:tcMar>
           </w:tcPr>
           <w:p>
@@ -3399,10 +3789,10 @@
             <w:tcW w:type="pct" w:w="26%"/>
             <w:shd w:fill="F8FAFC" w:val="clear"/>
             <w:tcMar>
-              <w:top w:type="dxa" w:w="100"/>
-              <w:left w:type="dxa" w:w="140"/>
-              <w:bottom w:type="dxa" w:w="100"/>
-              <w:right w:type="dxa" w:w="140"/>
+              <w:top w:type="dxa" w:w="90"/>
+              <w:left w:type="dxa" w:w="130"/>
+              <w:bottom w:type="dxa" w:w="90"/>
+              <w:right w:type="dxa" w:w="130"/>
             </w:tcMar>
           </w:tcPr>
           <w:p>
@@ -3424,10 +3814,10 @@
             <w:tcW w:type="pct" w:w="22%"/>
             <w:shd w:fill="F8FAFC" w:val="clear"/>
             <w:tcMar>
-              <w:top w:type="dxa" w:w="100"/>
-              <w:left w:type="dxa" w:w="140"/>
-              <w:bottom w:type="dxa" w:w="100"/>
-              <w:right w:type="dxa" w:w="140"/>
+              <w:top w:type="dxa" w:w="90"/>
+              <w:left w:type="dxa" w:w="130"/>
+              <w:bottom w:type="dxa" w:w="90"/>
+              <w:right w:type="dxa" w:w="130"/>
             </w:tcMar>
           </w:tcPr>
           <w:p>
@@ -3449,10 +3839,10 @@
             <w:tcW w:type="pct" w:w="20%"/>
             <w:shd w:fill="F8FAFC" w:val="clear"/>
             <w:tcMar>
-              <w:top w:type="dxa" w:w="100"/>
-              <w:left w:type="dxa" w:w="140"/>
-              <w:bottom w:type="dxa" w:w="100"/>
-              <w:right w:type="dxa" w:w="140"/>
+              <w:top w:type="dxa" w:w="90"/>
+              <w:left w:type="dxa" w:w="130"/>
+              <w:bottom w:type="dxa" w:w="90"/>
+              <w:right w:type="dxa" w:w="130"/>
             </w:tcMar>
           </w:tcPr>
           <w:p>
@@ -3476,10 +3866,10 @@
             <w:tcW w:type="pct" w:w="32%"/>
             <w:shd w:fill="F8FAFC" w:val="clear"/>
             <w:tcMar>
-              <w:top w:type="dxa" w:w="100"/>
-              <w:left w:type="dxa" w:w="140"/>
-              <w:bottom w:type="dxa" w:w="100"/>
-              <w:right w:type="dxa" w:w="140"/>
+              <w:top w:type="dxa" w:w="90"/>
+              <w:left w:type="dxa" w:w="130"/>
+              <w:bottom w:type="dxa" w:w="90"/>
+              <w:right w:type="dxa" w:w="130"/>
             </w:tcMar>
           </w:tcPr>
           <w:p>
@@ -3501,10 +3891,10 @@
             <w:tcW w:type="pct" w:w="26%"/>
             <w:shd w:fill="F8FAFC" w:val="clear"/>
             <w:tcMar>
-              <w:top w:type="dxa" w:w="100"/>
-              <w:left w:type="dxa" w:w="140"/>
-              <w:bottom w:type="dxa" w:w="100"/>
-              <w:right w:type="dxa" w:w="140"/>
+              <w:top w:type="dxa" w:w="90"/>
+              <w:left w:type="dxa" w:w="130"/>
+              <w:bottom w:type="dxa" w:w="90"/>
+              <w:right w:type="dxa" w:w="130"/>
             </w:tcMar>
           </w:tcPr>
           <w:p>
@@ -3526,10 +3916,10 @@
             <w:tcW w:type="pct" w:w="22%"/>
             <w:shd w:fill="F8FAFC" w:val="clear"/>
             <w:tcMar>
-              <w:top w:type="dxa" w:w="100"/>
-              <w:left w:type="dxa" w:w="140"/>
-              <w:bottom w:type="dxa" w:w="100"/>
-              <w:right w:type="dxa" w:w="140"/>
+              <w:top w:type="dxa" w:w="90"/>
+              <w:left w:type="dxa" w:w="130"/>
+              <w:bottom w:type="dxa" w:w="90"/>
+              <w:right w:type="dxa" w:w="130"/>
             </w:tcMar>
           </w:tcPr>
           <w:p>
@@ -3551,10 +3941,10 @@
             <w:tcW w:type="pct" w:w="20%"/>
             <w:shd w:fill="F8FAFC" w:val="clear"/>
             <w:tcMar>
-              <w:top w:type="dxa" w:w="100"/>
-              <w:left w:type="dxa" w:w="140"/>
-              <w:bottom w:type="dxa" w:w="100"/>
-              <w:right w:type="dxa" w:w="140"/>
+              <w:top w:type="dxa" w:w="90"/>
+              <w:left w:type="dxa" w:w="130"/>
+              <w:bottom w:type="dxa" w:w="90"/>
+              <w:right w:type="dxa" w:w="130"/>
             </w:tcMar>
           </w:tcPr>
           <w:p>
@@ -3578,10 +3968,10 @@
             <w:tcW w:type="pct" w:w="32%"/>
             <w:shd w:fill="F8FAFC" w:val="clear"/>
             <w:tcMar>
-              <w:top w:type="dxa" w:w="100"/>
-              <w:left w:type="dxa" w:w="140"/>
-              <w:bottom w:type="dxa" w:w="100"/>
-              <w:right w:type="dxa" w:w="140"/>
+              <w:top w:type="dxa" w:w="90"/>
+              <w:left w:type="dxa" w:w="130"/>
+              <w:bottom w:type="dxa" w:w="90"/>
+              <w:right w:type="dxa" w:w="130"/>
             </w:tcMar>
           </w:tcPr>
           <w:p>
@@ -3603,10 +3993,10 @@
             <w:tcW w:type="pct" w:w="26%"/>
             <w:shd w:fill="F8FAFC" w:val="clear"/>
             <w:tcMar>
-              <w:top w:type="dxa" w:w="100"/>
-              <w:left w:type="dxa" w:w="140"/>
-              <w:bottom w:type="dxa" w:w="100"/>
-              <w:right w:type="dxa" w:w="140"/>
+              <w:top w:type="dxa" w:w="90"/>
+              <w:left w:type="dxa" w:w="130"/>
+              <w:bottom w:type="dxa" w:w="90"/>
+              <w:right w:type="dxa" w:w="130"/>
             </w:tcMar>
           </w:tcPr>
           <w:p>
@@ -3628,10 +4018,10 @@
             <w:tcW w:type="pct" w:w="22%"/>
             <w:shd w:fill="F8FAFC" w:val="clear"/>
             <w:tcMar>
-              <w:top w:type="dxa" w:w="100"/>
-              <w:left w:type="dxa" w:w="140"/>
-              <w:bottom w:type="dxa" w:w="100"/>
-              <w:right w:type="dxa" w:w="140"/>
+              <w:top w:type="dxa" w:w="90"/>
+              <w:left w:type="dxa" w:w="130"/>
+              <w:bottom w:type="dxa" w:w="90"/>
+              <w:right w:type="dxa" w:w="130"/>
             </w:tcMar>
           </w:tcPr>
           <w:p>
@@ -3653,10 +4043,10 @@
             <w:tcW w:type="pct" w:w="20%"/>
             <w:shd w:fill="F8FAFC" w:val="clear"/>
             <w:tcMar>
-              <w:top w:type="dxa" w:w="100"/>
-              <w:left w:type="dxa" w:w="140"/>
-              <w:bottom w:type="dxa" w:w="100"/>
-              <w:right w:type="dxa" w:w="140"/>
+              <w:top w:type="dxa" w:w="90"/>
+              <w:left w:type="dxa" w:w="130"/>
+              <w:bottom w:type="dxa" w:w="90"/>
+              <w:right w:type="dxa" w:w="130"/>
             </w:tcMar>
           </w:tcPr>
           <w:p>
@@ -3680,10 +4070,10 @@
             <w:tcW w:type="pct" w:w="32%"/>
             <w:shd w:fill="F8FAFC" w:val="clear"/>
             <w:tcMar>
-              <w:top w:type="dxa" w:w="100"/>
-              <w:left w:type="dxa" w:w="140"/>
-              <w:bottom w:type="dxa" w:w="100"/>
-              <w:right w:type="dxa" w:w="140"/>
+              <w:top w:type="dxa" w:w="90"/>
+              <w:left w:type="dxa" w:w="130"/>
+              <w:bottom w:type="dxa" w:w="90"/>
+              <w:right w:type="dxa" w:w="130"/>
             </w:tcMar>
           </w:tcPr>
           <w:p>
@@ -3705,10 +4095,10 @@
             <w:tcW w:type="pct" w:w="26%"/>
             <w:shd w:fill="F8FAFC" w:val="clear"/>
             <w:tcMar>
-              <w:top w:type="dxa" w:w="100"/>
-              <w:left w:type="dxa" w:w="140"/>
-              <w:bottom w:type="dxa" w:w="100"/>
-              <w:right w:type="dxa" w:w="140"/>
+              <w:top w:type="dxa" w:w="90"/>
+              <w:left w:type="dxa" w:w="130"/>
+              <w:bottom w:type="dxa" w:w="90"/>
+              <w:right w:type="dxa" w:w="130"/>
             </w:tcMar>
           </w:tcPr>
           <w:p>
@@ -3730,10 +4120,10 @@
             <w:tcW w:type="pct" w:w="22%"/>
             <w:shd w:fill="F8FAFC" w:val="clear"/>
             <w:tcMar>
-              <w:top w:type="dxa" w:w="100"/>
-              <w:left w:type="dxa" w:w="140"/>
-              <w:bottom w:type="dxa" w:w="100"/>
-              <w:right w:type="dxa" w:w="140"/>
+              <w:top w:type="dxa" w:w="90"/>
+              <w:left w:type="dxa" w:w="130"/>
+              <w:bottom w:type="dxa" w:w="90"/>
+              <w:right w:type="dxa" w:w="130"/>
             </w:tcMar>
           </w:tcPr>
           <w:p>
@@ -3755,10 +4145,10 @@
             <w:tcW w:type="pct" w:w="20%"/>
             <w:shd w:fill="F8FAFC" w:val="clear"/>
             <w:tcMar>
-              <w:top w:type="dxa" w:w="100"/>
-              <w:left w:type="dxa" w:w="140"/>
-              <w:bottom w:type="dxa" w:w="100"/>
-              <w:right w:type="dxa" w:w="140"/>
+              <w:top w:type="dxa" w:w="90"/>
+              <w:left w:type="dxa" w:w="130"/>
+              <w:bottom w:type="dxa" w:w="90"/>
+              <w:right w:type="dxa" w:w="130"/>
             </w:tcMar>
           </w:tcPr>
           <w:p>
@@ -3782,10 +4172,10 @@
             <w:tcW w:type="pct" w:w="32%"/>
             <w:shd w:fill="F8FAFC" w:val="clear"/>
             <w:tcMar>
-              <w:top w:type="dxa" w:w="100"/>
-              <w:left w:type="dxa" w:w="140"/>
-              <w:bottom w:type="dxa" w:w="100"/>
-              <w:right w:type="dxa" w:w="140"/>
+              <w:top w:type="dxa" w:w="90"/>
+              <w:left w:type="dxa" w:w="130"/>
+              <w:bottom w:type="dxa" w:w="90"/>
+              <w:right w:type="dxa" w:w="130"/>
             </w:tcMar>
           </w:tcPr>
           <w:p>
@@ -3807,10 +4197,10 @@
             <w:tcW w:type="pct" w:w="26%"/>
             <w:shd w:fill="F8FAFC" w:val="clear"/>
             <w:tcMar>
-              <w:top w:type="dxa" w:w="100"/>
-              <w:left w:type="dxa" w:w="140"/>
-              <w:bottom w:type="dxa" w:w="100"/>
-              <w:right w:type="dxa" w:w="140"/>
+              <w:top w:type="dxa" w:w="90"/>
+              <w:left w:type="dxa" w:w="130"/>
+              <w:bottom w:type="dxa" w:w="90"/>
+              <w:right w:type="dxa" w:w="130"/>
             </w:tcMar>
           </w:tcPr>
           <w:p>
@@ -3832,10 +4222,10 @@
             <w:tcW w:type="pct" w:w="22%"/>
             <w:shd w:fill="F8FAFC" w:val="clear"/>
             <w:tcMar>
-              <w:top w:type="dxa" w:w="100"/>
-              <w:left w:type="dxa" w:w="140"/>
-              <w:bottom w:type="dxa" w:w="100"/>
-              <w:right w:type="dxa" w:w="140"/>
+              <w:top w:type="dxa" w:w="90"/>
+              <w:left w:type="dxa" w:w="130"/>
+              <w:bottom w:type="dxa" w:w="90"/>
+              <w:right w:type="dxa" w:w="130"/>
             </w:tcMar>
           </w:tcPr>
           <w:p>
@@ -3857,10 +4247,10 @@
             <w:tcW w:type="pct" w:w="20%"/>
             <w:shd w:fill="F8FAFC" w:val="clear"/>
             <w:tcMar>
-              <w:top w:type="dxa" w:w="100"/>
-              <w:left w:type="dxa" w:w="140"/>
-              <w:bottom w:type="dxa" w:w="100"/>
-              <w:right w:type="dxa" w:w="140"/>
+              <w:top w:type="dxa" w:w="90"/>
+              <w:left w:type="dxa" w:w="130"/>
+              <w:bottom w:type="dxa" w:w="90"/>
+              <w:right w:type="dxa" w:w="130"/>
             </w:tcMar>
           </w:tcPr>
           <w:p>
@@ -3881,7 +4271,7 @@
     </w:tbl>
     <w:p>
       <w:pPr>
-        <w:spacing w:after="80" w:before="140"/>
+        <w:spacing w:after="70" w:before="120"/>
       </w:pPr>
       <w:r>
         <w:rPr>
@@ -3890,7 +4280,7 @@
           <w:sz w:val="19"/>
           <w:szCs w:val="19"/>
         </w:rPr>
-        <w:t xml:space="preserve">Table 4: System Usability Scale (SUS) 10-Item Breakdown</w:t>
+        <w:t xml:space="preserve">Table 5: System Usability Scale (SUS) 10-Item Breakdown</w:t>
       </w:r>
     </w:p>
     <w:tbl>
@@ -3916,10 +4306,10 @@
             <w:tcW w:type="pct" w:w="50%"/>
             <w:shd w:fill="1E3A8A" w:val="clear"/>
             <w:tcMar>
-              <w:top w:type="dxa" w:w="100"/>
-              <w:left w:type="dxa" w:w="140"/>
-              <w:bottom w:type="dxa" w:w="100"/>
-              <w:right w:type="dxa" w:w="140"/>
+              <w:top w:type="dxa" w:w="90"/>
+              <w:left w:type="dxa" w:w="130"/>
+              <w:bottom w:type="dxa" w:w="90"/>
+              <w:right w:type="dxa" w:w="130"/>
             </w:tcMar>
           </w:tcPr>
           <w:p>
@@ -3941,10 +4331,10 @@
             <w:tcW w:type="pct" w:w="24%"/>
             <w:shd w:fill="1E3A8A" w:val="clear"/>
             <w:tcMar>
-              <w:top w:type="dxa" w:w="100"/>
-              <w:left w:type="dxa" w:w="140"/>
-              <w:bottom w:type="dxa" w:w="100"/>
-              <w:right w:type="dxa" w:w="140"/>
+              <w:top w:type="dxa" w:w="90"/>
+              <w:left w:type="dxa" w:w="130"/>
+              <w:bottom w:type="dxa" w:w="90"/>
+              <w:right w:type="dxa" w:w="130"/>
             </w:tcMar>
           </w:tcPr>
           <w:p>
@@ -3966,10 +4356,10 @@
             <w:tcW w:type="pct" w:w="26%"/>
             <w:shd w:fill="1E3A8A" w:val="clear"/>
             <w:tcMar>
-              <w:top w:type="dxa" w:w="100"/>
-              <w:left w:type="dxa" w:w="140"/>
-              <w:bottom w:type="dxa" w:w="100"/>
-              <w:right w:type="dxa" w:w="140"/>
+              <w:top w:type="dxa" w:w="90"/>
+              <w:left w:type="dxa" w:w="130"/>
+              <w:bottom w:type="dxa" w:w="90"/>
+              <w:right w:type="dxa" w:w="130"/>
             </w:tcMar>
           </w:tcPr>
           <w:p>
@@ -3993,10 +4383,10 @@
             <w:tcW w:type="pct" w:w="50%"/>
             <w:shd w:fill="F8FAFC" w:val="clear"/>
             <w:tcMar>
-              <w:top w:type="dxa" w:w="100"/>
-              <w:left w:type="dxa" w:w="140"/>
-              <w:bottom w:type="dxa" w:w="100"/>
-              <w:right w:type="dxa" w:w="140"/>
+              <w:top w:type="dxa" w:w="90"/>
+              <w:left w:type="dxa" w:w="130"/>
+              <w:bottom w:type="dxa" w:w="90"/>
+              <w:right w:type="dxa" w:w="130"/>
             </w:tcMar>
           </w:tcPr>
           <w:p>
@@ -4018,10 +4408,10 @@
             <w:tcW w:type="pct" w:w="24%"/>
             <w:shd w:fill="F8FAFC" w:val="clear"/>
             <w:tcMar>
-              <w:top w:type="dxa" w:w="100"/>
-              <w:left w:type="dxa" w:w="140"/>
-              <w:bottom w:type="dxa" w:w="100"/>
-              <w:right w:type="dxa" w:w="140"/>
+              <w:top w:type="dxa" w:w="90"/>
+              <w:left w:type="dxa" w:w="130"/>
+              <w:bottom w:type="dxa" w:w="90"/>
+              <w:right w:type="dxa" w:w="130"/>
             </w:tcMar>
           </w:tcPr>
           <w:p>
@@ -4043,10 +4433,10 @@
             <w:tcW w:type="pct" w:w="26%"/>
             <w:shd w:fill="F8FAFC" w:val="clear"/>
             <w:tcMar>
-              <w:top w:type="dxa" w:w="100"/>
-              <w:left w:type="dxa" w:w="140"/>
-              <w:bottom w:type="dxa" w:w="100"/>
-              <w:right w:type="dxa" w:w="140"/>
+              <w:top w:type="dxa" w:w="90"/>
+              <w:left w:type="dxa" w:w="130"/>
+              <w:bottom w:type="dxa" w:w="90"/>
+              <w:right w:type="dxa" w:w="130"/>
             </w:tcMar>
           </w:tcPr>
           <w:p>
@@ -4070,10 +4460,10 @@
             <w:tcW w:type="pct" w:w="50%"/>
             <w:shd w:fill="F8FAFC" w:val="clear"/>
             <w:tcMar>
-              <w:top w:type="dxa" w:w="100"/>
-              <w:left w:type="dxa" w:w="140"/>
-              <w:bottom w:type="dxa" w:w="100"/>
-              <w:right w:type="dxa" w:w="140"/>
+              <w:top w:type="dxa" w:w="90"/>
+              <w:left w:type="dxa" w:w="130"/>
+              <w:bottom w:type="dxa" w:w="90"/>
+              <w:right w:type="dxa" w:w="130"/>
             </w:tcMar>
           </w:tcPr>
           <w:p>
@@ -4095,10 +4485,10 @@
             <w:tcW w:type="pct" w:w="24%"/>
             <w:shd w:fill="F8FAFC" w:val="clear"/>
             <w:tcMar>
-              <w:top w:type="dxa" w:w="100"/>
-              <w:left w:type="dxa" w:w="140"/>
-              <w:bottom w:type="dxa" w:w="100"/>
-              <w:right w:type="dxa" w:w="140"/>
+              <w:top w:type="dxa" w:w="90"/>
+              <w:left w:type="dxa" w:w="130"/>
+              <w:bottom w:type="dxa" w:w="90"/>
+              <w:right w:type="dxa" w:w="130"/>
             </w:tcMar>
           </w:tcPr>
           <w:p>
@@ -4120,10 +4510,10 @@
             <w:tcW w:type="pct" w:w="26%"/>
             <w:shd w:fill="F8FAFC" w:val="clear"/>
             <w:tcMar>
-              <w:top w:type="dxa" w:w="100"/>
-              <w:left w:type="dxa" w:w="140"/>
-              <w:bottom w:type="dxa" w:w="100"/>
-              <w:right w:type="dxa" w:w="140"/>
+              <w:top w:type="dxa" w:w="90"/>
+              <w:left w:type="dxa" w:w="130"/>
+              <w:bottom w:type="dxa" w:w="90"/>
+              <w:right w:type="dxa" w:w="130"/>
             </w:tcMar>
           </w:tcPr>
           <w:p>
@@ -4147,10 +4537,10 @@
             <w:tcW w:type="pct" w:w="50%"/>
             <w:shd w:fill="F8FAFC" w:val="clear"/>
             <w:tcMar>
-              <w:top w:type="dxa" w:w="100"/>
-              <w:left w:type="dxa" w:w="140"/>
-              <w:bottom w:type="dxa" w:w="100"/>
-              <w:right w:type="dxa" w:w="140"/>
+              <w:top w:type="dxa" w:w="90"/>
+              <w:left w:type="dxa" w:w="130"/>
+              <w:bottom w:type="dxa" w:w="90"/>
+              <w:right w:type="dxa" w:w="130"/>
             </w:tcMar>
           </w:tcPr>
           <w:p>
@@ -4172,10 +4562,10 @@
             <w:tcW w:type="pct" w:w="24%"/>
             <w:shd w:fill="F8FAFC" w:val="clear"/>
             <w:tcMar>
-              <w:top w:type="dxa" w:w="100"/>
-              <w:left w:type="dxa" w:w="140"/>
-              <w:bottom w:type="dxa" w:w="100"/>
-              <w:right w:type="dxa" w:w="140"/>
+              <w:top w:type="dxa" w:w="90"/>
+              <w:left w:type="dxa" w:w="130"/>
+              <w:bottom w:type="dxa" w:w="90"/>
+              <w:right w:type="dxa" w:w="130"/>
             </w:tcMar>
           </w:tcPr>
           <w:p>
@@ -4197,10 +4587,10 @@
             <w:tcW w:type="pct" w:w="26%"/>
             <w:shd w:fill="F8FAFC" w:val="clear"/>
             <w:tcMar>
-              <w:top w:type="dxa" w:w="100"/>
-              <w:left w:type="dxa" w:w="140"/>
-              <w:bottom w:type="dxa" w:w="100"/>
-              <w:right w:type="dxa" w:w="140"/>
+              <w:top w:type="dxa" w:w="90"/>
+              <w:left w:type="dxa" w:w="130"/>
+              <w:bottom w:type="dxa" w:w="90"/>
+              <w:right w:type="dxa" w:w="130"/>
             </w:tcMar>
           </w:tcPr>
           <w:p>
@@ -4224,10 +4614,10 @@
             <w:tcW w:type="pct" w:w="50%"/>
             <w:shd w:fill="F8FAFC" w:val="clear"/>
             <w:tcMar>
-              <w:top w:type="dxa" w:w="100"/>
-              <w:left w:type="dxa" w:w="140"/>
-              <w:bottom w:type="dxa" w:w="100"/>
-              <w:right w:type="dxa" w:w="140"/>
+              <w:top w:type="dxa" w:w="90"/>
+              <w:left w:type="dxa" w:w="130"/>
+              <w:bottom w:type="dxa" w:w="90"/>
+              <w:right w:type="dxa" w:w="130"/>
             </w:tcMar>
           </w:tcPr>
           <w:p>
@@ -4249,10 +4639,10 @@
             <w:tcW w:type="pct" w:w="24%"/>
             <w:shd w:fill="F8FAFC" w:val="clear"/>
             <w:tcMar>
-              <w:top w:type="dxa" w:w="100"/>
-              <w:left w:type="dxa" w:w="140"/>
-              <w:bottom w:type="dxa" w:w="100"/>
-              <w:right w:type="dxa" w:w="140"/>
+              <w:top w:type="dxa" w:w="90"/>
+              <w:left w:type="dxa" w:w="130"/>
+              <w:bottom w:type="dxa" w:w="90"/>
+              <w:right w:type="dxa" w:w="130"/>
             </w:tcMar>
           </w:tcPr>
           <w:p>
@@ -4274,10 +4664,10 @@
             <w:tcW w:type="pct" w:w="26%"/>
             <w:shd w:fill="F8FAFC" w:val="clear"/>
             <w:tcMar>
-              <w:top w:type="dxa" w:w="100"/>
-              <w:left w:type="dxa" w:w="140"/>
-              <w:bottom w:type="dxa" w:w="100"/>
-              <w:right w:type="dxa" w:w="140"/>
+              <w:top w:type="dxa" w:w="90"/>
+              <w:left w:type="dxa" w:w="130"/>
+              <w:bottom w:type="dxa" w:w="90"/>
+              <w:right w:type="dxa" w:w="130"/>
             </w:tcMar>
           </w:tcPr>
           <w:p>
@@ -4301,10 +4691,10 @@
             <w:tcW w:type="pct" w:w="50%"/>
             <w:shd w:fill="F8FAFC" w:val="clear"/>
             <w:tcMar>
-              <w:top w:type="dxa" w:w="100"/>
-              <w:left w:type="dxa" w:w="140"/>
-              <w:bottom w:type="dxa" w:w="100"/>
-              <w:right w:type="dxa" w:w="140"/>
+              <w:top w:type="dxa" w:w="90"/>
+              <w:left w:type="dxa" w:w="130"/>
+              <w:bottom w:type="dxa" w:w="90"/>
+              <w:right w:type="dxa" w:w="130"/>
             </w:tcMar>
           </w:tcPr>
           <w:p>
@@ -4326,10 +4716,10 @@
             <w:tcW w:type="pct" w:w="24%"/>
             <w:shd w:fill="F8FAFC" w:val="clear"/>
             <w:tcMar>
-              <w:top w:type="dxa" w:w="100"/>
-              <w:left w:type="dxa" w:w="140"/>
-              <w:bottom w:type="dxa" w:w="100"/>
-              <w:right w:type="dxa" w:w="140"/>
+              <w:top w:type="dxa" w:w="90"/>
+              <w:left w:type="dxa" w:w="130"/>
+              <w:bottom w:type="dxa" w:w="90"/>
+              <w:right w:type="dxa" w:w="130"/>
             </w:tcMar>
           </w:tcPr>
           <w:p>
@@ -4351,10 +4741,10 @@
             <w:tcW w:type="pct" w:w="26%"/>
             <w:shd w:fill="F8FAFC" w:val="clear"/>
             <w:tcMar>
-              <w:top w:type="dxa" w:w="100"/>
-              <w:left w:type="dxa" w:w="140"/>
-              <w:bottom w:type="dxa" w:w="100"/>
-              <w:right w:type="dxa" w:w="140"/>
+              <w:top w:type="dxa" w:w="90"/>
+              <w:left w:type="dxa" w:w="130"/>
+              <w:bottom w:type="dxa" w:w="90"/>
+              <w:right w:type="dxa" w:w="130"/>
             </w:tcMar>
           </w:tcPr>
           <w:p>
@@ -4378,10 +4768,10 @@
             <w:tcW w:type="pct" w:w="50%"/>
             <w:shd w:fill="F8FAFC" w:val="clear"/>
             <w:tcMar>
-              <w:top w:type="dxa" w:w="100"/>
-              <w:left w:type="dxa" w:w="140"/>
-              <w:bottom w:type="dxa" w:w="100"/>
-              <w:right w:type="dxa" w:w="140"/>
+              <w:top w:type="dxa" w:w="90"/>
+              <w:left w:type="dxa" w:w="130"/>
+              <w:bottom w:type="dxa" w:w="90"/>
+              <w:right w:type="dxa" w:w="130"/>
             </w:tcMar>
           </w:tcPr>
           <w:p>
@@ -4403,10 +4793,10 @@
             <w:tcW w:type="pct" w:w="24%"/>
             <w:shd w:fill="F8FAFC" w:val="clear"/>
             <w:tcMar>
-              <w:top w:type="dxa" w:w="100"/>
-              <w:left w:type="dxa" w:w="140"/>
-              <w:bottom w:type="dxa" w:w="100"/>
-              <w:right w:type="dxa" w:w="140"/>
+              <w:top w:type="dxa" w:w="90"/>
+              <w:left w:type="dxa" w:w="130"/>
+              <w:bottom w:type="dxa" w:w="90"/>
+              <w:right w:type="dxa" w:w="130"/>
             </w:tcMar>
           </w:tcPr>
           <w:p>
@@ -4428,10 +4818,10 @@
             <w:tcW w:type="pct" w:w="26%"/>
             <w:shd w:fill="F8FAFC" w:val="clear"/>
             <w:tcMar>
-              <w:top w:type="dxa" w:w="100"/>
-              <w:left w:type="dxa" w:w="140"/>
-              <w:bottom w:type="dxa" w:w="100"/>
-              <w:right w:type="dxa" w:w="140"/>
+              <w:top w:type="dxa" w:w="90"/>
+              <w:left w:type="dxa" w:w="130"/>
+              <w:bottom w:type="dxa" w:w="90"/>
+              <w:right w:type="dxa" w:w="130"/>
             </w:tcMar>
           </w:tcPr>
           <w:p>
@@ -4455,10 +4845,10 @@
             <w:tcW w:type="pct" w:w="50%"/>
             <w:shd w:fill="F8FAFC" w:val="clear"/>
             <w:tcMar>
-              <w:top w:type="dxa" w:w="100"/>
-              <w:left w:type="dxa" w:w="140"/>
-              <w:bottom w:type="dxa" w:w="100"/>
-              <w:right w:type="dxa" w:w="140"/>
+              <w:top w:type="dxa" w:w="90"/>
+              <w:left w:type="dxa" w:w="130"/>
+              <w:bottom w:type="dxa" w:w="90"/>
+              <w:right w:type="dxa" w:w="130"/>
             </w:tcMar>
           </w:tcPr>
           <w:p>
@@ -4480,10 +4870,10 @@
             <w:tcW w:type="pct" w:w="24%"/>
             <w:shd w:fill="F8FAFC" w:val="clear"/>
             <w:tcMar>
-              <w:top w:type="dxa" w:w="100"/>
-              <w:left w:type="dxa" w:w="140"/>
-              <w:bottom w:type="dxa" w:w="100"/>
-              <w:right w:type="dxa" w:w="140"/>
+              <w:top w:type="dxa" w:w="90"/>
+              <w:left w:type="dxa" w:w="130"/>
+              <w:bottom w:type="dxa" w:w="90"/>
+              <w:right w:type="dxa" w:w="130"/>
             </w:tcMar>
           </w:tcPr>
           <w:p>
@@ -4505,10 +4895,10 @@
             <w:tcW w:type="pct" w:w="26%"/>
             <w:shd w:fill="F8FAFC" w:val="clear"/>
             <w:tcMar>
-              <w:top w:type="dxa" w:w="100"/>
-              <w:left w:type="dxa" w:w="140"/>
-              <w:bottom w:type="dxa" w:w="100"/>
-              <w:right w:type="dxa" w:w="140"/>
+              <w:top w:type="dxa" w:w="90"/>
+              <w:left w:type="dxa" w:w="130"/>
+              <w:bottom w:type="dxa" w:w="90"/>
+              <w:right w:type="dxa" w:w="130"/>
             </w:tcMar>
           </w:tcPr>
           <w:p>
@@ -4532,10 +4922,10 @@
             <w:tcW w:type="pct" w:w="50%"/>
             <w:shd w:fill="F8FAFC" w:val="clear"/>
             <w:tcMar>
-              <w:top w:type="dxa" w:w="100"/>
-              <w:left w:type="dxa" w:w="140"/>
-              <w:bottom w:type="dxa" w:w="100"/>
-              <w:right w:type="dxa" w:w="140"/>
+              <w:top w:type="dxa" w:w="90"/>
+              <w:left w:type="dxa" w:w="130"/>
+              <w:bottom w:type="dxa" w:w="90"/>
+              <w:right w:type="dxa" w:w="130"/>
             </w:tcMar>
           </w:tcPr>
           <w:p>
@@ -4557,10 +4947,10 @@
             <w:tcW w:type="pct" w:w="24%"/>
             <w:shd w:fill="F8FAFC" w:val="clear"/>
             <w:tcMar>
-              <w:top w:type="dxa" w:w="100"/>
-              <w:left w:type="dxa" w:w="140"/>
-              <w:bottom w:type="dxa" w:w="100"/>
-              <w:right w:type="dxa" w:w="140"/>
+              <w:top w:type="dxa" w:w="90"/>
+              <w:left w:type="dxa" w:w="130"/>
+              <w:bottom w:type="dxa" w:w="90"/>
+              <w:right w:type="dxa" w:w="130"/>
             </w:tcMar>
           </w:tcPr>
           <w:p>
@@ -4582,10 +4972,10 @@
             <w:tcW w:type="pct" w:w="26%"/>
             <w:shd w:fill="F8FAFC" w:val="clear"/>
             <w:tcMar>
-              <w:top w:type="dxa" w:w="100"/>
-              <w:left w:type="dxa" w:w="140"/>
-              <w:bottom w:type="dxa" w:w="100"/>
-              <w:right w:type="dxa" w:w="140"/>
+              <w:top w:type="dxa" w:w="90"/>
+              <w:left w:type="dxa" w:w="130"/>
+              <w:bottom w:type="dxa" w:w="90"/>
+              <w:right w:type="dxa" w:w="130"/>
             </w:tcMar>
           </w:tcPr>
           <w:p>
@@ -4609,10 +4999,10 @@
             <w:tcW w:type="pct" w:w="50%"/>
             <w:shd w:fill="F8FAFC" w:val="clear"/>
             <w:tcMar>
-              <w:top w:type="dxa" w:w="100"/>
-              <w:left w:type="dxa" w:w="140"/>
-              <w:bottom w:type="dxa" w:w="100"/>
-              <w:right w:type="dxa" w:w="140"/>
+              <w:top w:type="dxa" w:w="90"/>
+              <w:left w:type="dxa" w:w="130"/>
+              <w:bottom w:type="dxa" w:w="90"/>
+              <w:right w:type="dxa" w:w="130"/>
             </w:tcMar>
           </w:tcPr>
           <w:p>
@@ -4634,10 +5024,10 @@
             <w:tcW w:type="pct" w:w="24%"/>
             <w:shd w:fill="F8FAFC" w:val="clear"/>
             <w:tcMar>
-              <w:top w:type="dxa" w:w="100"/>
-              <w:left w:type="dxa" w:w="140"/>
-              <w:bottom w:type="dxa" w:w="100"/>
-              <w:right w:type="dxa" w:w="140"/>
+              <w:top w:type="dxa" w:w="90"/>
+              <w:left w:type="dxa" w:w="130"/>
+              <w:bottom w:type="dxa" w:w="90"/>
+              <w:right w:type="dxa" w:w="130"/>
             </w:tcMar>
           </w:tcPr>
           <w:p>
@@ -4659,10 +5049,10 @@
             <w:tcW w:type="pct" w:w="26%"/>
             <w:shd w:fill="F8FAFC" w:val="clear"/>
             <w:tcMar>
-              <w:top w:type="dxa" w:w="100"/>
-              <w:left w:type="dxa" w:w="140"/>
-              <w:bottom w:type="dxa" w:w="100"/>
-              <w:right w:type="dxa" w:w="140"/>
+              <w:top w:type="dxa" w:w="90"/>
+              <w:left w:type="dxa" w:w="130"/>
+              <w:bottom w:type="dxa" w:w="90"/>
+              <w:right w:type="dxa" w:w="130"/>
             </w:tcMar>
           </w:tcPr>
           <w:p>
@@ -4686,10 +5076,10 @@
             <w:tcW w:type="pct" w:w="50%"/>
             <w:shd w:fill="F8FAFC" w:val="clear"/>
             <w:tcMar>
-              <w:top w:type="dxa" w:w="100"/>
-              <w:left w:type="dxa" w:w="140"/>
-              <w:bottom w:type="dxa" w:w="100"/>
-              <w:right w:type="dxa" w:w="140"/>
+              <w:top w:type="dxa" w:w="90"/>
+              <w:left w:type="dxa" w:w="130"/>
+              <w:bottom w:type="dxa" w:w="90"/>
+              <w:right w:type="dxa" w:w="130"/>
             </w:tcMar>
           </w:tcPr>
           <w:p>
@@ -4711,10 +5101,10 @@
             <w:tcW w:type="pct" w:w="24%"/>
             <w:shd w:fill="F8FAFC" w:val="clear"/>
             <w:tcMar>
-              <w:top w:type="dxa" w:w="100"/>
-              <w:left w:type="dxa" w:w="140"/>
-              <w:bottom w:type="dxa" w:w="100"/>
-              <w:right w:type="dxa" w:w="140"/>
+              <w:top w:type="dxa" w:w="90"/>
+              <w:left w:type="dxa" w:w="130"/>
+              <w:bottom w:type="dxa" w:w="90"/>
+              <w:right w:type="dxa" w:w="130"/>
             </w:tcMar>
           </w:tcPr>
           <w:p>
@@ -4736,10 +5126,10 @@
             <w:tcW w:type="pct" w:w="26%"/>
             <w:shd w:fill="F8FAFC" w:val="clear"/>
             <w:tcMar>
-              <w:top w:type="dxa" w:w="100"/>
-              <w:left w:type="dxa" w:w="140"/>
-              <w:bottom w:type="dxa" w:w="100"/>
-              <w:right w:type="dxa" w:w="140"/>
+              <w:top w:type="dxa" w:w="90"/>
+              <w:left w:type="dxa" w:w="130"/>
+              <w:bottom w:type="dxa" w:w="90"/>
+              <w:right w:type="dxa" w:w="130"/>
             </w:tcMar>
           </w:tcPr>
           <w:p>
@@ -4761,7 +5151,7 @@
     <w:p>
       <w:pPr>
         <w:pStyle w:val="Heading1"/>
-        <w:spacing w:after="100" w:before="240"/>
+        <w:spacing w:after="80" w:before="200"/>
       </w:pPr>
       <w:r>
         <w:rPr>
@@ -4771,53 +5161,69 @@
           <w:sz w:val="24"/>
           <w:szCs w:val="24"/>
         </w:rPr>
-        <w:t xml:space="preserve">10. Discussion, Limitations &amp; Future Work</w:t>
+        <w:t xml:space="preserve">11. Discussion, Limitations &amp; Future Work</w:t>
       </w:r>
     </w:p>
     <w:p>
       <w:pPr>
-        <w:spacing w:after="80" w:before="80"/>
+        <w:spacing w:after="70" w:before="70"/>
       </w:pPr>
       <w:r>
         <w:rPr>
           <w:b/>
           <w:bCs/>
-          <w:color w:val="2563EB"/>
-          <w:sz w:val="21"/>
-          <w:szCs w:val="21"/>
-        </w:rPr>
-        <w:t xml:space="preserve">10.1 Technical Limitations &amp; Edge Cases
-</w:t>
-      </w:r>
-      <w:r>
-        <w:rPr>
           <w:sz w:val="20"/>
           <w:szCs w:val="20"/>
         </w:rPr>
-        <w:t xml:space="preserve">• Low-Light Environments: Webcam sensors in dark lecture halls introduce grain that reduces MediaPipe joint confidence. The system handles this with an on-screen lighting warning banner.
-• Extreme Camera Angles: Presenters standing more than 60 degrees off-axis experience foreshortening. The ideal capture zone is within ±45 degrees.
+        <w:t xml:space="preserve">• Low-Light Environments: </w:t>
+      </w:r>
+      <w:r>
+        <w:rPr>
+          <w:sz w:val="20"/>
+          <w:szCs w:val="20"/>
+        </w:rPr>
+        <w:t xml:space="preserve">Webcam sensors in dark lecture halls introduce grain that reduces MediaPipe joint confidence. The system handles this with an on-screen lighting warning banner.
 </w:t>
       </w:r>
       <w:r>
         <w:rPr>
           <w:b/>
           <w:bCs/>
-          <w:color w:val="2563EB"/>
-          <w:sz w:val="21"/>
-          <w:szCs w:val="21"/>
-        </w:rPr>
-        <w:t xml:space="preserve">10.2 Future Research Trajectories
-</w:t>
-      </w:r>
-      <w:r>
-        <w:rPr>
           <w:sz w:val="20"/>
           <w:szCs w:val="20"/>
         </w:rPr>
-        <w:t xml:space="preserve">• Multi-Presenter Handover: Tracking unique hand IDs to allow co-presenters to pass presentation control seamlessly.
-• Multimodal Voice + Gesture Fusion: Combining whisper speech keywords with micro-gestures for dual-confirmation presentation control.
+        <w:t xml:space="preserve">• Extreme Camera Angles: </w:t>
+      </w:r>
+      <w:r>
+        <w:rPr>
+          <w:sz w:val="20"/>
+          <w:szCs w:val="20"/>
+        </w:rPr>
+        <w:t xml:space="preserve">Presenters standing more than 60 degrees off-axis experience foreshortening. The ideal capture zone is within ±45 degrees.
 </w:t>
       </w:r>
+      <w:r>
+        <w:rPr>
+          <w:b/>
+          <w:bCs/>
+          <w:sz w:val="20"/>
+          <w:szCs w:val="20"/>
+        </w:rPr>
+        <w:t xml:space="preserve">• Future Trajectories: </w:t>
+      </w:r>
+      <w:r>
+        <w:rPr>
+          <w:sz w:val="20"/>
+          <w:szCs w:val="20"/>
+        </w:rPr>
+        <w:t xml:space="preserve">Multi-presenter handover recognition, subtle eye-gaze tracking, and multimodal speech-gesture fusion.</w:t>
+      </w:r>
+    </w:p>
+    <w:p>
+      <w:pPr>
+        <w:pStyle w:val="Heading1"/>
+        <w:spacing w:after="80" w:before="200"/>
+      </w:pPr>
       <w:r>
         <w:rPr>
           <w:b/>
@@ -4826,121 +5232,50 @@
           <w:sz w:val="24"/>
           <w:szCs w:val="24"/>
         </w:rPr>
-        <w:t xml:space="preserve">11. Conclusion
+        <w:t xml:space="preserve">12. Conclusion &amp; References</w:t>
+      </w:r>
+    </w:p>
+    <w:p>
+      <w:pPr>
+        <w:spacing w:after="50" w:before="50"/>
+      </w:pPr>
+      <w:r>
+        <w:rPr>
+          <w:sz w:val="19"/>
+          <w:szCs w:val="19"/>
+        </w:rPr>
+        <w:t xml:space="preserve">AirSlide demonstrates that camera-based Natural User Interfaces can achieve industrial-grade reliability and delightful usability by adhering strictly to fundamental HCI and cognitive human factors principles. By replacing dynamic swipe trajectories with static finger counting poses and enforcing a 2.0-second post-trigger refractory lockout, AirSlide eliminates the Midas Touch dilemma and Gorilla Arm fatigue. The resulting system liberates presenters from physical hardware tethers and provides a dependable, private, and universal touch-free presentation experience.
 </w:t>
       </w:r>
       <w:r>
         <w:rPr>
-          <w:sz w:val="20"/>
-          <w:szCs w:val="20"/>
-        </w:rPr>
-        <w:t xml:space="preserve">AirSlide demonstrates that camera-based Natural User Interfaces can achieve industrial-grade reliability and delightful usability by adhering strictly to fundamental HCI and cognitive human factors principles. By replacing dynamic swipe trajectories with static finger counting poses and enforcing a 2.0-second post-trigger refractory lockout, AirSlide eliminates the Midas Touch dilemma and Gorilla Arm fatigue. The resulting system liberates presenters from physical hardware tethers and provides a dependable, private, and universal touch-free presentation experience.</w:t>
+          <w:b/>
+          <w:bCs/>
+          <w:sz w:val="19"/>
+          <w:szCs w:val="19"/>
+        </w:rPr>
+        <w:t xml:space="preserve">References:
+</w:t>
+      </w:r>
+      <w:r>
+        <w:rPr>
+          <w:sz w:val="17"/>
+          <w:szCs w:val="17"/>
+        </w:rPr>
+        <w:t xml:space="preserve">1. Fitts, P. M. (1954). J. Exp. Psychol., 47(6), 381-391.
+2. Hick, W. E. (1952). Q. J. Exp. Psychol., 4(1), 11-26.
+3. Norman, D. A. (2013). The Design of Everyday Things. Basic Books.
+4. Nielsen, J. (1994). Usability Engineering. Morgan Kaufmann.
+5. Shneiderman, B., et al. (2016). Designing the User Interface (6th ed.). Pearson.
+6. Sweller, J. (1988). Cognitive Science, 12(2), 257-285.
+7. Brooke, J. (1996). SUS Scale. Usability Evaluation in Industry.
+8. Lugaresi, C., et al. (2019). MediaPipe. arXiv:1906.08172.</w:t>
       </w:r>
     </w:p>
     <w:p>
       <w:pPr>
         <w:pStyle w:val="Heading1"/>
-        <w:spacing w:after="100" w:before="240"/>
-      </w:pPr>
-      <w:r>
-        <w:rPr>
-          <w:b/>
-          <w:bCs/>
-          <w:color w:val="1E3A8A"/>
-          <w:sz w:val="24"/>
-          <w:szCs w:val="24"/>
-        </w:rPr>
-        <w:t xml:space="preserve">12. Academic References</w:t>
-      </w:r>
-    </w:p>
-    <w:p>
-      <w:pPr>
-        <w:spacing w:after="60" w:before="60"/>
-      </w:pPr>
-      <w:r>
-        <w:rPr>
-          <w:sz w:val="18"/>
-          <w:szCs w:val="18"/>
-        </w:rPr>
-        <w:t xml:space="preserve">1. Fitts, P. M. (1954). The information capacity of the human motor system in controlling the amplitude of movement. Journal of Experimental Psychology, 47(6), 381–391.
-</w:t>
-      </w:r>
-      <w:r>
-        <w:rPr>
-          <w:sz w:val="18"/>
-          <w:szCs w:val="18"/>
-        </w:rPr>
-        <w:t xml:space="preserve">2. Hick, W. E. (1952). On the rate of gain of information. Quarterly Journal of Experimental Psychology, 4(1), 11–26.
-</w:t>
-      </w:r>
-      <w:r>
-        <w:rPr>
-          <w:sz w:val="18"/>
-          <w:szCs w:val="18"/>
-        </w:rPr>
-        <w:t xml:space="preserve">3. Norman, D. A. (2013). The Design of Everyday Things: Revised and Expanded Edition. Basic Books, New York.
-</w:t>
-      </w:r>
-      <w:r>
-        <w:rPr>
-          <w:sz w:val="18"/>
-          <w:szCs w:val="18"/>
-        </w:rPr>
-        <w:t xml:space="preserve">4. Nielsen, J. (1994). Usability Engineering. Morgan Kaufmann Publishers, San Francisco.
-</w:t>
-      </w:r>
-      <w:r>
-        <w:rPr>
-          <w:sz w:val="18"/>
-          <w:szCs w:val="18"/>
-        </w:rPr>
-        <w:t xml:space="preserve">5. Shneiderman, B., et al. (2016). Designing the User Interface: Strategies for Effective HCI (6th ed.). Pearson.
-</w:t>
-      </w:r>
-      <w:r>
-        <w:rPr>
-          <w:sz w:val="18"/>
-          <w:szCs w:val="18"/>
-        </w:rPr>
-        <w:t xml:space="preserve">6. Sweller, J. (1988). Cognitive load during problem solving: Effects on learning. Cognitive Science, 12(2), 257–285.
-</w:t>
-      </w:r>
-      <w:r>
-        <w:rPr>
-          <w:sz w:val="18"/>
-          <w:szCs w:val="18"/>
-        </w:rPr>
-        <w:t xml:space="preserve">7. Brooke, J. (1996). SUS: A 'quick and dirty' usability scale. In Usability Evaluation in Industry (pp. 189–194). Taylor &amp; Francis.
-</w:t>
-      </w:r>
-      <w:r>
-        <w:rPr>
-          <w:sz w:val="18"/>
-          <w:szCs w:val="18"/>
-        </w:rPr>
-        <w:t xml:space="preserve">8. Lugaresi, C., et al. (2019). MediaPipe: A Framework for Building Perception Pipelines. arXiv:1906.08172.
-</w:t>
-      </w:r>
-      <w:r>
-        <w:rPr>
-          <w:sz w:val="18"/>
-          <w:szCs w:val="18"/>
-        </w:rPr>
-        <w:t xml:space="preserve">9. Wigdor, D., &amp; Wixon, D. (2011). Brave NUI World: Designing Natural User Interfaces. Morgan Kaufmann.
-</w:t>
-      </w:r>
-      <w:r>
-        <w:rPr>
-          <w:sz w:val="18"/>
-          <w:szCs w:val="18"/>
-        </w:rPr>
-        <w:t xml:space="preserve">10. Hyman, R. (1953). Stimulus information as a determinant of reaction time. Journal of Experimental Psychology, 45(3), 188–196.</w:t>
-      </w:r>
-    </w:p>
-    <w:p>
-      <w:pPr>
-        <w:pStyle w:val="Heading1"/>
-        <w:spacing w:after="100" w:before="240"/>
+        <w:spacing w:after="80" w:before="200"/>
       </w:pPr>
       <w:r>
         <w:rPr>
@@ -4976,10 +5311,10 @@
             <w:tcW w:type="pct" w:w="28%"/>
             <w:shd w:fill="1E3A8A" w:val="clear"/>
             <w:tcMar>
-              <w:top w:type="dxa" w:w="100"/>
-              <w:left w:type="dxa" w:w="140"/>
-              <w:bottom w:type="dxa" w:w="100"/>
-              <w:right w:type="dxa" w:w="140"/>
+              <w:top w:type="dxa" w:w="90"/>
+              <w:left w:type="dxa" w:w="130"/>
+              <w:bottom w:type="dxa" w:w="90"/>
+              <w:right w:type="dxa" w:w="130"/>
             </w:tcMar>
           </w:tcPr>
           <w:p>
@@ -5001,10 +5336,10 @@
             <w:tcW w:type="pct" w:w="36%"/>
             <w:shd w:fill="1E3A8A" w:val="clear"/>
             <w:tcMar>
-              <w:top w:type="dxa" w:w="100"/>
-              <w:left w:type="dxa" w:w="140"/>
-              <w:bottom w:type="dxa" w:w="100"/>
-              <w:right w:type="dxa" w:w="140"/>
+              <w:top w:type="dxa" w:w="90"/>
+              <w:left w:type="dxa" w:w="130"/>
+              <w:bottom w:type="dxa" w:w="90"/>
+              <w:right w:type="dxa" w:w="130"/>
             </w:tcMar>
           </w:tcPr>
           <w:p>
@@ -5026,10 +5361,10 @@
             <w:tcW w:type="pct" w:w="36%"/>
             <w:shd w:fill="1E3A8A" w:val="clear"/>
             <w:tcMar>
-              <w:top w:type="dxa" w:w="100"/>
-              <w:left w:type="dxa" w:w="140"/>
-              <w:bottom w:type="dxa" w:w="100"/>
-              <w:right w:type="dxa" w:w="140"/>
+              <w:top w:type="dxa" w:w="90"/>
+              <w:left w:type="dxa" w:w="130"/>
+              <w:bottom w:type="dxa" w:w="90"/>
+              <w:right w:type="dxa" w:w="130"/>
             </w:tcMar>
           </w:tcPr>
           <w:p>
@@ -5042,7 +5377,7 @@
                 <w:sz w:val="19"/>
                 <w:szCs w:val="19"/>
               </w:rPr>
-              <w:t xml:space="preserve">Key Contributions</w:t>
+              <w:t xml:space="preserve">Key Deliverables</w:t>
             </w:r>
           </w:p>
         </w:tc>
@@ -5053,10 +5388,10 @@
             <w:tcW w:type="pct" w:w="28%"/>
             <w:shd w:fill="F8FAFC" w:val="clear"/>
             <w:tcMar>
-              <w:top w:type="dxa" w:w="100"/>
-              <w:left w:type="dxa" w:w="140"/>
-              <w:bottom w:type="dxa" w:w="100"/>
-              <w:right w:type="dxa" w:w="140"/>
+              <w:top w:type="dxa" w:w="90"/>
+              <w:left w:type="dxa" w:w="130"/>
+              <w:bottom w:type="dxa" w:w="90"/>
+              <w:right w:type="dxa" w:w="130"/>
             </w:tcMar>
           </w:tcPr>
           <w:p>
@@ -5078,10 +5413,10 @@
             <w:tcW w:type="pct" w:w="36%"/>
             <w:shd w:fill="F8FAFC" w:val="clear"/>
             <w:tcMar>
-              <w:top w:type="dxa" w:w="100"/>
-              <w:left w:type="dxa" w:w="140"/>
-              <w:bottom w:type="dxa" w:w="100"/>
-              <w:right w:type="dxa" w:w="140"/>
+              <w:top w:type="dxa" w:w="90"/>
+              <w:left w:type="dxa" w:w="130"/>
+              <w:bottom w:type="dxa" w:w="90"/>
+              <w:right w:type="dxa" w:w="130"/>
             </w:tcMar>
           </w:tcPr>
           <w:p>
@@ -5103,10 +5438,10 @@
             <w:tcW w:type="pct" w:w="36%"/>
             <w:shd w:fill="F8FAFC" w:val="clear"/>
             <w:tcMar>
-              <w:top w:type="dxa" w:w="100"/>
-              <w:left w:type="dxa" w:w="140"/>
-              <w:bottom w:type="dxa" w:w="100"/>
-              <w:right w:type="dxa" w:w="140"/>
+              <w:top w:type="dxa" w:w="90"/>
+              <w:left w:type="dxa" w:w="130"/>
+              <w:bottom w:type="dxa" w:w="90"/>
+              <w:right w:type="dxa" w:w="130"/>
             </w:tcMar>
           </w:tcPr>
           <w:p>
@@ -5130,10 +5465,10 @@
             <w:tcW w:type="pct" w:w="28%"/>
             <w:shd w:fill="F8FAFC" w:val="clear"/>
             <w:tcMar>
-              <w:top w:type="dxa" w:w="100"/>
-              <w:left w:type="dxa" w:w="140"/>
-              <w:bottom w:type="dxa" w:w="100"/>
-              <w:right w:type="dxa" w:w="140"/>
+              <w:top w:type="dxa" w:w="90"/>
+              <w:left w:type="dxa" w:w="130"/>
+              <w:bottom w:type="dxa" w:w="90"/>
+              <w:right w:type="dxa" w:w="130"/>
             </w:tcMar>
           </w:tcPr>
           <w:p>
@@ -5155,10 +5490,10 @@
             <w:tcW w:type="pct" w:w="36%"/>
             <w:shd w:fill="F8FAFC" w:val="clear"/>
             <w:tcMar>
-              <w:top w:type="dxa" w:w="100"/>
-              <w:left w:type="dxa" w:w="140"/>
-              <w:bottom w:type="dxa" w:w="100"/>
-              <w:right w:type="dxa" w:w="140"/>
+              <w:top w:type="dxa" w:w="90"/>
+              <w:left w:type="dxa" w:w="130"/>
+              <w:bottom w:type="dxa" w:w="90"/>
+              <w:right w:type="dxa" w:w="130"/>
             </w:tcMar>
           </w:tcPr>
           <w:p>
@@ -5180,10 +5515,10 @@
             <w:tcW w:type="pct" w:w="36%"/>
             <w:shd w:fill="F8FAFC" w:val="clear"/>
             <w:tcMar>
-              <w:top w:type="dxa" w:w="100"/>
-              <w:left w:type="dxa" w:w="140"/>
-              <w:bottom w:type="dxa" w:w="100"/>
-              <w:right w:type="dxa" w:w="140"/>
+              <w:top w:type="dxa" w:w="90"/>
+              <w:left w:type="dxa" w:w="130"/>
+              <w:bottom w:type="dxa" w:w="90"/>
+              <w:right w:type="dxa" w:w="130"/>
             </w:tcMar>
           </w:tcPr>
           <w:p>
@@ -5207,10 +5542,10 @@
             <w:tcW w:type="pct" w:w="28%"/>
             <w:shd w:fill="F8FAFC" w:val="clear"/>
             <w:tcMar>
-              <w:top w:type="dxa" w:w="100"/>
-              <w:left w:type="dxa" w:w="140"/>
-              <w:bottom w:type="dxa" w:w="100"/>
-              <w:right w:type="dxa" w:w="140"/>
+              <w:top w:type="dxa" w:w="90"/>
+              <w:left w:type="dxa" w:w="130"/>
+              <w:bottom w:type="dxa" w:w="90"/>
+              <w:right w:type="dxa" w:w="130"/>
             </w:tcMar>
           </w:tcPr>
           <w:p>
@@ -5232,10 +5567,10 @@
             <w:tcW w:type="pct" w:w="36%"/>
             <w:shd w:fill="F8FAFC" w:val="clear"/>
             <w:tcMar>
-              <w:top w:type="dxa" w:w="100"/>
-              <w:left w:type="dxa" w:w="140"/>
-              <w:bottom w:type="dxa" w:w="100"/>
-              <w:right w:type="dxa" w:w="140"/>
+              <w:top w:type="dxa" w:w="90"/>
+              <w:left w:type="dxa" w:w="130"/>
+              <w:bottom w:type="dxa" w:w="90"/>
+              <w:right w:type="dxa" w:w="130"/>
             </w:tcMar>
           </w:tcPr>
           <w:p>
@@ -5257,10 +5592,10 @@
             <w:tcW w:type="pct" w:w="36%"/>
             <w:shd w:fill="F8FAFC" w:val="clear"/>
             <w:tcMar>
-              <w:top w:type="dxa" w:w="100"/>
-              <w:left w:type="dxa" w:w="140"/>
-              <w:bottom w:type="dxa" w:w="100"/>
-              <w:right w:type="dxa" w:w="140"/>
+              <w:top w:type="dxa" w:w="90"/>
+              <w:left w:type="dxa" w:w="130"/>
+              <w:bottom w:type="dxa" w:w="90"/>
+              <w:right w:type="dxa" w:w="130"/>
             </w:tcMar>
           </w:tcPr>
           <w:p>
@@ -5284,10 +5619,10 @@
             <w:tcW w:type="pct" w:w="28%"/>
             <w:shd w:fill="F8FAFC" w:val="clear"/>
             <w:tcMar>
-              <w:top w:type="dxa" w:w="100"/>
-              <w:left w:type="dxa" w:w="140"/>
-              <w:bottom w:type="dxa" w:w="100"/>
-              <w:right w:type="dxa" w:w="140"/>
+              <w:top w:type="dxa" w:w="90"/>
+              <w:left w:type="dxa" w:w="130"/>
+              <w:bottom w:type="dxa" w:w="90"/>
+              <w:right w:type="dxa" w:w="130"/>
             </w:tcMar>
           </w:tcPr>
           <w:p>
@@ -5309,10 +5644,10 @@
             <w:tcW w:type="pct" w:w="36%"/>
             <w:shd w:fill="F8FAFC" w:val="clear"/>
             <w:tcMar>
-              <w:top w:type="dxa" w:w="100"/>
-              <w:left w:type="dxa" w:w="140"/>
-              <w:bottom w:type="dxa" w:w="100"/>
-              <w:right w:type="dxa" w:w="140"/>
+              <w:top w:type="dxa" w:w="90"/>
+              <w:left w:type="dxa" w:w="130"/>
+              <w:bottom w:type="dxa" w:w="90"/>
+              <w:right w:type="dxa" w:w="130"/>
             </w:tcMar>
           </w:tcPr>
           <w:p>
@@ -5334,10 +5669,10 @@
             <w:tcW w:type="pct" w:w="36%"/>
             <w:shd w:fill="F8FAFC" w:val="clear"/>
             <w:tcMar>
-              <w:top w:type="dxa" w:w="100"/>
-              <w:left w:type="dxa" w:w="140"/>
-              <w:bottom w:type="dxa" w:w="100"/>
-              <w:right w:type="dxa" w:w="140"/>
+              <w:top w:type="dxa" w:w="90"/>
+              <w:left w:type="dxa" w:w="130"/>
+              <w:bottom w:type="dxa" w:w="90"/>
+              <w:right w:type="dxa" w:w="130"/>
             </w:tcMar>
           </w:tcPr>
           <w:p>
@@ -5507,7 +5842,7 @@
         <w:sz w:val="16"/>
         <w:szCs w:val="16"/>
       </w:rPr>
-      <w:t xml:space="preserve">AirSlide: HCI Project Report | HiLCoE School of Computer Science</w:t>
+      <w:t xml:space="preserve">AirSlide: Touch-Free Presentation Control | HCI Project Report</w:t>
     </w:r>
   </w:p>
 </w:hdr>
@@ -5621,7 +5956,7 @@
     </w:rPrDefault>
     <w:pPrDefault>
       <w:pPr>
-        <w:spacing w:after="80" w:before="80" w:line="260"/>
+        <w:spacing w:after="70" w:before="70" w:line="260"/>
       </w:pPr>
     </w:pPrDefault>
   </w:docDefaults>

--- a/public/AirSlide_HCI_Report.docx
+++ b/public/AirSlide_HCI_Report.docx
@@ -365,7 +365,7 @@
           <w:sz w:val="19"/>
           <w:szCs w:val="19"/>
         </w:rPr>
-        <w:t xml:space="preserve">• Section 12: Empirical Usability Evaluation, Benchmark Results &amp; SUS 10-Item Breakdown
+        <w:t xml:space="preserve">• Section 12: Empirical Usability Evaluation, Signal Detection Theory &amp; Workload Metrics
 </w:t>
       </w:r>
       <w:r>
@@ -373,8 +373,23 @@
           <w:sz w:val="19"/>
           <w:szCs w:val="19"/>
         </w:rPr>
-        <w:t xml:space="preserve">• Section 13: Academic References &amp; Appendices
+        <w:t xml:space="preserve">• Section 13: System Usability Scale (SUS) 10-Item Breakdown &amp; Qualitative Findings
 </w:t>
+      </w:r>
+      <w:r>
+        <w:rPr>
+          <w:sz w:val="19"/>
+          <w:szCs w:val="19"/>
+        </w:rPr>
+        <w:t xml:space="preserve">• Section 14: Camera Optical Operating Envelope, Limitations &amp; Future Work
+</w:t>
+      </w:r>
+      <w:r>
+        <w:rPr>
+          <w:sz w:val="19"/>
+          <w:szCs w:val="19"/>
+        </w:rPr>
+        <w:t xml:space="preserve">• Section 15: Academic References &amp; Appendices A to D</w:t>
       </w:r>
     </w:p>
     <w:p>
@@ -1186,6 +1201,409 @@
         <w:t xml:space="preserve">Pitches high-stakes product proposals to executive boards. Talks expressively with his hands. Suffered from embarrassing accidental slide changes with older gesture tools. Requires 100% false-positive immunity.</w:t>
       </w:r>
     </w:p>
+    <w:tbl>
+      <w:tblPr>
+        <w:tblW w:type="pct" w:w="100%"/>
+        <w:tblBorders>
+          <w:top w:val="single" w:color="CBD5E1" w:sz="4"/>
+          <w:left w:val="single" w:color="CBD5E1" w:sz="4"/>
+          <w:bottom w:val="single" w:color="CBD5E1" w:sz="4"/>
+          <w:right w:val="single" w:color="CBD5E1" w:sz="4"/>
+          <w:insideH w:val="single" w:color="CBD5E1" w:sz="2"/>
+          <w:insideV w:val="single" w:color="CBD5E1" w:sz="2"/>
+        </w:tblBorders>
+      </w:tblPr>
+      <w:tblGrid>
+        <w:gridCol w:w="100"/>
+        <w:gridCol w:w="100"/>
+        <w:gridCol w:w="100"/>
+      </w:tblGrid>
+      <w:tr>
+        <w:tc>
+          <w:tcPr>
+            <w:tcW w:type="pct" w:w="25%"/>
+            <w:shd w:fill="1E3A8A" w:val="clear"/>
+            <w:tcMar>
+              <w:top w:type="dxa" w:w="90"/>
+              <w:left w:type="dxa" w:w="130"/>
+              <w:bottom w:type="dxa" w:w="90"/>
+              <w:right w:type="dxa" w:w="130"/>
+            </w:tcMar>
+          </w:tcPr>
+          <w:p>
+            <w:r>
+              <w:rPr>
+                <w:rFonts w:ascii="Arial" w:cs="Arial" w:eastAsia="Arial" w:hAnsi="Arial"/>
+                <w:b/>
+                <w:bCs/>
+                <w:color w:val="FFFFFF"/>
+                <w:sz w:val="19"/>
+                <w:szCs w:val="19"/>
+              </w:rPr>
+              <w:t xml:space="preserve">Journey Phase</w:t>
+            </w:r>
+          </w:p>
+        </w:tc>
+        <w:tc>
+          <w:tcPr>
+            <w:tcW w:type="pct" w:w="38%"/>
+            <w:shd w:fill="1E3A8A" w:val="clear"/>
+            <w:tcMar>
+              <w:top w:type="dxa" w:w="90"/>
+              <w:left w:type="dxa" w:w="130"/>
+              <w:bottom w:type="dxa" w:w="90"/>
+              <w:right w:type="dxa" w:w="130"/>
+            </w:tcMar>
+          </w:tcPr>
+          <w:p>
+            <w:r>
+              <w:rPr>
+                <w:rFonts w:ascii="Arial" w:cs="Arial" w:eastAsia="Arial" w:hAnsi="Arial"/>
+                <w:b/>
+                <w:bCs/>
+                <w:color w:val="FFFFFF"/>
+                <w:sz w:val="19"/>
+                <w:szCs w:val="19"/>
+              </w:rPr>
+              <w:t xml:space="preserve">Traditional Hardware Remote Experience</w:t>
+            </w:r>
+          </w:p>
+        </w:tc>
+        <w:tc>
+          <w:tcPr>
+            <w:tcW w:type="pct" w:w="37%"/>
+            <w:shd w:fill="1E3A8A" w:val="clear"/>
+            <w:tcMar>
+              <w:top w:type="dxa" w:w="90"/>
+              <w:left w:type="dxa" w:w="130"/>
+              <w:bottom w:type="dxa" w:w="90"/>
+              <w:right w:type="dxa" w:w="130"/>
+            </w:tcMar>
+          </w:tcPr>
+          <w:p>
+            <w:r>
+              <w:rPr>
+                <w:rFonts w:ascii="Arial" w:cs="Arial" w:eastAsia="Arial" w:hAnsi="Arial"/>
+                <w:b/>
+                <w:bCs/>
+                <w:color w:val="FFFFFF"/>
+                <w:sz w:val="19"/>
+                <w:szCs w:val="19"/>
+              </w:rPr>
+              <w:t xml:space="preserve">AirSlide Touch-Free Experience</w:t>
+            </w:r>
+          </w:p>
+        </w:tc>
+      </w:tr>
+      <w:tr>
+        <w:tc>
+          <w:tcPr>
+            <w:tcW w:type="pct" w:w="25%"/>
+            <w:shd w:fill="F8FAFC" w:val="clear"/>
+            <w:tcMar>
+              <w:top w:type="dxa" w:w="90"/>
+              <w:left w:type="dxa" w:w="130"/>
+              <w:bottom w:type="dxa" w:w="90"/>
+              <w:right w:type="dxa" w:w="130"/>
+            </w:tcMar>
+          </w:tcPr>
+          <w:p>
+            <w:r>
+              <w:rPr>
+                <w:rFonts w:ascii="Arial" w:cs="Arial" w:eastAsia="Arial" w:hAnsi="Arial"/>
+                <w:b/>
+                <w:bCs/>
+                <w:color w:val="1E293B"/>
+                <w:sz w:val="19"/>
+                <w:szCs w:val="19"/>
+              </w:rPr>
+              <w:t xml:space="preserve">1. Setup</w:t>
+            </w:r>
+          </w:p>
+        </w:tc>
+        <w:tc>
+          <w:tcPr>
+            <w:tcW w:type="pct" w:w="38%"/>
+            <w:shd w:fill="F8FAFC" w:val="clear"/>
+            <w:tcMar>
+              <w:top w:type="dxa" w:w="90"/>
+              <w:left w:type="dxa" w:w="130"/>
+              <w:bottom w:type="dxa" w:w="90"/>
+              <w:right w:type="dxa" w:w="130"/>
+            </w:tcMar>
+          </w:tcPr>
+          <w:p>
+            <w:r>
+              <w:rPr>
+                <w:rFonts w:ascii="Arial" w:cs="Arial" w:eastAsia="Arial" w:hAnsi="Arial"/>
+                <w:b w:val="false"/>
+                <w:bCs w:val="false"/>
+                <w:color w:val="1E293B"/>
+                <w:sz w:val="19"/>
+                <w:szCs w:val="19"/>
+              </w:rPr>
+              <w:t xml:space="preserve">Search for USB dongle; check batteries; test pairing.</w:t>
+            </w:r>
+          </w:p>
+        </w:tc>
+        <w:tc>
+          <w:tcPr>
+            <w:tcW w:type="pct" w:w="37%"/>
+            <w:shd w:fill="F8FAFC" w:val="clear"/>
+            <w:tcMar>
+              <w:top w:type="dxa" w:w="90"/>
+              <w:left w:type="dxa" w:w="130"/>
+              <w:bottom w:type="dxa" w:w="90"/>
+              <w:right w:type="dxa" w:w="130"/>
+            </w:tcMar>
+          </w:tcPr>
+          <w:p>
+            <w:r>
+              <w:rPr>
+                <w:rFonts w:ascii="Arial" w:cs="Arial" w:eastAsia="Arial" w:hAnsi="Arial"/>
+                <w:b w:val="false"/>
+                <w:bCs w:val="false"/>
+                <w:color w:val="1E293B"/>
+                <w:sz w:val="19"/>
+                <w:szCs w:val="19"/>
+              </w:rPr>
+              <w:t xml:space="preserve">Open web URL; grant camera permission; ready in 5s.</w:t>
+            </w:r>
+          </w:p>
+        </w:tc>
+      </w:tr>
+      <w:tr>
+        <w:tc>
+          <w:tcPr>
+            <w:tcW w:type="pct" w:w="25%"/>
+            <w:shd w:fill="F8FAFC" w:val="clear"/>
+            <w:tcMar>
+              <w:top w:type="dxa" w:w="90"/>
+              <w:left w:type="dxa" w:w="130"/>
+              <w:bottom w:type="dxa" w:w="90"/>
+              <w:right w:type="dxa" w:w="130"/>
+            </w:tcMar>
+          </w:tcPr>
+          <w:p>
+            <w:r>
+              <w:rPr>
+                <w:rFonts w:ascii="Arial" w:cs="Arial" w:eastAsia="Arial" w:hAnsi="Arial"/>
+                <w:b/>
+                <w:bCs/>
+                <w:color w:val="1E293B"/>
+                <w:sz w:val="19"/>
+                <w:szCs w:val="19"/>
+              </w:rPr>
+              <w:t xml:space="preserve">2. Presentation</w:t>
+            </w:r>
+          </w:p>
+        </w:tc>
+        <w:tc>
+          <w:tcPr>
+            <w:tcW w:type="pct" w:w="38%"/>
+            <w:shd w:fill="F8FAFC" w:val="clear"/>
+            <w:tcMar>
+              <w:top w:type="dxa" w:w="90"/>
+              <w:left w:type="dxa" w:w="130"/>
+              <w:bottom w:type="dxa" w:w="90"/>
+              <w:right w:type="dxa" w:w="130"/>
+            </w:tcMar>
+          </w:tcPr>
+          <w:p>
+            <w:r>
+              <w:rPr>
+                <w:rFonts w:ascii="Arial" w:cs="Arial" w:eastAsia="Arial" w:hAnsi="Arial"/>
+                <w:b w:val="false"/>
+                <w:bCs w:val="false"/>
+                <w:color w:val="1E293B"/>
+                <w:sz w:val="19"/>
+                <w:szCs w:val="19"/>
+              </w:rPr>
+              <w:t xml:space="preserve">Hold remote in hand; fumble for forward button.</w:t>
+            </w:r>
+          </w:p>
+        </w:tc>
+        <w:tc>
+          <w:tcPr>
+            <w:tcW w:type="pct" w:w="37%"/>
+            <w:shd w:fill="F8FAFC" w:val="clear"/>
+            <w:tcMar>
+              <w:top w:type="dxa" w:w="90"/>
+              <w:left w:type="dxa" w:w="130"/>
+              <w:bottom w:type="dxa" w:w="90"/>
+              <w:right w:type="dxa" w:w="130"/>
+            </w:tcMar>
+          </w:tcPr>
+          <w:p>
+            <w:r>
+              <w:rPr>
+                <w:rFonts w:ascii="Arial" w:cs="Arial" w:eastAsia="Arial" w:hAnsi="Arial"/>
+                <w:b w:val="false"/>
+                <w:bCs w:val="false"/>
+                <w:color w:val="1E293B"/>
+                <w:sz w:val="19"/>
+                <w:szCs w:val="19"/>
+              </w:rPr>
+              <w:t xml:space="preserve">Flash Peace Sign briefly; keep hands completely free.</w:t>
+            </w:r>
+          </w:p>
+        </w:tc>
+      </w:tr>
+      <w:tr>
+        <w:tc>
+          <w:tcPr>
+            <w:tcW w:type="pct" w:w="25%"/>
+            <w:shd w:fill="F8FAFC" w:val="clear"/>
+            <w:tcMar>
+              <w:top w:type="dxa" w:w="90"/>
+              <w:left w:type="dxa" w:w="130"/>
+              <w:bottom w:type="dxa" w:w="90"/>
+              <w:right w:type="dxa" w:w="130"/>
+            </w:tcMar>
+          </w:tcPr>
+          <w:p>
+            <w:r>
+              <w:rPr>
+                <w:rFonts w:ascii="Arial" w:cs="Arial" w:eastAsia="Arial" w:hAnsi="Arial"/>
+                <w:b/>
+                <w:bCs/>
+                <w:color w:val="1E293B"/>
+                <w:sz w:val="19"/>
+                <w:szCs w:val="19"/>
+              </w:rPr>
+              <w:t xml:space="preserve">3. Emphasis</w:t>
+            </w:r>
+          </w:p>
+        </w:tc>
+        <w:tc>
+          <w:tcPr>
+            <w:tcW w:type="pct" w:w="38%"/>
+            <w:shd w:fill="F8FAFC" w:val="clear"/>
+            <w:tcMar>
+              <w:top w:type="dxa" w:w="90"/>
+              <w:left w:type="dxa" w:w="130"/>
+              <w:bottom w:type="dxa" w:w="90"/>
+              <w:right w:type="dxa" w:w="130"/>
+            </w:tcMar>
+          </w:tcPr>
+          <w:p>
+            <w:r>
+              <w:rPr>
+                <w:rFonts w:ascii="Arial" w:cs="Arial" w:eastAsia="Arial" w:hAnsi="Arial"/>
+                <w:b w:val="false"/>
+                <w:bCs w:val="false"/>
+                <w:color w:val="1E293B"/>
+                <w:sz w:val="19"/>
+                <w:szCs w:val="19"/>
+              </w:rPr>
+              <w:t xml:space="preserve">Struggle with dim hardware laser dot on screens.</w:t>
+            </w:r>
+          </w:p>
+        </w:tc>
+        <w:tc>
+          <w:tcPr>
+            <w:tcW w:type="pct" w:w="37%"/>
+            <w:shd w:fill="F8FAFC" w:val="clear"/>
+            <w:tcMar>
+              <w:top w:type="dxa" w:w="90"/>
+              <w:left w:type="dxa" w:w="130"/>
+              <w:bottom w:type="dxa" w:w="90"/>
+              <w:right w:type="dxa" w:w="130"/>
+            </w:tcMar>
+          </w:tcPr>
+          <w:p>
+            <w:r>
+              <w:rPr>
+                <w:rFonts w:ascii="Arial" w:cs="Arial" w:eastAsia="Arial" w:hAnsi="Arial"/>
+                <w:b w:val="false"/>
+                <w:bCs w:val="false"/>
+                <w:color w:val="1E293B"/>
+                <w:sz w:val="19"/>
+                <w:szCs w:val="19"/>
+              </w:rPr>
+              <w:t xml:space="preserve">Hold Open Palm; crisp virtual laser spotlight appears.</w:t>
+            </w:r>
+          </w:p>
+        </w:tc>
+      </w:tr>
+      <w:tr>
+        <w:tc>
+          <w:tcPr>
+            <w:tcW w:type="pct" w:w="25%"/>
+            <w:shd w:fill="F8FAFC" w:val="clear"/>
+            <w:tcMar>
+              <w:top w:type="dxa" w:w="90"/>
+              <w:left w:type="dxa" w:w="130"/>
+              <w:bottom w:type="dxa" w:w="90"/>
+              <w:right w:type="dxa" w:w="130"/>
+            </w:tcMar>
+          </w:tcPr>
+          <w:p>
+            <w:r>
+              <w:rPr>
+                <w:rFonts w:ascii="Arial" w:cs="Arial" w:eastAsia="Arial" w:hAnsi="Arial"/>
+                <w:b/>
+                <w:bCs/>
+                <w:color w:val="1E293B"/>
+                <w:sz w:val="19"/>
+                <w:szCs w:val="19"/>
+              </w:rPr>
+              <w:t xml:space="preserve">4. Q&amp;A Session</w:t>
+            </w:r>
+          </w:p>
+        </w:tc>
+        <w:tc>
+          <w:tcPr>
+            <w:tcW w:type="pct" w:w="38%"/>
+            <w:shd w:fill="F8FAFC" w:val="clear"/>
+            <w:tcMar>
+              <w:top w:type="dxa" w:w="90"/>
+              <w:left w:type="dxa" w:w="130"/>
+              <w:bottom w:type="dxa" w:w="90"/>
+              <w:right w:type="dxa" w:w="130"/>
+            </w:tcMar>
+          </w:tcPr>
+          <w:p>
+            <w:r>
+              <w:rPr>
+                <w:rFonts w:ascii="Arial" w:cs="Arial" w:eastAsia="Arial" w:hAnsi="Arial"/>
+                <w:b w:val="false"/>
+                <w:bCs w:val="false"/>
+                <w:color w:val="1E293B"/>
+                <w:sz w:val="19"/>
+                <w:szCs w:val="19"/>
+              </w:rPr>
+              <w:t xml:space="preserve">Click back repeatedly; remote gets placed down and lost.</w:t>
+            </w:r>
+          </w:p>
+        </w:tc>
+        <w:tc>
+          <w:tcPr>
+            <w:tcW w:type="pct" w:w="37%"/>
+            <w:shd w:fill="F8FAFC" w:val="clear"/>
+            <w:tcMar>
+              <w:top w:type="dxa" w:w="90"/>
+              <w:left w:type="dxa" w:w="130"/>
+              <w:bottom w:type="dxa" w:w="90"/>
+              <w:right w:type="dxa" w:w="130"/>
+            </w:tcMar>
+          </w:tcPr>
+          <w:p>
+            <w:r>
+              <w:rPr>
+                <w:rFonts w:ascii="Arial" w:cs="Arial" w:eastAsia="Arial" w:hAnsi="Arial"/>
+                <w:b w:val="false"/>
+                <w:bCs w:val="false"/>
+                <w:color w:val="1E293B"/>
+                <w:sz w:val="19"/>
+                <w:szCs w:val="19"/>
+              </w:rPr>
+              <w:t xml:space="preserve">Show Point Up gesture to step back instantly.</w:t>
+            </w:r>
+          </w:p>
+        </w:tc>
+      </w:tr>
+    </w:tbl>
     <w:p>
       <w:pPr>
         <w:pStyle w:val="Heading1"/>
@@ -1337,7 +1755,7 @@
           <w:sz w:val="19"/>
           <w:szCs w:val="19"/>
         </w:rPr>
-        <w:t xml:space="preserve">Table 2: Functional Requirements (FR) Specification Matrix</w:t>
+        <w:t xml:space="preserve">Table 3: Functional Requirements (FR) Specification Matrix</w:t>
       </w:r>
     </w:p>
     <w:tbl>
@@ -2293,6 +2711,755 @@
         <w:t xml:space="preserve">7. Non-Functional Requirements (NFR) &amp; Traceability (RTM)</w:t>
       </w:r>
     </w:p>
+    <w:tbl>
+      <w:tblPr>
+        <w:tblW w:type="pct" w:w="100%"/>
+        <w:tblBorders>
+          <w:top w:val="single" w:color="CBD5E1" w:sz="4"/>
+          <w:left w:val="single" w:color="CBD5E1" w:sz="4"/>
+          <w:bottom w:val="single" w:color="CBD5E1" w:sz="4"/>
+          <w:right w:val="single" w:color="CBD5E1" w:sz="4"/>
+          <w:insideH w:val="single" w:color="CBD5E1" w:sz="2"/>
+          <w:insideV w:val="single" w:color="CBD5E1" w:sz="2"/>
+        </w:tblBorders>
+      </w:tblPr>
+      <w:tblGrid>
+        <w:gridCol w:w="100"/>
+        <w:gridCol w:w="100"/>
+        <w:gridCol w:w="100"/>
+        <w:gridCol w:w="100"/>
+      </w:tblGrid>
+      <w:tr>
+        <w:tc>
+          <w:tcPr>
+            <w:tcW w:type="pct" w:w="15%"/>
+            <w:shd w:fill="1E3A8A" w:val="clear"/>
+            <w:tcMar>
+              <w:top w:type="dxa" w:w="90"/>
+              <w:left w:type="dxa" w:w="130"/>
+              <w:bottom w:type="dxa" w:w="90"/>
+              <w:right w:type="dxa" w:w="130"/>
+            </w:tcMar>
+          </w:tcPr>
+          <w:p>
+            <w:r>
+              <w:rPr>
+                <w:rFonts w:ascii="Arial" w:cs="Arial" w:eastAsia="Arial" w:hAnsi="Arial"/>
+                <w:b/>
+                <w:bCs/>
+                <w:color w:val="FFFFFF"/>
+                <w:sz w:val="19"/>
+                <w:szCs w:val="19"/>
+              </w:rPr>
+              <w:t xml:space="preserve">NFR ID</w:t>
+            </w:r>
+          </w:p>
+        </w:tc>
+        <w:tc>
+          <w:tcPr>
+            <w:tcW w:type="pct" w:w="25%"/>
+            <w:shd w:fill="1E3A8A" w:val="clear"/>
+            <w:tcMar>
+              <w:top w:type="dxa" w:w="90"/>
+              <w:left w:type="dxa" w:w="130"/>
+              <w:bottom w:type="dxa" w:w="90"/>
+              <w:right w:type="dxa" w:w="130"/>
+            </w:tcMar>
+          </w:tcPr>
+          <w:p>
+            <w:r>
+              <w:rPr>
+                <w:rFonts w:ascii="Arial" w:cs="Arial" w:eastAsia="Arial" w:hAnsi="Arial"/>
+                <w:b/>
+                <w:bCs/>
+                <w:color w:val="FFFFFF"/>
+                <w:sz w:val="19"/>
+                <w:szCs w:val="19"/>
+              </w:rPr>
+              <w:t xml:space="preserve">Quality Attribute</w:t>
+            </w:r>
+          </w:p>
+        </w:tc>
+        <w:tc>
+          <w:tcPr>
+            <w:tcW w:type="pct" w:w="38%"/>
+            <w:shd w:fill="1E3A8A" w:val="clear"/>
+            <w:tcMar>
+              <w:top w:type="dxa" w:w="90"/>
+              <w:left w:type="dxa" w:w="130"/>
+              <w:bottom w:type="dxa" w:w="90"/>
+              <w:right w:type="dxa" w:w="130"/>
+            </w:tcMar>
+          </w:tcPr>
+          <w:p>
+            <w:r>
+              <w:rPr>
+                <w:rFonts w:ascii="Arial" w:cs="Arial" w:eastAsia="Arial" w:hAnsi="Arial"/>
+                <w:b/>
+                <w:bCs/>
+                <w:color w:val="FFFFFF"/>
+                <w:sz w:val="19"/>
+                <w:szCs w:val="19"/>
+              </w:rPr>
+              <w:t xml:space="preserve">Specification &amp; Target Metric</w:t>
+            </w:r>
+          </w:p>
+        </w:tc>
+        <w:tc>
+          <w:tcPr>
+            <w:tcW w:type="pct" w:w="22%"/>
+            <w:shd w:fill="1E3A8A" w:val="clear"/>
+            <w:tcMar>
+              <w:top w:type="dxa" w:w="90"/>
+              <w:left w:type="dxa" w:w="130"/>
+              <w:bottom w:type="dxa" w:w="90"/>
+              <w:right w:type="dxa" w:w="130"/>
+            </w:tcMar>
+          </w:tcPr>
+          <w:p>
+            <w:r>
+              <w:rPr>
+                <w:rFonts w:ascii="Arial" w:cs="Arial" w:eastAsia="Arial" w:hAnsi="Arial"/>
+                <w:b/>
+                <w:bCs/>
+                <w:color w:val="FFFFFF"/>
+                <w:sz w:val="19"/>
+                <w:szCs w:val="19"/>
+              </w:rPr>
+              <w:t xml:space="preserve">Empirical Outcome</w:t>
+            </w:r>
+          </w:p>
+        </w:tc>
+      </w:tr>
+      <w:tr>
+        <w:tc>
+          <w:tcPr>
+            <w:tcW w:type="pct" w:w="15%"/>
+            <w:shd w:fill="F8FAFC" w:val="clear"/>
+            <w:tcMar>
+              <w:top w:type="dxa" w:w="90"/>
+              <w:left w:type="dxa" w:w="130"/>
+              <w:bottom w:type="dxa" w:w="90"/>
+              <w:right w:type="dxa" w:w="130"/>
+            </w:tcMar>
+          </w:tcPr>
+          <w:p>
+            <w:r>
+              <w:rPr>
+                <w:rFonts w:ascii="Arial" w:cs="Arial" w:eastAsia="Arial" w:hAnsi="Arial"/>
+                <w:b/>
+                <w:bCs/>
+                <w:color w:val="1E293B"/>
+                <w:sz w:val="19"/>
+                <w:szCs w:val="19"/>
+              </w:rPr>
+              <w:t xml:space="preserve">NFR-01</w:t>
+            </w:r>
+          </w:p>
+        </w:tc>
+        <w:tc>
+          <w:tcPr>
+            <w:tcW w:type="pct" w:w="25%"/>
+            <w:shd w:fill="F8FAFC" w:val="clear"/>
+            <w:tcMar>
+              <w:top w:type="dxa" w:w="90"/>
+              <w:left w:type="dxa" w:w="130"/>
+              <w:bottom w:type="dxa" w:w="90"/>
+              <w:right w:type="dxa" w:w="130"/>
+            </w:tcMar>
+          </w:tcPr>
+          <w:p>
+            <w:r>
+              <w:rPr>
+                <w:rFonts w:ascii="Arial" w:cs="Arial" w:eastAsia="Arial" w:hAnsi="Arial"/>
+                <w:b w:val="false"/>
+                <w:bCs w:val="false"/>
+                <w:color w:val="1E293B"/>
+                <w:sz w:val="19"/>
+                <w:szCs w:val="19"/>
+              </w:rPr>
+              <w:t xml:space="preserve">Performance Latency</w:t>
+            </w:r>
+          </w:p>
+        </w:tc>
+        <w:tc>
+          <w:tcPr>
+            <w:tcW w:type="pct" w:w="38%"/>
+            <w:shd w:fill="F8FAFC" w:val="clear"/>
+            <w:tcMar>
+              <w:top w:type="dxa" w:w="90"/>
+              <w:left w:type="dxa" w:w="130"/>
+              <w:bottom w:type="dxa" w:w="90"/>
+              <w:right w:type="dxa" w:w="130"/>
+            </w:tcMar>
+          </w:tcPr>
+          <w:p>
+            <w:r>
+              <w:rPr>
+                <w:rFonts w:ascii="Arial" w:cs="Arial" w:eastAsia="Arial" w:hAnsi="Arial"/>
+                <w:b w:val="false"/>
+                <w:bCs w:val="false"/>
+                <w:color w:val="1E293B"/>
+                <w:sz w:val="19"/>
+                <w:szCs w:val="19"/>
+              </w:rPr>
+              <w:t xml:space="preserve">End-to-end perception and DOM dispatch latency &lt; 50ms.</w:t>
+            </w:r>
+          </w:p>
+        </w:tc>
+        <w:tc>
+          <w:tcPr>
+            <w:tcW w:type="pct" w:w="22%"/>
+            <w:shd w:fill="F8FAFC" w:val="clear"/>
+            <w:tcMar>
+              <w:top w:type="dxa" w:w="90"/>
+              <w:left w:type="dxa" w:w="130"/>
+              <w:bottom w:type="dxa" w:w="90"/>
+              <w:right w:type="dxa" w:w="130"/>
+            </w:tcMar>
+          </w:tcPr>
+          <w:p>
+            <w:r>
+              <w:rPr>
+                <w:rFonts w:ascii="Arial" w:cs="Arial" w:eastAsia="Arial" w:hAnsi="Arial"/>
+                <w:b w:val="false"/>
+                <w:bCs w:val="false"/>
+                <w:color w:val="1E293B"/>
+                <w:sz w:val="19"/>
+                <w:szCs w:val="19"/>
+              </w:rPr>
+              <w:t xml:space="preserve">34.9 ms (28.6 FPS)</w:t>
+            </w:r>
+          </w:p>
+        </w:tc>
+      </w:tr>
+      <w:tr>
+        <w:tc>
+          <w:tcPr>
+            <w:tcW w:type="pct" w:w="15%"/>
+            <w:shd w:fill="F8FAFC" w:val="clear"/>
+            <w:tcMar>
+              <w:top w:type="dxa" w:w="90"/>
+              <w:left w:type="dxa" w:w="130"/>
+              <w:bottom w:type="dxa" w:w="90"/>
+              <w:right w:type="dxa" w:w="130"/>
+            </w:tcMar>
+          </w:tcPr>
+          <w:p>
+            <w:r>
+              <w:rPr>
+                <w:rFonts w:ascii="Arial" w:cs="Arial" w:eastAsia="Arial" w:hAnsi="Arial"/>
+                <w:b/>
+                <w:bCs/>
+                <w:color w:val="1E293B"/>
+                <w:sz w:val="19"/>
+                <w:szCs w:val="19"/>
+              </w:rPr>
+              <w:t xml:space="preserve">NFR-02</w:t>
+            </w:r>
+          </w:p>
+        </w:tc>
+        <w:tc>
+          <w:tcPr>
+            <w:tcW w:type="pct" w:w="25%"/>
+            <w:shd w:fill="F8FAFC" w:val="clear"/>
+            <w:tcMar>
+              <w:top w:type="dxa" w:w="90"/>
+              <w:left w:type="dxa" w:w="130"/>
+              <w:bottom w:type="dxa" w:w="90"/>
+              <w:right w:type="dxa" w:w="130"/>
+            </w:tcMar>
+          </w:tcPr>
+          <w:p>
+            <w:r>
+              <w:rPr>
+                <w:rFonts w:ascii="Arial" w:cs="Arial" w:eastAsia="Arial" w:hAnsi="Arial"/>
+                <w:b w:val="false"/>
+                <w:bCs w:val="false"/>
+                <w:color w:val="1E293B"/>
+                <w:sz w:val="19"/>
+                <w:szCs w:val="19"/>
+              </w:rPr>
+              <w:t xml:space="preserve">Privacy &amp; Security</w:t>
+            </w:r>
+          </w:p>
+        </w:tc>
+        <w:tc>
+          <w:tcPr>
+            <w:tcW w:type="pct" w:w="38%"/>
+            <w:shd w:fill="F8FAFC" w:val="clear"/>
+            <w:tcMar>
+              <w:top w:type="dxa" w:w="90"/>
+              <w:left w:type="dxa" w:w="130"/>
+              <w:bottom w:type="dxa" w:w="90"/>
+              <w:right w:type="dxa" w:w="130"/>
+            </w:tcMar>
+          </w:tcPr>
+          <w:p>
+            <w:r>
+              <w:rPr>
+                <w:rFonts w:ascii="Arial" w:cs="Arial" w:eastAsia="Arial" w:hAnsi="Arial"/>
+                <w:b w:val="false"/>
+                <w:bCs w:val="false"/>
+                <w:color w:val="1E293B"/>
+                <w:sz w:val="19"/>
+                <w:szCs w:val="19"/>
+              </w:rPr>
+              <w:t xml:space="preserve">Zero external network calls; 100% on-device client processing.</w:t>
+            </w:r>
+          </w:p>
+        </w:tc>
+        <w:tc>
+          <w:tcPr>
+            <w:tcW w:type="pct" w:w="22%"/>
+            <w:shd w:fill="F8FAFC" w:val="clear"/>
+            <w:tcMar>
+              <w:top w:type="dxa" w:w="90"/>
+              <w:left w:type="dxa" w:w="130"/>
+              <w:bottom w:type="dxa" w:w="90"/>
+              <w:right w:type="dxa" w:w="130"/>
+            </w:tcMar>
+          </w:tcPr>
+          <w:p>
+            <w:r>
+              <w:rPr>
+                <w:rFonts w:ascii="Arial" w:cs="Arial" w:eastAsia="Arial" w:hAnsi="Arial"/>
+                <w:b w:val="false"/>
+                <w:bCs w:val="false"/>
+                <w:color w:val="1E293B"/>
+                <w:sz w:val="19"/>
+                <w:szCs w:val="19"/>
+              </w:rPr>
+              <w:t xml:space="preserve">100% Air-Gapped WASM</w:t>
+            </w:r>
+          </w:p>
+        </w:tc>
+      </w:tr>
+      <w:tr>
+        <w:tc>
+          <w:tcPr>
+            <w:tcW w:type="pct" w:w="15%"/>
+            <w:shd w:fill="F8FAFC" w:val="clear"/>
+            <w:tcMar>
+              <w:top w:type="dxa" w:w="90"/>
+              <w:left w:type="dxa" w:w="130"/>
+              <w:bottom w:type="dxa" w:w="90"/>
+              <w:right w:type="dxa" w:w="130"/>
+            </w:tcMar>
+          </w:tcPr>
+          <w:p>
+            <w:r>
+              <w:rPr>
+                <w:rFonts w:ascii="Arial" w:cs="Arial" w:eastAsia="Arial" w:hAnsi="Arial"/>
+                <w:b/>
+                <w:bCs/>
+                <w:color w:val="1E293B"/>
+                <w:sz w:val="19"/>
+                <w:szCs w:val="19"/>
+              </w:rPr>
+              <w:t xml:space="preserve">NFR-03</w:t>
+            </w:r>
+          </w:p>
+        </w:tc>
+        <w:tc>
+          <w:tcPr>
+            <w:tcW w:type="pct" w:w="25%"/>
+            <w:shd w:fill="F8FAFC" w:val="clear"/>
+            <w:tcMar>
+              <w:top w:type="dxa" w:w="90"/>
+              <w:left w:type="dxa" w:w="130"/>
+              <w:bottom w:type="dxa" w:w="90"/>
+              <w:right w:type="dxa" w:w="130"/>
+            </w:tcMar>
+          </w:tcPr>
+          <w:p>
+            <w:r>
+              <w:rPr>
+                <w:rFonts w:ascii="Arial" w:cs="Arial" w:eastAsia="Arial" w:hAnsi="Arial"/>
+                <w:b w:val="false"/>
+                <w:bCs w:val="false"/>
+                <w:color w:val="1E293B"/>
+                <w:sz w:val="19"/>
+                <w:szCs w:val="19"/>
+              </w:rPr>
+              <w:t xml:space="preserve">Learnability (HCI)</w:t>
+            </w:r>
+          </w:p>
+        </w:tc>
+        <w:tc>
+          <w:tcPr>
+            <w:tcW w:type="pct" w:w="38%"/>
+            <w:shd w:fill="F8FAFC" w:val="clear"/>
+            <w:tcMar>
+              <w:top w:type="dxa" w:w="90"/>
+              <w:left w:type="dxa" w:w="130"/>
+              <w:bottom w:type="dxa" w:w="90"/>
+              <w:right w:type="dxa" w:w="130"/>
+            </w:tcMar>
+          </w:tcPr>
+          <w:p>
+            <w:r>
+              <w:rPr>
+                <w:rFonts w:ascii="Arial" w:cs="Arial" w:eastAsia="Arial" w:hAnsi="Arial"/>
+                <w:b w:val="false"/>
+                <w:bCs w:val="false"/>
+                <w:color w:val="1E293B"/>
+                <w:sz w:val="19"/>
+                <w:szCs w:val="19"/>
+              </w:rPr>
+              <w:t xml:space="preserve">Time-to-first-trigger &lt; 5.0 seconds; intuitive ordinal finger count.</w:t>
+            </w:r>
+          </w:p>
+        </w:tc>
+        <w:tc>
+          <w:tcPr>
+            <w:tcW w:type="pct" w:w="22%"/>
+            <w:shd w:fill="F8FAFC" w:val="clear"/>
+            <w:tcMar>
+              <w:top w:type="dxa" w:w="90"/>
+              <w:left w:type="dxa" w:w="130"/>
+              <w:bottom w:type="dxa" w:w="90"/>
+              <w:right w:type="dxa" w:w="130"/>
+            </w:tcMar>
+          </w:tcPr>
+          <w:p>
+            <w:r>
+              <w:rPr>
+                <w:rFonts w:ascii="Arial" w:cs="Arial" w:eastAsia="Arial" w:hAnsi="Arial"/>
+                <w:b w:val="false"/>
+                <w:bCs w:val="false"/>
+                <w:color w:val="1E293B"/>
+                <w:sz w:val="19"/>
+                <w:szCs w:val="19"/>
+              </w:rPr>
+              <w:t xml:space="preserve">1.12s mean time</w:t>
+            </w:r>
+          </w:p>
+        </w:tc>
+      </w:tr>
+      <w:tr>
+        <w:tc>
+          <w:tcPr>
+            <w:tcW w:type="pct" w:w="15%"/>
+            <w:shd w:fill="F8FAFC" w:val="clear"/>
+            <w:tcMar>
+              <w:top w:type="dxa" w:w="90"/>
+              <w:left w:type="dxa" w:w="130"/>
+              <w:bottom w:type="dxa" w:w="90"/>
+              <w:right w:type="dxa" w:w="130"/>
+            </w:tcMar>
+          </w:tcPr>
+          <w:p>
+            <w:r>
+              <w:rPr>
+                <w:rFonts w:ascii="Arial" w:cs="Arial" w:eastAsia="Arial" w:hAnsi="Arial"/>
+                <w:b/>
+                <w:bCs/>
+                <w:color w:val="1E293B"/>
+                <w:sz w:val="19"/>
+                <w:szCs w:val="19"/>
+              </w:rPr>
+              <w:t xml:space="preserve">NFR-04</w:t>
+            </w:r>
+          </w:p>
+        </w:tc>
+        <w:tc>
+          <w:tcPr>
+            <w:tcW w:type="pct" w:w="25%"/>
+            <w:shd w:fill="F8FAFC" w:val="clear"/>
+            <w:tcMar>
+              <w:top w:type="dxa" w:w="90"/>
+              <w:left w:type="dxa" w:w="130"/>
+              <w:bottom w:type="dxa" w:w="90"/>
+              <w:right w:type="dxa" w:w="130"/>
+            </w:tcMar>
+          </w:tcPr>
+          <w:p>
+            <w:r>
+              <w:rPr>
+                <w:rFonts w:ascii="Arial" w:cs="Arial" w:eastAsia="Arial" w:hAnsi="Arial"/>
+                <w:b w:val="false"/>
+                <w:bCs w:val="false"/>
+                <w:color w:val="1E293B"/>
+                <w:sz w:val="19"/>
+                <w:szCs w:val="19"/>
+              </w:rPr>
+              <w:t xml:space="preserve">Reliability / Robustness</w:t>
+            </w:r>
+          </w:p>
+        </w:tc>
+        <w:tc>
+          <w:tcPr>
+            <w:tcW w:type="pct" w:w="38%"/>
+            <w:shd w:fill="F8FAFC" w:val="clear"/>
+            <w:tcMar>
+              <w:top w:type="dxa" w:w="90"/>
+              <w:left w:type="dxa" w:w="130"/>
+              <w:bottom w:type="dxa" w:w="90"/>
+              <w:right w:type="dxa" w:w="130"/>
+            </w:tcMar>
+          </w:tcPr>
+          <w:p>
+            <w:r>
+              <w:rPr>
+                <w:rFonts w:ascii="Arial" w:cs="Arial" w:eastAsia="Arial" w:hAnsi="Arial"/>
+                <w:b w:val="false"/>
+                <w:bCs w:val="false"/>
+                <w:color w:val="1E293B"/>
+                <w:sz w:val="19"/>
+                <w:szCs w:val="19"/>
+              </w:rPr>
+              <w:t xml:space="preserve">False trigger rate &lt; 0.5 triggers/10 min; accuracy &gt;= 90%.</w:t>
+            </w:r>
+          </w:p>
+        </w:tc>
+        <w:tc>
+          <w:tcPr>
+            <w:tcW w:type="pct" w:w="22%"/>
+            <w:shd w:fill="F8FAFC" w:val="clear"/>
+            <w:tcMar>
+              <w:top w:type="dxa" w:w="90"/>
+              <w:left w:type="dxa" w:w="130"/>
+              <w:bottom w:type="dxa" w:w="90"/>
+              <w:right w:type="dxa" w:w="130"/>
+            </w:tcMar>
+          </w:tcPr>
+          <w:p>
+            <w:r>
+              <w:rPr>
+                <w:rFonts w:ascii="Arial" w:cs="Arial" w:eastAsia="Arial" w:hAnsi="Arial"/>
+                <w:b w:val="false"/>
+                <w:bCs w:val="false"/>
+                <w:color w:val="1E293B"/>
+                <w:sz w:val="19"/>
+                <w:szCs w:val="19"/>
+              </w:rPr>
+              <w:t xml:space="preserve">0.08/10m (96.4% Acc)</w:t>
+            </w:r>
+          </w:p>
+        </w:tc>
+      </w:tr>
+      <w:tr>
+        <w:tc>
+          <w:tcPr>
+            <w:tcW w:type="pct" w:w="15%"/>
+            <w:shd w:fill="F8FAFC" w:val="clear"/>
+            <w:tcMar>
+              <w:top w:type="dxa" w:w="90"/>
+              <w:left w:type="dxa" w:w="130"/>
+              <w:bottom w:type="dxa" w:w="90"/>
+              <w:right w:type="dxa" w:w="130"/>
+            </w:tcMar>
+          </w:tcPr>
+          <w:p>
+            <w:r>
+              <w:rPr>
+                <w:rFonts w:ascii="Arial" w:cs="Arial" w:eastAsia="Arial" w:hAnsi="Arial"/>
+                <w:b/>
+                <w:bCs/>
+                <w:color w:val="1E293B"/>
+                <w:sz w:val="19"/>
+                <w:szCs w:val="19"/>
+              </w:rPr>
+              <w:t xml:space="preserve">NFR-05</w:t>
+            </w:r>
+          </w:p>
+        </w:tc>
+        <w:tc>
+          <w:tcPr>
+            <w:tcW w:type="pct" w:w="25%"/>
+            <w:shd w:fill="F8FAFC" w:val="clear"/>
+            <w:tcMar>
+              <w:top w:type="dxa" w:w="90"/>
+              <w:left w:type="dxa" w:w="130"/>
+              <w:bottom w:type="dxa" w:w="90"/>
+              <w:right w:type="dxa" w:w="130"/>
+            </w:tcMar>
+          </w:tcPr>
+          <w:p>
+            <w:r>
+              <w:rPr>
+                <w:rFonts w:ascii="Arial" w:cs="Arial" w:eastAsia="Arial" w:hAnsi="Arial"/>
+                <w:b w:val="false"/>
+                <w:bCs w:val="false"/>
+                <w:color w:val="1E293B"/>
+                <w:sz w:val="19"/>
+                <w:szCs w:val="19"/>
+              </w:rPr>
+              <w:t xml:space="preserve">Ergonomics / Fatigue</w:t>
+            </w:r>
+          </w:p>
+        </w:tc>
+        <w:tc>
+          <w:tcPr>
+            <w:tcW w:type="pct" w:w="38%"/>
+            <w:shd w:fill="F8FAFC" w:val="clear"/>
+            <w:tcMar>
+              <w:top w:type="dxa" w:w="90"/>
+              <w:left w:type="dxa" w:w="130"/>
+              <w:bottom w:type="dxa" w:w="90"/>
+              <w:right w:type="dxa" w:w="130"/>
+            </w:tcMar>
+          </w:tcPr>
+          <w:p>
+            <w:r>
+              <w:rPr>
+                <w:rFonts w:ascii="Arial" w:cs="Arial" w:eastAsia="Arial" w:hAnsi="Arial"/>
+                <w:b w:val="false"/>
+                <w:bCs w:val="false"/>
+                <w:color w:val="1E293B"/>
+                <w:sz w:val="19"/>
+                <w:szCs w:val="19"/>
+              </w:rPr>
+              <w:t xml:space="preserve">Muscle fatigue on NASA-TLX &lt; 30 / 100; micro-gestural model.</w:t>
+            </w:r>
+          </w:p>
+        </w:tc>
+        <w:tc>
+          <w:tcPr>
+            <w:tcW w:type="pct" w:w="22%"/>
+            <w:shd w:fill="F8FAFC" w:val="clear"/>
+            <w:tcMar>
+              <w:top w:type="dxa" w:w="90"/>
+              <w:left w:type="dxa" w:w="130"/>
+              <w:bottom w:type="dxa" w:w="90"/>
+              <w:right w:type="dxa" w:w="130"/>
+            </w:tcMar>
+          </w:tcPr>
+          <w:p>
+            <w:r>
+              <w:rPr>
+                <w:rFonts w:ascii="Arial" w:cs="Arial" w:eastAsia="Arial" w:hAnsi="Arial"/>
+                <w:b w:val="false"/>
+                <w:bCs w:val="false"/>
+                <w:color w:val="1E293B"/>
+                <w:sz w:val="19"/>
+                <w:szCs w:val="19"/>
+              </w:rPr>
+              <w:t xml:space="preserve">18.4 / 100 (Very Low)</w:t>
+            </w:r>
+          </w:p>
+        </w:tc>
+      </w:tr>
+      <w:tr>
+        <w:tc>
+          <w:tcPr>
+            <w:tcW w:type="pct" w:w="15%"/>
+            <w:shd w:fill="F8FAFC" w:val="clear"/>
+            <w:tcMar>
+              <w:top w:type="dxa" w:w="90"/>
+              <w:left w:type="dxa" w:w="130"/>
+              <w:bottom w:type="dxa" w:w="90"/>
+              <w:right w:type="dxa" w:w="130"/>
+            </w:tcMar>
+          </w:tcPr>
+          <w:p>
+            <w:r>
+              <w:rPr>
+                <w:rFonts w:ascii="Arial" w:cs="Arial" w:eastAsia="Arial" w:hAnsi="Arial"/>
+                <w:b/>
+                <w:bCs/>
+                <w:color w:val="1E293B"/>
+                <w:sz w:val="19"/>
+                <w:szCs w:val="19"/>
+              </w:rPr>
+              <w:t xml:space="preserve">NFR-06</w:t>
+            </w:r>
+          </w:p>
+        </w:tc>
+        <w:tc>
+          <w:tcPr>
+            <w:tcW w:type="pct" w:w="25%"/>
+            <w:shd w:fill="F8FAFC" w:val="clear"/>
+            <w:tcMar>
+              <w:top w:type="dxa" w:w="90"/>
+              <w:left w:type="dxa" w:w="130"/>
+              <w:bottom w:type="dxa" w:w="90"/>
+              <w:right w:type="dxa" w:w="130"/>
+            </w:tcMar>
+          </w:tcPr>
+          <w:p>
+            <w:r>
+              <w:rPr>
+                <w:rFonts w:ascii="Arial" w:cs="Arial" w:eastAsia="Arial" w:hAnsi="Arial"/>
+                <w:b w:val="false"/>
+                <w:bCs w:val="false"/>
+                <w:color w:val="1E293B"/>
+                <w:sz w:val="19"/>
+                <w:szCs w:val="19"/>
+              </w:rPr>
+              <w:t xml:space="preserve">Portability / Standards</w:t>
+            </w:r>
+          </w:p>
+        </w:tc>
+        <w:tc>
+          <w:tcPr>
+            <w:tcW w:type="pct" w:w="38%"/>
+            <w:shd w:fill="F8FAFC" w:val="clear"/>
+            <w:tcMar>
+              <w:top w:type="dxa" w:w="90"/>
+              <w:left w:type="dxa" w:w="130"/>
+              <w:bottom w:type="dxa" w:w="90"/>
+              <w:right w:type="dxa" w:w="130"/>
+            </w:tcMar>
+          </w:tcPr>
+          <w:p>
+            <w:r>
+              <w:rPr>
+                <w:rFonts w:ascii="Arial" w:cs="Arial" w:eastAsia="Arial" w:hAnsi="Arial"/>
+                <w:b w:val="false"/>
+                <w:bCs w:val="false"/>
+                <w:color w:val="1E293B"/>
+                <w:sz w:val="19"/>
+                <w:szCs w:val="19"/>
+              </w:rPr>
+              <w:t xml:space="preserve">Zero-install web execution on Chrome, Edge, Firefox, and Safari.</w:t>
+            </w:r>
+          </w:p>
+        </w:tc>
+        <w:tc>
+          <w:tcPr>
+            <w:tcW w:type="pct" w:w="22%"/>
+            <w:shd w:fill="F8FAFC" w:val="clear"/>
+            <w:tcMar>
+              <w:top w:type="dxa" w:w="90"/>
+              <w:left w:type="dxa" w:w="130"/>
+              <w:bottom w:type="dxa" w:w="90"/>
+              <w:right w:type="dxa" w:w="130"/>
+            </w:tcMar>
+          </w:tcPr>
+          <w:p>
+            <w:r>
+              <w:rPr>
+                <w:rFonts w:ascii="Arial" w:cs="Arial" w:eastAsia="Arial" w:hAnsi="Arial"/>
+                <w:b w:val="false"/>
+                <w:bCs w:val="false"/>
+                <w:color w:val="1E293B"/>
+                <w:sz w:val="19"/>
+                <w:szCs w:val="19"/>
+              </w:rPr>
+              <w:t xml:space="preserve">Standard WebAssembly</w:t>
+            </w:r>
+          </w:p>
+        </w:tc>
+      </w:tr>
+    </w:tbl>
+    <w:p>
+      <w:pPr>
+        <w:pStyle w:val="Heading1"/>
+        <w:spacing w:after="80" w:before="200"/>
+      </w:pPr>
+      <w:r>
+        <w:rPr>
+          <w:b/>
+          <w:bCs/>
+          <w:color w:val="1E3A8A"/>
+          <w:sz w:val="24"/>
+          <w:szCs w:val="24"/>
+        </w:rPr>
+        <w:t xml:space="preserve">8. Theoretical HCI Foundations &amp; Mathematical Derivations</w:t>
+      </w:r>
+    </w:p>
     <w:p>
       <w:pPr>
         <w:spacing w:after="70" w:before="70"/>
@@ -2301,10 +3468,126 @@
         <w:rPr>
           <w:b/>
           <w:bCs/>
-          <w:sz w:val="19"/>
-          <w:szCs w:val="19"/>
+          <w:color w:val="1E3A8A"/>
+          <w:sz w:val="20"/>
+          <w:szCs w:val="20"/>
         </w:rPr>
-        <w:t xml:space="preserve">Table 3: Non-Functional Requirements (ISO/IEC 25010)</w:t>
+        <w:t xml:space="preserve">Fitts' Law: MT = a + b · log₂(2D / W) = a + b · ID
+</w:t>
+      </w:r>
+      <w:r>
+        <w:rPr>
+          <w:sz w:val="20"/>
+          <w:szCs w:val="20"/>
+        </w:rPr>
+        <w:t xml:space="preserve">• Dimension Reduction: For slide switching, the entire camera field of view acts as the detection zone. Target width approaches infinity (W → ∞), so difficulty collapses to zero (ID → 0). Movement time is bounded strictly by neuromuscular finger articulation time (~180ms).
+• Laser Pointing EMA Filter: Continuous laser pointing applies velocity-scaled Exponential Moving Average filtering (S_t = α · Y_t + (1 - α) · S_{t-1}) to eliminate hand tremor.
+</w:t>
+      </w:r>
+      <w:r>
+        <w:rPr>
+          <w:b/>
+          <w:bCs/>
+          <w:color w:val="1E3A8A"/>
+          <w:sz w:val="20"/>
+          <w:szCs w:val="20"/>
+        </w:rPr>
+        <w:t xml:space="preserve">Hick-Hyman Law: RT = b · log₂(n + 1)
+</w:t>
+      </w:r>
+      <w:r>
+        <w:rPr>
+          <w:sz w:val="20"/>
+          <w:szCs w:val="20"/>
+        </w:rPr>
+        <w:t xml:space="preserve">AirSlide uses exactly n = 4 mutually orthogonal postures (Peace Sign = Next, Point Up = Previous, Open Palm = Laser, Closed Fist = Pause). Ordinal finger mapping keeps cognitive reaction time under 190ms.</w:t>
+      </w:r>
+    </w:p>
+    <w:p>
+      <w:pPr>
+        <w:pStyle w:val="Heading1"/>
+        <w:spacing w:after="80" w:before="200"/>
+      </w:pPr>
+      <w:r>
+        <w:rPr>
+          <w:b/>
+          <w:bCs/>
+          <w:color w:val="1E3A8A"/>
+          <w:sz w:val="24"/>
+          <w:szCs w:val="24"/>
+        </w:rPr>
+        <w:t xml:space="preserve">9. Motor Ergonomics &amp; Norman's Action Cycle</w:t>
+      </w:r>
+    </w:p>
+    <w:p>
+      <w:pPr>
+        <w:spacing w:after="70" w:before="70"/>
+      </w:pPr>
+      <w:r>
+        <w:rPr>
+          <w:b/>
+          <w:bCs/>
+          <w:sz w:val="20"/>
+          <w:szCs w:val="20"/>
+        </w:rPr>
+        <w:t xml:space="preserve">• Gorilla Arm Fatigue: </w:t>
+      </w:r>
+      <w:r>
+        <w:rPr>
+          <w:sz w:val="20"/>
+          <w:szCs w:val="20"/>
+        </w:rPr>
+        <w:t xml:space="preserve">Flash gesture for &lt;350ms, then drop arm back down to rest immediately.
+</w:t>
+      </w:r>
+      <w:r>
+        <w:rPr>
+          <w:b/>
+          <w:bCs/>
+          <w:sz w:val="20"/>
+          <w:szCs w:val="20"/>
+        </w:rPr>
+        <w:t xml:space="preserve">• Midas Touch Prevention: </w:t>
+      </w:r>
+      <w:r>
+        <w:rPr>
+          <w:sz w:val="20"/>
+          <w:szCs w:val="20"/>
+        </w:rPr>
+        <w:t xml:space="preserve">2.0-second post-trigger lockout state machine ignores all movements while arm descends.
+</w:t>
+      </w:r>
+      <w:r>
+        <w:rPr>
+          <w:b/>
+          <w:bCs/>
+          <w:sz w:val="20"/>
+          <w:szCs w:val="20"/>
+        </w:rPr>
+        <w:t xml:space="preserve">• Norman's Action Cycle: </w:t>
+      </w:r>
+      <w:r>
+        <w:rPr>
+          <w:sz w:val="20"/>
+          <w:szCs w:val="20"/>
+        </w:rPr>
+        <w:t xml:space="preserve">Gulf of Execution is bridged by intuitive finger counting; Gulf of Evaluation is bridged by real-time skeletal feedback and radial cooldown timer.</w:t>
+      </w:r>
+    </w:p>
+    <w:p>
+      <w:pPr>
+        <w:pStyle w:val="Heading1"/>
+        <w:spacing w:after="80" w:before="200"/>
+      </w:pPr>
+      <w:r>
+        <w:rPr>
+          <w:b/>
+          <w:bCs/>
+          <w:color w:val="1E3A8A"/>
+          <w:sz w:val="24"/>
+          <w:szCs w:val="24"/>
+        </w:rPr>
+        <w:t xml:space="preserve">10. Dialogue Model, Finite State Machine &amp; Vision Pipeline</w:t>
       </w:r>
     </w:p>
     <w:tbl>
@@ -2328,7 +3611,7 @@
       <w:tr>
         <w:tc>
           <w:tcPr>
-            <w:tcW w:type="pct" w:w="15%"/>
+            <w:tcW w:type="pct" w:w="20%"/>
             <w:shd w:fill="1E3A8A" w:val="clear"/>
             <w:tcMar>
               <w:top w:type="dxa" w:w="90"/>
@@ -2347,13 +3630,13 @@
                 <w:sz w:val="19"/>
                 <w:szCs w:val="19"/>
               </w:rPr>
-              <w:t xml:space="preserve">NFR ID</w:t>
-            </w:r>
-          </w:p>
-        </w:tc>
-        <w:tc>
-          <w:tcPr>
-            <w:tcW w:type="pct" w:w="25%"/>
+              <w:t xml:space="preserve">State</w:t>
+            </w:r>
+          </w:p>
+        </w:tc>
+        <w:tc>
+          <w:tcPr>
+            <w:tcW w:type="pct" w:w="30%"/>
             <w:shd w:fill="1E3A8A" w:val="clear"/>
             <w:tcMar>
               <w:top w:type="dxa" w:w="90"/>
@@ -2372,13 +3655,13 @@
                 <w:sz w:val="19"/>
                 <w:szCs w:val="19"/>
               </w:rPr>
-              <w:t xml:space="preserve">Quality Attribute</w:t>
-            </w:r>
-          </w:p>
-        </w:tc>
-        <w:tc>
-          <w:tcPr>
-            <w:tcW w:type="pct" w:w="38%"/>
+              <w:t xml:space="preserve">System Activity</w:t>
+            </w:r>
+          </w:p>
+        </w:tc>
+        <w:tc>
+          <w:tcPr>
+            <w:tcW w:type="pct" w:w="28%"/>
             <w:shd w:fill="1E3A8A" w:val="clear"/>
             <w:tcMar>
               <w:top w:type="dxa" w:w="90"/>
@@ -2397,7 +3680,7 @@
                 <w:sz w:val="19"/>
                 <w:szCs w:val="19"/>
               </w:rPr>
-              <w:t xml:space="preserve">Specification &amp; Target Metric</w:t>
+              <w:t xml:space="preserve">Transition Trigger</w:t>
             </w:r>
           </w:p>
         </w:tc>
@@ -2422,7 +3705,7 @@
                 <w:sz w:val="19"/>
                 <w:szCs w:val="19"/>
               </w:rPr>
-              <w:t xml:space="preserve">Empirical Outcome</w:t>
+              <w:t xml:space="preserve">Next State</w:t>
             </w:r>
           </w:p>
         </w:tc>
@@ -2430,76 +3713,76 @@
       <w:tr>
         <w:tc>
           <w:tcPr>
-            <w:tcW w:type="pct" w:w="15%"/>
-            <w:shd w:fill="F8FAFC" w:val="clear"/>
-            <w:tcMar>
-              <w:top w:type="dxa" w:w="90"/>
-              <w:left w:type="dxa" w:w="130"/>
-              <w:bottom w:type="dxa" w:w="90"/>
-              <w:right w:type="dxa" w:w="130"/>
-            </w:tcMar>
-          </w:tcPr>
-          <w:p>
-            <w:r>
-              <w:rPr>
-                <w:rFonts w:ascii="Arial" w:cs="Arial" w:eastAsia="Arial" w:hAnsi="Arial"/>
-                <w:b/>
-                <w:bCs/>
-                <w:color w:val="1E293B"/>
-                <w:sz w:val="19"/>
-                <w:szCs w:val="19"/>
-              </w:rPr>
-              <w:t xml:space="preserve">NFR-01</w:t>
-            </w:r>
-          </w:p>
-        </w:tc>
-        <w:tc>
-          <w:tcPr>
-            <w:tcW w:type="pct" w:w="25%"/>
-            <w:shd w:fill="F8FAFC" w:val="clear"/>
-            <w:tcMar>
-              <w:top w:type="dxa" w:w="90"/>
-              <w:left w:type="dxa" w:w="130"/>
-              <w:bottom w:type="dxa" w:w="90"/>
-              <w:right w:type="dxa" w:w="130"/>
-            </w:tcMar>
-          </w:tcPr>
-          <w:p>
-            <w:r>
-              <w:rPr>
-                <w:rFonts w:ascii="Arial" w:cs="Arial" w:eastAsia="Arial" w:hAnsi="Arial"/>
-                <w:b w:val="false"/>
-                <w:bCs w:val="false"/>
-                <w:color w:val="1E293B"/>
-                <w:sz w:val="19"/>
-                <w:szCs w:val="19"/>
-              </w:rPr>
-              <w:t xml:space="preserve">Performance Latency</w:t>
-            </w:r>
-          </w:p>
-        </w:tc>
-        <w:tc>
-          <w:tcPr>
-            <w:tcW w:type="pct" w:w="38%"/>
-            <w:shd w:fill="F8FAFC" w:val="clear"/>
-            <w:tcMar>
-              <w:top w:type="dxa" w:w="90"/>
-              <w:left w:type="dxa" w:w="130"/>
-              <w:bottom w:type="dxa" w:w="90"/>
-              <w:right w:type="dxa" w:w="130"/>
-            </w:tcMar>
-          </w:tcPr>
-          <w:p>
-            <w:r>
-              <w:rPr>
-                <w:rFonts w:ascii="Arial" w:cs="Arial" w:eastAsia="Arial" w:hAnsi="Arial"/>
-                <w:b w:val="false"/>
-                <w:bCs w:val="false"/>
-                <w:color w:val="1E293B"/>
-                <w:sz w:val="19"/>
-                <w:szCs w:val="19"/>
-              </w:rPr>
-              <w:t xml:space="preserve">End-to-end perception and DOM dispatch latency &lt; 50ms.</w:t>
+            <w:tcW w:type="pct" w:w="20%"/>
+            <w:shd w:fill="F8FAFC" w:val="clear"/>
+            <w:tcMar>
+              <w:top w:type="dxa" w:w="90"/>
+              <w:left w:type="dxa" w:w="130"/>
+              <w:bottom w:type="dxa" w:w="90"/>
+              <w:right w:type="dxa" w:w="130"/>
+            </w:tcMar>
+          </w:tcPr>
+          <w:p>
+            <w:r>
+              <w:rPr>
+                <w:rFonts w:ascii="Arial" w:cs="Arial" w:eastAsia="Arial" w:hAnsi="Arial"/>
+                <w:b/>
+                <w:bCs/>
+                <w:color w:val="1E293B"/>
+                <w:sz w:val="19"/>
+                <w:szCs w:val="19"/>
+              </w:rPr>
+              <w:t xml:space="preserve">1. IDLE</w:t>
+            </w:r>
+          </w:p>
+        </w:tc>
+        <w:tc>
+          <w:tcPr>
+            <w:tcW w:type="pct" w:w="30%"/>
+            <w:shd w:fill="F8FAFC" w:val="clear"/>
+            <w:tcMar>
+              <w:top w:type="dxa" w:w="90"/>
+              <w:left w:type="dxa" w:w="130"/>
+              <w:bottom w:type="dxa" w:w="90"/>
+              <w:right w:type="dxa" w:w="130"/>
+            </w:tcMar>
+          </w:tcPr>
+          <w:p>
+            <w:r>
+              <w:rPr>
+                <w:rFonts w:ascii="Arial" w:cs="Arial" w:eastAsia="Arial" w:hAnsi="Arial"/>
+                <w:b w:val="false"/>
+                <w:bCs w:val="false"/>
+                <w:color w:val="1E293B"/>
+                <w:sz w:val="19"/>
+                <w:szCs w:val="19"/>
+              </w:rPr>
+              <w:t xml:space="preserve">Scanning camera stream at 30 FPS</w:t>
+            </w:r>
+          </w:p>
+        </w:tc>
+        <w:tc>
+          <w:tcPr>
+            <w:tcW w:type="pct" w:w="28%"/>
+            <w:shd w:fill="F8FAFC" w:val="clear"/>
+            <w:tcMar>
+              <w:top w:type="dxa" w:w="90"/>
+              <w:left w:type="dxa" w:w="130"/>
+              <w:bottom w:type="dxa" w:w="90"/>
+              <w:right w:type="dxa" w:w="130"/>
+            </w:tcMar>
+          </w:tcPr>
+          <w:p>
+            <w:r>
+              <w:rPr>
+                <w:rFonts w:ascii="Arial" w:cs="Arial" w:eastAsia="Arial" w:hAnsi="Arial"/>
+                <w:b w:val="false"/>
+                <w:bCs w:val="false"/>
+                <w:color w:val="1E293B"/>
+                <w:sz w:val="19"/>
+                <w:szCs w:val="19"/>
+              </w:rPr>
+              <w:t xml:space="preserve">Hand detected (conf &gt; 0.65)</w:t>
             </w:r>
           </w:p>
         </w:tc>
@@ -2524,7 +3807,7 @@
                 <w:sz w:val="19"/>
                 <w:szCs w:val="19"/>
               </w:rPr>
-              <w:t xml:space="preserve">34.9 ms (28.6 FPS)</w:t>
+              <w:t xml:space="preserve">TRACKING</w:t>
             </w:r>
           </w:p>
         </w:tc>
@@ -2532,76 +3815,76 @@
       <w:tr>
         <w:tc>
           <w:tcPr>
-            <w:tcW w:type="pct" w:w="15%"/>
-            <w:shd w:fill="F8FAFC" w:val="clear"/>
-            <w:tcMar>
-              <w:top w:type="dxa" w:w="90"/>
-              <w:left w:type="dxa" w:w="130"/>
-              <w:bottom w:type="dxa" w:w="90"/>
-              <w:right w:type="dxa" w:w="130"/>
-            </w:tcMar>
-          </w:tcPr>
-          <w:p>
-            <w:r>
-              <w:rPr>
-                <w:rFonts w:ascii="Arial" w:cs="Arial" w:eastAsia="Arial" w:hAnsi="Arial"/>
-                <w:b/>
-                <w:bCs/>
-                <w:color w:val="1E293B"/>
-                <w:sz w:val="19"/>
-                <w:szCs w:val="19"/>
-              </w:rPr>
-              <w:t xml:space="preserve">NFR-02</w:t>
-            </w:r>
-          </w:p>
-        </w:tc>
-        <w:tc>
-          <w:tcPr>
-            <w:tcW w:type="pct" w:w="25%"/>
-            <w:shd w:fill="F8FAFC" w:val="clear"/>
-            <w:tcMar>
-              <w:top w:type="dxa" w:w="90"/>
-              <w:left w:type="dxa" w:w="130"/>
-              <w:bottom w:type="dxa" w:w="90"/>
-              <w:right w:type="dxa" w:w="130"/>
-            </w:tcMar>
-          </w:tcPr>
-          <w:p>
-            <w:r>
-              <w:rPr>
-                <w:rFonts w:ascii="Arial" w:cs="Arial" w:eastAsia="Arial" w:hAnsi="Arial"/>
-                <w:b w:val="false"/>
-                <w:bCs w:val="false"/>
-                <w:color w:val="1E293B"/>
-                <w:sz w:val="19"/>
-                <w:szCs w:val="19"/>
-              </w:rPr>
-              <w:t xml:space="preserve">Privacy &amp; Security</w:t>
-            </w:r>
-          </w:p>
-        </w:tc>
-        <w:tc>
-          <w:tcPr>
-            <w:tcW w:type="pct" w:w="38%"/>
-            <w:shd w:fill="F8FAFC" w:val="clear"/>
-            <w:tcMar>
-              <w:top w:type="dxa" w:w="90"/>
-              <w:left w:type="dxa" w:w="130"/>
-              <w:bottom w:type="dxa" w:w="90"/>
-              <w:right w:type="dxa" w:w="130"/>
-            </w:tcMar>
-          </w:tcPr>
-          <w:p>
-            <w:r>
-              <w:rPr>
-                <w:rFonts w:ascii="Arial" w:cs="Arial" w:eastAsia="Arial" w:hAnsi="Arial"/>
-                <w:b w:val="false"/>
-                <w:bCs w:val="false"/>
-                <w:color w:val="1E293B"/>
-                <w:sz w:val="19"/>
-                <w:szCs w:val="19"/>
-              </w:rPr>
-              <w:t xml:space="preserve">Zero external network calls; 100% on-device client processing.</w:t>
+            <w:tcW w:type="pct" w:w="20%"/>
+            <w:shd w:fill="F8FAFC" w:val="clear"/>
+            <w:tcMar>
+              <w:top w:type="dxa" w:w="90"/>
+              <w:left w:type="dxa" w:w="130"/>
+              <w:bottom w:type="dxa" w:w="90"/>
+              <w:right w:type="dxa" w:w="130"/>
+            </w:tcMar>
+          </w:tcPr>
+          <w:p>
+            <w:r>
+              <w:rPr>
+                <w:rFonts w:ascii="Arial" w:cs="Arial" w:eastAsia="Arial" w:hAnsi="Arial"/>
+                <w:b/>
+                <w:bCs/>
+                <w:color w:val="1E293B"/>
+                <w:sz w:val="19"/>
+                <w:szCs w:val="19"/>
+              </w:rPr>
+              <w:t xml:space="preserve">2. TRACKING</w:t>
+            </w:r>
+          </w:p>
+        </w:tc>
+        <w:tc>
+          <w:tcPr>
+            <w:tcW w:type="pct" w:w="30%"/>
+            <w:shd w:fill="F8FAFC" w:val="clear"/>
+            <w:tcMar>
+              <w:top w:type="dxa" w:w="90"/>
+              <w:left w:type="dxa" w:w="130"/>
+              <w:bottom w:type="dxa" w:w="90"/>
+              <w:right w:type="dxa" w:w="130"/>
+            </w:tcMar>
+          </w:tcPr>
+          <w:p>
+            <w:r>
+              <w:rPr>
+                <w:rFonts w:ascii="Arial" w:cs="Arial" w:eastAsia="Arial" w:hAnsi="Arial"/>
+                <w:b w:val="false"/>
+                <w:bCs w:val="false"/>
+                <w:color w:val="1E293B"/>
+                <w:sz w:val="19"/>
+                <w:szCs w:val="19"/>
+              </w:rPr>
+              <w:t xml:space="preserve">Extracting 21 3D joint landmarks</w:t>
+            </w:r>
+          </w:p>
+        </w:tc>
+        <w:tc>
+          <w:tcPr>
+            <w:tcW w:type="pct" w:w="28%"/>
+            <w:shd w:fill="F8FAFC" w:val="clear"/>
+            <w:tcMar>
+              <w:top w:type="dxa" w:w="90"/>
+              <w:left w:type="dxa" w:w="130"/>
+              <w:bottom w:type="dxa" w:w="90"/>
+              <w:right w:type="dxa" w:w="130"/>
+            </w:tcMar>
+          </w:tcPr>
+          <w:p>
+            <w:r>
+              <w:rPr>
+                <w:rFonts w:ascii="Arial" w:cs="Arial" w:eastAsia="Arial" w:hAnsi="Arial"/>
+                <w:b w:val="false"/>
+                <w:bCs w:val="false"/>
+                <w:color w:val="1E293B"/>
+                <w:sz w:val="19"/>
+                <w:szCs w:val="19"/>
+              </w:rPr>
+              <w:t xml:space="preserve">Finger posture classified</w:t>
             </w:r>
           </w:p>
         </w:tc>
@@ -2626,7 +3909,7 @@
                 <w:sz w:val="19"/>
                 <w:szCs w:val="19"/>
               </w:rPr>
-              <w:t xml:space="preserve">100% Air-Gapped WASM</w:t>
+              <w:t xml:space="preserve">VERIFYING</w:t>
             </w:r>
           </w:p>
         </w:tc>
@@ -2634,76 +3917,76 @@
       <w:tr>
         <w:tc>
           <w:tcPr>
-            <w:tcW w:type="pct" w:w="15%"/>
-            <w:shd w:fill="F8FAFC" w:val="clear"/>
-            <w:tcMar>
-              <w:top w:type="dxa" w:w="90"/>
-              <w:left w:type="dxa" w:w="130"/>
-              <w:bottom w:type="dxa" w:w="90"/>
-              <w:right w:type="dxa" w:w="130"/>
-            </w:tcMar>
-          </w:tcPr>
-          <w:p>
-            <w:r>
-              <w:rPr>
-                <w:rFonts w:ascii="Arial" w:cs="Arial" w:eastAsia="Arial" w:hAnsi="Arial"/>
-                <w:b/>
-                <w:bCs/>
-                <w:color w:val="1E293B"/>
-                <w:sz w:val="19"/>
-                <w:szCs w:val="19"/>
-              </w:rPr>
-              <w:t xml:space="preserve">NFR-03</w:t>
-            </w:r>
-          </w:p>
-        </w:tc>
-        <w:tc>
-          <w:tcPr>
-            <w:tcW w:type="pct" w:w="25%"/>
-            <w:shd w:fill="F8FAFC" w:val="clear"/>
-            <w:tcMar>
-              <w:top w:type="dxa" w:w="90"/>
-              <w:left w:type="dxa" w:w="130"/>
-              <w:bottom w:type="dxa" w:w="90"/>
-              <w:right w:type="dxa" w:w="130"/>
-            </w:tcMar>
-          </w:tcPr>
-          <w:p>
-            <w:r>
-              <w:rPr>
-                <w:rFonts w:ascii="Arial" w:cs="Arial" w:eastAsia="Arial" w:hAnsi="Arial"/>
-                <w:b w:val="false"/>
-                <w:bCs w:val="false"/>
-                <w:color w:val="1E293B"/>
-                <w:sz w:val="19"/>
-                <w:szCs w:val="19"/>
-              </w:rPr>
-              <w:t xml:space="preserve">Learnability (HCI)</w:t>
-            </w:r>
-          </w:p>
-        </w:tc>
-        <w:tc>
-          <w:tcPr>
-            <w:tcW w:type="pct" w:w="38%"/>
-            <w:shd w:fill="F8FAFC" w:val="clear"/>
-            <w:tcMar>
-              <w:top w:type="dxa" w:w="90"/>
-              <w:left w:type="dxa" w:w="130"/>
-              <w:bottom w:type="dxa" w:w="90"/>
-              <w:right w:type="dxa" w:w="130"/>
-            </w:tcMar>
-          </w:tcPr>
-          <w:p>
-            <w:r>
-              <w:rPr>
-                <w:rFonts w:ascii="Arial" w:cs="Arial" w:eastAsia="Arial" w:hAnsi="Arial"/>
-                <w:b w:val="false"/>
-                <w:bCs w:val="false"/>
-                <w:color w:val="1E293B"/>
-                <w:sz w:val="19"/>
-                <w:szCs w:val="19"/>
-              </w:rPr>
-              <w:t xml:space="preserve">Time-to-first-trigger &lt; 5.0 seconds; intuitive ordinal finger count.</w:t>
+            <w:tcW w:type="pct" w:w="20%"/>
+            <w:shd w:fill="F8FAFC" w:val="clear"/>
+            <w:tcMar>
+              <w:top w:type="dxa" w:w="90"/>
+              <w:left w:type="dxa" w:w="130"/>
+              <w:bottom w:type="dxa" w:w="90"/>
+              <w:right w:type="dxa" w:w="130"/>
+            </w:tcMar>
+          </w:tcPr>
+          <w:p>
+            <w:r>
+              <w:rPr>
+                <w:rFonts w:ascii="Arial" w:cs="Arial" w:eastAsia="Arial" w:hAnsi="Arial"/>
+                <w:b/>
+                <w:bCs/>
+                <w:color w:val="1E293B"/>
+                <w:sz w:val="19"/>
+                <w:szCs w:val="19"/>
+              </w:rPr>
+              <w:t xml:space="preserve">3. VERIFYING</w:t>
+            </w:r>
+          </w:p>
+        </w:tc>
+        <w:tc>
+          <w:tcPr>
+            <w:tcW w:type="pct" w:w="30%"/>
+            <w:shd w:fill="F8FAFC" w:val="clear"/>
+            <w:tcMar>
+              <w:top w:type="dxa" w:w="90"/>
+              <w:left w:type="dxa" w:w="130"/>
+              <w:bottom w:type="dxa" w:w="90"/>
+              <w:right w:type="dxa" w:w="130"/>
+            </w:tcMar>
+          </w:tcPr>
+          <w:p>
+            <w:r>
+              <w:rPr>
+                <w:rFonts w:ascii="Arial" w:cs="Arial" w:eastAsia="Arial" w:hAnsi="Arial"/>
+                <w:b w:val="false"/>
+                <w:bCs w:val="false"/>
+                <w:color w:val="1E293B"/>
+                <w:sz w:val="19"/>
+                <w:szCs w:val="19"/>
+              </w:rPr>
+              <w:t xml:space="preserve">Confirming pose over 3 frames (45ms)</w:t>
+            </w:r>
+          </w:p>
+        </w:tc>
+        <w:tc>
+          <w:tcPr>
+            <w:tcW w:type="pct" w:w="28%"/>
+            <w:shd w:fill="F8FAFC" w:val="clear"/>
+            <w:tcMar>
+              <w:top w:type="dxa" w:w="90"/>
+              <w:left w:type="dxa" w:w="130"/>
+              <w:bottom w:type="dxa" w:w="90"/>
+              <w:right w:type="dxa" w:w="130"/>
+            </w:tcMar>
+          </w:tcPr>
+          <w:p>
+            <w:r>
+              <w:rPr>
+                <w:rFonts w:ascii="Arial" w:cs="Arial" w:eastAsia="Arial" w:hAnsi="Arial"/>
+                <w:b w:val="false"/>
+                <w:bCs w:val="false"/>
+                <w:color w:val="1E293B"/>
+                <w:sz w:val="19"/>
+                <w:szCs w:val="19"/>
+              </w:rPr>
+              <w:t xml:space="preserve">3 consecutive matches</w:t>
             </w:r>
           </w:p>
         </w:tc>
@@ -2728,7 +4011,7 @@
                 <w:sz w:val="19"/>
                 <w:szCs w:val="19"/>
               </w:rPr>
-              <w:t xml:space="preserve">1.12s mean time</w:t>
+              <w:t xml:space="preserve">TRIGGERED</w:t>
             </w:r>
           </w:p>
         </w:tc>
@@ -2736,76 +4019,76 @@
       <w:tr>
         <w:tc>
           <w:tcPr>
-            <w:tcW w:type="pct" w:w="15%"/>
-            <w:shd w:fill="F8FAFC" w:val="clear"/>
-            <w:tcMar>
-              <w:top w:type="dxa" w:w="90"/>
-              <w:left w:type="dxa" w:w="130"/>
-              <w:bottom w:type="dxa" w:w="90"/>
-              <w:right w:type="dxa" w:w="130"/>
-            </w:tcMar>
-          </w:tcPr>
-          <w:p>
-            <w:r>
-              <w:rPr>
-                <w:rFonts w:ascii="Arial" w:cs="Arial" w:eastAsia="Arial" w:hAnsi="Arial"/>
-                <w:b/>
-                <w:bCs/>
-                <w:color w:val="1E293B"/>
-                <w:sz w:val="19"/>
-                <w:szCs w:val="19"/>
-              </w:rPr>
-              <w:t xml:space="preserve">NFR-04</w:t>
-            </w:r>
-          </w:p>
-        </w:tc>
-        <w:tc>
-          <w:tcPr>
-            <w:tcW w:type="pct" w:w="25%"/>
-            <w:shd w:fill="F8FAFC" w:val="clear"/>
-            <w:tcMar>
-              <w:top w:type="dxa" w:w="90"/>
-              <w:left w:type="dxa" w:w="130"/>
-              <w:bottom w:type="dxa" w:w="90"/>
-              <w:right w:type="dxa" w:w="130"/>
-            </w:tcMar>
-          </w:tcPr>
-          <w:p>
-            <w:r>
-              <w:rPr>
-                <w:rFonts w:ascii="Arial" w:cs="Arial" w:eastAsia="Arial" w:hAnsi="Arial"/>
-                <w:b w:val="false"/>
-                <w:bCs w:val="false"/>
-                <w:color w:val="1E293B"/>
-                <w:sz w:val="19"/>
-                <w:szCs w:val="19"/>
-              </w:rPr>
-              <w:t xml:space="preserve">Reliability / Robustness</w:t>
-            </w:r>
-          </w:p>
-        </w:tc>
-        <w:tc>
-          <w:tcPr>
-            <w:tcW w:type="pct" w:w="38%"/>
-            <w:shd w:fill="F8FAFC" w:val="clear"/>
-            <w:tcMar>
-              <w:top w:type="dxa" w:w="90"/>
-              <w:left w:type="dxa" w:w="130"/>
-              <w:bottom w:type="dxa" w:w="90"/>
-              <w:right w:type="dxa" w:w="130"/>
-            </w:tcMar>
-          </w:tcPr>
-          <w:p>
-            <w:r>
-              <w:rPr>
-                <w:rFonts w:ascii="Arial" w:cs="Arial" w:eastAsia="Arial" w:hAnsi="Arial"/>
-                <w:b w:val="false"/>
-                <w:bCs w:val="false"/>
-                <w:color w:val="1E293B"/>
-                <w:sz w:val="19"/>
-                <w:szCs w:val="19"/>
-              </w:rPr>
-              <w:t xml:space="preserve">False trigger rate &lt; 0.5 triggers/10 min; accuracy &gt;= 90%.</w:t>
+            <w:tcW w:type="pct" w:w="20%"/>
+            <w:shd w:fill="F8FAFC" w:val="clear"/>
+            <w:tcMar>
+              <w:top w:type="dxa" w:w="90"/>
+              <w:left w:type="dxa" w:w="130"/>
+              <w:bottom w:type="dxa" w:w="90"/>
+              <w:right w:type="dxa" w:w="130"/>
+            </w:tcMar>
+          </w:tcPr>
+          <w:p>
+            <w:r>
+              <w:rPr>
+                <w:rFonts w:ascii="Arial" w:cs="Arial" w:eastAsia="Arial" w:hAnsi="Arial"/>
+                <w:b/>
+                <w:bCs/>
+                <w:color w:val="1E293B"/>
+                <w:sz w:val="19"/>
+                <w:szCs w:val="19"/>
+              </w:rPr>
+              <w:t xml:space="preserve">4. TRIGGERED</w:t>
+            </w:r>
+          </w:p>
+        </w:tc>
+        <w:tc>
+          <w:tcPr>
+            <w:tcW w:type="pct" w:w="30%"/>
+            <w:shd w:fill="F8FAFC" w:val="clear"/>
+            <w:tcMar>
+              <w:top w:type="dxa" w:w="90"/>
+              <w:left w:type="dxa" w:w="130"/>
+              <w:bottom w:type="dxa" w:w="90"/>
+              <w:right w:type="dxa" w:w="130"/>
+            </w:tcMar>
+          </w:tcPr>
+          <w:p>
+            <w:r>
+              <w:rPr>
+                <w:rFonts w:ascii="Arial" w:cs="Arial" w:eastAsia="Arial" w:hAnsi="Arial"/>
+                <w:b w:val="false"/>
+                <w:bCs w:val="false"/>
+                <w:color w:val="1E293B"/>
+                <w:sz w:val="19"/>
+                <w:szCs w:val="19"/>
+              </w:rPr>
+              <w:t xml:space="preserve">Executes slide turn instantly (0ms)</w:t>
+            </w:r>
+          </w:p>
+        </w:tc>
+        <w:tc>
+          <w:tcPr>
+            <w:tcW w:type="pct" w:w="28%"/>
+            <w:shd w:fill="F8FAFC" w:val="clear"/>
+            <w:tcMar>
+              <w:top w:type="dxa" w:w="90"/>
+              <w:left w:type="dxa" w:w="130"/>
+              <w:bottom w:type="dxa" w:w="90"/>
+              <w:right w:type="dxa" w:w="130"/>
+            </w:tcMar>
+          </w:tcPr>
+          <w:p>
+            <w:r>
+              <w:rPr>
+                <w:rFonts w:ascii="Arial" w:cs="Arial" w:eastAsia="Arial" w:hAnsi="Arial"/>
+                <w:b w:val="false"/>
+                <w:bCs w:val="false"/>
+                <w:color w:val="1E293B"/>
+                <w:sz w:val="19"/>
+                <w:szCs w:val="19"/>
+              </w:rPr>
+              <w:t xml:space="preserve">Command dispatched</w:t>
             </w:r>
           </w:p>
         </w:tc>
@@ -2830,7 +4113,7 @@
                 <w:sz w:val="19"/>
                 <w:szCs w:val="19"/>
               </w:rPr>
-              <w:t xml:space="preserve">0.08/10m (96.4% Acc)</w:t>
+              <w:t xml:space="preserve">COOLDOWN</w:t>
             </w:r>
           </w:p>
         </w:tc>
@@ -2838,76 +4121,76 @@
       <w:tr>
         <w:tc>
           <w:tcPr>
-            <w:tcW w:type="pct" w:w="15%"/>
-            <w:shd w:fill="F8FAFC" w:val="clear"/>
-            <w:tcMar>
-              <w:top w:type="dxa" w:w="90"/>
-              <w:left w:type="dxa" w:w="130"/>
-              <w:bottom w:type="dxa" w:w="90"/>
-              <w:right w:type="dxa" w:w="130"/>
-            </w:tcMar>
-          </w:tcPr>
-          <w:p>
-            <w:r>
-              <w:rPr>
-                <w:rFonts w:ascii="Arial" w:cs="Arial" w:eastAsia="Arial" w:hAnsi="Arial"/>
-                <w:b/>
-                <w:bCs/>
-                <w:color w:val="1E293B"/>
-                <w:sz w:val="19"/>
-                <w:szCs w:val="19"/>
-              </w:rPr>
-              <w:t xml:space="preserve">NFR-05</w:t>
-            </w:r>
-          </w:p>
-        </w:tc>
-        <w:tc>
-          <w:tcPr>
-            <w:tcW w:type="pct" w:w="25%"/>
-            <w:shd w:fill="F8FAFC" w:val="clear"/>
-            <w:tcMar>
-              <w:top w:type="dxa" w:w="90"/>
-              <w:left w:type="dxa" w:w="130"/>
-              <w:bottom w:type="dxa" w:w="90"/>
-              <w:right w:type="dxa" w:w="130"/>
-            </w:tcMar>
-          </w:tcPr>
-          <w:p>
-            <w:r>
-              <w:rPr>
-                <w:rFonts w:ascii="Arial" w:cs="Arial" w:eastAsia="Arial" w:hAnsi="Arial"/>
-                <w:b w:val="false"/>
-                <w:bCs w:val="false"/>
-                <w:color w:val="1E293B"/>
-                <w:sz w:val="19"/>
-                <w:szCs w:val="19"/>
-              </w:rPr>
-              <w:t xml:space="preserve">Ergonomics / Fatigue</w:t>
-            </w:r>
-          </w:p>
-        </w:tc>
-        <w:tc>
-          <w:tcPr>
-            <w:tcW w:type="pct" w:w="38%"/>
-            <w:shd w:fill="F8FAFC" w:val="clear"/>
-            <w:tcMar>
-              <w:top w:type="dxa" w:w="90"/>
-              <w:left w:type="dxa" w:w="130"/>
-              <w:bottom w:type="dxa" w:w="90"/>
-              <w:right w:type="dxa" w:w="130"/>
-            </w:tcMar>
-          </w:tcPr>
-          <w:p>
-            <w:r>
-              <w:rPr>
-                <w:rFonts w:ascii="Arial" w:cs="Arial" w:eastAsia="Arial" w:hAnsi="Arial"/>
-                <w:b w:val="false"/>
-                <w:bCs w:val="false"/>
-                <w:color w:val="1E293B"/>
-                <w:sz w:val="19"/>
-                <w:szCs w:val="19"/>
-              </w:rPr>
-              <w:t xml:space="preserve">Muscle fatigue on NASA-TLX &lt; 30 / 100; micro-gestural model.</w:t>
+            <w:tcW w:type="pct" w:w="20%"/>
+            <w:shd w:fill="F8FAFC" w:val="clear"/>
+            <w:tcMar>
+              <w:top w:type="dxa" w:w="90"/>
+              <w:left w:type="dxa" w:w="130"/>
+              <w:bottom w:type="dxa" w:w="90"/>
+              <w:right w:type="dxa" w:w="130"/>
+            </w:tcMar>
+          </w:tcPr>
+          <w:p>
+            <w:r>
+              <w:rPr>
+                <w:rFonts w:ascii="Arial" w:cs="Arial" w:eastAsia="Arial" w:hAnsi="Arial"/>
+                <w:b/>
+                <w:bCs/>
+                <w:color w:val="1E293B"/>
+                <w:sz w:val="19"/>
+                <w:szCs w:val="19"/>
+              </w:rPr>
+              <w:t xml:space="preserve">5. COOLDOWN</w:t>
+            </w:r>
+          </w:p>
+        </w:tc>
+        <w:tc>
+          <w:tcPr>
+            <w:tcW w:type="pct" w:w="30%"/>
+            <w:shd w:fill="F8FAFC" w:val="clear"/>
+            <w:tcMar>
+              <w:top w:type="dxa" w:w="90"/>
+              <w:left w:type="dxa" w:w="130"/>
+              <w:bottom w:type="dxa" w:w="90"/>
+              <w:right w:type="dxa" w:w="130"/>
+            </w:tcMar>
+          </w:tcPr>
+          <w:p>
+            <w:r>
+              <w:rPr>
+                <w:rFonts w:ascii="Arial" w:cs="Arial" w:eastAsia="Arial" w:hAnsi="Arial"/>
+                <w:b w:val="false"/>
+                <w:bCs w:val="false"/>
+                <w:color w:val="1E293B"/>
+                <w:sz w:val="19"/>
+                <w:szCs w:val="19"/>
+              </w:rPr>
+              <w:t xml:space="preserve">Refractory lockout; arm lowers safely</w:t>
+            </w:r>
+          </w:p>
+        </w:tc>
+        <w:tc>
+          <w:tcPr>
+            <w:tcW w:type="pct" w:w="28%"/>
+            <w:shd w:fill="F8FAFC" w:val="clear"/>
+            <w:tcMar>
+              <w:top w:type="dxa" w:w="90"/>
+              <w:left w:type="dxa" w:w="130"/>
+              <w:bottom w:type="dxa" w:w="90"/>
+              <w:right w:type="dxa" w:w="130"/>
+            </w:tcMar>
+          </w:tcPr>
+          <w:p>
+            <w:r>
+              <w:rPr>
+                <w:rFonts w:ascii="Arial" w:cs="Arial" w:eastAsia="Arial" w:hAnsi="Arial"/>
+                <w:b w:val="false"/>
+                <w:bCs w:val="false"/>
+                <w:color w:val="1E293B"/>
+                <w:sz w:val="19"/>
+                <w:szCs w:val="19"/>
+              </w:rPr>
+              <w:t xml:space="preserve">2.0-second timer expires</w:t>
             </w:r>
           </w:p>
         </w:tc>
@@ -2932,109 +4215,7 @@
                 <w:sz w:val="19"/>
                 <w:szCs w:val="19"/>
               </w:rPr>
-              <w:t xml:space="preserve">18.4 / 100 (Very Low)</w:t>
-            </w:r>
-          </w:p>
-        </w:tc>
-      </w:tr>
-      <w:tr>
-        <w:tc>
-          <w:tcPr>
-            <w:tcW w:type="pct" w:w="15%"/>
-            <w:shd w:fill="F8FAFC" w:val="clear"/>
-            <w:tcMar>
-              <w:top w:type="dxa" w:w="90"/>
-              <w:left w:type="dxa" w:w="130"/>
-              <w:bottom w:type="dxa" w:w="90"/>
-              <w:right w:type="dxa" w:w="130"/>
-            </w:tcMar>
-          </w:tcPr>
-          <w:p>
-            <w:r>
-              <w:rPr>
-                <w:rFonts w:ascii="Arial" w:cs="Arial" w:eastAsia="Arial" w:hAnsi="Arial"/>
-                <w:b/>
-                <w:bCs/>
-                <w:color w:val="1E293B"/>
-                <w:sz w:val="19"/>
-                <w:szCs w:val="19"/>
-              </w:rPr>
-              <w:t xml:space="preserve">NFR-06</w:t>
-            </w:r>
-          </w:p>
-        </w:tc>
-        <w:tc>
-          <w:tcPr>
-            <w:tcW w:type="pct" w:w="25%"/>
-            <w:shd w:fill="F8FAFC" w:val="clear"/>
-            <w:tcMar>
-              <w:top w:type="dxa" w:w="90"/>
-              <w:left w:type="dxa" w:w="130"/>
-              <w:bottom w:type="dxa" w:w="90"/>
-              <w:right w:type="dxa" w:w="130"/>
-            </w:tcMar>
-          </w:tcPr>
-          <w:p>
-            <w:r>
-              <w:rPr>
-                <w:rFonts w:ascii="Arial" w:cs="Arial" w:eastAsia="Arial" w:hAnsi="Arial"/>
-                <w:b w:val="false"/>
-                <w:bCs w:val="false"/>
-                <w:color w:val="1E293B"/>
-                <w:sz w:val="19"/>
-                <w:szCs w:val="19"/>
-              </w:rPr>
-              <w:t xml:space="preserve">Portability / Standards</w:t>
-            </w:r>
-          </w:p>
-        </w:tc>
-        <w:tc>
-          <w:tcPr>
-            <w:tcW w:type="pct" w:w="38%"/>
-            <w:shd w:fill="F8FAFC" w:val="clear"/>
-            <w:tcMar>
-              <w:top w:type="dxa" w:w="90"/>
-              <w:left w:type="dxa" w:w="130"/>
-              <w:bottom w:type="dxa" w:w="90"/>
-              <w:right w:type="dxa" w:w="130"/>
-            </w:tcMar>
-          </w:tcPr>
-          <w:p>
-            <w:r>
-              <w:rPr>
-                <w:rFonts w:ascii="Arial" w:cs="Arial" w:eastAsia="Arial" w:hAnsi="Arial"/>
-                <w:b w:val="false"/>
-                <w:bCs w:val="false"/>
-                <w:color w:val="1E293B"/>
-                <w:sz w:val="19"/>
-                <w:szCs w:val="19"/>
-              </w:rPr>
-              <w:t xml:space="preserve">Zero-install web execution on Chrome, Edge, Firefox, and Safari.</w:t>
-            </w:r>
-          </w:p>
-        </w:tc>
-        <w:tc>
-          <w:tcPr>
-            <w:tcW w:type="pct" w:w="22%"/>
-            <w:shd w:fill="F8FAFC" w:val="clear"/>
-            <w:tcMar>
-              <w:top w:type="dxa" w:w="90"/>
-              <w:left w:type="dxa" w:w="130"/>
-              <w:bottom w:type="dxa" w:w="90"/>
-              <w:right w:type="dxa" w:w="130"/>
-            </w:tcMar>
-          </w:tcPr>
-          <w:p>
-            <w:r>
-              <w:rPr>
-                <w:rFonts w:ascii="Arial" w:cs="Arial" w:eastAsia="Arial" w:hAnsi="Arial"/>
-                <w:b w:val="false"/>
-                <w:bCs w:val="false"/>
-                <w:color w:val="1E293B"/>
-                <w:sz w:val="19"/>
-                <w:szCs w:val="19"/>
-              </w:rPr>
-              <w:t xml:space="preserve">Standard WebAssembly</w:t>
+              <w:t xml:space="preserve">IDLE</w:t>
             </w:r>
           </w:p>
         </w:tc>
@@ -3053,52 +4234,874 @@
           <w:sz w:val="24"/>
           <w:szCs w:val="24"/>
         </w:rPr>
-        <w:t xml:space="preserve">8. Theoretical HCI Foundations &amp; Mathematical Derivations</w:t>
+        <w:t xml:space="preserve">11. Nielsen's Ten Usability Heuristics &amp; Shneiderman's 8 Rules</w:t>
       </w:r>
     </w:p>
-    <w:p>
-      <w:pPr>
-        <w:spacing w:after="70" w:before="70"/>
-      </w:pPr>
-      <w:r>
-        <w:rPr>
-          <w:b/>
-          <w:bCs/>
-          <w:color w:val="1E3A8A"/>
-          <w:sz w:val="20"/>
-          <w:szCs w:val="20"/>
-        </w:rPr>
-        <w:t xml:space="preserve">Fitts' Law: MT = a + b · log₂(2D / W) = a + b · ID
-</w:t>
-      </w:r>
-      <w:r>
-        <w:rPr>
-          <w:sz w:val="20"/>
-          <w:szCs w:val="20"/>
-        </w:rPr>
-        <w:t xml:space="preserve">• Dimension Reduction: For slide switching, the entire camera field of view acts as the detection zone. Target width approaches infinity (W → ∞), so difficulty collapses to zero (ID → 0). Movement time is bounded strictly by neuromuscular finger articulation time (~180ms).
-• Laser Pointing EMA Filter: Continuous laser pointing applies velocity-scaled Exponential Moving Average filtering (S_t = α · Y_t + (1 - α) · S_{t-1}) to eliminate hand tremor.
-</w:t>
-      </w:r>
-      <w:r>
-        <w:rPr>
-          <w:b/>
-          <w:bCs/>
-          <w:color w:val="1E3A8A"/>
-          <w:sz w:val="20"/>
-          <w:szCs w:val="20"/>
-        </w:rPr>
-        <w:t xml:space="preserve">Hick-Hyman Law: RT = b · log₂(n + 1)
-</w:t>
-      </w:r>
-      <w:r>
-        <w:rPr>
-          <w:sz w:val="20"/>
-          <w:szCs w:val="20"/>
-        </w:rPr>
-        <w:t xml:space="preserve">AirSlide uses exactly n = 4 mutually orthogonal postures (Peace Sign = Next, Point Up = Previous, Open Palm = Laser, Closed Fist = Pause). Ordinal finger mapping keeps cognitive reaction time under 190ms.</w:t>
-      </w:r>
-    </w:p>
+    <w:tbl>
+      <w:tblPr>
+        <w:tblW w:type="pct" w:w="100%"/>
+        <w:tblBorders>
+          <w:top w:val="single" w:color="CBD5E1" w:sz="4"/>
+          <w:left w:val="single" w:color="CBD5E1" w:sz="4"/>
+          <w:bottom w:val="single" w:color="CBD5E1" w:sz="4"/>
+          <w:right w:val="single" w:color="CBD5E1" w:sz="4"/>
+          <w:insideH w:val="single" w:color="CBD5E1" w:sz="2"/>
+          <w:insideV w:val="single" w:color="CBD5E1" w:sz="2"/>
+        </w:tblBorders>
+      </w:tblPr>
+      <w:tblGrid>
+        <w:gridCol w:w="100"/>
+        <w:gridCol w:w="100"/>
+        <w:gridCol w:w="100"/>
+      </w:tblGrid>
+      <w:tr>
+        <w:tc>
+          <w:tcPr>
+            <w:tcW w:type="pct" w:w="26%"/>
+            <w:shd w:fill="1E3A8A" w:val="clear"/>
+            <w:tcMar>
+              <w:top w:type="dxa" w:w="90"/>
+              <w:left w:type="dxa" w:w="130"/>
+              <w:bottom w:type="dxa" w:w="90"/>
+              <w:right w:type="dxa" w:w="130"/>
+            </w:tcMar>
+          </w:tcPr>
+          <w:p>
+            <w:r>
+              <w:rPr>
+                <w:rFonts w:ascii="Arial" w:cs="Arial" w:eastAsia="Arial" w:hAnsi="Arial"/>
+                <w:b/>
+                <w:bCs/>
+                <w:color w:val="FFFFFF"/>
+                <w:sz w:val="19"/>
+                <w:szCs w:val="19"/>
+              </w:rPr>
+              <w:t xml:space="preserve">Nielsen Heuristic</w:t>
+            </w:r>
+          </w:p>
+        </w:tc>
+        <w:tc>
+          <w:tcPr>
+            <w:tcW w:type="pct" w:w="48%"/>
+            <w:shd w:fill="1E3A8A" w:val="clear"/>
+            <w:tcMar>
+              <w:top w:type="dxa" w:w="90"/>
+              <w:left w:type="dxa" w:w="130"/>
+              <w:bottom w:type="dxa" w:w="90"/>
+              <w:right w:type="dxa" w:w="130"/>
+            </w:tcMar>
+          </w:tcPr>
+          <w:p>
+            <w:r>
+              <w:rPr>
+                <w:rFonts w:ascii="Arial" w:cs="Arial" w:eastAsia="Arial" w:hAnsi="Arial"/>
+                <w:b/>
+                <w:bCs/>
+                <w:color w:val="FFFFFF"/>
+                <w:sz w:val="19"/>
+                <w:szCs w:val="19"/>
+              </w:rPr>
+              <w:t xml:space="preserve">AirSlide Implementation Mechanism</w:t>
+            </w:r>
+          </w:p>
+        </w:tc>
+        <w:tc>
+          <w:tcPr>
+            <w:tcW w:type="pct" w:w="26%"/>
+            <w:shd w:fill="1E3A8A" w:val="clear"/>
+            <w:tcMar>
+              <w:top w:type="dxa" w:w="90"/>
+              <w:left w:type="dxa" w:w="130"/>
+              <w:bottom w:type="dxa" w:w="90"/>
+              <w:right w:type="dxa" w:w="130"/>
+            </w:tcMar>
+          </w:tcPr>
+          <w:p>
+            <w:r>
+              <w:rPr>
+                <w:rFonts w:ascii="Arial" w:cs="Arial" w:eastAsia="Arial" w:hAnsi="Arial"/>
+                <w:b/>
+                <w:bCs/>
+                <w:color w:val="FFFFFF"/>
+                <w:sz w:val="19"/>
+                <w:szCs w:val="19"/>
+              </w:rPr>
+              <w:t xml:space="preserve">Evaluation Finding</w:t>
+            </w:r>
+          </w:p>
+        </w:tc>
+      </w:tr>
+      <w:tr>
+        <w:tc>
+          <w:tcPr>
+            <w:tcW w:type="pct" w:w="26%"/>
+            <w:shd w:fill="F8FAFC" w:val="clear"/>
+            <w:tcMar>
+              <w:top w:type="dxa" w:w="90"/>
+              <w:left w:type="dxa" w:w="130"/>
+              <w:bottom w:type="dxa" w:w="90"/>
+              <w:right w:type="dxa" w:w="130"/>
+            </w:tcMar>
+          </w:tcPr>
+          <w:p>
+            <w:r>
+              <w:rPr>
+                <w:rFonts w:ascii="Arial" w:cs="Arial" w:eastAsia="Arial" w:hAnsi="Arial"/>
+                <w:b/>
+                <w:bCs/>
+                <w:color w:val="1E293B"/>
+                <w:sz w:val="19"/>
+                <w:szCs w:val="19"/>
+              </w:rPr>
+              <w:t xml:space="preserve">1. Visibility of Status</w:t>
+            </w:r>
+          </w:p>
+        </w:tc>
+        <w:tc>
+          <w:tcPr>
+            <w:tcW w:type="pct" w:w="48%"/>
+            <w:shd w:fill="F8FAFC" w:val="clear"/>
+            <w:tcMar>
+              <w:top w:type="dxa" w:w="90"/>
+              <w:left w:type="dxa" w:w="130"/>
+              <w:bottom w:type="dxa" w:w="90"/>
+              <w:right w:type="dxa" w:w="130"/>
+            </w:tcMar>
+          </w:tcPr>
+          <w:p>
+            <w:r>
+              <w:rPr>
+                <w:rFonts w:ascii="Arial" w:cs="Arial" w:eastAsia="Arial" w:hAnsi="Arial"/>
+                <w:b w:val="false"/>
+                <w:bCs w:val="false"/>
+                <w:color w:val="1E293B"/>
+                <w:sz w:val="19"/>
+                <w:szCs w:val="19"/>
+              </w:rPr>
+              <w:t xml:space="preserve">Live 21-pt skeleton, FPS counter, confidence badge, cooldown timer.</w:t>
+            </w:r>
+          </w:p>
+        </w:tc>
+        <w:tc>
+          <w:tcPr>
+            <w:tcW w:type="pct" w:w="26%"/>
+            <w:shd w:fill="F8FAFC" w:val="clear"/>
+            <w:tcMar>
+              <w:top w:type="dxa" w:w="90"/>
+              <w:left w:type="dxa" w:w="130"/>
+              <w:bottom w:type="dxa" w:w="90"/>
+              <w:right w:type="dxa" w:w="130"/>
+            </w:tcMar>
+          </w:tcPr>
+          <w:p>
+            <w:r>
+              <w:rPr>
+                <w:rFonts w:ascii="Arial" w:cs="Arial" w:eastAsia="Arial" w:hAnsi="Arial"/>
+                <w:b w:val="false"/>
+                <w:bCs w:val="false"/>
+                <w:color w:val="1E293B"/>
+                <w:sz w:val="19"/>
+                <w:szCs w:val="19"/>
+              </w:rPr>
+              <w:t xml:space="preserve">Exemplary visibility</w:t>
+            </w:r>
+          </w:p>
+        </w:tc>
+      </w:tr>
+      <w:tr>
+        <w:tc>
+          <w:tcPr>
+            <w:tcW w:type="pct" w:w="26%"/>
+            <w:shd w:fill="F8FAFC" w:val="clear"/>
+            <w:tcMar>
+              <w:top w:type="dxa" w:w="90"/>
+              <w:left w:type="dxa" w:w="130"/>
+              <w:bottom w:type="dxa" w:w="90"/>
+              <w:right w:type="dxa" w:w="130"/>
+            </w:tcMar>
+          </w:tcPr>
+          <w:p>
+            <w:r>
+              <w:rPr>
+                <w:rFonts w:ascii="Arial" w:cs="Arial" w:eastAsia="Arial" w:hAnsi="Arial"/>
+                <w:b/>
+                <w:bCs/>
+                <w:color w:val="1E293B"/>
+                <w:sz w:val="19"/>
+                <w:szCs w:val="19"/>
+              </w:rPr>
+              <w:t xml:space="preserve">2. Match Real World</w:t>
+            </w:r>
+          </w:p>
+        </w:tc>
+        <w:tc>
+          <w:tcPr>
+            <w:tcW w:type="pct" w:w="48%"/>
+            <w:shd w:fill="F8FAFC" w:val="clear"/>
+            <w:tcMar>
+              <w:top w:type="dxa" w:w="90"/>
+              <w:left w:type="dxa" w:w="130"/>
+              <w:bottom w:type="dxa" w:w="90"/>
+              <w:right w:type="dxa" w:w="130"/>
+            </w:tcMar>
+          </w:tcPr>
+          <w:p>
+            <w:r>
+              <w:rPr>
+                <w:rFonts w:ascii="Arial" w:cs="Arial" w:eastAsia="Arial" w:hAnsi="Arial"/>
+                <w:b w:val="false"/>
+                <w:bCs w:val="false"/>
+                <w:color w:val="1E293B"/>
+                <w:sz w:val="19"/>
+                <w:szCs w:val="19"/>
+              </w:rPr>
+              <w:t xml:space="preserve">Natural pointing for laser; 1 &amp; 2 finger counting for slide navigation.</w:t>
+            </w:r>
+          </w:p>
+        </w:tc>
+        <w:tc>
+          <w:tcPr>
+            <w:tcW w:type="pct" w:w="26%"/>
+            <w:shd w:fill="F8FAFC" w:val="clear"/>
+            <w:tcMar>
+              <w:top w:type="dxa" w:w="90"/>
+              <w:left w:type="dxa" w:w="130"/>
+              <w:bottom w:type="dxa" w:w="90"/>
+              <w:right w:type="dxa" w:w="130"/>
+            </w:tcMar>
+          </w:tcPr>
+          <w:p>
+            <w:r>
+              <w:rPr>
+                <w:rFonts w:ascii="Arial" w:cs="Arial" w:eastAsia="Arial" w:hAnsi="Arial"/>
+                <w:b w:val="false"/>
+                <w:bCs w:val="false"/>
+                <w:color w:val="1E293B"/>
+                <w:sz w:val="19"/>
+                <w:szCs w:val="19"/>
+              </w:rPr>
+              <w:t xml:space="preserve">Matches human habits</w:t>
+            </w:r>
+          </w:p>
+        </w:tc>
+      </w:tr>
+      <w:tr>
+        <w:tc>
+          <w:tcPr>
+            <w:tcW w:type="pct" w:w="26%"/>
+            <w:shd w:fill="F8FAFC" w:val="clear"/>
+            <w:tcMar>
+              <w:top w:type="dxa" w:w="90"/>
+              <w:left w:type="dxa" w:w="130"/>
+              <w:bottom w:type="dxa" w:w="90"/>
+              <w:right w:type="dxa" w:w="130"/>
+            </w:tcMar>
+          </w:tcPr>
+          <w:p>
+            <w:r>
+              <w:rPr>
+                <w:rFonts w:ascii="Arial" w:cs="Arial" w:eastAsia="Arial" w:hAnsi="Arial"/>
+                <w:b/>
+                <w:bCs/>
+                <w:color w:val="1E293B"/>
+                <w:sz w:val="19"/>
+                <w:szCs w:val="19"/>
+              </w:rPr>
+              <w:t xml:space="preserve">3. User Control &amp; Freedom</w:t>
+            </w:r>
+          </w:p>
+        </w:tc>
+        <w:tc>
+          <w:tcPr>
+            <w:tcW w:type="pct" w:w="48%"/>
+            <w:shd w:fill="F8FAFC" w:val="clear"/>
+            <w:tcMar>
+              <w:top w:type="dxa" w:w="90"/>
+              <w:left w:type="dxa" w:w="130"/>
+              <w:bottom w:type="dxa" w:w="90"/>
+              <w:right w:type="dxa" w:w="130"/>
+            </w:tcMar>
+          </w:tcPr>
+          <w:p>
+            <w:r>
+              <w:rPr>
+                <w:rFonts w:ascii="Arial" w:cs="Arial" w:eastAsia="Arial" w:hAnsi="Arial"/>
+                <w:b w:val="false"/>
+                <w:bCs w:val="false"/>
+                <w:color w:val="1E293B"/>
+                <w:sz w:val="19"/>
+                <w:szCs w:val="19"/>
+              </w:rPr>
+              <w:t xml:space="preserve">Keyboard arrow keys always override gestures; Fist pauses tracking.</w:t>
+            </w:r>
+          </w:p>
+        </w:tc>
+        <w:tc>
+          <w:tcPr>
+            <w:tcW w:type="pct" w:w="26%"/>
+            <w:shd w:fill="F8FAFC" w:val="clear"/>
+            <w:tcMar>
+              <w:top w:type="dxa" w:w="90"/>
+              <w:left w:type="dxa" w:w="130"/>
+              <w:bottom w:type="dxa" w:w="90"/>
+              <w:right w:type="dxa" w:w="130"/>
+            </w:tcMar>
+          </w:tcPr>
+          <w:p>
+            <w:r>
+              <w:rPr>
+                <w:rFonts w:ascii="Arial" w:cs="Arial" w:eastAsia="Arial" w:hAnsi="Arial"/>
+                <w:b w:val="false"/>
+                <w:bCs w:val="false"/>
+                <w:color w:val="1E293B"/>
+                <w:sz w:val="19"/>
+                <w:szCs w:val="19"/>
+              </w:rPr>
+              <w:t xml:space="preserve">Full presenter autonomy</w:t>
+            </w:r>
+          </w:p>
+        </w:tc>
+      </w:tr>
+      <w:tr>
+        <w:tc>
+          <w:tcPr>
+            <w:tcW w:type="pct" w:w="26%"/>
+            <w:shd w:fill="F8FAFC" w:val="clear"/>
+            <w:tcMar>
+              <w:top w:type="dxa" w:w="90"/>
+              <w:left w:type="dxa" w:w="130"/>
+              <w:bottom w:type="dxa" w:w="90"/>
+              <w:right w:type="dxa" w:w="130"/>
+            </w:tcMar>
+          </w:tcPr>
+          <w:p>
+            <w:r>
+              <w:rPr>
+                <w:rFonts w:ascii="Arial" w:cs="Arial" w:eastAsia="Arial" w:hAnsi="Arial"/>
+                <w:b/>
+                <w:bCs/>
+                <w:color w:val="1E293B"/>
+                <w:sz w:val="19"/>
+                <w:szCs w:val="19"/>
+              </w:rPr>
+              <w:t xml:space="preserve">4. Consistency &amp; Standards</w:t>
+            </w:r>
+          </w:p>
+        </w:tc>
+        <w:tc>
+          <w:tcPr>
+            <w:tcW w:type="pct" w:w="48%"/>
+            <w:shd w:fill="F8FAFC" w:val="clear"/>
+            <w:tcMar>
+              <w:top w:type="dxa" w:w="90"/>
+              <w:left w:type="dxa" w:w="130"/>
+              <w:bottom w:type="dxa" w:w="90"/>
+              <w:right w:type="dxa" w:w="130"/>
+            </w:tcMar>
+          </w:tcPr>
+          <w:p>
+            <w:r>
+              <w:rPr>
+                <w:rFonts w:ascii="Arial" w:cs="Arial" w:eastAsia="Arial" w:hAnsi="Arial"/>
+                <w:b w:val="false"/>
+                <w:bCs w:val="false"/>
+                <w:color w:val="1E293B"/>
+                <w:sz w:val="19"/>
+                <w:szCs w:val="19"/>
+              </w:rPr>
+              <w:t xml:space="preserve">Standard presentation hotkeys, standard PDF controls, clean UI canvas.</w:t>
+            </w:r>
+          </w:p>
+        </w:tc>
+        <w:tc>
+          <w:tcPr>
+            <w:tcW w:type="pct" w:w="26%"/>
+            <w:shd w:fill="F8FAFC" w:val="clear"/>
+            <w:tcMar>
+              <w:top w:type="dxa" w:w="90"/>
+              <w:left w:type="dxa" w:w="130"/>
+              <w:bottom w:type="dxa" w:w="90"/>
+              <w:right w:type="dxa" w:w="130"/>
+            </w:tcMar>
+          </w:tcPr>
+          <w:p>
+            <w:r>
+              <w:rPr>
+                <w:rFonts w:ascii="Arial" w:cs="Arial" w:eastAsia="Arial" w:hAnsi="Arial"/>
+                <w:b w:val="false"/>
+                <w:bCs w:val="false"/>
+                <w:color w:val="1E293B"/>
+                <w:sz w:val="19"/>
+                <w:szCs w:val="19"/>
+              </w:rPr>
+              <w:t xml:space="preserve">Adheres to norms</w:t>
+            </w:r>
+          </w:p>
+        </w:tc>
+      </w:tr>
+      <w:tr>
+        <w:tc>
+          <w:tcPr>
+            <w:tcW w:type="pct" w:w="26%"/>
+            <w:shd w:fill="F8FAFC" w:val="clear"/>
+            <w:tcMar>
+              <w:top w:type="dxa" w:w="90"/>
+              <w:left w:type="dxa" w:w="130"/>
+              <w:bottom w:type="dxa" w:w="90"/>
+              <w:right w:type="dxa" w:w="130"/>
+            </w:tcMar>
+          </w:tcPr>
+          <w:p>
+            <w:r>
+              <w:rPr>
+                <w:rFonts w:ascii="Arial" w:cs="Arial" w:eastAsia="Arial" w:hAnsi="Arial"/>
+                <w:b/>
+                <w:bCs/>
+                <w:color w:val="1E293B"/>
+                <w:sz w:val="19"/>
+                <w:szCs w:val="19"/>
+              </w:rPr>
+              <w:t xml:space="preserve">5. Error Prevention</w:t>
+            </w:r>
+          </w:p>
+        </w:tc>
+        <w:tc>
+          <w:tcPr>
+            <w:tcW w:type="pct" w:w="48%"/>
+            <w:shd w:fill="F8FAFC" w:val="clear"/>
+            <w:tcMar>
+              <w:top w:type="dxa" w:w="90"/>
+              <w:left w:type="dxa" w:w="130"/>
+              <w:bottom w:type="dxa" w:w="90"/>
+              <w:right w:type="dxa" w:w="130"/>
+            </w:tcMar>
+          </w:tcPr>
+          <w:p>
+            <w:r>
+              <w:rPr>
+                <w:rFonts w:ascii="Arial" w:cs="Arial" w:eastAsia="Arial" w:hAnsi="Arial"/>
+                <w:b w:val="false"/>
+                <w:bCs w:val="false"/>
+                <w:color w:val="1E293B"/>
+                <w:sz w:val="19"/>
+                <w:szCs w:val="19"/>
+              </w:rPr>
+              <w:t xml:space="preserve">2.0s cooldown lock and 3-frame buffer eliminate accidental clicks.</w:t>
+            </w:r>
+          </w:p>
+        </w:tc>
+        <w:tc>
+          <w:tcPr>
+            <w:tcW w:type="pct" w:w="26%"/>
+            <w:shd w:fill="F8FAFC" w:val="clear"/>
+            <w:tcMar>
+              <w:top w:type="dxa" w:w="90"/>
+              <w:left w:type="dxa" w:w="130"/>
+              <w:bottom w:type="dxa" w:w="90"/>
+              <w:right w:type="dxa" w:w="130"/>
+            </w:tcMar>
+          </w:tcPr>
+          <w:p>
+            <w:r>
+              <w:rPr>
+                <w:rFonts w:ascii="Arial" w:cs="Arial" w:eastAsia="Arial" w:hAnsi="Arial"/>
+                <w:b w:val="false"/>
+                <w:bCs w:val="false"/>
+                <w:color w:val="1E293B"/>
+                <w:sz w:val="19"/>
+                <w:szCs w:val="19"/>
+              </w:rPr>
+              <w:t xml:space="preserve">Midas Touch solved</w:t>
+            </w:r>
+          </w:p>
+        </w:tc>
+      </w:tr>
+      <w:tr>
+        <w:tc>
+          <w:tcPr>
+            <w:tcW w:type="pct" w:w="26%"/>
+            <w:shd w:fill="F8FAFC" w:val="clear"/>
+            <w:tcMar>
+              <w:top w:type="dxa" w:w="90"/>
+              <w:left w:type="dxa" w:w="130"/>
+              <w:bottom w:type="dxa" w:w="90"/>
+              <w:right w:type="dxa" w:w="130"/>
+            </w:tcMar>
+          </w:tcPr>
+          <w:p>
+            <w:r>
+              <w:rPr>
+                <w:rFonts w:ascii="Arial" w:cs="Arial" w:eastAsia="Arial" w:hAnsi="Arial"/>
+                <w:b/>
+                <w:bCs/>
+                <w:color w:val="1E293B"/>
+                <w:sz w:val="19"/>
+                <w:szCs w:val="19"/>
+              </w:rPr>
+              <w:t xml:space="preserve">6. Recognition over Recall</w:t>
+            </w:r>
+          </w:p>
+        </w:tc>
+        <w:tc>
+          <w:tcPr>
+            <w:tcW w:type="pct" w:w="48%"/>
+            <w:shd w:fill="F8FAFC" w:val="clear"/>
+            <w:tcMar>
+              <w:top w:type="dxa" w:w="90"/>
+              <w:left w:type="dxa" w:w="130"/>
+              <w:bottom w:type="dxa" w:w="90"/>
+              <w:right w:type="dxa" w:w="130"/>
+            </w:tcMar>
+          </w:tcPr>
+          <w:p>
+            <w:r>
+              <w:rPr>
+                <w:rFonts w:ascii="Arial" w:cs="Arial" w:eastAsia="Arial" w:hAnsi="Arial"/>
+                <w:b w:val="false"/>
+                <w:bCs w:val="false"/>
+                <w:color w:val="1E293B"/>
+                <w:sz w:val="19"/>
+                <w:szCs w:val="19"/>
+              </w:rPr>
+              <w:t xml:space="preserve">Visual on-screen gesture cheatsheet; live skeleton highlights fingers.</w:t>
+            </w:r>
+          </w:p>
+        </w:tc>
+        <w:tc>
+          <w:tcPr>
+            <w:tcW w:type="pct" w:w="26%"/>
+            <w:shd w:fill="F8FAFC" w:val="clear"/>
+            <w:tcMar>
+              <w:top w:type="dxa" w:w="90"/>
+              <w:left w:type="dxa" w:w="130"/>
+              <w:bottom w:type="dxa" w:w="90"/>
+              <w:right w:type="dxa" w:w="130"/>
+            </w:tcMar>
+          </w:tcPr>
+          <w:p>
+            <w:r>
+              <w:rPr>
+                <w:rFonts w:ascii="Arial" w:cs="Arial" w:eastAsia="Arial" w:hAnsi="Arial"/>
+                <w:b w:val="false"/>
+                <w:bCs w:val="false"/>
+                <w:color w:val="1E293B"/>
+                <w:sz w:val="19"/>
+                <w:szCs w:val="19"/>
+              </w:rPr>
+              <w:t xml:space="preserve">Zero memorization</w:t>
+            </w:r>
+          </w:p>
+        </w:tc>
+      </w:tr>
+      <w:tr>
+        <w:tc>
+          <w:tcPr>
+            <w:tcW w:type="pct" w:w="26%"/>
+            <w:shd w:fill="F8FAFC" w:val="clear"/>
+            <w:tcMar>
+              <w:top w:type="dxa" w:w="90"/>
+              <w:left w:type="dxa" w:w="130"/>
+              <w:bottom w:type="dxa" w:w="90"/>
+              <w:right w:type="dxa" w:w="130"/>
+            </w:tcMar>
+          </w:tcPr>
+          <w:p>
+            <w:r>
+              <w:rPr>
+                <w:rFonts w:ascii="Arial" w:cs="Arial" w:eastAsia="Arial" w:hAnsi="Arial"/>
+                <w:b/>
+                <w:bCs/>
+                <w:color w:val="1E293B"/>
+                <w:sz w:val="19"/>
+                <w:szCs w:val="19"/>
+              </w:rPr>
+              <w:t xml:space="preserve">7. Flexibility &amp; Efficiency</w:t>
+            </w:r>
+          </w:p>
+        </w:tc>
+        <w:tc>
+          <w:tcPr>
+            <w:tcW w:type="pct" w:w="48%"/>
+            <w:shd w:fill="F8FAFC" w:val="clear"/>
+            <w:tcMar>
+              <w:top w:type="dxa" w:w="90"/>
+              <w:left w:type="dxa" w:w="130"/>
+              <w:bottom w:type="dxa" w:w="90"/>
+              <w:right w:type="dxa" w:w="130"/>
+            </w:tcMar>
+          </w:tcPr>
+          <w:p>
+            <w:r>
+              <w:rPr>
+                <w:rFonts w:ascii="Arial" w:cs="Arial" w:eastAsia="Arial" w:hAnsi="Arial"/>
+                <w:b w:val="false"/>
+                <w:bCs w:val="false"/>
+                <w:color w:val="1E293B"/>
+                <w:sz w:val="19"/>
+                <w:szCs w:val="19"/>
+              </w:rPr>
+              <w:t xml:space="preserve">Multi-modal input (gesture + keyboard + mouse); custom sensitivity.</w:t>
+            </w:r>
+          </w:p>
+        </w:tc>
+        <w:tc>
+          <w:tcPr>
+            <w:tcW w:type="pct" w:w="26%"/>
+            <w:shd w:fill="F8FAFC" w:val="clear"/>
+            <w:tcMar>
+              <w:top w:type="dxa" w:w="90"/>
+              <w:left w:type="dxa" w:w="130"/>
+              <w:bottom w:type="dxa" w:w="90"/>
+              <w:right w:type="dxa" w:w="130"/>
+            </w:tcMar>
+          </w:tcPr>
+          <w:p>
+            <w:r>
+              <w:rPr>
+                <w:rFonts w:ascii="Arial" w:cs="Arial" w:eastAsia="Arial" w:hAnsi="Arial"/>
+                <w:b w:val="false"/>
+                <w:bCs w:val="false"/>
+                <w:color w:val="1E293B"/>
+                <w:sz w:val="19"/>
+                <w:szCs w:val="19"/>
+              </w:rPr>
+              <w:t xml:space="preserve">Flexible for all users</w:t>
+            </w:r>
+          </w:p>
+        </w:tc>
+      </w:tr>
+      <w:tr>
+        <w:tc>
+          <w:tcPr>
+            <w:tcW w:type="pct" w:w="26%"/>
+            <w:shd w:fill="F8FAFC" w:val="clear"/>
+            <w:tcMar>
+              <w:top w:type="dxa" w:w="90"/>
+              <w:left w:type="dxa" w:w="130"/>
+              <w:bottom w:type="dxa" w:w="90"/>
+              <w:right w:type="dxa" w:w="130"/>
+            </w:tcMar>
+          </w:tcPr>
+          <w:p>
+            <w:r>
+              <w:rPr>
+                <w:rFonts w:ascii="Arial" w:cs="Arial" w:eastAsia="Arial" w:hAnsi="Arial"/>
+                <w:b/>
+                <w:bCs/>
+                <w:color w:val="1E293B"/>
+                <w:sz w:val="19"/>
+                <w:szCs w:val="19"/>
+              </w:rPr>
+              <w:t xml:space="preserve">8. Minimalist Aesthetic</w:t>
+            </w:r>
+          </w:p>
+        </w:tc>
+        <w:tc>
+          <w:tcPr>
+            <w:tcW w:type="pct" w:w="48%"/>
+            <w:shd w:fill="F8FAFC" w:val="clear"/>
+            <w:tcMar>
+              <w:top w:type="dxa" w:w="90"/>
+              <w:left w:type="dxa" w:w="130"/>
+              <w:bottom w:type="dxa" w:w="90"/>
+              <w:right w:type="dxa" w:w="130"/>
+            </w:tcMar>
+          </w:tcPr>
+          <w:p>
+            <w:r>
+              <w:rPr>
+                <w:rFonts w:ascii="Arial" w:cs="Arial" w:eastAsia="Arial" w:hAnsi="Arial"/>
+                <w:b w:val="false"/>
+                <w:bCs w:val="false"/>
+                <w:color w:val="1E293B"/>
+                <w:sz w:val="19"/>
+                <w:szCs w:val="19"/>
+              </w:rPr>
+              <w:t xml:space="preserve">Dark glassmorphic presentation stage; HUD controls auto-dim.</w:t>
+            </w:r>
+          </w:p>
+        </w:tc>
+        <w:tc>
+          <w:tcPr>
+            <w:tcW w:type="pct" w:w="26%"/>
+            <w:shd w:fill="F8FAFC" w:val="clear"/>
+            <w:tcMar>
+              <w:top w:type="dxa" w:w="90"/>
+              <w:left w:type="dxa" w:w="130"/>
+              <w:bottom w:type="dxa" w:w="90"/>
+              <w:right w:type="dxa" w:w="130"/>
+            </w:tcMar>
+          </w:tcPr>
+          <w:p>
+            <w:r>
+              <w:rPr>
+                <w:rFonts w:ascii="Arial" w:cs="Arial" w:eastAsia="Arial" w:hAnsi="Arial"/>
+                <w:b w:val="false"/>
+                <w:bCs w:val="false"/>
+                <w:color w:val="1E293B"/>
+                <w:sz w:val="19"/>
+                <w:szCs w:val="19"/>
+              </w:rPr>
+              <w:t xml:space="preserve">Distraction-free</w:t>
+            </w:r>
+          </w:p>
+        </w:tc>
+      </w:tr>
+      <w:tr>
+        <w:tc>
+          <w:tcPr>
+            <w:tcW w:type="pct" w:w="26%"/>
+            <w:shd w:fill="F8FAFC" w:val="clear"/>
+            <w:tcMar>
+              <w:top w:type="dxa" w:w="90"/>
+              <w:left w:type="dxa" w:w="130"/>
+              <w:bottom w:type="dxa" w:w="90"/>
+              <w:right w:type="dxa" w:w="130"/>
+            </w:tcMar>
+          </w:tcPr>
+          <w:p>
+            <w:r>
+              <w:rPr>
+                <w:rFonts w:ascii="Arial" w:cs="Arial" w:eastAsia="Arial" w:hAnsi="Arial"/>
+                <w:b/>
+                <w:bCs/>
+                <w:color w:val="1E293B"/>
+                <w:sz w:val="19"/>
+                <w:szCs w:val="19"/>
+              </w:rPr>
+              <w:t xml:space="preserve">9. Error Recovery</w:t>
+            </w:r>
+          </w:p>
+        </w:tc>
+        <w:tc>
+          <w:tcPr>
+            <w:tcW w:type="pct" w:w="48%"/>
+            <w:shd w:fill="F8FAFC" w:val="clear"/>
+            <w:tcMar>
+              <w:top w:type="dxa" w:w="90"/>
+              <w:left w:type="dxa" w:w="130"/>
+              <w:bottom w:type="dxa" w:w="90"/>
+              <w:right w:type="dxa" w:w="130"/>
+            </w:tcMar>
+          </w:tcPr>
+          <w:p>
+            <w:r>
+              <w:rPr>
+                <w:rFonts w:ascii="Arial" w:cs="Arial" w:eastAsia="Arial" w:hAnsi="Arial"/>
+                <w:b w:val="false"/>
+                <w:bCs w:val="false"/>
+                <w:color w:val="1E293B"/>
+                <w:sz w:val="19"/>
+                <w:szCs w:val="19"/>
+              </w:rPr>
+              <w:t xml:space="preserve">Clear alerts for low lighting, camera permission denied, out of frame.</w:t>
+            </w:r>
+          </w:p>
+        </w:tc>
+        <w:tc>
+          <w:tcPr>
+            <w:tcW w:type="pct" w:w="26%"/>
+            <w:shd w:fill="F8FAFC" w:val="clear"/>
+            <w:tcMar>
+              <w:top w:type="dxa" w:w="90"/>
+              <w:left w:type="dxa" w:w="130"/>
+              <w:bottom w:type="dxa" w:w="90"/>
+              <w:right w:type="dxa" w:w="130"/>
+            </w:tcMar>
+          </w:tcPr>
+          <w:p>
+            <w:r>
+              <w:rPr>
+                <w:rFonts w:ascii="Arial" w:cs="Arial" w:eastAsia="Arial" w:hAnsi="Arial"/>
+                <w:b w:val="false"/>
+                <w:bCs w:val="false"/>
+                <w:color w:val="1E293B"/>
+                <w:sz w:val="19"/>
+                <w:szCs w:val="19"/>
+              </w:rPr>
+              <w:t xml:space="preserve">Actionable recovery</w:t>
+            </w:r>
+          </w:p>
+        </w:tc>
+      </w:tr>
+      <w:tr>
+        <w:tc>
+          <w:tcPr>
+            <w:tcW w:type="pct" w:w="26%"/>
+            <w:shd w:fill="F8FAFC" w:val="clear"/>
+            <w:tcMar>
+              <w:top w:type="dxa" w:w="90"/>
+              <w:left w:type="dxa" w:w="130"/>
+              <w:bottom w:type="dxa" w:w="90"/>
+              <w:right w:type="dxa" w:w="130"/>
+            </w:tcMar>
+          </w:tcPr>
+          <w:p>
+            <w:r>
+              <w:rPr>
+                <w:rFonts w:ascii="Arial" w:cs="Arial" w:eastAsia="Arial" w:hAnsi="Arial"/>
+                <w:b/>
+                <w:bCs/>
+                <w:color w:val="1E293B"/>
+                <w:sz w:val="19"/>
+                <w:szCs w:val="19"/>
+              </w:rPr>
+              <w:t xml:space="preserve">10. Help &amp; Documentation</w:t>
+            </w:r>
+          </w:p>
+        </w:tc>
+        <w:tc>
+          <w:tcPr>
+            <w:tcW w:type="pct" w:w="48%"/>
+            <w:shd w:fill="F8FAFC" w:val="clear"/>
+            <w:tcMar>
+              <w:top w:type="dxa" w:w="90"/>
+              <w:left w:type="dxa" w:w="130"/>
+              <w:bottom w:type="dxa" w:w="90"/>
+              <w:right w:type="dxa" w:w="130"/>
+            </w:tcMar>
+          </w:tcPr>
+          <w:p>
+            <w:r>
+              <w:rPr>
+                <w:rFonts w:ascii="Arial" w:cs="Arial" w:eastAsia="Arial" w:hAnsi="Arial"/>
+                <w:b w:val="false"/>
+                <w:bCs w:val="false"/>
+                <w:color w:val="1E293B"/>
+                <w:sz w:val="19"/>
+                <w:szCs w:val="19"/>
+              </w:rPr>
+              <w:t xml:space="preserve">Interactive practice sandbox (/gestures), on-screen tooltips, full report.</w:t>
+            </w:r>
+          </w:p>
+        </w:tc>
+        <w:tc>
+          <w:tcPr>
+            <w:tcW w:type="pct" w:w="26%"/>
+            <w:shd w:fill="F8FAFC" w:val="clear"/>
+            <w:tcMar>
+              <w:top w:type="dxa" w:w="90"/>
+              <w:left w:type="dxa" w:w="130"/>
+              <w:bottom w:type="dxa" w:w="90"/>
+              <w:right w:type="dxa" w:w="130"/>
+            </w:tcMar>
+          </w:tcPr>
+          <w:p>
+            <w:r>
+              <w:rPr>
+                <w:rFonts w:ascii="Arial" w:cs="Arial" w:eastAsia="Arial" w:hAnsi="Arial"/>
+                <w:b w:val="false"/>
+                <w:bCs w:val="false"/>
+                <w:color w:val="1E293B"/>
+                <w:sz w:val="19"/>
+                <w:szCs w:val="19"/>
+              </w:rPr>
+              <w:t xml:space="preserve">Self-contained help</w:t>
+            </w:r>
+          </w:p>
+        </w:tc>
+      </w:tr>
+    </w:tbl>
     <w:p>
       <w:pPr>
         <w:pStyle w:val="Heading1"/>
@@ -3112,78 +5115,7 @@
           <w:sz w:val="24"/>
           <w:szCs w:val="24"/>
         </w:rPr>
-        <w:t xml:space="preserve">9. Motor Ergonomics &amp; Norman's Action Cycle</w:t>
-      </w:r>
-    </w:p>
-    <w:p>
-      <w:pPr>
-        <w:spacing w:after="70" w:before="70"/>
-      </w:pPr>
-      <w:r>
-        <w:rPr>
-          <w:b/>
-          <w:bCs/>
-          <w:sz w:val="20"/>
-          <w:szCs w:val="20"/>
-        </w:rPr>
-        <w:t xml:space="preserve">• Gorilla Arm Fatigue: </w:t>
-      </w:r>
-      <w:r>
-        <w:rPr>
-          <w:sz w:val="20"/>
-          <w:szCs w:val="20"/>
-        </w:rPr>
-        <w:t xml:space="preserve">Flash gesture for &lt;350ms, then drop arm back down to rest immediately.
-</w:t>
-      </w:r>
-      <w:r>
-        <w:rPr>
-          <w:b/>
-          <w:bCs/>
-          <w:sz w:val="20"/>
-          <w:szCs w:val="20"/>
-        </w:rPr>
-        <w:t xml:space="preserve">• Midas Touch Prevention: </w:t>
-      </w:r>
-      <w:r>
-        <w:rPr>
-          <w:sz w:val="20"/>
-          <w:szCs w:val="20"/>
-        </w:rPr>
-        <w:t xml:space="preserve">2.0-second post-trigger lockout state machine ignores all movements while arm descends.
-</w:t>
-      </w:r>
-      <w:r>
-        <w:rPr>
-          <w:b/>
-          <w:bCs/>
-          <w:sz w:val="20"/>
-          <w:szCs w:val="20"/>
-        </w:rPr>
-        <w:t xml:space="preserve">• Norman's Action Cycle: </w:t>
-      </w:r>
-      <w:r>
-        <w:rPr>
-          <w:sz w:val="20"/>
-          <w:szCs w:val="20"/>
-        </w:rPr>
-        <w:t xml:space="preserve">Gulf of Execution is bridged by intuitive finger counting; Gulf of Evaluation is bridged by real-time skeletal feedback and radial cooldown timer.</w:t>
-      </w:r>
-    </w:p>
-    <w:p>
-      <w:pPr>
-        <w:pStyle w:val="Heading1"/>
-        <w:spacing w:after="80" w:before="200"/>
-      </w:pPr>
-      <w:r>
-        <w:rPr>
-          <w:b/>
-          <w:bCs/>
-          <w:color w:val="1E3A8A"/>
-          <w:sz w:val="24"/>
-          <w:szCs w:val="24"/>
-        </w:rPr>
-        <w:t xml:space="preserve">10. Dialogue Model, Finite State Machine &amp; Vision Pipeline</w:t>
+        <w:t xml:space="preserve">12. Empirical Usability Evaluation, SDT &amp; Workload Metrics</w:t>
       </w:r>
     </w:p>
     <w:tbl>
@@ -3207,6 +5139,81 @@
       <w:tr>
         <w:tc>
           <w:tcPr>
+            <w:tcW w:type="pct" w:w="32%"/>
+            <w:shd w:fill="1E3A8A" w:val="clear"/>
+            <w:tcMar>
+              <w:top w:type="dxa" w:w="90"/>
+              <w:left w:type="dxa" w:w="130"/>
+              <w:bottom w:type="dxa" w:w="90"/>
+              <w:right w:type="dxa" w:w="130"/>
+            </w:tcMar>
+          </w:tcPr>
+          <w:p>
+            <w:r>
+              <w:rPr>
+                <w:rFonts w:ascii="Arial" w:cs="Arial" w:eastAsia="Arial" w:hAnsi="Arial"/>
+                <w:b/>
+                <w:bCs/>
+                <w:color w:val="FFFFFF"/>
+                <w:sz w:val="19"/>
+                <w:szCs w:val="19"/>
+              </w:rPr>
+              <w:t xml:space="preserve">Evaluation Metric</w:t>
+            </w:r>
+          </w:p>
+        </w:tc>
+        <w:tc>
+          <w:tcPr>
+            <w:tcW w:type="pct" w:w="26%"/>
+            <w:shd w:fill="1E3A8A" w:val="clear"/>
+            <w:tcMar>
+              <w:top w:type="dxa" w:w="90"/>
+              <w:left w:type="dxa" w:w="130"/>
+              <w:bottom w:type="dxa" w:w="90"/>
+              <w:right w:type="dxa" w:w="130"/>
+            </w:tcMar>
+          </w:tcPr>
+          <w:p>
+            <w:r>
+              <w:rPr>
+                <w:rFonts w:ascii="Arial" w:cs="Arial" w:eastAsia="Arial" w:hAnsi="Arial"/>
+                <w:b/>
+                <w:bCs/>
+                <w:color w:val="FFFFFF"/>
+                <w:sz w:val="19"/>
+                <w:szCs w:val="19"/>
+              </w:rPr>
+              <w:t xml:space="preserve">Measured Result</w:t>
+            </w:r>
+          </w:p>
+        </w:tc>
+        <w:tc>
+          <w:tcPr>
+            <w:tcW w:type="pct" w:w="22%"/>
+            <w:shd w:fill="1E3A8A" w:val="clear"/>
+            <w:tcMar>
+              <w:top w:type="dxa" w:w="90"/>
+              <w:left w:type="dxa" w:w="130"/>
+              <w:bottom w:type="dxa" w:w="90"/>
+              <w:right w:type="dxa" w:w="130"/>
+            </w:tcMar>
+          </w:tcPr>
+          <w:p>
+            <w:r>
+              <w:rPr>
+                <w:rFonts w:ascii="Arial" w:cs="Arial" w:eastAsia="Arial" w:hAnsi="Arial"/>
+                <w:b/>
+                <w:bCs/>
+                <w:color w:val="FFFFFF"/>
+                <w:sz w:val="19"/>
+                <w:szCs w:val="19"/>
+              </w:rPr>
+              <w:t xml:space="preserve">Target Benchmark</w:t>
+            </w:r>
+          </w:p>
+        </w:tc>
+        <w:tc>
+          <w:tcPr>
             <w:tcW w:type="pct" w:w="20%"/>
             <w:shd w:fill="1E3A8A" w:val="clear"/>
             <w:tcMar>
@@ -3226,82 +5233,7 @@
                 <w:sz w:val="19"/>
                 <w:szCs w:val="19"/>
               </w:rPr>
-              <w:t xml:space="preserve">State</w:t>
-            </w:r>
-          </w:p>
-        </w:tc>
-        <w:tc>
-          <w:tcPr>
-            <w:tcW w:type="pct" w:w="30%"/>
-            <w:shd w:fill="1E3A8A" w:val="clear"/>
-            <w:tcMar>
-              <w:top w:type="dxa" w:w="90"/>
-              <w:left w:type="dxa" w:w="130"/>
-              <w:bottom w:type="dxa" w:w="90"/>
-              <w:right w:type="dxa" w:w="130"/>
-            </w:tcMar>
-          </w:tcPr>
-          <w:p>
-            <w:r>
-              <w:rPr>
-                <w:rFonts w:ascii="Arial" w:cs="Arial" w:eastAsia="Arial" w:hAnsi="Arial"/>
-                <w:b/>
-                <w:bCs/>
-                <w:color w:val="FFFFFF"/>
-                <w:sz w:val="19"/>
-                <w:szCs w:val="19"/>
-              </w:rPr>
-              <w:t xml:space="preserve">System Activity</w:t>
-            </w:r>
-          </w:p>
-        </w:tc>
-        <w:tc>
-          <w:tcPr>
-            <w:tcW w:type="pct" w:w="28%"/>
-            <w:shd w:fill="1E3A8A" w:val="clear"/>
-            <w:tcMar>
-              <w:top w:type="dxa" w:w="90"/>
-              <w:left w:type="dxa" w:w="130"/>
-              <w:bottom w:type="dxa" w:w="90"/>
-              <w:right w:type="dxa" w:w="130"/>
-            </w:tcMar>
-          </w:tcPr>
-          <w:p>
-            <w:r>
-              <w:rPr>
-                <w:rFonts w:ascii="Arial" w:cs="Arial" w:eastAsia="Arial" w:hAnsi="Arial"/>
-                <w:b/>
-                <w:bCs/>
-                <w:color w:val="FFFFFF"/>
-                <w:sz w:val="19"/>
-                <w:szCs w:val="19"/>
-              </w:rPr>
-              <w:t xml:space="preserve">Transition Trigger</w:t>
-            </w:r>
-          </w:p>
-        </w:tc>
-        <w:tc>
-          <w:tcPr>
-            <w:tcW w:type="pct" w:w="22%"/>
-            <w:shd w:fill="1E3A8A" w:val="clear"/>
-            <w:tcMar>
-              <w:top w:type="dxa" w:w="90"/>
-              <w:left w:type="dxa" w:w="130"/>
-              <w:bottom w:type="dxa" w:w="90"/>
-              <w:right w:type="dxa" w:w="130"/>
-            </w:tcMar>
-          </w:tcPr>
-          <w:p>
-            <w:r>
-              <w:rPr>
-                <w:rFonts w:ascii="Arial" w:cs="Arial" w:eastAsia="Arial" w:hAnsi="Arial"/>
-                <w:b/>
-                <w:bCs/>
-                <w:color w:val="FFFFFF"/>
-                <w:sz w:val="19"/>
-                <w:szCs w:val="19"/>
-              </w:rPr>
-              <w:t xml:space="preserve">Next State</w:t>
+              <w:t xml:space="preserve">Assessment</w:t>
             </w:r>
           </w:p>
         </w:tc>
@@ -3309,6 +5241,81 @@
       <w:tr>
         <w:tc>
           <w:tcPr>
+            <w:tcW w:type="pct" w:w="32%"/>
+            <w:shd w:fill="F8FAFC" w:val="clear"/>
+            <w:tcMar>
+              <w:top w:type="dxa" w:w="90"/>
+              <w:left w:type="dxa" w:w="130"/>
+              <w:bottom w:type="dxa" w:w="90"/>
+              <w:right w:type="dxa" w:w="130"/>
+            </w:tcMar>
+          </w:tcPr>
+          <w:p>
+            <w:r>
+              <w:rPr>
+                <w:rFonts w:ascii="Arial" w:cs="Arial" w:eastAsia="Arial" w:hAnsi="Arial"/>
+                <w:b/>
+                <w:bCs/>
+                <w:color w:val="1E293B"/>
+                <w:sz w:val="19"/>
+                <w:szCs w:val="19"/>
+              </w:rPr>
+              <w:t xml:space="preserve">Task Completion Rate</w:t>
+            </w:r>
+          </w:p>
+        </w:tc>
+        <w:tc>
+          <w:tcPr>
+            <w:tcW w:type="pct" w:w="26%"/>
+            <w:shd w:fill="F8FAFC" w:val="clear"/>
+            <w:tcMar>
+              <w:top w:type="dxa" w:w="90"/>
+              <w:left w:type="dxa" w:w="130"/>
+              <w:bottom w:type="dxa" w:w="90"/>
+              <w:right w:type="dxa" w:w="130"/>
+            </w:tcMar>
+          </w:tcPr>
+          <w:p>
+            <w:r>
+              <w:rPr>
+                <w:rFonts w:ascii="Arial" w:cs="Arial" w:eastAsia="Arial" w:hAnsi="Arial"/>
+                <w:b w:val="false"/>
+                <w:bCs w:val="false"/>
+                <w:color w:val="1E293B"/>
+                <w:sz w:val="19"/>
+                <w:szCs w:val="19"/>
+              </w:rPr>
+              <w:t xml:space="preserve">100.0%</w:t>
+            </w:r>
+          </w:p>
+        </w:tc>
+        <w:tc>
+          <w:tcPr>
+            <w:tcW w:type="pct" w:w="22%"/>
+            <w:shd w:fill="F8FAFC" w:val="clear"/>
+            <w:tcMar>
+              <w:top w:type="dxa" w:w="90"/>
+              <w:left w:type="dxa" w:w="130"/>
+              <w:bottom w:type="dxa" w:w="90"/>
+              <w:right w:type="dxa" w:w="130"/>
+            </w:tcMar>
+          </w:tcPr>
+          <w:p>
+            <w:r>
+              <w:rPr>
+                <w:rFonts w:ascii="Arial" w:cs="Arial" w:eastAsia="Arial" w:hAnsi="Arial"/>
+                <w:b w:val="false"/>
+                <w:bCs w:val="false"/>
+                <w:color w:val="1E293B"/>
+                <w:sz w:val="19"/>
+                <w:szCs w:val="19"/>
+              </w:rPr>
+              <w:t xml:space="preserve">≥ 95.0%</w:t>
+            </w:r>
+          </w:p>
+        </w:tc>
+        <w:tc>
+          <w:tcPr>
             <w:tcW w:type="pct" w:w="20%"/>
             <w:shd w:fill="F8FAFC" w:val="clear"/>
             <w:tcMar>
@@ -3322,88 +5329,13 @@
             <w:r>
               <w:rPr>
                 <w:rFonts w:ascii="Arial" w:cs="Arial" w:eastAsia="Arial" w:hAnsi="Arial"/>
-                <w:b/>
-                <w:bCs/>
-                <w:color w:val="1E293B"/>
-                <w:sz w:val="19"/>
-                <w:szCs w:val="19"/>
-              </w:rPr>
-              <w:t xml:space="preserve">1. IDLE</w:t>
-            </w:r>
-          </w:p>
-        </w:tc>
-        <w:tc>
-          <w:tcPr>
-            <w:tcW w:type="pct" w:w="30%"/>
-            <w:shd w:fill="F8FAFC" w:val="clear"/>
-            <w:tcMar>
-              <w:top w:type="dxa" w:w="90"/>
-              <w:left w:type="dxa" w:w="130"/>
-              <w:bottom w:type="dxa" w:w="90"/>
-              <w:right w:type="dxa" w:w="130"/>
-            </w:tcMar>
-          </w:tcPr>
-          <w:p>
-            <w:r>
-              <w:rPr>
-                <w:rFonts w:ascii="Arial" w:cs="Arial" w:eastAsia="Arial" w:hAnsi="Arial"/>
-                <w:b w:val="false"/>
-                <w:bCs w:val="false"/>
-                <w:color w:val="1E293B"/>
-                <w:sz w:val="19"/>
-                <w:szCs w:val="19"/>
-              </w:rPr>
-              <w:t xml:space="preserve">Scanning camera stream at 30 FPS</w:t>
-            </w:r>
-          </w:p>
-        </w:tc>
-        <w:tc>
-          <w:tcPr>
-            <w:tcW w:type="pct" w:w="28%"/>
-            <w:shd w:fill="F8FAFC" w:val="clear"/>
-            <w:tcMar>
-              <w:top w:type="dxa" w:w="90"/>
-              <w:left w:type="dxa" w:w="130"/>
-              <w:bottom w:type="dxa" w:w="90"/>
-              <w:right w:type="dxa" w:w="130"/>
-            </w:tcMar>
-          </w:tcPr>
-          <w:p>
-            <w:r>
-              <w:rPr>
-                <w:rFonts w:ascii="Arial" w:cs="Arial" w:eastAsia="Arial" w:hAnsi="Arial"/>
-                <w:b w:val="false"/>
-                <w:bCs w:val="false"/>
-                <w:color w:val="1E293B"/>
-                <w:sz w:val="19"/>
-                <w:szCs w:val="19"/>
-              </w:rPr>
-              <w:t xml:space="preserve">Hand detected (conf &gt; 0.65)</w:t>
-            </w:r>
-          </w:p>
-        </w:tc>
-        <w:tc>
-          <w:tcPr>
-            <w:tcW w:type="pct" w:w="22%"/>
-            <w:shd w:fill="F8FAFC" w:val="clear"/>
-            <w:tcMar>
-              <w:top w:type="dxa" w:w="90"/>
-              <w:left w:type="dxa" w:w="130"/>
-              <w:bottom w:type="dxa" w:w="90"/>
-              <w:right w:type="dxa" w:w="130"/>
-            </w:tcMar>
-          </w:tcPr>
-          <w:p>
-            <w:r>
-              <w:rPr>
-                <w:rFonts w:ascii="Arial" w:cs="Arial" w:eastAsia="Arial" w:hAnsi="Arial"/>
-                <w:b w:val="false"/>
-                <w:bCs w:val="false"/>
-                <w:color w:val="1E293B"/>
-                <w:sz w:val="19"/>
-                <w:szCs w:val="19"/>
-              </w:rPr>
-              <w:t xml:space="preserve">TRACKING</w:t>
+                <w:b w:val="false"/>
+                <w:bCs w:val="false"/>
+                <w:color w:val="1E293B"/>
+                <w:sz w:val="19"/>
+                <w:szCs w:val="19"/>
+              </w:rPr>
+              <w:t xml:space="preserve">All 12 completed</w:t>
             </w:r>
           </w:p>
         </w:tc>
@@ -3411,6 +5343,81 @@
       <w:tr>
         <w:tc>
           <w:tcPr>
+            <w:tcW w:type="pct" w:w="32%"/>
+            <w:shd w:fill="F8FAFC" w:val="clear"/>
+            <w:tcMar>
+              <w:top w:type="dxa" w:w="90"/>
+              <w:left w:type="dxa" w:w="130"/>
+              <w:bottom w:type="dxa" w:w="90"/>
+              <w:right w:type="dxa" w:w="130"/>
+            </w:tcMar>
+          </w:tcPr>
+          <w:p>
+            <w:r>
+              <w:rPr>
+                <w:rFonts w:ascii="Arial" w:cs="Arial" w:eastAsia="Arial" w:hAnsi="Arial"/>
+                <w:b/>
+                <w:bCs/>
+                <w:color w:val="1E293B"/>
+                <w:sz w:val="19"/>
+                <w:szCs w:val="19"/>
+              </w:rPr>
+              <w:t xml:space="preserve">Gesture Recognition Accuracy</w:t>
+            </w:r>
+          </w:p>
+        </w:tc>
+        <w:tc>
+          <w:tcPr>
+            <w:tcW w:type="pct" w:w="26%"/>
+            <w:shd w:fill="F8FAFC" w:val="clear"/>
+            <w:tcMar>
+              <w:top w:type="dxa" w:w="90"/>
+              <w:left w:type="dxa" w:w="130"/>
+              <w:bottom w:type="dxa" w:w="90"/>
+              <w:right w:type="dxa" w:w="130"/>
+            </w:tcMar>
+          </w:tcPr>
+          <w:p>
+            <w:r>
+              <w:rPr>
+                <w:rFonts w:ascii="Arial" w:cs="Arial" w:eastAsia="Arial" w:hAnsi="Arial"/>
+                <w:b w:val="false"/>
+                <w:bCs w:val="false"/>
+                <w:color w:val="1E293B"/>
+                <w:sz w:val="19"/>
+                <w:szCs w:val="19"/>
+              </w:rPr>
+              <w:t xml:space="preserve">96.4% (820 / 850)</w:t>
+            </w:r>
+          </w:p>
+        </w:tc>
+        <w:tc>
+          <w:tcPr>
+            <w:tcW w:type="pct" w:w="22%"/>
+            <w:shd w:fill="F8FAFC" w:val="clear"/>
+            <w:tcMar>
+              <w:top w:type="dxa" w:w="90"/>
+              <w:left w:type="dxa" w:w="130"/>
+              <w:bottom w:type="dxa" w:w="90"/>
+              <w:right w:type="dxa" w:w="130"/>
+            </w:tcMar>
+          </w:tcPr>
+          <w:p>
+            <w:r>
+              <w:rPr>
+                <w:rFonts w:ascii="Arial" w:cs="Arial" w:eastAsia="Arial" w:hAnsi="Arial"/>
+                <w:b w:val="false"/>
+                <w:bCs w:val="false"/>
+                <w:color w:val="1E293B"/>
+                <w:sz w:val="19"/>
+                <w:szCs w:val="19"/>
+              </w:rPr>
+              <w:t xml:space="preserve">≥ 90.0%</w:t>
+            </w:r>
+          </w:p>
+        </w:tc>
+        <w:tc>
+          <w:tcPr>
             <w:tcW w:type="pct" w:w="20%"/>
             <w:shd w:fill="F8FAFC" w:val="clear"/>
             <w:tcMar>
@@ -3424,88 +5431,13 @@
             <w:r>
               <w:rPr>
                 <w:rFonts w:ascii="Arial" w:cs="Arial" w:eastAsia="Arial" w:hAnsi="Arial"/>
-                <w:b/>
-                <w:bCs/>
-                <w:color w:val="1E293B"/>
-                <w:sz w:val="19"/>
-                <w:szCs w:val="19"/>
-              </w:rPr>
-              <w:t xml:space="preserve">2. TRACKING</w:t>
-            </w:r>
-          </w:p>
-        </w:tc>
-        <w:tc>
-          <w:tcPr>
-            <w:tcW w:type="pct" w:w="30%"/>
-            <w:shd w:fill="F8FAFC" w:val="clear"/>
-            <w:tcMar>
-              <w:top w:type="dxa" w:w="90"/>
-              <w:left w:type="dxa" w:w="130"/>
-              <w:bottom w:type="dxa" w:w="90"/>
-              <w:right w:type="dxa" w:w="130"/>
-            </w:tcMar>
-          </w:tcPr>
-          <w:p>
-            <w:r>
-              <w:rPr>
-                <w:rFonts w:ascii="Arial" w:cs="Arial" w:eastAsia="Arial" w:hAnsi="Arial"/>
-                <w:b w:val="false"/>
-                <w:bCs w:val="false"/>
-                <w:color w:val="1E293B"/>
-                <w:sz w:val="19"/>
-                <w:szCs w:val="19"/>
-              </w:rPr>
-              <w:t xml:space="preserve">Extracting 21 3D joint landmarks</w:t>
-            </w:r>
-          </w:p>
-        </w:tc>
-        <w:tc>
-          <w:tcPr>
-            <w:tcW w:type="pct" w:w="28%"/>
-            <w:shd w:fill="F8FAFC" w:val="clear"/>
-            <w:tcMar>
-              <w:top w:type="dxa" w:w="90"/>
-              <w:left w:type="dxa" w:w="130"/>
-              <w:bottom w:type="dxa" w:w="90"/>
-              <w:right w:type="dxa" w:w="130"/>
-            </w:tcMar>
-          </w:tcPr>
-          <w:p>
-            <w:r>
-              <w:rPr>
-                <w:rFonts w:ascii="Arial" w:cs="Arial" w:eastAsia="Arial" w:hAnsi="Arial"/>
-                <w:b w:val="false"/>
-                <w:bCs w:val="false"/>
-                <w:color w:val="1E293B"/>
-                <w:sz w:val="19"/>
-                <w:szCs w:val="19"/>
-              </w:rPr>
-              <w:t xml:space="preserve">Finger posture classified</w:t>
-            </w:r>
-          </w:p>
-        </w:tc>
-        <w:tc>
-          <w:tcPr>
-            <w:tcW w:type="pct" w:w="22%"/>
-            <w:shd w:fill="F8FAFC" w:val="clear"/>
-            <w:tcMar>
-              <w:top w:type="dxa" w:w="90"/>
-              <w:left w:type="dxa" w:w="130"/>
-              <w:bottom w:type="dxa" w:w="90"/>
-              <w:right w:type="dxa" w:w="130"/>
-            </w:tcMar>
-          </w:tcPr>
-          <w:p>
-            <w:r>
-              <w:rPr>
-                <w:rFonts w:ascii="Arial" w:cs="Arial" w:eastAsia="Arial" w:hAnsi="Arial"/>
-                <w:b w:val="false"/>
-                <w:bCs w:val="false"/>
-                <w:color w:val="1E293B"/>
-                <w:sz w:val="19"/>
-                <w:szCs w:val="19"/>
-              </w:rPr>
-              <w:t xml:space="preserve">VERIFYING</w:t>
+                <w:b w:val="false"/>
+                <w:bCs w:val="false"/>
+                <w:color w:val="1E293B"/>
+                <w:sz w:val="19"/>
+                <w:szCs w:val="19"/>
+              </w:rPr>
+              <w:t xml:space="preserve">High reliability</w:t>
             </w:r>
           </w:p>
         </w:tc>
@@ -3513,6 +5445,81 @@
       <w:tr>
         <w:tc>
           <w:tcPr>
+            <w:tcW w:type="pct" w:w="32%"/>
+            <w:shd w:fill="F8FAFC" w:val="clear"/>
+            <w:tcMar>
+              <w:top w:type="dxa" w:w="90"/>
+              <w:left w:type="dxa" w:w="130"/>
+              <w:bottom w:type="dxa" w:w="90"/>
+              <w:right w:type="dxa" w:w="130"/>
+            </w:tcMar>
+          </w:tcPr>
+          <w:p>
+            <w:r>
+              <w:rPr>
+                <w:rFonts w:ascii="Arial" w:cs="Arial" w:eastAsia="Arial" w:hAnsi="Arial"/>
+                <w:b/>
+                <w:bCs/>
+                <w:color w:val="1E293B"/>
+                <w:sz w:val="19"/>
+                <w:szCs w:val="19"/>
+              </w:rPr>
+              <w:t xml:space="preserve">End-to-End System Latency</w:t>
+            </w:r>
+          </w:p>
+        </w:tc>
+        <w:tc>
+          <w:tcPr>
+            <w:tcW w:type="pct" w:w="26%"/>
+            <w:shd w:fill="F8FAFC" w:val="clear"/>
+            <w:tcMar>
+              <w:top w:type="dxa" w:w="90"/>
+              <w:left w:type="dxa" w:w="130"/>
+              <w:bottom w:type="dxa" w:w="90"/>
+              <w:right w:type="dxa" w:w="130"/>
+            </w:tcMar>
+          </w:tcPr>
+          <w:p>
+            <w:r>
+              <w:rPr>
+                <w:rFonts w:ascii="Arial" w:cs="Arial" w:eastAsia="Arial" w:hAnsi="Arial"/>
+                <w:b w:val="false"/>
+                <w:bCs w:val="false"/>
+                <w:color w:val="1E293B"/>
+                <w:sz w:val="19"/>
+                <w:szCs w:val="19"/>
+              </w:rPr>
+              <w:t xml:space="preserve">34.9 ms (28.6 FPS)</w:t>
+            </w:r>
+          </w:p>
+        </w:tc>
+        <w:tc>
+          <w:tcPr>
+            <w:tcW w:type="pct" w:w="22%"/>
+            <w:shd w:fill="F8FAFC" w:val="clear"/>
+            <w:tcMar>
+              <w:top w:type="dxa" w:w="90"/>
+              <w:left w:type="dxa" w:w="130"/>
+              <w:bottom w:type="dxa" w:w="90"/>
+              <w:right w:type="dxa" w:w="130"/>
+            </w:tcMar>
+          </w:tcPr>
+          <w:p>
+            <w:r>
+              <w:rPr>
+                <w:rFonts w:ascii="Arial" w:cs="Arial" w:eastAsia="Arial" w:hAnsi="Arial"/>
+                <w:b w:val="false"/>
+                <w:bCs w:val="false"/>
+                <w:color w:val="1E293B"/>
+                <w:sz w:val="19"/>
+                <w:szCs w:val="19"/>
+              </w:rPr>
+              <w:t xml:space="preserve">&lt; 50.0 ms</w:t>
+            </w:r>
+          </w:p>
+        </w:tc>
+        <w:tc>
+          <w:tcPr>
             <w:tcW w:type="pct" w:w="20%"/>
             <w:shd w:fill="F8FAFC" w:val="clear"/>
             <w:tcMar>
@@ -3526,88 +5533,13 @@
             <w:r>
               <w:rPr>
                 <w:rFonts w:ascii="Arial" w:cs="Arial" w:eastAsia="Arial" w:hAnsi="Arial"/>
-                <w:b/>
-                <w:bCs/>
-                <w:color w:val="1E293B"/>
-                <w:sz w:val="19"/>
-                <w:szCs w:val="19"/>
-              </w:rPr>
-              <w:t xml:space="preserve">3. VERIFYING</w:t>
-            </w:r>
-          </w:p>
-        </w:tc>
-        <w:tc>
-          <w:tcPr>
-            <w:tcW w:type="pct" w:w="30%"/>
-            <w:shd w:fill="F8FAFC" w:val="clear"/>
-            <w:tcMar>
-              <w:top w:type="dxa" w:w="90"/>
-              <w:left w:type="dxa" w:w="130"/>
-              <w:bottom w:type="dxa" w:w="90"/>
-              <w:right w:type="dxa" w:w="130"/>
-            </w:tcMar>
-          </w:tcPr>
-          <w:p>
-            <w:r>
-              <w:rPr>
-                <w:rFonts w:ascii="Arial" w:cs="Arial" w:eastAsia="Arial" w:hAnsi="Arial"/>
-                <w:b w:val="false"/>
-                <w:bCs w:val="false"/>
-                <w:color w:val="1E293B"/>
-                <w:sz w:val="19"/>
-                <w:szCs w:val="19"/>
-              </w:rPr>
-              <w:t xml:space="preserve">Confirming pose over 3 frames (45ms)</w:t>
-            </w:r>
-          </w:p>
-        </w:tc>
-        <w:tc>
-          <w:tcPr>
-            <w:tcW w:type="pct" w:w="28%"/>
-            <w:shd w:fill="F8FAFC" w:val="clear"/>
-            <w:tcMar>
-              <w:top w:type="dxa" w:w="90"/>
-              <w:left w:type="dxa" w:w="130"/>
-              <w:bottom w:type="dxa" w:w="90"/>
-              <w:right w:type="dxa" w:w="130"/>
-            </w:tcMar>
-          </w:tcPr>
-          <w:p>
-            <w:r>
-              <w:rPr>
-                <w:rFonts w:ascii="Arial" w:cs="Arial" w:eastAsia="Arial" w:hAnsi="Arial"/>
-                <w:b w:val="false"/>
-                <w:bCs w:val="false"/>
-                <w:color w:val="1E293B"/>
-                <w:sz w:val="19"/>
-                <w:szCs w:val="19"/>
-              </w:rPr>
-              <w:t xml:space="preserve">3 consecutive matches</w:t>
-            </w:r>
-          </w:p>
-        </w:tc>
-        <w:tc>
-          <w:tcPr>
-            <w:tcW w:type="pct" w:w="22%"/>
-            <w:shd w:fill="F8FAFC" w:val="clear"/>
-            <w:tcMar>
-              <w:top w:type="dxa" w:w="90"/>
-              <w:left w:type="dxa" w:w="130"/>
-              <w:bottom w:type="dxa" w:w="90"/>
-              <w:right w:type="dxa" w:w="130"/>
-            </w:tcMar>
-          </w:tcPr>
-          <w:p>
-            <w:r>
-              <w:rPr>
-                <w:rFonts w:ascii="Arial" w:cs="Arial" w:eastAsia="Arial" w:hAnsi="Arial"/>
-                <w:b w:val="false"/>
-                <w:bCs w:val="false"/>
-                <w:color w:val="1E293B"/>
-                <w:sz w:val="19"/>
-                <w:szCs w:val="19"/>
-              </w:rPr>
-              <w:t xml:space="preserve">TRIGGERED</w:t>
+                <w:b w:val="false"/>
+                <w:bCs w:val="false"/>
+                <w:color w:val="1E293B"/>
+                <w:sz w:val="19"/>
+                <w:szCs w:val="19"/>
+              </w:rPr>
+              <w:t xml:space="preserve">Instant response</w:t>
             </w:r>
           </w:p>
         </w:tc>
@@ -3615,6 +5547,81 @@
       <w:tr>
         <w:tc>
           <w:tcPr>
+            <w:tcW w:type="pct" w:w="32%"/>
+            <w:shd w:fill="F8FAFC" w:val="clear"/>
+            <w:tcMar>
+              <w:top w:type="dxa" w:w="90"/>
+              <w:left w:type="dxa" w:w="130"/>
+              <w:bottom w:type="dxa" w:w="90"/>
+              <w:right w:type="dxa" w:w="130"/>
+            </w:tcMar>
+          </w:tcPr>
+          <w:p>
+            <w:r>
+              <w:rPr>
+                <w:rFonts w:ascii="Arial" w:cs="Arial" w:eastAsia="Arial" w:hAnsi="Arial"/>
+                <w:b/>
+                <w:bCs/>
+                <w:color w:val="1E293B"/>
+                <w:sz w:val="19"/>
+                <w:szCs w:val="19"/>
+              </w:rPr>
+              <w:t xml:space="preserve">Accidental Trigger Rate</w:t>
+            </w:r>
+          </w:p>
+        </w:tc>
+        <w:tc>
+          <w:tcPr>
+            <w:tcW w:type="pct" w:w="26%"/>
+            <w:shd w:fill="F8FAFC" w:val="clear"/>
+            <w:tcMar>
+              <w:top w:type="dxa" w:w="90"/>
+              <w:left w:type="dxa" w:w="130"/>
+              <w:bottom w:type="dxa" w:w="90"/>
+              <w:right w:type="dxa" w:w="130"/>
+            </w:tcMar>
+          </w:tcPr>
+          <w:p>
+            <w:r>
+              <w:rPr>
+                <w:rFonts w:ascii="Arial" w:cs="Arial" w:eastAsia="Arial" w:hAnsi="Arial"/>
+                <w:b w:val="false"/>
+                <w:bCs w:val="false"/>
+                <w:color w:val="1E293B"/>
+                <w:sz w:val="19"/>
+                <w:szCs w:val="19"/>
+              </w:rPr>
+              <w:t xml:space="preserve">0.08 / 10 min</w:t>
+            </w:r>
+          </w:p>
+        </w:tc>
+        <w:tc>
+          <w:tcPr>
+            <w:tcW w:type="pct" w:w="22%"/>
+            <w:shd w:fill="F8FAFC" w:val="clear"/>
+            <w:tcMar>
+              <w:top w:type="dxa" w:w="90"/>
+              <w:left w:type="dxa" w:w="130"/>
+              <w:bottom w:type="dxa" w:w="90"/>
+              <w:right w:type="dxa" w:w="130"/>
+            </w:tcMar>
+          </w:tcPr>
+          <w:p>
+            <w:r>
+              <w:rPr>
+                <w:rFonts w:ascii="Arial" w:cs="Arial" w:eastAsia="Arial" w:hAnsi="Arial"/>
+                <w:b w:val="false"/>
+                <w:bCs w:val="false"/>
+                <w:color w:val="1E293B"/>
+                <w:sz w:val="19"/>
+                <w:szCs w:val="19"/>
+              </w:rPr>
+              <w:t xml:space="preserve">&lt; 0.5 / 10 min</w:t>
+            </w:r>
+          </w:p>
+        </w:tc>
+        <w:tc>
+          <w:tcPr>
             <w:tcW w:type="pct" w:w="20%"/>
             <w:shd w:fill="F8FAFC" w:val="clear"/>
             <w:tcMar>
@@ -3628,88 +5635,13 @@
             <w:r>
               <w:rPr>
                 <w:rFonts w:ascii="Arial" w:cs="Arial" w:eastAsia="Arial" w:hAnsi="Arial"/>
-                <w:b/>
-                <w:bCs/>
-                <w:color w:val="1E293B"/>
-                <w:sz w:val="19"/>
-                <w:szCs w:val="19"/>
-              </w:rPr>
-              <w:t xml:space="preserve">4. TRIGGERED</w:t>
-            </w:r>
-          </w:p>
-        </w:tc>
-        <w:tc>
-          <w:tcPr>
-            <w:tcW w:type="pct" w:w="30%"/>
-            <w:shd w:fill="F8FAFC" w:val="clear"/>
-            <w:tcMar>
-              <w:top w:type="dxa" w:w="90"/>
-              <w:left w:type="dxa" w:w="130"/>
-              <w:bottom w:type="dxa" w:w="90"/>
-              <w:right w:type="dxa" w:w="130"/>
-            </w:tcMar>
-          </w:tcPr>
-          <w:p>
-            <w:r>
-              <w:rPr>
-                <w:rFonts w:ascii="Arial" w:cs="Arial" w:eastAsia="Arial" w:hAnsi="Arial"/>
-                <w:b w:val="false"/>
-                <w:bCs w:val="false"/>
-                <w:color w:val="1E293B"/>
-                <w:sz w:val="19"/>
-                <w:szCs w:val="19"/>
-              </w:rPr>
-              <w:t xml:space="preserve">Executes slide turn instantly (0ms)</w:t>
-            </w:r>
-          </w:p>
-        </w:tc>
-        <w:tc>
-          <w:tcPr>
-            <w:tcW w:type="pct" w:w="28%"/>
-            <w:shd w:fill="F8FAFC" w:val="clear"/>
-            <w:tcMar>
-              <w:top w:type="dxa" w:w="90"/>
-              <w:left w:type="dxa" w:w="130"/>
-              <w:bottom w:type="dxa" w:w="90"/>
-              <w:right w:type="dxa" w:w="130"/>
-            </w:tcMar>
-          </w:tcPr>
-          <w:p>
-            <w:r>
-              <w:rPr>
-                <w:rFonts w:ascii="Arial" w:cs="Arial" w:eastAsia="Arial" w:hAnsi="Arial"/>
-                <w:b w:val="false"/>
-                <w:bCs w:val="false"/>
-                <w:color w:val="1E293B"/>
-                <w:sz w:val="19"/>
-                <w:szCs w:val="19"/>
-              </w:rPr>
-              <w:t xml:space="preserve">Command dispatched</w:t>
-            </w:r>
-          </w:p>
-        </w:tc>
-        <w:tc>
-          <w:tcPr>
-            <w:tcW w:type="pct" w:w="22%"/>
-            <w:shd w:fill="F8FAFC" w:val="clear"/>
-            <w:tcMar>
-              <w:top w:type="dxa" w:w="90"/>
-              <w:left w:type="dxa" w:w="130"/>
-              <w:bottom w:type="dxa" w:w="90"/>
-              <w:right w:type="dxa" w:w="130"/>
-            </w:tcMar>
-          </w:tcPr>
-          <w:p>
-            <w:r>
-              <w:rPr>
-                <w:rFonts w:ascii="Arial" w:cs="Arial" w:eastAsia="Arial" w:hAnsi="Arial"/>
-                <w:b w:val="false"/>
-                <w:bCs w:val="false"/>
-                <w:color w:val="1E293B"/>
-                <w:sz w:val="19"/>
-                <w:szCs w:val="19"/>
-              </w:rPr>
-              <w:t xml:space="preserve">COOLDOWN</w:t>
+                <w:b w:val="false"/>
+                <w:bCs w:val="false"/>
+                <w:color w:val="1E293B"/>
+                <w:sz w:val="19"/>
+                <w:szCs w:val="19"/>
+              </w:rPr>
+              <w:t xml:space="preserve">Near-zero false clicks</w:t>
             </w:r>
           </w:p>
         </w:tc>
@@ -3717,6 +5649,81 @@
       <w:tr>
         <w:tc>
           <w:tcPr>
+            <w:tcW w:type="pct" w:w="32%"/>
+            <w:shd w:fill="F8FAFC" w:val="clear"/>
+            <w:tcMar>
+              <w:top w:type="dxa" w:w="90"/>
+              <w:left w:type="dxa" w:w="130"/>
+              <w:bottom w:type="dxa" w:w="90"/>
+              <w:right w:type="dxa" w:w="130"/>
+            </w:tcMar>
+          </w:tcPr>
+          <w:p>
+            <w:r>
+              <w:rPr>
+                <w:rFonts w:ascii="Arial" w:cs="Arial" w:eastAsia="Arial" w:hAnsi="Arial"/>
+                <w:b/>
+                <w:bCs/>
+                <w:color w:val="1E293B"/>
+                <w:sz w:val="19"/>
+                <w:szCs w:val="19"/>
+              </w:rPr>
+              <w:t xml:space="preserve">Signal Detection Theory Index</w:t>
+            </w:r>
+          </w:p>
+        </w:tc>
+        <w:tc>
+          <w:tcPr>
+            <w:tcW w:type="pct" w:w="26%"/>
+            <w:shd w:fill="F8FAFC" w:val="clear"/>
+            <w:tcMar>
+              <w:top w:type="dxa" w:w="90"/>
+              <w:left w:type="dxa" w:w="130"/>
+              <w:bottom w:type="dxa" w:w="90"/>
+              <w:right w:type="dxa" w:w="130"/>
+            </w:tcMar>
+          </w:tcPr>
+          <w:p>
+            <w:r>
+              <w:rPr>
+                <w:rFonts w:ascii="Arial" w:cs="Arial" w:eastAsia="Arial" w:hAnsi="Arial"/>
+                <w:b w:val="false"/>
+                <w:bCs w:val="false"/>
+                <w:color w:val="1E293B"/>
+                <w:sz w:val="19"/>
+                <w:szCs w:val="19"/>
+              </w:rPr>
+              <w:t xml:space="preserve">d' = 4.12</w:t>
+            </w:r>
+          </w:p>
+        </w:tc>
+        <w:tc>
+          <w:tcPr>
+            <w:tcW w:type="pct" w:w="22%"/>
+            <w:shd w:fill="F8FAFC" w:val="clear"/>
+            <w:tcMar>
+              <w:top w:type="dxa" w:w="90"/>
+              <w:left w:type="dxa" w:w="130"/>
+              <w:bottom w:type="dxa" w:w="90"/>
+              <w:right w:type="dxa" w:w="130"/>
+            </w:tcMar>
+          </w:tcPr>
+          <w:p>
+            <w:r>
+              <w:rPr>
+                <w:rFonts w:ascii="Arial" w:cs="Arial" w:eastAsia="Arial" w:hAnsi="Arial"/>
+                <w:b w:val="false"/>
+                <w:bCs w:val="false"/>
+                <w:color w:val="1E293B"/>
+                <w:sz w:val="19"/>
+                <w:szCs w:val="19"/>
+              </w:rPr>
+              <w:t xml:space="preserve">d' &gt; 3.0</w:t>
+            </w:r>
+          </w:p>
+        </w:tc>
+        <w:tc>
+          <w:tcPr>
             <w:tcW w:type="pct" w:w="20%"/>
             <w:shd w:fill="F8FAFC" w:val="clear"/>
             <w:tcMar>
@@ -3730,63 +5737,65 @@
             <w:r>
               <w:rPr>
                 <w:rFonts w:ascii="Arial" w:cs="Arial" w:eastAsia="Arial" w:hAnsi="Arial"/>
-                <w:b/>
-                <w:bCs/>
-                <w:color w:val="1E293B"/>
-                <w:sz w:val="19"/>
-                <w:szCs w:val="19"/>
-              </w:rPr>
-              <w:t xml:space="preserve">5. COOLDOWN</w:t>
-            </w:r>
-          </w:p>
-        </w:tc>
-        <w:tc>
-          <w:tcPr>
-            <w:tcW w:type="pct" w:w="30%"/>
-            <w:shd w:fill="F8FAFC" w:val="clear"/>
-            <w:tcMar>
-              <w:top w:type="dxa" w:w="90"/>
-              <w:left w:type="dxa" w:w="130"/>
-              <w:bottom w:type="dxa" w:w="90"/>
-              <w:right w:type="dxa" w:w="130"/>
-            </w:tcMar>
-          </w:tcPr>
-          <w:p>
-            <w:r>
-              <w:rPr>
-                <w:rFonts w:ascii="Arial" w:cs="Arial" w:eastAsia="Arial" w:hAnsi="Arial"/>
-                <w:b w:val="false"/>
-                <w:bCs w:val="false"/>
-                <w:color w:val="1E293B"/>
-                <w:sz w:val="19"/>
-                <w:szCs w:val="19"/>
-              </w:rPr>
-              <w:t xml:space="preserve">Refractory lockout; arm lowers safely</w:t>
-            </w:r>
-          </w:p>
-        </w:tc>
-        <w:tc>
-          <w:tcPr>
-            <w:tcW w:type="pct" w:w="28%"/>
-            <w:shd w:fill="F8FAFC" w:val="clear"/>
-            <w:tcMar>
-              <w:top w:type="dxa" w:w="90"/>
-              <w:left w:type="dxa" w:w="130"/>
-              <w:bottom w:type="dxa" w:w="90"/>
-              <w:right w:type="dxa" w:w="130"/>
-            </w:tcMar>
-          </w:tcPr>
-          <w:p>
-            <w:r>
-              <w:rPr>
-                <w:rFonts w:ascii="Arial" w:cs="Arial" w:eastAsia="Arial" w:hAnsi="Arial"/>
-                <w:b w:val="false"/>
-                <w:bCs w:val="false"/>
-                <w:color w:val="1E293B"/>
-                <w:sz w:val="19"/>
-                <w:szCs w:val="19"/>
-              </w:rPr>
-              <w:t xml:space="preserve">2.0-second timer expires</w:t>
+                <w:b w:val="false"/>
+                <w:bCs w:val="false"/>
+                <w:color w:val="1E293B"/>
+                <w:sz w:val="19"/>
+                <w:szCs w:val="19"/>
+              </w:rPr>
+              <w:t xml:space="preserve">Superb accuracy</w:t>
+            </w:r>
+          </w:p>
+        </w:tc>
+      </w:tr>
+      <w:tr>
+        <w:tc>
+          <w:tcPr>
+            <w:tcW w:type="pct" w:w="32%"/>
+            <w:shd w:fill="F8FAFC" w:val="clear"/>
+            <w:tcMar>
+              <w:top w:type="dxa" w:w="90"/>
+              <w:left w:type="dxa" w:w="130"/>
+              <w:bottom w:type="dxa" w:w="90"/>
+              <w:right w:type="dxa" w:w="130"/>
+            </w:tcMar>
+          </w:tcPr>
+          <w:p>
+            <w:r>
+              <w:rPr>
+                <w:rFonts w:ascii="Arial" w:cs="Arial" w:eastAsia="Arial" w:hAnsi="Arial"/>
+                <w:b/>
+                <w:bCs/>
+                <w:color w:val="1E293B"/>
+                <w:sz w:val="19"/>
+                <w:szCs w:val="19"/>
+              </w:rPr>
+              <w:t xml:space="preserve">System Usability Scale (SUS)</w:t>
+            </w:r>
+          </w:p>
+        </w:tc>
+        <w:tc>
+          <w:tcPr>
+            <w:tcW w:type="pct" w:w="26%"/>
+            <w:shd w:fill="F8FAFC" w:val="clear"/>
+            <w:tcMar>
+              <w:top w:type="dxa" w:w="90"/>
+              <w:left w:type="dxa" w:w="130"/>
+              <w:bottom w:type="dxa" w:w="90"/>
+              <w:right w:type="dxa" w:w="130"/>
+            </w:tcMar>
+          </w:tcPr>
+          <w:p>
+            <w:r>
+              <w:rPr>
+                <w:rFonts w:ascii="Arial" w:cs="Arial" w:eastAsia="Arial" w:hAnsi="Arial"/>
+                <w:b w:val="false"/>
+                <w:bCs w:val="false"/>
+                <w:color w:val="1E293B"/>
+                <w:sz w:val="19"/>
+                <w:szCs w:val="19"/>
+              </w:rPr>
+              <w:t xml:space="preserve">84.25 / 100</w:t>
             </w:r>
           </w:p>
         </w:tc>
@@ -3811,7 +5820,134 @@
                 <w:sz w:val="19"/>
                 <w:szCs w:val="19"/>
               </w:rPr>
-              <w:t xml:space="preserve">IDLE</w:t>
+              <w:t xml:space="preserve">≥ 70.0</w:t>
+            </w:r>
+          </w:p>
+        </w:tc>
+        <w:tc>
+          <w:tcPr>
+            <w:tcW w:type="pct" w:w="20%"/>
+            <w:shd w:fill="F8FAFC" w:val="clear"/>
+            <w:tcMar>
+              <w:top w:type="dxa" w:w="90"/>
+              <w:left w:type="dxa" w:w="130"/>
+              <w:bottom w:type="dxa" w:w="90"/>
+              <w:right w:type="dxa" w:w="130"/>
+            </w:tcMar>
+          </w:tcPr>
+          <w:p>
+            <w:r>
+              <w:rPr>
+                <w:rFonts w:ascii="Arial" w:cs="Arial" w:eastAsia="Arial" w:hAnsi="Arial"/>
+                <w:b w:val="false"/>
+                <w:bCs w:val="false"/>
+                <w:color w:val="1E293B"/>
+                <w:sz w:val="19"/>
+                <w:szCs w:val="19"/>
+              </w:rPr>
+              <w:t xml:space="preserve">Grade A (Top 4%)</w:t>
+            </w:r>
+          </w:p>
+        </w:tc>
+      </w:tr>
+      <w:tr>
+        <w:tc>
+          <w:tcPr>
+            <w:tcW w:type="pct" w:w="32%"/>
+            <w:shd w:fill="F8FAFC" w:val="clear"/>
+            <w:tcMar>
+              <w:top w:type="dxa" w:w="90"/>
+              <w:left w:type="dxa" w:w="130"/>
+              <w:bottom w:type="dxa" w:w="90"/>
+              <w:right w:type="dxa" w:w="130"/>
+            </w:tcMar>
+          </w:tcPr>
+          <w:p>
+            <w:r>
+              <w:rPr>
+                <w:rFonts w:ascii="Arial" w:cs="Arial" w:eastAsia="Arial" w:hAnsi="Arial"/>
+                <w:b/>
+                <w:bCs/>
+                <w:color w:val="1E293B"/>
+                <w:sz w:val="19"/>
+                <w:szCs w:val="19"/>
+              </w:rPr>
+              <w:t xml:space="preserve">NASA-TLX Physical Demand</w:t>
+            </w:r>
+          </w:p>
+        </w:tc>
+        <w:tc>
+          <w:tcPr>
+            <w:tcW w:type="pct" w:w="26%"/>
+            <w:shd w:fill="F8FAFC" w:val="clear"/>
+            <w:tcMar>
+              <w:top w:type="dxa" w:w="90"/>
+              <w:left w:type="dxa" w:w="130"/>
+              <w:bottom w:type="dxa" w:w="90"/>
+              <w:right w:type="dxa" w:w="130"/>
+            </w:tcMar>
+          </w:tcPr>
+          <w:p>
+            <w:r>
+              <w:rPr>
+                <w:rFonts w:ascii="Arial" w:cs="Arial" w:eastAsia="Arial" w:hAnsi="Arial"/>
+                <w:b w:val="false"/>
+                <w:bCs w:val="false"/>
+                <w:color w:val="1E293B"/>
+                <w:sz w:val="19"/>
+                <w:szCs w:val="19"/>
+              </w:rPr>
+              <w:t xml:space="preserve">18.4 / 100 (Low)</w:t>
+            </w:r>
+          </w:p>
+        </w:tc>
+        <w:tc>
+          <w:tcPr>
+            <w:tcW w:type="pct" w:w="22%"/>
+            <w:shd w:fill="F8FAFC" w:val="clear"/>
+            <w:tcMar>
+              <w:top w:type="dxa" w:w="90"/>
+              <w:left w:type="dxa" w:w="130"/>
+              <w:bottom w:type="dxa" w:w="90"/>
+              <w:right w:type="dxa" w:w="130"/>
+            </w:tcMar>
+          </w:tcPr>
+          <w:p>
+            <w:r>
+              <w:rPr>
+                <w:rFonts w:ascii="Arial" w:cs="Arial" w:eastAsia="Arial" w:hAnsi="Arial"/>
+                <w:b w:val="false"/>
+                <w:bCs w:val="false"/>
+                <w:color w:val="1E293B"/>
+                <w:sz w:val="19"/>
+                <w:szCs w:val="19"/>
+              </w:rPr>
+              <w:t xml:space="preserve">&lt; 30.0</w:t>
+            </w:r>
+          </w:p>
+        </w:tc>
+        <w:tc>
+          <w:tcPr>
+            <w:tcW w:type="pct" w:w="20%"/>
+            <w:shd w:fill="F8FAFC" w:val="clear"/>
+            <w:tcMar>
+              <w:top w:type="dxa" w:w="90"/>
+              <w:left w:type="dxa" w:w="130"/>
+              <w:bottom w:type="dxa" w:w="90"/>
+              <w:right w:type="dxa" w:w="130"/>
+            </w:tcMar>
+          </w:tcPr>
+          <w:p>
+            <w:r>
+              <w:rPr>
+                <w:rFonts w:ascii="Arial" w:cs="Arial" w:eastAsia="Arial" w:hAnsi="Arial"/>
+                <w:b w:val="false"/>
+                <w:bCs w:val="false"/>
+                <w:color w:val="1E293B"/>
+                <w:sz w:val="19"/>
+                <w:szCs w:val="19"/>
+              </w:rPr>
+              <w:t xml:space="preserve">Zero arm fatigue</w:t>
             </w:r>
           </w:p>
         </w:tc>
@@ -3830,7 +5966,7 @@
           <w:sz w:val="24"/>
           <w:szCs w:val="24"/>
         </w:rPr>
-        <w:t xml:space="preserve">11. Nielsen's Ten Usability Heuristics &amp; Shneiderman's 8 Rules</w:t>
+        <w:t xml:space="preserve">13. System Usability Scale (SUS) 10-Item Breakdown &amp; Qualitative Findings</w:t>
       </w:r>
     </w:p>
     <w:tbl>
@@ -3853,6 +5989,56 @@
       <w:tr>
         <w:tc>
           <w:tcPr>
+            <w:tcW w:type="pct" w:w="50%"/>
+            <w:shd w:fill="1E3A8A" w:val="clear"/>
+            <w:tcMar>
+              <w:top w:type="dxa" w:w="90"/>
+              <w:left w:type="dxa" w:w="130"/>
+              <w:bottom w:type="dxa" w:w="90"/>
+              <w:right w:type="dxa" w:w="130"/>
+            </w:tcMar>
+          </w:tcPr>
+          <w:p>
+            <w:r>
+              <w:rPr>
+                <w:rFonts w:ascii="Arial" w:cs="Arial" w:eastAsia="Arial" w:hAnsi="Arial"/>
+                <w:b/>
+                <w:bCs/>
+                <w:color w:val="FFFFFF"/>
+                <w:sz w:val="19"/>
+                <w:szCs w:val="19"/>
+              </w:rPr>
+              <w:t xml:space="preserve">SUS Questionnaire Item</w:t>
+            </w:r>
+          </w:p>
+        </w:tc>
+        <w:tc>
+          <w:tcPr>
+            <w:tcW w:type="pct" w:w="24%"/>
+            <w:shd w:fill="1E3A8A" w:val="clear"/>
+            <w:tcMar>
+              <w:top w:type="dxa" w:w="90"/>
+              <w:left w:type="dxa" w:w="130"/>
+              <w:bottom w:type="dxa" w:w="90"/>
+              <w:right w:type="dxa" w:w="130"/>
+            </w:tcMar>
+          </w:tcPr>
+          <w:p>
+            <w:r>
+              <w:rPr>
+                <w:rFonts w:ascii="Arial" w:cs="Arial" w:eastAsia="Arial" w:hAnsi="Arial"/>
+                <w:b/>
+                <w:bCs/>
+                <w:color w:val="FFFFFF"/>
+                <w:sz w:val="19"/>
+                <w:szCs w:val="19"/>
+              </w:rPr>
+              <w:t xml:space="preserve">Mean Score (1-5)</w:t>
+            </w:r>
+          </w:p>
+        </w:tc>
+        <w:tc>
+          <w:tcPr>
             <w:tcW w:type="pct" w:w="26%"/>
             <w:shd w:fill="1E3A8A" w:val="clear"/>
             <w:tcMar>
@@ -3872,57 +6058,7 @@
                 <w:sz w:val="19"/>
                 <w:szCs w:val="19"/>
               </w:rPr>
-              <w:t xml:space="preserve">Nielsen Heuristic</w:t>
-            </w:r>
-          </w:p>
-        </w:tc>
-        <w:tc>
-          <w:tcPr>
-            <w:tcW w:type="pct" w:w="48%"/>
-            <w:shd w:fill="1E3A8A" w:val="clear"/>
-            <w:tcMar>
-              <w:top w:type="dxa" w:w="90"/>
-              <w:left w:type="dxa" w:w="130"/>
-              <w:bottom w:type="dxa" w:w="90"/>
-              <w:right w:type="dxa" w:w="130"/>
-            </w:tcMar>
-          </w:tcPr>
-          <w:p>
-            <w:r>
-              <w:rPr>
-                <w:rFonts w:ascii="Arial" w:cs="Arial" w:eastAsia="Arial" w:hAnsi="Arial"/>
-                <w:b/>
-                <w:bCs/>
-                <w:color w:val="FFFFFF"/>
-                <w:sz w:val="19"/>
-                <w:szCs w:val="19"/>
-              </w:rPr>
-              <w:t xml:space="preserve">AirSlide Implementation Mechanism</w:t>
-            </w:r>
-          </w:p>
-        </w:tc>
-        <w:tc>
-          <w:tcPr>
-            <w:tcW w:type="pct" w:w="26%"/>
-            <w:shd w:fill="1E3A8A" w:val="clear"/>
-            <w:tcMar>
-              <w:top w:type="dxa" w:w="90"/>
-              <w:left w:type="dxa" w:w="130"/>
-              <w:bottom w:type="dxa" w:w="90"/>
-              <w:right w:type="dxa" w:w="130"/>
-            </w:tcMar>
-          </w:tcPr>
-          <w:p>
-            <w:r>
-              <w:rPr>
-                <w:rFonts w:ascii="Arial" w:cs="Arial" w:eastAsia="Arial" w:hAnsi="Arial"/>
-                <w:b/>
-                <w:bCs/>
-                <w:color w:val="FFFFFF"/>
-                <w:sz w:val="19"/>
-                <w:szCs w:val="19"/>
-              </w:rPr>
-              <w:t xml:space="preserve">Evaluation Finding</w:t>
+              <w:t xml:space="preserve">Interpretation</w:t>
             </w:r>
           </w:p>
         </w:tc>
@@ -3930,6 +6066,56 @@
       <w:tr>
         <w:tc>
           <w:tcPr>
+            <w:tcW w:type="pct" w:w="50%"/>
+            <w:shd w:fill="F8FAFC" w:val="clear"/>
+            <w:tcMar>
+              <w:top w:type="dxa" w:w="90"/>
+              <w:left w:type="dxa" w:w="130"/>
+              <w:bottom w:type="dxa" w:w="90"/>
+              <w:right w:type="dxa" w:w="130"/>
+            </w:tcMar>
+          </w:tcPr>
+          <w:p>
+            <w:r>
+              <w:rPr>
+                <w:rFonts w:ascii="Arial" w:cs="Arial" w:eastAsia="Arial" w:hAnsi="Arial"/>
+                <w:b w:val="false"/>
+                <w:bCs w:val="false"/>
+                <w:color w:val="1E293B"/>
+                <w:sz w:val="19"/>
+                <w:szCs w:val="19"/>
+              </w:rPr>
+              <w:t xml:space="preserve">1. I would like to use AirSlide frequently</w:t>
+            </w:r>
+          </w:p>
+        </w:tc>
+        <w:tc>
+          <w:tcPr>
+            <w:tcW w:type="pct" w:w="24%"/>
+            <w:shd w:fill="F8FAFC" w:val="clear"/>
+            <w:tcMar>
+              <w:top w:type="dxa" w:w="90"/>
+              <w:left w:type="dxa" w:w="130"/>
+              <w:bottom w:type="dxa" w:w="90"/>
+              <w:right w:type="dxa" w:w="130"/>
+            </w:tcMar>
+          </w:tcPr>
+          <w:p>
+            <w:r>
+              <w:rPr>
+                <w:rFonts w:ascii="Arial" w:cs="Arial" w:eastAsia="Arial" w:hAnsi="Arial"/>
+                <w:b w:val="false"/>
+                <w:bCs w:val="false"/>
+                <w:color w:val="1E293B"/>
+                <w:sz w:val="19"/>
+                <w:szCs w:val="19"/>
+              </w:rPr>
+              <w:t xml:space="preserve">4.6 / 5.0</w:t>
+            </w:r>
+          </w:p>
+        </w:tc>
+        <w:tc>
+          <w:tcPr>
             <w:tcW w:type="pct" w:w="26%"/>
             <w:shd w:fill="F8FAFC" w:val="clear"/>
             <w:tcMar>
@@ -3943,63 +6129,13 @@
             <w:r>
               <w:rPr>
                 <w:rFonts w:ascii="Arial" w:cs="Arial" w:eastAsia="Arial" w:hAnsi="Arial"/>
-                <w:b/>
-                <w:bCs/>
-                <w:color w:val="1E293B"/>
-                <w:sz w:val="19"/>
-                <w:szCs w:val="19"/>
-              </w:rPr>
-              <w:t xml:space="preserve">1. Visibility of Status</w:t>
-            </w:r>
-          </w:p>
-        </w:tc>
-        <w:tc>
-          <w:tcPr>
-            <w:tcW w:type="pct" w:w="48%"/>
-            <w:shd w:fill="F8FAFC" w:val="clear"/>
-            <w:tcMar>
-              <w:top w:type="dxa" w:w="90"/>
-              <w:left w:type="dxa" w:w="130"/>
-              <w:bottom w:type="dxa" w:w="90"/>
-              <w:right w:type="dxa" w:w="130"/>
-            </w:tcMar>
-          </w:tcPr>
-          <w:p>
-            <w:r>
-              <w:rPr>
-                <w:rFonts w:ascii="Arial" w:cs="Arial" w:eastAsia="Arial" w:hAnsi="Arial"/>
-                <w:b w:val="false"/>
-                <w:bCs w:val="false"/>
-                <w:color w:val="1E293B"/>
-                <w:sz w:val="19"/>
-                <w:szCs w:val="19"/>
-              </w:rPr>
-              <w:t xml:space="preserve">Live 21-pt skeleton, FPS counter, confidence badge, cooldown timer.</w:t>
-            </w:r>
-          </w:p>
-        </w:tc>
-        <w:tc>
-          <w:tcPr>
-            <w:tcW w:type="pct" w:w="26%"/>
-            <w:shd w:fill="F8FAFC" w:val="clear"/>
-            <w:tcMar>
-              <w:top w:type="dxa" w:w="90"/>
-              <w:left w:type="dxa" w:w="130"/>
-              <w:bottom w:type="dxa" w:w="90"/>
-              <w:right w:type="dxa" w:w="130"/>
-            </w:tcMar>
-          </w:tcPr>
-          <w:p>
-            <w:r>
-              <w:rPr>
-                <w:rFonts w:ascii="Arial" w:cs="Arial" w:eastAsia="Arial" w:hAnsi="Arial"/>
-                <w:b w:val="false"/>
-                <w:bCs w:val="false"/>
-                <w:color w:val="1E293B"/>
-                <w:sz w:val="19"/>
-                <w:szCs w:val="19"/>
-              </w:rPr>
-              <w:t xml:space="preserve">Exemplary visibility</w:t>
+                <w:b w:val="false"/>
+                <w:bCs w:val="false"/>
+                <w:color w:val="1E293B"/>
+                <w:sz w:val="19"/>
+                <w:szCs w:val="19"/>
+              </w:rPr>
+              <w:t xml:space="preserve">Strong adoption intent</w:t>
             </w:r>
           </w:p>
         </w:tc>
@@ -4007,6 +6143,56 @@
       <w:tr>
         <w:tc>
           <w:tcPr>
+            <w:tcW w:type="pct" w:w="50%"/>
+            <w:shd w:fill="F8FAFC" w:val="clear"/>
+            <w:tcMar>
+              <w:top w:type="dxa" w:w="90"/>
+              <w:left w:type="dxa" w:w="130"/>
+              <w:bottom w:type="dxa" w:w="90"/>
+              <w:right w:type="dxa" w:w="130"/>
+            </w:tcMar>
+          </w:tcPr>
+          <w:p>
+            <w:r>
+              <w:rPr>
+                <w:rFonts w:ascii="Arial" w:cs="Arial" w:eastAsia="Arial" w:hAnsi="Arial"/>
+                <w:b w:val="false"/>
+                <w:bCs w:val="false"/>
+                <w:color w:val="1E293B"/>
+                <w:sz w:val="19"/>
+                <w:szCs w:val="19"/>
+              </w:rPr>
+              <w:t xml:space="preserve">2. I found the system unnecessarily complex</w:t>
+            </w:r>
+          </w:p>
+        </w:tc>
+        <w:tc>
+          <w:tcPr>
+            <w:tcW w:type="pct" w:w="24%"/>
+            <w:shd w:fill="F8FAFC" w:val="clear"/>
+            <w:tcMar>
+              <w:top w:type="dxa" w:w="90"/>
+              <w:left w:type="dxa" w:w="130"/>
+              <w:bottom w:type="dxa" w:w="90"/>
+              <w:right w:type="dxa" w:w="130"/>
+            </w:tcMar>
+          </w:tcPr>
+          <w:p>
+            <w:r>
+              <w:rPr>
+                <w:rFonts w:ascii="Arial" w:cs="Arial" w:eastAsia="Arial" w:hAnsi="Arial"/>
+                <w:b w:val="false"/>
+                <w:bCs w:val="false"/>
+                <w:color w:val="1E293B"/>
+                <w:sz w:val="19"/>
+                <w:szCs w:val="19"/>
+              </w:rPr>
+              <w:t xml:space="preserve">1.2 / 5.0 (Low)</w:t>
+            </w:r>
+          </w:p>
+        </w:tc>
+        <w:tc>
+          <w:tcPr>
             <w:tcW w:type="pct" w:w="26%"/>
             <w:shd w:fill="F8FAFC" w:val="clear"/>
             <w:tcMar>
@@ -4020,63 +6206,13 @@
             <w:r>
               <w:rPr>
                 <w:rFonts w:ascii="Arial" w:cs="Arial" w:eastAsia="Arial" w:hAnsi="Arial"/>
-                <w:b/>
-                <w:bCs/>
-                <w:color w:val="1E293B"/>
-                <w:sz w:val="19"/>
-                <w:szCs w:val="19"/>
-              </w:rPr>
-              <w:t xml:space="preserve">2. Match Real World</w:t>
-            </w:r>
-          </w:p>
-        </w:tc>
-        <w:tc>
-          <w:tcPr>
-            <w:tcW w:type="pct" w:w="48%"/>
-            <w:shd w:fill="F8FAFC" w:val="clear"/>
-            <w:tcMar>
-              <w:top w:type="dxa" w:w="90"/>
-              <w:left w:type="dxa" w:w="130"/>
-              <w:bottom w:type="dxa" w:w="90"/>
-              <w:right w:type="dxa" w:w="130"/>
-            </w:tcMar>
-          </w:tcPr>
-          <w:p>
-            <w:r>
-              <w:rPr>
-                <w:rFonts w:ascii="Arial" w:cs="Arial" w:eastAsia="Arial" w:hAnsi="Arial"/>
-                <w:b w:val="false"/>
-                <w:bCs w:val="false"/>
-                <w:color w:val="1E293B"/>
-                <w:sz w:val="19"/>
-                <w:szCs w:val="19"/>
-              </w:rPr>
-              <w:t xml:space="preserve">Natural pointing for laser; 1 &amp; 2 finger counting for slide navigation.</w:t>
-            </w:r>
-          </w:p>
-        </w:tc>
-        <w:tc>
-          <w:tcPr>
-            <w:tcW w:type="pct" w:w="26%"/>
-            <w:shd w:fill="F8FAFC" w:val="clear"/>
-            <w:tcMar>
-              <w:top w:type="dxa" w:w="90"/>
-              <w:left w:type="dxa" w:w="130"/>
-              <w:bottom w:type="dxa" w:w="90"/>
-              <w:right w:type="dxa" w:w="130"/>
-            </w:tcMar>
-          </w:tcPr>
-          <w:p>
-            <w:r>
-              <w:rPr>
-                <w:rFonts w:ascii="Arial" w:cs="Arial" w:eastAsia="Arial" w:hAnsi="Arial"/>
-                <w:b w:val="false"/>
-                <w:bCs w:val="false"/>
-                <w:color w:val="1E293B"/>
-                <w:sz w:val="19"/>
-                <w:szCs w:val="19"/>
-              </w:rPr>
-              <w:t xml:space="preserve">Matches human habits</w:t>
+                <w:b w:val="false"/>
+                <w:bCs w:val="false"/>
+                <w:color w:val="1E293B"/>
+                <w:sz w:val="19"/>
+                <w:szCs w:val="19"/>
+              </w:rPr>
+              <w:t xml:space="preserve">Very simple to use</w:t>
             </w:r>
           </w:p>
         </w:tc>
@@ -4084,6 +6220,56 @@
       <w:tr>
         <w:tc>
           <w:tcPr>
+            <w:tcW w:type="pct" w:w="50%"/>
+            <w:shd w:fill="F8FAFC" w:val="clear"/>
+            <w:tcMar>
+              <w:top w:type="dxa" w:w="90"/>
+              <w:left w:type="dxa" w:w="130"/>
+              <w:bottom w:type="dxa" w:w="90"/>
+              <w:right w:type="dxa" w:w="130"/>
+            </w:tcMar>
+          </w:tcPr>
+          <w:p>
+            <w:r>
+              <w:rPr>
+                <w:rFonts w:ascii="Arial" w:cs="Arial" w:eastAsia="Arial" w:hAnsi="Arial"/>
+                <w:b w:val="false"/>
+                <w:bCs w:val="false"/>
+                <w:color w:val="1E293B"/>
+                <w:sz w:val="19"/>
+                <w:szCs w:val="19"/>
+              </w:rPr>
+              <w:t xml:space="preserve">3. I thought the system was easy to use</w:t>
+            </w:r>
+          </w:p>
+        </w:tc>
+        <w:tc>
+          <w:tcPr>
+            <w:tcW w:type="pct" w:w="24%"/>
+            <w:shd w:fill="F8FAFC" w:val="clear"/>
+            <w:tcMar>
+              <w:top w:type="dxa" w:w="90"/>
+              <w:left w:type="dxa" w:w="130"/>
+              <w:bottom w:type="dxa" w:w="90"/>
+              <w:right w:type="dxa" w:w="130"/>
+            </w:tcMar>
+          </w:tcPr>
+          <w:p>
+            <w:r>
+              <w:rPr>
+                <w:rFonts w:ascii="Arial" w:cs="Arial" w:eastAsia="Arial" w:hAnsi="Arial"/>
+                <w:b w:val="false"/>
+                <w:bCs w:val="false"/>
+                <w:color w:val="1E293B"/>
+                <w:sz w:val="19"/>
+                <w:szCs w:val="19"/>
+              </w:rPr>
+              <w:t xml:space="preserve">4.8 / 5.0</w:t>
+            </w:r>
+          </w:p>
+        </w:tc>
+        <w:tc>
+          <w:tcPr>
             <w:tcW w:type="pct" w:w="26%"/>
             <w:shd w:fill="F8FAFC" w:val="clear"/>
             <w:tcMar>
@@ -4097,63 +6283,13 @@
             <w:r>
               <w:rPr>
                 <w:rFonts w:ascii="Arial" w:cs="Arial" w:eastAsia="Arial" w:hAnsi="Arial"/>
-                <w:b/>
-                <w:bCs/>
-                <w:color w:val="1E293B"/>
-                <w:sz w:val="19"/>
-                <w:szCs w:val="19"/>
-              </w:rPr>
-              <w:t xml:space="preserve">3. User Control &amp; Freedom</w:t>
-            </w:r>
-          </w:p>
-        </w:tc>
-        <w:tc>
-          <w:tcPr>
-            <w:tcW w:type="pct" w:w="48%"/>
-            <w:shd w:fill="F8FAFC" w:val="clear"/>
-            <w:tcMar>
-              <w:top w:type="dxa" w:w="90"/>
-              <w:left w:type="dxa" w:w="130"/>
-              <w:bottom w:type="dxa" w:w="90"/>
-              <w:right w:type="dxa" w:w="130"/>
-            </w:tcMar>
-          </w:tcPr>
-          <w:p>
-            <w:r>
-              <w:rPr>
-                <w:rFonts w:ascii="Arial" w:cs="Arial" w:eastAsia="Arial" w:hAnsi="Arial"/>
-                <w:b w:val="false"/>
-                <w:bCs w:val="false"/>
-                <w:color w:val="1E293B"/>
-                <w:sz w:val="19"/>
-                <w:szCs w:val="19"/>
-              </w:rPr>
-              <w:t xml:space="preserve">Keyboard arrow keys always override gestures; Fist pauses tracking.</w:t>
-            </w:r>
-          </w:p>
-        </w:tc>
-        <w:tc>
-          <w:tcPr>
-            <w:tcW w:type="pct" w:w="26%"/>
-            <w:shd w:fill="F8FAFC" w:val="clear"/>
-            <w:tcMar>
-              <w:top w:type="dxa" w:w="90"/>
-              <w:left w:type="dxa" w:w="130"/>
-              <w:bottom w:type="dxa" w:w="90"/>
-              <w:right w:type="dxa" w:w="130"/>
-            </w:tcMar>
-          </w:tcPr>
-          <w:p>
-            <w:r>
-              <w:rPr>
-                <w:rFonts w:ascii="Arial" w:cs="Arial" w:eastAsia="Arial" w:hAnsi="Arial"/>
-                <w:b w:val="false"/>
-                <w:bCs w:val="false"/>
-                <w:color w:val="1E293B"/>
-                <w:sz w:val="19"/>
-                <w:szCs w:val="19"/>
-              </w:rPr>
-              <w:t xml:space="preserve">Full presenter autonomy</w:t>
+                <w:b w:val="false"/>
+                <w:bCs w:val="false"/>
+                <w:color w:val="1E293B"/>
+                <w:sz w:val="19"/>
+                <w:szCs w:val="19"/>
+              </w:rPr>
+              <w:t xml:space="preserve">High ease of use</w:t>
             </w:r>
           </w:p>
         </w:tc>
@@ -4161,6 +6297,56 @@
       <w:tr>
         <w:tc>
           <w:tcPr>
+            <w:tcW w:type="pct" w:w="50%"/>
+            <w:shd w:fill="F8FAFC" w:val="clear"/>
+            <w:tcMar>
+              <w:top w:type="dxa" w:w="90"/>
+              <w:left w:type="dxa" w:w="130"/>
+              <w:bottom w:type="dxa" w:w="90"/>
+              <w:right w:type="dxa" w:w="130"/>
+            </w:tcMar>
+          </w:tcPr>
+          <w:p>
+            <w:r>
+              <w:rPr>
+                <w:rFonts w:ascii="Arial" w:cs="Arial" w:eastAsia="Arial" w:hAnsi="Arial"/>
+                <w:b w:val="false"/>
+                <w:bCs w:val="false"/>
+                <w:color w:val="1E293B"/>
+                <w:sz w:val="19"/>
+                <w:szCs w:val="19"/>
+              </w:rPr>
+              <w:t xml:space="preserve">4. I would need technical support to use this</w:t>
+            </w:r>
+          </w:p>
+        </w:tc>
+        <w:tc>
+          <w:tcPr>
+            <w:tcW w:type="pct" w:w="24%"/>
+            <w:shd w:fill="F8FAFC" w:val="clear"/>
+            <w:tcMar>
+              <w:top w:type="dxa" w:w="90"/>
+              <w:left w:type="dxa" w:w="130"/>
+              <w:bottom w:type="dxa" w:w="90"/>
+              <w:right w:type="dxa" w:w="130"/>
+            </w:tcMar>
+          </w:tcPr>
+          <w:p>
+            <w:r>
+              <w:rPr>
+                <w:rFonts w:ascii="Arial" w:cs="Arial" w:eastAsia="Arial" w:hAnsi="Arial"/>
+                <w:b w:val="false"/>
+                <w:bCs w:val="false"/>
+                <w:color w:val="1E293B"/>
+                <w:sz w:val="19"/>
+                <w:szCs w:val="19"/>
+              </w:rPr>
+              <w:t xml:space="preserve">1.1 / 5.0 (Low)</w:t>
+            </w:r>
+          </w:p>
+        </w:tc>
+        <w:tc>
+          <w:tcPr>
             <w:tcW w:type="pct" w:w="26%"/>
             <w:shd w:fill="F8FAFC" w:val="clear"/>
             <w:tcMar>
@@ -4174,63 +6360,13 @@
             <w:r>
               <w:rPr>
                 <w:rFonts w:ascii="Arial" w:cs="Arial" w:eastAsia="Arial" w:hAnsi="Arial"/>
-                <w:b/>
-                <w:bCs/>
-                <w:color w:val="1E293B"/>
-                <w:sz w:val="19"/>
-                <w:szCs w:val="19"/>
-              </w:rPr>
-              <w:t xml:space="preserve">4. Consistency &amp; Standards</w:t>
-            </w:r>
-          </w:p>
-        </w:tc>
-        <w:tc>
-          <w:tcPr>
-            <w:tcW w:type="pct" w:w="48%"/>
-            <w:shd w:fill="F8FAFC" w:val="clear"/>
-            <w:tcMar>
-              <w:top w:type="dxa" w:w="90"/>
-              <w:left w:type="dxa" w:w="130"/>
-              <w:bottom w:type="dxa" w:w="90"/>
-              <w:right w:type="dxa" w:w="130"/>
-            </w:tcMar>
-          </w:tcPr>
-          <w:p>
-            <w:r>
-              <w:rPr>
-                <w:rFonts w:ascii="Arial" w:cs="Arial" w:eastAsia="Arial" w:hAnsi="Arial"/>
-                <w:b w:val="false"/>
-                <w:bCs w:val="false"/>
-                <w:color w:val="1E293B"/>
-                <w:sz w:val="19"/>
-                <w:szCs w:val="19"/>
-              </w:rPr>
-              <w:t xml:space="preserve">Standard presentation hotkeys, standard PDF controls, clean UI canvas.</w:t>
-            </w:r>
-          </w:p>
-        </w:tc>
-        <w:tc>
-          <w:tcPr>
-            <w:tcW w:type="pct" w:w="26%"/>
-            <w:shd w:fill="F8FAFC" w:val="clear"/>
-            <w:tcMar>
-              <w:top w:type="dxa" w:w="90"/>
-              <w:left w:type="dxa" w:w="130"/>
-              <w:bottom w:type="dxa" w:w="90"/>
-              <w:right w:type="dxa" w:w="130"/>
-            </w:tcMar>
-          </w:tcPr>
-          <w:p>
-            <w:r>
-              <w:rPr>
-                <w:rFonts w:ascii="Arial" w:cs="Arial" w:eastAsia="Arial" w:hAnsi="Arial"/>
-                <w:b w:val="false"/>
-                <w:bCs w:val="false"/>
-                <w:color w:val="1E293B"/>
-                <w:sz w:val="19"/>
-                <w:szCs w:val="19"/>
-              </w:rPr>
-              <w:t xml:space="preserve">Adheres to norms</w:t>
+                <w:b w:val="false"/>
+                <w:bCs w:val="false"/>
+                <w:color w:val="1E293B"/>
+                <w:sz w:val="19"/>
+                <w:szCs w:val="19"/>
+              </w:rPr>
+              <w:t xml:space="preserve">Completely self-guided</w:t>
             </w:r>
           </w:p>
         </w:tc>
@@ -4238,6 +6374,56 @@
       <w:tr>
         <w:tc>
           <w:tcPr>
+            <w:tcW w:type="pct" w:w="50%"/>
+            <w:shd w:fill="F8FAFC" w:val="clear"/>
+            <w:tcMar>
+              <w:top w:type="dxa" w:w="90"/>
+              <w:left w:type="dxa" w:w="130"/>
+              <w:bottom w:type="dxa" w:w="90"/>
+              <w:right w:type="dxa" w:w="130"/>
+            </w:tcMar>
+          </w:tcPr>
+          <w:p>
+            <w:r>
+              <w:rPr>
+                <w:rFonts w:ascii="Arial" w:cs="Arial" w:eastAsia="Arial" w:hAnsi="Arial"/>
+                <w:b w:val="false"/>
+                <w:bCs w:val="false"/>
+                <w:color w:val="1E293B"/>
+                <w:sz w:val="19"/>
+                <w:szCs w:val="19"/>
+              </w:rPr>
+              <w:t xml:space="preserve">5. Functions were well integrated</w:t>
+            </w:r>
+          </w:p>
+        </w:tc>
+        <w:tc>
+          <w:tcPr>
+            <w:tcW w:type="pct" w:w="24%"/>
+            <w:shd w:fill="F8FAFC" w:val="clear"/>
+            <w:tcMar>
+              <w:top w:type="dxa" w:w="90"/>
+              <w:left w:type="dxa" w:w="130"/>
+              <w:bottom w:type="dxa" w:w="90"/>
+              <w:right w:type="dxa" w:w="130"/>
+            </w:tcMar>
+          </w:tcPr>
+          <w:p>
+            <w:r>
+              <w:rPr>
+                <w:rFonts w:ascii="Arial" w:cs="Arial" w:eastAsia="Arial" w:hAnsi="Arial"/>
+                <w:b w:val="false"/>
+                <w:bCs w:val="false"/>
+                <w:color w:val="1E293B"/>
+                <w:sz w:val="19"/>
+                <w:szCs w:val="19"/>
+              </w:rPr>
+              <w:t xml:space="preserve">4.7 / 5.0</w:t>
+            </w:r>
+          </w:p>
+        </w:tc>
+        <w:tc>
+          <w:tcPr>
             <w:tcW w:type="pct" w:w="26%"/>
             <w:shd w:fill="F8FAFC" w:val="clear"/>
             <w:tcMar>
@@ -4251,63 +6437,13 @@
             <w:r>
               <w:rPr>
                 <w:rFonts w:ascii="Arial" w:cs="Arial" w:eastAsia="Arial" w:hAnsi="Arial"/>
-                <w:b/>
-                <w:bCs/>
-                <w:color w:val="1E293B"/>
-                <w:sz w:val="19"/>
-                <w:szCs w:val="19"/>
-              </w:rPr>
-              <w:t xml:space="preserve">5. Error Prevention</w:t>
-            </w:r>
-          </w:p>
-        </w:tc>
-        <w:tc>
-          <w:tcPr>
-            <w:tcW w:type="pct" w:w="48%"/>
-            <w:shd w:fill="F8FAFC" w:val="clear"/>
-            <w:tcMar>
-              <w:top w:type="dxa" w:w="90"/>
-              <w:left w:type="dxa" w:w="130"/>
-              <w:bottom w:type="dxa" w:w="90"/>
-              <w:right w:type="dxa" w:w="130"/>
-            </w:tcMar>
-          </w:tcPr>
-          <w:p>
-            <w:r>
-              <w:rPr>
-                <w:rFonts w:ascii="Arial" w:cs="Arial" w:eastAsia="Arial" w:hAnsi="Arial"/>
-                <w:b w:val="false"/>
-                <w:bCs w:val="false"/>
-                <w:color w:val="1E293B"/>
-                <w:sz w:val="19"/>
-                <w:szCs w:val="19"/>
-              </w:rPr>
-              <w:t xml:space="preserve">2.0s cooldown lock and 3-frame buffer eliminate accidental clicks.</w:t>
-            </w:r>
-          </w:p>
-        </w:tc>
-        <w:tc>
-          <w:tcPr>
-            <w:tcW w:type="pct" w:w="26%"/>
-            <w:shd w:fill="F8FAFC" w:val="clear"/>
-            <w:tcMar>
-              <w:top w:type="dxa" w:w="90"/>
-              <w:left w:type="dxa" w:w="130"/>
-              <w:bottom w:type="dxa" w:w="90"/>
-              <w:right w:type="dxa" w:w="130"/>
-            </w:tcMar>
-          </w:tcPr>
-          <w:p>
-            <w:r>
-              <w:rPr>
-                <w:rFonts w:ascii="Arial" w:cs="Arial" w:eastAsia="Arial" w:hAnsi="Arial"/>
-                <w:b w:val="false"/>
-                <w:bCs w:val="false"/>
-                <w:color w:val="1E293B"/>
-                <w:sz w:val="19"/>
-                <w:szCs w:val="19"/>
-              </w:rPr>
-              <w:t xml:space="preserve">Midas Touch solved</w:t>
+                <w:b w:val="false"/>
+                <w:bCs w:val="false"/>
+                <w:color w:val="1E293B"/>
+                <w:sz w:val="19"/>
+                <w:szCs w:val="19"/>
+              </w:rPr>
+              <w:t xml:space="preserve">Seamless integration</w:t>
             </w:r>
           </w:p>
         </w:tc>
@@ -4315,6 +6451,56 @@
       <w:tr>
         <w:tc>
           <w:tcPr>
+            <w:tcW w:type="pct" w:w="50%"/>
+            <w:shd w:fill="F8FAFC" w:val="clear"/>
+            <w:tcMar>
+              <w:top w:type="dxa" w:w="90"/>
+              <w:left w:type="dxa" w:w="130"/>
+              <w:bottom w:type="dxa" w:w="90"/>
+              <w:right w:type="dxa" w:w="130"/>
+            </w:tcMar>
+          </w:tcPr>
+          <w:p>
+            <w:r>
+              <w:rPr>
+                <w:rFonts w:ascii="Arial" w:cs="Arial" w:eastAsia="Arial" w:hAnsi="Arial"/>
+                <w:b w:val="false"/>
+                <w:bCs w:val="false"/>
+                <w:color w:val="1E293B"/>
+                <w:sz w:val="19"/>
+                <w:szCs w:val="19"/>
+              </w:rPr>
+              <w:t xml:space="preserve">6. Too much inconsistency in this system</w:t>
+            </w:r>
+          </w:p>
+        </w:tc>
+        <w:tc>
+          <w:tcPr>
+            <w:tcW w:type="pct" w:w="24%"/>
+            <w:shd w:fill="F8FAFC" w:val="clear"/>
+            <w:tcMar>
+              <w:top w:type="dxa" w:w="90"/>
+              <w:left w:type="dxa" w:w="130"/>
+              <w:bottom w:type="dxa" w:w="90"/>
+              <w:right w:type="dxa" w:w="130"/>
+            </w:tcMar>
+          </w:tcPr>
+          <w:p>
+            <w:r>
+              <w:rPr>
+                <w:rFonts w:ascii="Arial" w:cs="Arial" w:eastAsia="Arial" w:hAnsi="Arial"/>
+                <w:b w:val="false"/>
+                <w:bCs w:val="false"/>
+                <w:color w:val="1E293B"/>
+                <w:sz w:val="19"/>
+                <w:szCs w:val="19"/>
+              </w:rPr>
+              <w:t xml:space="preserve">1.3 / 5.0 (Low)</w:t>
+            </w:r>
+          </w:p>
+        </w:tc>
+        <w:tc>
+          <w:tcPr>
             <w:tcW w:type="pct" w:w="26%"/>
             <w:shd w:fill="F8FAFC" w:val="clear"/>
             <w:tcMar>
@@ -4328,63 +6514,13 @@
             <w:r>
               <w:rPr>
                 <w:rFonts w:ascii="Arial" w:cs="Arial" w:eastAsia="Arial" w:hAnsi="Arial"/>
-                <w:b/>
-                <w:bCs/>
-                <w:color w:val="1E293B"/>
-                <w:sz w:val="19"/>
-                <w:szCs w:val="19"/>
-              </w:rPr>
-              <w:t xml:space="preserve">6. Recognition over Recall</w:t>
-            </w:r>
-          </w:p>
-        </w:tc>
-        <w:tc>
-          <w:tcPr>
-            <w:tcW w:type="pct" w:w="48%"/>
-            <w:shd w:fill="F8FAFC" w:val="clear"/>
-            <w:tcMar>
-              <w:top w:type="dxa" w:w="90"/>
-              <w:left w:type="dxa" w:w="130"/>
-              <w:bottom w:type="dxa" w:w="90"/>
-              <w:right w:type="dxa" w:w="130"/>
-            </w:tcMar>
-          </w:tcPr>
-          <w:p>
-            <w:r>
-              <w:rPr>
-                <w:rFonts w:ascii="Arial" w:cs="Arial" w:eastAsia="Arial" w:hAnsi="Arial"/>
-                <w:b w:val="false"/>
-                <w:bCs w:val="false"/>
-                <w:color w:val="1E293B"/>
-                <w:sz w:val="19"/>
-                <w:szCs w:val="19"/>
-              </w:rPr>
-              <w:t xml:space="preserve">Visual on-screen gesture cheatsheet; live skeleton highlights fingers.</w:t>
-            </w:r>
-          </w:p>
-        </w:tc>
-        <w:tc>
-          <w:tcPr>
-            <w:tcW w:type="pct" w:w="26%"/>
-            <w:shd w:fill="F8FAFC" w:val="clear"/>
-            <w:tcMar>
-              <w:top w:type="dxa" w:w="90"/>
-              <w:left w:type="dxa" w:w="130"/>
-              <w:bottom w:type="dxa" w:w="90"/>
-              <w:right w:type="dxa" w:w="130"/>
-            </w:tcMar>
-          </w:tcPr>
-          <w:p>
-            <w:r>
-              <w:rPr>
-                <w:rFonts w:ascii="Arial" w:cs="Arial" w:eastAsia="Arial" w:hAnsi="Arial"/>
-                <w:b w:val="false"/>
-                <w:bCs w:val="false"/>
-                <w:color w:val="1E293B"/>
-                <w:sz w:val="19"/>
-                <w:szCs w:val="19"/>
-              </w:rPr>
-              <w:t xml:space="preserve">Zero memorization</w:t>
+                <w:b w:val="false"/>
+                <w:bCs w:val="false"/>
+                <w:color w:val="1E293B"/>
+                <w:sz w:val="19"/>
+                <w:szCs w:val="19"/>
+              </w:rPr>
+              <w:t xml:space="preserve">Consistent behavior</w:t>
             </w:r>
           </w:p>
         </w:tc>
@@ -4392,6 +6528,56 @@
       <w:tr>
         <w:tc>
           <w:tcPr>
+            <w:tcW w:type="pct" w:w="50%"/>
+            <w:shd w:fill="F8FAFC" w:val="clear"/>
+            <w:tcMar>
+              <w:top w:type="dxa" w:w="90"/>
+              <w:left w:type="dxa" w:w="130"/>
+              <w:bottom w:type="dxa" w:w="90"/>
+              <w:right w:type="dxa" w:w="130"/>
+            </w:tcMar>
+          </w:tcPr>
+          <w:p>
+            <w:r>
+              <w:rPr>
+                <w:rFonts w:ascii="Arial" w:cs="Arial" w:eastAsia="Arial" w:hAnsi="Arial"/>
+                <w:b w:val="false"/>
+                <w:bCs w:val="false"/>
+                <w:color w:val="1E293B"/>
+                <w:sz w:val="19"/>
+                <w:szCs w:val="19"/>
+              </w:rPr>
+              <w:t xml:space="preserve">7. Most people would learn this very quickly</w:t>
+            </w:r>
+          </w:p>
+        </w:tc>
+        <w:tc>
+          <w:tcPr>
+            <w:tcW w:type="pct" w:w="24%"/>
+            <w:shd w:fill="F8FAFC" w:val="clear"/>
+            <w:tcMar>
+              <w:top w:type="dxa" w:w="90"/>
+              <w:left w:type="dxa" w:w="130"/>
+              <w:bottom w:type="dxa" w:w="90"/>
+              <w:right w:type="dxa" w:w="130"/>
+            </w:tcMar>
+          </w:tcPr>
+          <w:p>
+            <w:r>
+              <w:rPr>
+                <w:rFonts w:ascii="Arial" w:cs="Arial" w:eastAsia="Arial" w:hAnsi="Arial"/>
+                <w:b w:val="false"/>
+                <w:bCs w:val="false"/>
+                <w:color w:val="1E293B"/>
+                <w:sz w:val="19"/>
+                <w:szCs w:val="19"/>
+              </w:rPr>
+              <w:t xml:space="preserve">4.9 / 5.0</w:t>
+            </w:r>
+          </w:p>
+        </w:tc>
+        <w:tc>
+          <w:tcPr>
             <w:tcW w:type="pct" w:w="26%"/>
             <w:shd w:fill="F8FAFC" w:val="clear"/>
             <w:tcMar>
@@ -4405,63 +6591,13 @@
             <w:r>
               <w:rPr>
                 <w:rFonts w:ascii="Arial" w:cs="Arial" w:eastAsia="Arial" w:hAnsi="Arial"/>
-                <w:b/>
-                <w:bCs/>
-                <w:color w:val="1E293B"/>
-                <w:sz w:val="19"/>
-                <w:szCs w:val="19"/>
-              </w:rPr>
-              <w:t xml:space="preserve">7. Flexibility &amp; Efficiency</w:t>
-            </w:r>
-          </w:p>
-        </w:tc>
-        <w:tc>
-          <w:tcPr>
-            <w:tcW w:type="pct" w:w="48%"/>
-            <w:shd w:fill="F8FAFC" w:val="clear"/>
-            <w:tcMar>
-              <w:top w:type="dxa" w:w="90"/>
-              <w:left w:type="dxa" w:w="130"/>
-              <w:bottom w:type="dxa" w:w="90"/>
-              <w:right w:type="dxa" w:w="130"/>
-            </w:tcMar>
-          </w:tcPr>
-          <w:p>
-            <w:r>
-              <w:rPr>
-                <w:rFonts w:ascii="Arial" w:cs="Arial" w:eastAsia="Arial" w:hAnsi="Arial"/>
-                <w:b w:val="false"/>
-                <w:bCs w:val="false"/>
-                <w:color w:val="1E293B"/>
-                <w:sz w:val="19"/>
-                <w:szCs w:val="19"/>
-              </w:rPr>
-              <w:t xml:space="preserve">Multi-modal input (gesture + keyboard + mouse); custom sensitivity.</w:t>
-            </w:r>
-          </w:p>
-        </w:tc>
-        <w:tc>
-          <w:tcPr>
-            <w:tcW w:type="pct" w:w="26%"/>
-            <w:shd w:fill="F8FAFC" w:val="clear"/>
-            <w:tcMar>
-              <w:top w:type="dxa" w:w="90"/>
-              <w:left w:type="dxa" w:w="130"/>
-              <w:bottom w:type="dxa" w:w="90"/>
-              <w:right w:type="dxa" w:w="130"/>
-            </w:tcMar>
-          </w:tcPr>
-          <w:p>
-            <w:r>
-              <w:rPr>
-                <w:rFonts w:ascii="Arial" w:cs="Arial" w:eastAsia="Arial" w:hAnsi="Arial"/>
-                <w:b w:val="false"/>
-                <w:bCs w:val="false"/>
-                <w:color w:val="1E293B"/>
-                <w:sz w:val="19"/>
-                <w:szCs w:val="19"/>
-              </w:rPr>
-              <w:t xml:space="preserve">Flexible for all users</w:t>
+                <w:b w:val="false"/>
+                <w:bCs w:val="false"/>
+                <w:color w:val="1E293B"/>
+                <w:sz w:val="19"/>
+                <w:szCs w:val="19"/>
+              </w:rPr>
+              <w:t xml:space="preserve">Instant learnability</w:t>
             </w:r>
           </w:p>
         </w:tc>
@@ -4469,6 +6605,56 @@
       <w:tr>
         <w:tc>
           <w:tcPr>
+            <w:tcW w:type="pct" w:w="50%"/>
+            <w:shd w:fill="F8FAFC" w:val="clear"/>
+            <w:tcMar>
+              <w:top w:type="dxa" w:w="90"/>
+              <w:left w:type="dxa" w:w="130"/>
+              <w:bottom w:type="dxa" w:w="90"/>
+              <w:right w:type="dxa" w:w="130"/>
+            </w:tcMar>
+          </w:tcPr>
+          <w:p>
+            <w:r>
+              <w:rPr>
+                <w:rFonts w:ascii="Arial" w:cs="Arial" w:eastAsia="Arial" w:hAnsi="Arial"/>
+                <w:b w:val="false"/>
+                <w:bCs w:val="false"/>
+                <w:color w:val="1E293B"/>
+                <w:sz w:val="19"/>
+                <w:szCs w:val="19"/>
+              </w:rPr>
+              <w:t xml:space="preserve">8. I found the system very cumbersome</w:t>
+            </w:r>
+          </w:p>
+        </w:tc>
+        <w:tc>
+          <w:tcPr>
+            <w:tcW w:type="pct" w:w="24%"/>
+            <w:shd w:fill="F8FAFC" w:val="clear"/>
+            <w:tcMar>
+              <w:top w:type="dxa" w:w="90"/>
+              <w:left w:type="dxa" w:w="130"/>
+              <w:bottom w:type="dxa" w:w="90"/>
+              <w:right w:type="dxa" w:w="130"/>
+            </w:tcMar>
+          </w:tcPr>
+          <w:p>
+            <w:r>
+              <w:rPr>
+                <w:rFonts w:ascii="Arial" w:cs="Arial" w:eastAsia="Arial" w:hAnsi="Arial"/>
+                <w:b w:val="false"/>
+                <w:bCs w:val="false"/>
+                <w:color w:val="1E293B"/>
+                <w:sz w:val="19"/>
+                <w:szCs w:val="19"/>
+              </w:rPr>
+              <w:t xml:space="preserve">1.2 / 5.0 (Low)</w:t>
+            </w:r>
+          </w:p>
+        </w:tc>
+        <w:tc>
+          <w:tcPr>
             <w:tcW w:type="pct" w:w="26%"/>
             <w:shd w:fill="F8FAFC" w:val="clear"/>
             <w:tcMar>
@@ -4482,63 +6668,13 @@
             <w:r>
               <w:rPr>
                 <w:rFonts w:ascii="Arial" w:cs="Arial" w:eastAsia="Arial" w:hAnsi="Arial"/>
-                <w:b/>
-                <w:bCs/>
-                <w:color w:val="1E293B"/>
-                <w:sz w:val="19"/>
-                <w:szCs w:val="19"/>
-              </w:rPr>
-              <w:t xml:space="preserve">8. Minimalist Aesthetic</w:t>
-            </w:r>
-          </w:p>
-        </w:tc>
-        <w:tc>
-          <w:tcPr>
-            <w:tcW w:type="pct" w:w="48%"/>
-            <w:shd w:fill="F8FAFC" w:val="clear"/>
-            <w:tcMar>
-              <w:top w:type="dxa" w:w="90"/>
-              <w:left w:type="dxa" w:w="130"/>
-              <w:bottom w:type="dxa" w:w="90"/>
-              <w:right w:type="dxa" w:w="130"/>
-            </w:tcMar>
-          </w:tcPr>
-          <w:p>
-            <w:r>
-              <w:rPr>
-                <w:rFonts w:ascii="Arial" w:cs="Arial" w:eastAsia="Arial" w:hAnsi="Arial"/>
-                <w:b w:val="false"/>
-                <w:bCs w:val="false"/>
-                <w:color w:val="1E293B"/>
-                <w:sz w:val="19"/>
-                <w:szCs w:val="19"/>
-              </w:rPr>
-              <w:t xml:space="preserve">Dark glassmorphic presentation stage; HUD controls auto-dim.</w:t>
-            </w:r>
-          </w:p>
-        </w:tc>
-        <w:tc>
-          <w:tcPr>
-            <w:tcW w:type="pct" w:w="26%"/>
-            <w:shd w:fill="F8FAFC" w:val="clear"/>
-            <w:tcMar>
-              <w:top w:type="dxa" w:w="90"/>
-              <w:left w:type="dxa" w:w="130"/>
-              <w:bottom w:type="dxa" w:w="90"/>
-              <w:right w:type="dxa" w:w="130"/>
-            </w:tcMar>
-          </w:tcPr>
-          <w:p>
-            <w:r>
-              <w:rPr>
-                <w:rFonts w:ascii="Arial" w:cs="Arial" w:eastAsia="Arial" w:hAnsi="Arial"/>
-                <w:b w:val="false"/>
-                <w:bCs w:val="false"/>
-                <w:color w:val="1E293B"/>
-                <w:sz w:val="19"/>
-                <w:szCs w:val="19"/>
-              </w:rPr>
-              <w:t xml:space="preserve">Distraction-free</w:t>
+                <w:b w:val="false"/>
+                <w:bCs w:val="false"/>
+                <w:color w:val="1E293B"/>
+                <w:sz w:val="19"/>
+                <w:szCs w:val="19"/>
+              </w:rPr>
+              <w:t xml:space="preserve">Lightweight and smooth</w:t>
             </w:r>
           </w:p>
         </w:tc>
@@ -4546,6 +6682,56 @@
       <w:tr>
         <w:tc>
           <w:tcPr>
+            <w:tcW w:type="pct" w:w="50%"/>
+            <w:shd w:fill="F8FAFC" w:val="clear"/>
+            <w:tcMar>
+              <w:top w:type="dxa" w:w="90"/>
+              <w:left w:type="dxa" w:w="130"/>
+              <w:bottom w:type="dxa" w:w="90"/>
+              <w:right w:type="dxa" w:w="130"/>
+            </w:tcMar>
+          </w:tcPr>
+          <w:p>
+            <w:r>
+              <w:rPr>
+                <w:rFonts w:ascii="Arial" w:cs="Arial" w:eastAsia="Arial" w:hAnsi="Arial"/>
+                <w:b w:val="false"/>
+                <w:bCs w:val="false"/>
+                <w:color w:val="1E293B"/>
+                <w:sz w:val="19"/>
+                <w:szCs w:val="19"/>
+              </w:rPr>
+              <w:t xml:space="preserve">9. I felt very confident using the system</w:t>
+            </w:r>
+          </w:p>
+        </w:tc>
+        <w:tc>
+          <w:tcPr>
+            <w:tcW w:type="pct" w:w="24%"/>
+            <w:shd w:fill="F8FAFC" w:val="clear"/>
+            <w:tcMar>
+              <w:top w:type="dxa" w:w="90"/>
+              <w:left w:type="dxa" w:w="130"/>
+              <w:bottom w:type="dxa" w:w="90"/>
+              <w:right w:type="dxa" w:w="130"/>
+            </w:tcMar>
+          </w:tcPr>
+          <w:p>
+            <w:r>
+              <w:rPr>
+                <w:rFonts w:ascii="Arial" w:cs="Arial" w:eastAsia="Arial" w:hAnsi="Arial"/>
+                <w:b w:val="false"/>
+                <w:bCs w:val="false"/>
+                <w:color w:val="1E293B"/>
+                <w:sz w:val="19"/>
+                <w:szCs w:val="19"/>
+              </w:rPr>
+              <w:t xml:space="preserve">4.5 / 5.0</w:t>
+            </w:r>
+          </w:p>
+        </w:tc>
+        <w:tc>
+          <w:tcPr>
             <w:tcW w:type="pct" w:w="26%"/>
             <w:shd w:fill="F8FAFC" w:val="clear"/>
             <w:tcMar>
@@ -4559,63 +6745,13 @@
             <w:r>
               <w:rPr>
                 <w:rFonts w:ascii="Arial" w:cs="Arial" w:eastAsia="Arial" w:hAnsi="Arial"/>
-                <w:b/>
-                <w:bCs/>
-                <w:color w:val="1E293B"/>
-                <w:sz w:val="19"/>
-                <w:szCs w:val="19"/>
-              </w:rPr>
-              <w:t xml:space="preserve">9. Error Recovery</w:t>
-            </w:r>
-          </w:p>
-        </w:tc>
-        <w:tc>
-          <w:tcPr>
-            <w:tcW w:type="pct" w:w="48%"/>
-            <w:shd w:fill="F8FAFC" w:val="clear"/>
-            <w:tcMar>
-              <w:top w:type="dxa" w:w="90"/>
-              <w:left w:type="dxa" w:w="130"/>
-              <w:bottom w:type="dxa" w:w="90"/>
-              <w:right w:type="dxa" w:w="130"/>
-            </w:tcMar>
-          </w:tcPr>
-          <w:p>
-            <w:r>
-              <w:rPr>
-                <w:rFonts w:ascii="Arial" w:cs="Arial" w:eastAsia="Arial" w:hAnsi="Arial"/>
-                <w:b w:val="false"/>
-                <w:bCs w:val="false"/>
-                <w:color w:val="1E293B"/>
-                <w:sz w:val="19"/>
-                <w:szCs w:val="19"/>
-              </w:rPr>
-              <w:t xml:space="preserve">Clear alerts for low lighting, camera permission denied, out of frame.</w:t>
-            </w:r>
-          </w:p>
-        </w:tc>
-        <w:tc>
-          <w:tcPr>
-            <w:tcW w:type="pct" w:w="26%"/>
-            <w:shd w:fill="F8FAFC" w:val="clear"/>
-            <w:tcMar>
-              <w:top w:type="dxa" w:w="90"/>
-              <w:left w:type="dxa" w:w="130"/>
-              <w:bottom w:type="dxa" w:w="90"/>
-              <w:right w:type="dxa" w:w="130"/>
-            </w:tcMar>
-          </w:tcPr>
-          <w:p>
-            <w:r>
-              <w:rPr>
-                <w:rFonts w:ascii="Arial" w:cs="Arial" w:eastAsia="Arial" w:hAnsi="Arial"/>
-                <w:b w:val="false"/>
-                <w:bCs w:val="false"/>
-                <w:color w:val="1E293B"/>
-                <w:sz w:val="19"/>
-                <w:szCs w:val="19"/>
-              </w:rPr>
-              <w:t xml:space="preserve">Actionable recovery</w:t>
+                <w:b w:val="false"/>
+                <w:bCs w:val="false"/>
+                <w:color w:val="1E293B"/>
+                <w:sz w:val="19"/>
+                <w:szCs w:val="19"/>
+              </w:rPr>
+              <w:t xml:space="preserve">High presenter confidence</w:t>
             </w:r>
           </w:p>
         </w:tc>
@@ -4623,6 +6759,56 @@
       <w:tr>
         <w:tc>
           <w:tcPr>
+            <w:tcW w:type="pct" w:w="50%"/>
+            <w:shd w:fill="F8FAFC" w:val="clear"/>
+            <w:tcMar>
+              <w:top w:type="dxa" w:w="90"/>
+              <w:left w:type="dxa" w:w="130"/>
+              <w:bottom w:type="dxa" w:w="90"/>
+              <w:right w:type="dxa" w:w="130"/>
+            </w:tcMar>
+          </w:tcPr>
+          <w:p>
+            <w:r>
+              <w:rPr>
+                <w:rFonts w:ascii="Arial" w:cs="Arial" w:eastAsia="Arial" w:hAnsi="Arial"/>
+                <w:b w:val="false"/>
+                <w:bCs w:val="false"/>
+                <w:color w:val="1E293B"/>
+                <w:sz w:val="19"/>
+                <w:szCs w:val="19"/>
+              </w:rPr>
+              <w:t xml:space="preserve">10. Needed to learn a lot before getting started</w:t>
+            </w:r>
+          </w:p>
+        </w:tc>
+        <w:tc>
+          <w:tcPr>
+            <w:tcW w:type="pct" w:w="24%"/>
+            <w:shd w:fill="F8FAFC" w:val="clear"/>
+            <w:tcMar>
+              <w:top w:type="dxa" w:w="90"/>
+              <w:left w:type="dxa" w:w="130"/>
+              <w:bottom w:type="dxa" w:w="90"/>
+              <w:right w:type="dxa" w:w="130"/>
+            </w:tcMar>
+          </w:tcPr>
+          <w:p>
+            <w:r>
+              <w:rPr>
+                <w:rFonts w:ascii="Arial" w:cs="Arial" w:eastAsia="Arial" w:hAnsi="Arial"/>
+                <w:b w:val="false"/>
+                <w:bCs w:val="false"/>
+                <w:color w:val="1E293B"/>
+                <w:sz w:val="19"/>
+                <w:szCs w:val="19"/>
+              </w:rPr>
+              <w:t xml:space="preserve">1.2 / 5.0 (Low)</w:t>
+            </w:r>
+          </w:p>
+        </w:tc>
+        <w:tc>
+          <w:tcPr>
             <w:tcW w:type="pct" w:w="26%"/>
             <w:shd w:fill="F8FAFC" w:val="clear"/>
             <w:tcMar>
@@ -4636,63 +6822,13 @@
             <w:r>
               <w:rPr>
                 <w:rFonts w:ascii="Arial" w:cs="Arial" w:eastAsia="Arial" w:hAnsi="Arial"/>
-                <w:b/>
-                <w:bCs/>
-                <w:color w:val="1E293B"/>
-                <w:sz w:val="19"/>
-                <w:szCs w:val="19"/>
-              </w:rPr>
-              <w:t xml:space="preserve">10. Help &amp; Documentation</w:t>
-            </w:r>
-          </w:p>
-        </w:tc>
-        <w:tc>
-          <w:tcPr>
-            <w:tcW w:type="pct" w:w="48%"/>
-            <w:shd w:fill="F8FAFC" w:val="clear"/>
-            <w:tcMar>
-              <w:top w:type="dxa" w:w="90"/>
-              <w:left w:type="dxa" w:w="130"/>
-              <w:bottom w:type="dxa" w:w="90"/>
-              <w:right w:type="dxa" w:w="130"/>
-            </w:tcMar>
-          </w:tcPr>
-          <w:p>
-            <w:r>
-              <w:rPr>
-                <w:rFonts w:ascii="Arial" w:cs="Arial" w:eastAsia="Arial" w:hAnsi="Arial"/>
-                <w:b w:val="false"/>
-                <w:bCs w:val="false"/>
-                <w:color w:val="1E293B"/>
-                <w:sz w:val="19"/>
-                <w:szCs w:val="19"/>
-              </w:rPr>
-              <w:t xml:space="preserve">Interactive practice sandbox (/gestures), on-screen tooltips, full report.</w:t>
-            </w:r>
-          </w:p>
-        </w:tc>
-        <w:tc>
-          <w:tcPr>
-            <w:tcW w:type="pct" w:w="26%"/>
-            <w:shd w:fill="F8FAFC" w:val="clear"/>
-            <w:tcMar>
-              <w:top w:type="dxa" w:w="90"/>
-              <w:left w:type="dxa" w:w="130"/>
-              <w:bottom w:type="dxa" w:w="90"/>
-              <w:right w:type="dxa" w:w="130"/>
-            </w:tcMar>
-          </w:tcPr>
-          <w:p>
-            <w:r>
-              <w:rPr>
-                <w:rFonts w:ascii="Arial" w:cs="Arial" w:eastAsia="Arial" w:hAnsi="Arial"/>
-                <w:b w:val="false"/>
-                <w:bCs w:val="false"/>
-                <w:color w:val="1E293B"/>
-                <w:sz w:val="19"/>
-                <w:szCs w:val="19"/>
-              </w:rPr>
-              <w:t xml:space="preserve">Self-contained help</w:t>
+                <w:b w:val="false"/>
+                <w:bCs w:val="false"/>
+                <w:color w:val="1E293B"/>
+                <w:sz w:val="19"/>
+                <w:szCs w:val="19"/>
+              </w:rPr>
+              <w:t xml:space="preserve">Zero training barrier</w:t>
             </w:r>
           </w:p>
         </w:tc>
@@ -4711,783 +6847,7 @@
           <w:sz w:val="24"/>
           <w:szCs w:val="24"/>
         </w:rPr>
-        <w:t xml:space="preserve">12. Empirical Usability Evaluation, References &amp; Appendices</w:t>
-      </w:r>
-    </w:p>
-    <w:tbl>
-      <w:tblPr>
-        <w:tblW w:type="pct" w:w="100%"/>
-        <w:tblBorders>
-          <w:top w:val="single" w:color="CBD5E1" w:sz="4"/>
-          <w:left w:val="single" w:color="CBD5E1" w:sz="4"/>
-          <w:bottom w:val="single" w:color="CBD5E1" w:sz="4"/>
-          <w:right w:val="single" w:color="CBD5E1" w:sz="4"/>
-          <w:insideH w:val="single" w:color="CBD5E1" w:sz="2"/>
-          <w:insideV w:val="single" w:color="CBD5E1" w:sz="2"/>
-        </w:tblBorders>
-      </w:tblPr>
-      <w:tblGrid>
-        <w:gridCol w:w="100"/>
-        <w:gridCol w:w="100"/>
-        <w:gridCol w:w="100"/>
-        <w:gridCol w:w="100"/>
-      </w:tblGrid>
-      <w:tr>
-        <w:tc>
-          <w:tcPr>
-            <w:tcW w:type="pct" w:w="32%"/>
-            <w:shd w:fill="1E3A8A" w:val="clear"/>
-            <w:tcMar>
-              <w:top w:type="dxa" w:w="90"/>
-              <w:left w:type="dxa" w:w="130"/>
-              <w:bottom w:type="dxa" w:w="90"/>
-              <w:right w:type="dxa" w:w="130"/>
-            </w:tcMar>
-          </w:tcPr>
-          <w:p>
-            <w:r>
-              <w:rPr>
-                <w:rFonts w:ascii="Arial" w:cs="Arial" w:eastAsia="Arial" w:hAnsi="Arial"/>
-                <w:b/>
-                <w:bCs/>
-                <w:color w:val="FFFFFF"/>
-                <w:sz w:val="19"/>
-                <w:szCs w:val="19"/>
-              </w:rPr>
-              <w:t xml:space="preserve">Evaluation Metric</w:t>
-            </w:r>
-          </w:p>
-        </w:tc>
-        <w:tc>
-          <w:tcPr>
-            <w:tcW w:type="pct" w:w="26%"/>
-            <w:shd w:fill="1E3A8A" w:val="clear"/>
-            <w:tcMar>
-              <w:top w:type="dxa" w:w="90"/>
-              <w:left w:type="dxa" w:w="130"/>
-              <w:bottom w:type="dxa" w:w="90"/>
-              <w:right w:type="dxa" w:w="130"/>
-            </w:tcMar>
-          </w:tcPr>
-          <w:p>
-            <w:r>
-              <w:rPr>
-                <w:rFonts w:ascii="Arial" w:cs="Arial" w:eastAsia="Arial" w:hAnsi="Arial"/>
-                <w:b/>
-                <w:bCs/>
-                <w:color w:val="FFFFFF"/>
-                <w:sz w:val="19"/>
-                <w:szCs w:val="19"/>
-              </w:rPr>
-              <w:t xml:space="preserve">Measured Result</w:t>
-            </w:r>
-          </w:p>
-        </w:tc>
-        <w:tc>
-          <w:tcPr>
-            <w:tcW w:type="pct" w:w="22%"/>
-            <w:shd w:fill="1E3A8A" w:val="clear"/>
-            <w:tcMar>
-              <w:top w:type="dxa" w:w="90"/>
-              <w:left w:type="dxa" w:w="130"/>
-              <w:bottom w:type="dxa" w:w="90"/>
-              <w:right w:type="dxa" w:w="130"/>
-            </w:tcMar>
-          </w:tcPr>
-          <w:p>
-            <w:r>
-              <w:rPr>
-                <w:rFonts w:ascii="Arial" w:cs="Arial" w:eastAsia="Arial" w:hAnsi="Arial"/>
-                <w:b/>
-                <w:bCs/>
-                <w:color w:val="FFFFFF"/>
-                <w:sz w:val="19"/>
-                <w:szCs w:val="19"/>
-              </w:rPr>
-              <w:t xml:space="preserve">Target Benchmark</w:t>
-            </w:r>
-          </w:p>
-        </w:tc>
-        <w:tc>
-          <w:tcPr>
-            <w:tcW w:type="pct" w:w="20%"/>
-            <w:shd w:fill="1E3A8A" w:val="clear"/>
-            <w:tcMar>
-              <w:top w:type="dxa" w:w="90"/>
-              <w:left w:type="dxa" w:w="130"/>
-              <w:bottom w:type="dxa" w:w="90"/>
-              <w:right w:type="dxa" w:w="130"/>
-            </w:tcMar>
-          </w:tcPr>
-          <w:p>
-            <w:r>
-              <w:rPr>
-                <w:rFonts w:ascii="Arial" w:cs="Arial" w:eastAsia="Arial" w:hAnsi="Arial"/>
-                <w:b/>
-                <w:bCs/>
-                <w:color w:val="FFFFFF"/>
-                <w:sz w:val="19"/>
-                <w:szCs w:val="19"/>
-              </w:rPr>
-              <w:t xml:space="preserve">Assessment</w:t>
-            </w:r>
-          </w:p>
-        </w:tc>
-      </w:tr>
-      <w:tr>
-        <w:tc>
-          <w:tcPr>
-            <w:tcW w:type="pct" w:w="32%"/>
-            <w:shd w:fill="F8FAFC" w:val="clear"/>
-            <w:tcMar>
-              <w:top w:type="dxa" w:w="90"/>
-              <w:left w:type="dxa" w:w="130"/>
-              <w:bottom w:type="dxa" w:w="90"/>
-              <w:right w:type="dxa" w:w="130"/>
-            </w:tcMar>
-          </w:tcPr>
-          <w:p>
-            <w:r>
-              <w:rPr>
-                <w:rFonts w:ascii="Arial" w:cs="Arial" w:eastAsia="Arial" w:hAnsi="Arial"/>
-                <w:b/>
-                <w:bCs/>
-                <w:color w:val="1E293B"/>
-                <w:sz w:val="19"/>
-                <w:szCs w:val="19"/>
-              </w:rPr>
-              <w:t xml:space="preserve">Task Completion Rate</w:t>
-            </w:r>
-          </w:p>
-        </w:tc>
-        <w:tc>
-          <w:tcPr>
-            <w:tcW w:type="pct" w:w="26%"/>
-            <w:shd w:fill="F8FAFC" w:val="clear"/>
-            <w:tcMar>
-              <w:top w:type="dxa" w:w="90"/>
-              <w:left w:type="dxa" w:w="130"/>
-              <w:bottom w:type="dxa" w:w="90"/>
-              <w:right w:type="dxa" w:w="130"/>
-            </w:tcMar>
-          </w:tcPr>
-          <w:p>
-            <w:r>
-              <w:rPr>
-                <w:rFonts w:ascii="Arial" w:cs="Arial" w:eastAsia="Arial" w:hAnsi="Arial"/>
-                <w:b w:val="false"/>
-                <w:bCs w:val="false"/>
-                <w:color w:val="1E293B"/>
-                <w:sz w:val="19"/>
-                <w:szCs w:val="19"/>
-              </w:rPr>
-              <w:t xml:space="preserve">100.0%</w:t>
-            </w:r>
-          </w:p>
-        </w:tc>
-        <w:tc>
-          <w:tcPr>
-            <w:tcW w:type="pct" w:w="22%"/>
-            <w:shd w:fill="F8FAFC" w:val="clear"/>
-            <w:tcMar>
-              <w:top w:type="dxa" w:w="90"/>
-              <w:left w:type="dxa" w:w="130"/>
-              <w:bottom w:type="dxa" w:w="90"/>
-              <w:right w:type="dxa" w:w="130"/>
-            </w:tcMar>
-          </w:tcPr>
-          <w:p>
-            <w:r>
-              <w:rPr>
-                <w:rFonts w:ascii="Arial" w:cs="Arial" w:eastAsia="Arial" w:hAnsi="Arial"/>
-                <w:b w:val="false"/>
-                <w:bCs w:val="false"/>
-                <w:color w:val="1E293B"/>
-                <w:sz w:val="19"/>
-                <w:szCs w:val="19"/>
-              </w:rPr>
-              <w:t xml:space="preserve">≥ 95.0%</w:t>
-            </w:r>
-          </w:p>
-        </w:tc>
-        <w:tc>
-          <w:tcPr>
-            <w:tcW w:type="pct" w:w="20%"/>
-            <w:shd w:fill="F8FAFC" w:val="clear"/>
-            <w:tcMar>
-              <w:top w:type="dxa" w:w="90"/>
-              <w:left w:type="dxa" w:w="130"/>
-              <w:bottom w:type="dxa" w:w="90"/>
-              <w:right w:type="dxa" w:w="130"/>
-            </w:tcMar>
-          </w:tcPr>
-          <w:p>
-            <w:r>
-              <w:rPr>
-                <w:rFonts w:ascii="Arial" w:cs="Arial" w:eastAsia="Arial" w:hAnsi="Arial"/>
-                <w:b w:val="false"/>
-                <w:bCs w:val="false"/>
-                <w:color w:val="1E293B"/>
-                <w:sz w:val="19"/>
-                <w:szCs w:val="19"/>
-              </w:rPr>
-              <w:t xml:space="preserve">All 12 completed</w:t>
-            </w:r>
-          </w:p>
-        </w:tc>
-      </w:tr>
-      <w:tr>
-        <w:tc>
-          <w:tcPr>
-            <w:tcW w:type="pct" w:w="32%"/>
-            <w:shd w:fill="F8FAFC" w:val="clear"/>
-            <w:tcMar>
-              <w:top w:type="dxa" w:w="90"/>
-              <w:left w:type="dxa" w:w="130"/>
-              <w:bottom w:type="dxa" w:w="90"/>
-              <w:right w:type="dxa" w:w="130"/>
-            </w:tcMar>
-          </w:tcPr>
-          <w:p>
-            <w:r>
-              <w:rPr>
-                <w:rFonts w:ascii="Arial" w:cs="Arial" w:eastAsia="Arial" w:hAnsi="Arial"/>
-                <w:b/>
-                <w:bCs/>
-                <w:color w:val="1E293B"/>
-                <w:sz w:val="19"/>
-                <w:szCs w:val="19"/>
-              </w:rPr>
-              <w:t xml:space="preserve">Gesture Recognition Accuracy</w:t>
-            </w:r>
-          </w:p>
-        </w:tc>
-        <w:tc>
-          <w:tcPr>
-            <w:tcW w:type="pct" w:w="26%"/>
-            <w:shd w:fill="F8FAFC" w:val="clear"/>
-            <w:tcMar>
-              <w:top w:type="dxa" w:w="90"/>
-              <w:left w:type="dxa" w:w="130"/>
-              <w:bottom w:type="dxa" w:w="90"/>
-              <w:right w:type="dxa" w:w="130"/>
-            </w:tcMar>
-          </w:tcPr>
-          <w:p>
-            <w:r>
-              <w:rPr>
-                <w:rFonts w:ascii="Arial" w:cs="Arial" w:eastAsia="Arial" w:hAnsi="Arial"/>
-                <w:b w:val="false"/>
-                <w:bCs w:val="false"/>
-                <w:color w:val="1E293B"/>
-                <w:sz w:val="19"/>
-                <w:szCs w:val="19"/>
-              </w:rPr>
-              <w:t xml:space="preserve">96.4% (820 / 850)</w:t>
-            </w:r>
-          </w:p>
-        </w:tc>
-        <w:tc>
-          <w:tcPr>
-            <w:tcW w:type="pct" w:w="22%"/>
-            <w:shd w:fill="F8FAFC" w:val="clear"/>
-            <w:tcMar>
-              <w:top w:type="dxa" w:w="90"/>
-              <w:left w:type="dxa" w:w="130"/>
-              <w:bottom w:type="dxa" w:w="90"/>
-              <w:right w:type="dxa" w:w="130"/>
-            </w:tcMar>
-          </w:tcPr>
-          <w:p>
-            <w:r>
-              <w:rPr>
-                <w:rFonts w:ascii="Arial" w:cs="Arial" w:eastAsia="Arial" w:hAnsi="Arial"/>
-                <w:b w:val="false"/>
-                <w:bCs w:val="false"/>
-                <w:color w:val="1E293B"/>
-                <w:sz w:val="19"/>
-                <w:szCs w:val="19"/>
-              </w:rPr>
-              <w:t xml:space="preserve">≥ 90.0%</w:t>
-            </w:r>
-          </w:p>
-        </w:tc>
-        <w:tc>
-          <w:tcPr>
-            <w:tcW w:type="pct" w:w="20%"/>
-            <w:shd w:fill="F8FAFC" w:val="clear"/>
-            <w:tcMar>
-              <w:top w:type="dxa" w:w="90"/>
-              <w:left w:type="dxa" w:w="130"/>
-              <w:bottom w:type="dxa" w:w="90"/>
-              <w:right w:type="dxa" w:w="130"/>
-            </w:tcMar>
-          </w:tcPr>
-          <w:p>
-            <w:r>
-              <w:rPr>
-                <w:rFonts w:ascii="Arial" w:cs="Arial" w:eastAsia="Arial" w:hAnsi="Arial"/>
-                <w:b w:val="false"/>
-                <w:bCs w:val="false"/>
-                <w:color w:val="1E293B"/>
-                <w:sz w:val="19"/>
-                <w:szCs w:val="19"/>
-              </w:rPr>
-              <w:t xml:space="preserve">High reliability</w:t>
-            </w:r>
-          </w:p>
-        </w:tc>
-      </w:tr>
-      <w:tr>
-        <w:tc>
-          <w:tcPr>
-            <w:tcW w:type="pct" w:w="32%"/>
-            <w:shd w:fill="F8FAFC" w:val="clear"/>
-            <w:tcMar>
-              <w:top w:type="dxa" w:w="90"/>
-              <w:left w:type="dxa" w:w="130"/>
-              <w:bottom w:type="dxa" w:w="90"/>
-              <w:right w:type="dxa" w:w="130"/>
-            </w:tcMar>
-          </w:tcPr>
-          <w:p>
-            <w:r>
-              <w:rPr>
-                <w:rFonts w:ascii="Arial" w:cs="Arial" w:eastAsia="Arial" w:hAnsi="Arial"/>
-                <w:b/>
-                <w:bCs/>
-                <w:color w:val="1E293B"/>
-                <w:sz w:val="19"/>
-                <w:szCs w:val="19"/>
-              </w:rPr>
-              <w:t xml:space="preserve">End-to-End System Latency</w:t>
-            </w:r>
-          </w:p>
-        </w:tc>
-        <w:tc>
-          <w:tcPr>
-            <w:tcW w:type="pct" w:w="26%"/>
-            <w:shd w:fill="F8FAFC" w:val="clear"/>
-            <w:tcMar>
-              <w:top w:type="dxa" w:w="90"/>
-              <w:left w:type="dxa" w:w="130"/>
-              <w:bottom w:type="dxa" w:w="90"/>
-              <w:right w:type="dxa" w:w="130"/>
-            </w:tcMar>
-          </w:tcPr>
-          <w:p>
-            <w:r>
-              <w:rPr>
-                <w:rFonts w:ascii="Arial" w:cs="Arial" w:eastAsia="Arial" w:hAnsi="Arial"/>
-                <w:b w:val="false"/>
-                <w:bCs w:val="false"/>
-                <w:color w:val="1E293B"/>
-                <w:sz w:val="19"/>
-                <w:szCs w:val="19"/>
-              </w:rPr>
-              <w:t xml:space="preserve">34.9 ms (28.6 FPS)</w:t>
-            </w:r>
-          </w:p>
-        </w:tc>
-        <w:tc>
-          <w:tcPr>
-            <w:tcW w:type="pct" w:w="22%"/>
-            <w:shd w:fill="F8FAFC" w:val="clear"/>
-            <w:tcMar>
-              <w:top w:type="dxa" w:w="90"/>
-              <w:left w:type="dxa" w:w="130"/>
-              <w:bottom w:type="dxa" w:w="90"/>
-              <w:right w:type="dxa" w:w="130"/>
-            </w:tcMar>
-          </w:tcPr>
-          <w:p>
-            <w:r>
-              <w:rPr>
-                <w:rFonts w:ascii="Arial" w:cs="Arial" w:eastAsia="Arial" w:hAnsi="Arial"/>
-                <w:b w:val="false"/>
-                <w:bCs w:val="false"/>
-                <w:color w:val="1E293B"/>
-                <w:sz w:val="19"/>
-                <w:szCs w:val="19"/>
-              </w:rPr>
-              <w:t xml:space="preserve">&lt; 50.0 ms</w:t>
-            </w:r>
-          </w:p>
-        </w:tc>
-        <w:tc>
-          <w:tcPr>
-            <w:tcW w:type="pct" w:w="20%"/>
-            <w:shd w:fill="F8FAFC" w:val="clear"/>
-            <w:tcMar>
-              <w:top w:type="dxa" w:w="90"/>
-              <w:left w:type="dxa" w:w="130"/>
-              <w:bottom w:type="dxa" w:w="90"/>
-              <w:right w:type="dxa" w:w="130"/>
-            </w:tcMar>
-          </w:tcPr>
-          <w:p>
-            <w:r>
-              <w:rPr>
-                <w:rFonts w:ascii="Arial" w:cs="Arial" w:eastAsia="Arial" w:hAnsi="Arial"/>
-                <w:b w:val="false"/>
-                <w:bCs w:val="false"/>
-                <w:color w:val="1E293B"/>
-                <w:sz w:val="19"/>
-                <w:szCs w:val="19"/>
-              </w:rPr>
-              <w:t xml:space="preserve">Instant response</w:t>
-            </w:r>
-          </w:p>
-        </w:tc>
-      </w:tr>
-      <w:tr>
-        <w:tc>
-          <w:tcPr>
-            <w:tcW w:type="pct" w:w="32%"/>
-            <w:shd w:fill="F8FAFC" w:val="clear"/>
-            <w:tcMar>
-              <w:top w:type="dxa" w:w="90"/>
-              <w:left w:type="dxa" w:w="130"/>
-              <w:bottom w:type="dxa" w:w="90"/>
-              <w:right w:type="dxa" w:w="130"/>
-            </w:tcMar>
-          </w:tcPr>
-          <w:p>
-            <w:r>
-              <w:rPr>
-                <w:rFonts w:ascii="Arial" w:cs="Arial" w:eastAsia="Arial" w:hAnsi="Arial"/>
-                <w:b/>
-                <w:bCs/>
-                <w:color w:val="1E293B"/>
-                <w:sz w:val="19"/>
-                <w:szCs w:val="19"/>
-              </w:rPr>
-              <w:t xml:space="preserve">Accidental Trigger Rate</w:t>
-            </w:r>
-          </w:p>
-        </w:tc>
-        <w:tc>
-          <w:tcPr>
-            <w:tcW w:type="pct" w:w="26%"/>
-            <w:shd w:fill="F8FAFC" w:val="clear"/>
-            <w:tcMar>
-              <w:top w:type="dxa" w:w="90"/>
-              <w:left w:type="dxa" w:w="130"/>
-              <w:bottom w:type="dxa" w:w="90"/>
-              <w:right w:type="dxa" w:w="130"/>
-            </w:tcMar>
-          </w:tcPr>
-          <w:p>
-            <w:r>
-              <w:rPr>
-                <w:rFonts w:ascii="Arial" w:cs="Arial" w:eastAsia="Arial" w:hAnsi="Arial"/>
-                <w:b w:val="false"/>
-                <w:bCs w:val="false"/>
-                <w:color w:val="1E293B"/>
-                <w:sz w:val="19"/>
-                <w:szCs w:val="19"/>
-              </w:rPr>
-              <w:t xml:space="preserve">0.08 / 10 min</w:t>
-            </w:r>
-          </w:p>
-        </w:tc>
-        <w:tc>
-          <w:tcPr>
-            <w:tcW w:type="pct" w:w="22%"/>
-            <w:shd w:fill="F8FAFC" w:val="clear"/>
-            <w:tcMar>
-              <w:top w:type="dxa" w:w="90"/>
-              <w:left w:type="dxa" w:w="130"/>
-              <w:bottom w:type="dxa" w:w="90"/>
-              <w:right w:type="dxa" w:w="130"/>
-            </w:tcMar>
-          </w:tcPr>
-          <w:p>
-            <w:r>
-              <w:rPr>
-                <w:rFonts w:ascii="Arial" w:cs="Arial" w:eastAsia="Arial" w:hAnsi="Arial"/>
-                <w:b w:val="false"/>
-                <w:bCs w:val="false"/>
-                <w:color w:val="1E293B"/>
-                <w:sz w:val="19"/>
-                <w:szCs w:val="19"/>
-              </w:rPr>
-              <w:t xml:space="preserve">&lt; 0.5 / 10 min</w:t>
-            </w:r>
-          </w:p>
-        </w:tc>
-        <w:tc>
-          <w:tcPr>
-            <w:tcW w:type="pct" w:w="20%"/>
-            <w:shd w:fill="F8FAFC" w:val="clear"/>
-            <w:tcMar>
-              <w:top w:type="dxa" w:w="90"/>
-              <w:left w:type="dxa" w:w="130"/>
-              <w:bottom w:type="dxa" w:w="90"/>
-              <w:right w:type="dxa" w:w="130"/>
-            </w:tcMar>
-          </w:tcPr>
-          <w:p>
-            <w:r>
-              <w:rPr>
-                <w:rFonts w:ascii="Arial" w:cs="Arial" w:eastAsia="Arial" w:hAnsi="Arial"/>
-                <w:b w:val="false"/>
-                <w:bCs w:val="false"/>
-                <w:color w:val="1E293B"/>
-                <w:sz w:val="19"/>
-                <w:szCs w:val="19"/>
-              </w:rPr>
-              <w:t xml:space="preserve">Near-zero false clicks</w:t>
-            </w:r>
-          </w:p>
-        </w:tc>
-      </w:tr>
-      <w:tr>
-        <w:tc>
-          <w:tcPr>
-            <w:tcW w:type="pct" w:w="32%"/>
-            <w:shd w:fill="F8FAFC" w:val="clear"/>
-            <w:tcMar>
-              <w:top w:type="dxa" w:w="90"/>
-              <w:left w:type="dxa" w:w="130"/>
-              <w:bottom w:type="dxa" w:w="90"/>
-              <w:right w:type="dxa" w:w="130"/>
-            </w:tcMar>
-          </w:tcPr>
-          <w:p>
-            <w:r>
-              <w:rPr>
-                <w:rFonts w:ascii="Arial" w:cs="Arial" w:eastAsia="Arial" w:hAnsi="Arial"/>
-                <w:b/>
-                <w:bCs/>
-                <w:color w:val="1E293B"/>
-                <w:sz w:val="19"/>
-                <w:szCs w:val="19"/>
-              </w:rPr>
-              <w:t xml:space="preserve">System Usability Scale (SUS)</w:t>
-            </w:r>
-          </w:p>
-        </w:tc>
-        <w:tc>
-          <w:tcPr>
-            <w:tcW w:type="pct" w:w="26%"/>
-            <w:shd w:fill="F8FAFC" w:val="clear"/>
-            <w:tcMar>
-              <w:top w:type="dxa" w:w="90"/>
-              <w:left w:type="dxa" w:w="130"/>
-              <w:bottom w:type="dxa" w:w="90"/>
-              <w:right w:type="dxa" w:w="130"/>
-            </w:tcMar>
-          </w:tcPr>
-          <w:p>
-            <w:r>
-              <w:rPr>
-                <w:rFonts w:ascii="Arial" w:cs="Arial" w:eastAsia="Arial" w:hAnsi="Arial"/>
-                <w:b w:val="false"/>
-                <w:bCs w:val="false"/>
-                <w:color w:val="1E293B"/>
-                <w:sz w:val="19"/>
-                <w:szCs w:val="19"/>
-              </w:rPr>
-              <w:t xml:space="preserve">84.25 / 100</w:t>
-            </w:r>
-          </w:p>
-        </w:tc>
-        <w:tc>
-          <w:tcPr>
-            <w:tcW w:type="pct" w:w="22%"/>
-            <w:shd w:fill="F8FAFC" w:val="clear"/>
-            <w:tcMar>
-              <w:top w:type="dxa" w:w="90"/>
-              <w:left w:type="dxa" w:w="130"/>
-              <w:bottom w:type="dxa" w:w="90"/>
-              <w:right w:type="dxa" w:w="130"/>
-            </w:tcMar>
-          </w:tcPr>
-          <w:p>
-            <w:r>
-              <w:rPr>
-                <w:rFonts w:ascii="Arial" w:cs="Arial" w:eastAsia="Arial" w:hAnsi="Arial"/>
-                <w:b w:val="false"/>
-                <w:bCs w:val="false"/>
-                <w:color w:val="1E293B"/>
-                <w:sz w:val="19"/>
-                <w:szCs w:val="19"/>
-              </w:rPr>
-              <w:t xml:space="preserve">≥ 70.0</w:t>
-            </w:r>
-          </w:p>
-        </w:tc>
-        <w:tc>
-          <w:tcPr>
-            <w:tcW w:type="pct" w:w="20%"/>
-            <w:shd w:fill="F8FAFC" w:val="clear"/>
-            <w:tcMar>
-              <w:top w:type="dxa" w:w="90"/>
-              <w:left w:type="dxa" w:w="130"/>
-              <w:bottom w:type="dxa" w:w="90"/>
-              <w:right w:type="dxa" w:w="130"/>
-            </w:tcMar>
-          </w:tcPr>
-          <w:p>
-            <w:r>
-              <w:rPr>
-                <w:rFonts w:ascii="Arial" w:cs="Arial" w:eastAsia="Arial" w:hAnsi="Arial"/>
-                <w:b w:val="false"/>
-                <w:bCs w:val="false"/>
-                <w:color w:val="1E293B"/>
-                <w:sz w:val="19"/>
-                <w:szCs w:val="19"/>
-              </w:rPr>
-              <w:t xml:space="preserve">Grade A (Top 4%)</w:t>
-            </w:r>
-          </w:p>
-        </w:tc>
-      </w:tr>
-      <w:tr>
-        <w:tc>
-          <w:tcPr>
-            <w:tcW w:type="pct" w:w="32%"/>
-            <w:shd w:fill="F8FAFC" w:val="clear"/>
-            <w:tcMar>
-              <w:top w:type="dxa" w:w="90"/>
-              <w:left w:type="dxa" w:w="130"/>
-              <w:bottom w:type="dxa" w:w="90"/>
-              <w:right w:type="dxa" w:w="130"/>
-            </w:tcMar>
-          </w:tcPr>
-          <w:p>
-            <w:r>
-              <w:rPr>
-                <w:rFonts w:ascii="Arial" w:cs="Arial" w:eastAsia="Arial" w:hAnsi="Arial"/>
-                <w:b/>
-                <w:bCs/>
-                <w:color w:val="1E293B"/>
-                <w:sz w:val="19"/>
-                <w:szCs w:val="19"/>
-              </w:rPr>
-              <w:t xml:space="preserve">NASA-TLX Physical Demand</w:t>
-            </w:r>
-          </w:p>
-        </w:tc>
-        <w:tc>
-          <w:tcPr>
-            <w:tcW w:type="pct" w:w="26%"/>
-            <w:shd w:fill="F8FAFC" w:val="clear"/>
-            <w:tcMar>
-              <w:top w:type="dxa" w:w="90"/>
-              <w:left w:type="dxa" w:w="130"/>
-              <w:bottom w:type="dxa" w:w="90"/>
-              <w:right w:type="dxa" w:w="130"/>
-            </w:tcMar>
-          </w:tcPr>
-          <w:p>
-            <w:r>
-              <w:rPr>
-                <w:rFonts w:ascii="Arial" w:cs="Arial" w:eastAsia="Arial" w:hAnsi="Arial"/>
-                <w:b w:val="false"/>
-                <w:bCs w:val="false"/>
-                <w:color w:val="1E293B"/>
-                <w:sz w:val="19"/>
-                <w:szCs w:val="19"/>
-              </w:rPr>
-              <w:t xml:space="preserve">18.4 / 100 (Low)</w:t>
-            </w:r>
-          </w:p>
-        </w:tc>
-        <w:tc>
-          <w:tcPr>
-            <w:tcW w:type="pct" w:w="22%"/>
-            <w:shd w:fill="F8FAFC" w:val="clear"/>
-            <w:tcMar>
-              <w:top w:type="dxa" w:w="90"/>
-              <w:left w:type="dxa" w:w="130"/>
-              <w:bottom w:type="dxa" w:w="90"/>
-              <w:right w:type="dxa" w:w="130"/>
-            </w:tcMar>
-          </w:tcPr>
-          <w:p>
-            <w:r>
-              <w:rPr>
-                <w:rFonts w:ascii="Arial" w:cs="Arial" w:eastAsia="Arial" w:hAnsi="Arial"/>
-                <w:b w:val="false"/>
-                <w:bCs w:val="false"/>
-                <w:color w:val="1E293B"/>
-                <w:sz w:val="19"/>
-                <w:szCs w:val="19"/>
-              </w:rPr>
-              <w:t xml:space="preserve">&lt; 30.0</w:t>
-            </w:r>
-          </w:p>
-        </w:tc>
-        <w:tc>
-          <w:tcPr>
-            <w:tcW w:type="pct" w:w="20%"/>
-            <w:shd w:fill="F8FAFC" w:val="clear"/>
-            <w:tcMar>
-              <w:top w:type="dxa" w:w="90"/>
-              <w:left w:type="dxa" w:w="130"/>
-              <w:bottom w:type="dxa" w:w="90"/>
-              <w:right w:type="dxa" w:w="130"/>
-            </w:tcMar>
-          </w:tcPr>
-          <w:p>
-            <w:r>
-              <w:rPr>
-                <w:rFonts w:ascii="Arial" w:cs="Arial" w:eastAsia="Arial" w:hAnsi="Arial"/>
-                <w:b w:val="false"/>
-                <w:bCs w:val="false"/>
-                <w:color w:val="1E293B"/>
-                <w:sz w:val="19"/>
-                <w:szCs w:val="19"/>
-              </w:rPr>
-              <w:t xml:space="preserve">Zero arm fatigue</w:t>
-            </w:r>
-          </w:p>
-        </w:tc>
-      </w:tr>
-    </w:tbl>
-    <w:p>
-      <w:pPr>
-        <w:spacing w:after="60" w:before="100"/>
-      </w:pPr>
-      <w:r>
-        <w:rPr>
-          <w:b/>
-          <w:bCs/>
-          <w:sz w:val="19"/>
-          <w:szCs w:val="19"/>
-        </w:rPr>
-        <w:t xml:space="preserve">Academic References &amp; Standards:
-</w:t>
-      </w:r>
-      <w:r>
-        <w:rPr>
-          <w:sz w:val="17"/>
-          <w:szCs w:val="17"/>
-        </w:rPr>
-        <w:t xml:space="preserve">1. Fitts, P. M. (1954). J. Exp. Psychol., 47(6), 381-391. | 2. Hick, W. E. (1952). Q. J. Exp. Psychol., 4(1), 11-26.
-3. Norman, D. A. (2013). The Design of Everyday Things. Basic Books. | 4. Nielsen, J. (1994). Usability Engineering. Morgan Kaufmann.
-5. IEEE Std 830-1998 (1998). IEEE Recommended Practice for Software Requirements Specifications.
-6. ISO/IEC 25010 (2011). Systems and Software Quality Requirements and Evaluation (SQuaRE).
-7. Brooke, J. (1996). SUS: A quick and dirty usability scale. Usability Evaluation in Industry, 189-194.
-8. Lugaresi, C., et al. (2019). MediaPipe: Perception Pipelines. arXiv:1906.08172.</w:t>
-      </w:r>
-    </w:p>
-    <w:p>
-      <w:pPr>
-        <w:pStyle w:val="Heading1"/>
-        <w:spacing w:after="70" w:before="180"/>
-      </w:pPr>
-      <w:r>
-        <w:rPr>
-          <w:b/>
-          <w:bCs/>
-          <w:color w:val="1E3A8A"/>
-          <w:sz w:val="24"/>
-          <w:szCs w:val="24"/>
-        </w:rPr>
-        <w:t xml:space="preserve">Appendix A: Team Contributions Matrix</w:t>
+        <w:t xml:space="preserve">14. Camera Optical Operating Envelope &amp; Future Work</w:t>
       </w:r>
     </w:p>
     <w:tbl>
@@ -5510,6 +6870,463 @@
       <w:tr>
         <w:tc>
           <w:tcPr>
+            <w:tcW w:type="pct" w:w="34%"/>
+            <w:shd w:fill="1E3A8A" w:val="clear"/>
+            <w:tcMar>
+              <w:top w:type="dxa" w:w="90"/>
+              <w:left w:type="dxa" w:w="130"/>
+              <w:bottom w:type="dxa" w:w="90"/>
+              <w:right w:type="dxa" w:w="130"/>
+            </w:tcMar>
+          </w:tcPr>
+          <w:p>
+            <w:r>
+              <w:rPr>
+                <w:rFonts w:ascii="Arial" w:cs="Arial" w:eastAsia="Arial" w:hAnsi="Arial"/>
+                <w:b/>
+                <w:bCs/>
+                <w:color w:val="FFFFFF"/>
+                <w:sz w:val="19"/>
+                <w:szCs w:val="19"/>
+              </w:rPr>
+              <w:t xml:space="preserve">Optical Parameter</w:t>
+            </w:r>
+          </w:p>
+        </w:tc>
+        <w:tc>
+          <w:tcPr>
+            <w:tcW w:type="pct" w:w="33%"/>
+            <w:shd w:fill="1E3A8A" w:val="clear"/>
+            <w:tcMar>
+              <w:top w:type="dxa" w:w="90"/>
+              <w:left w:type="dxa" w:w="130"/>
+              <w:bottom w:type="dxa" w:w="90"/>
+              <w:right w:type="dxa" w:w="130"/>
+            </w:tcMar>
+          </w:tcPr>
+          <w:p>
+            <w:r>
+              <w:rPr>
+                <w:rFonts w:ascii="Arial" w:cs="Arial" w:eastAsia="Arial" w:hAnsi="Arial"/>
+                <w:b/>
+                <w:bCs/>
+                <w:color w:val="FFFFFF"/>
+                <w:sz w:val="19"/>
+                <w:szCs w:val="19"/>
+              </w:rPr>
+              <w:t xml:space="preserve">Optimal Operating Range</w:t>
+            </w:r>
+          </w:p>
+        </w:tc>
+        <w:tc>
+          <w:tcPr>
+            <w:tcW w:type="pct" w:w="33%"/>
+            <w:shd w:fill="1E3A8A" w:val="clear"/>
+            <w:tcMar>
+              <w:top w:type="dxa" w:w="90"/>
+              <w:left w:type="dxa" w:w="130"/>
+              <w:bottom w:type="dxa" w:w="90"/>
+              <w:right w:type="dxa" w:w="130"/>
+            </w:tcMar>
+          </w:tcPr>
+          <w:p>
+            <w:r>
+              <w:rPr>
+                <w:rFonts w:ascii="Arial" w:cs="Arial" w:eastAsia="Arial" w:hAnsi="Arial"/>
+                <w:b/>
+                <w:bCs/>
+                <w:color w:val="FFFFFF"/>
+                <w:sz w:val="19"/>
+                <w:szCs w:val="19"/>
+              </w:rPr>
+              <w:t xml:space="preserve">Extreme Tolerable Boundary</w:t>
+            </w:r>
+          </w:p>
+        </w:tc>
+      </w:tr>
+      <w:tr>
+        <w:tc>
+          <w:tcPr>
+            <w:tcW w:type="pct" w:w="34%"/>
+            <w:shd w:fill="F8FAFC" w:val="clear"/>
+            <w:tcMar>
+              <w:top w:type="dxa" w:w="90"/>
+              <w:left w:type="dxa" w:w="130"/>
+              <w:bottom w:type="dxa" w:w="90"/>
+              <w:right w:type="dxa" w:w="130"/>
+            </w:tcMar>
+          </w:tcPr>
+          <w:p>
+            <w:r>
+              <w:rPr>
+                <w:rFonts w:ascii="Arial" w:cs="Arial" w:eastAsia="Arial" w:hAnsi="Arial"/>
+                <w:b/>
+                <w:bCs/>
+                <w:color w:val="1E293B"/>
+                <w:sz w:val="19"/>
+                <w:szCs w:val="19"/>
+              </w:rPr>
+              <w:t xml:space="preserve">Distance from Camera</w:t>
+            </w:r>
+          </w:p>
+        </w:tc>
+        <w:tc>
+          <w:tcPr>
+            <w:tcW w:type="pct" w:w="33%"/>
+            <w:shd w:fill="F8FAFC" w:val="clear"/>
+            <w:tcMar>
+              <w:top w:type="dxa" w:w="90"/>
+              <w:left w:type="dxa" w:w="130"/>
+              <w:bottom w:type="dxa" w:w="90"/>
+              <w:right w:type="dxa" w:w="130"/>
+            </w:tcMar>
+          </w:tcPr>
+          <w:p>
+            <w:r>
+              <w:rPr>
+                <w:rFonts w:ascii="Arial" w:cs="Arial" w:eastAsia="Arial" w:hAnsi="Arial"/>
+                <w:b w:val="false"/>
+                <w:bCs w:val="false"/>
+                <w:color w:val="1E293B"/>
+                <w:sz w:val="19"/>
+                <w:szCs w:val="19"/>
+              </w:rPr>
+              <w:t xml:space="preserve">0.8 meters - 1.8 meters</w:t>
+            </w:r>
+          </w:p>
+        </w:tc>
+        <w:tc>
+          <w:tcPr>
+            <w:tcW w:type="pct" w:w="33%"/>
+            <w:shd w:fill="F8FAFC" w:val="clear"/>
+            <w:tcMar>
+              <w:top w:type="dxa" w:w="90"/>
+              <w:left w:type="dxa" w:w="130"/>
+              <w:bottom w:type="dxa" w:w="90"/>
+              <w:right w:type="dxa" w:w="130"/>
+            </w:tcMar>
+          </w:tcPr>
+          <w:p>
+            <w:r>
+              <w:rPr>
+                <w:rFonts w:ascii="Arial" w:cs="Arial" w:eastAsia="Arial" w:hAnsi="Arial"/>
+                <w:b w:val="false"/>
+                <w:bCs w:val="false"/>
+                <w:color w:val="1E293B"/>
+                <w:sz w:val="19"/>
+                <w:szCs w:val="19"/>
+              </w:rPr>
+              <w:t xml:space="preserve">0.4 meters - 2.8 meters</w:t>
+            </w:r>
+          </w:p>
+        </w:tc>
+      </w:tr>
+      <w:tr>
+        <w:tc>
+          <w:tcPr>
+            <w:tcW w:type="pct" w:w="34%"/>
+            <w:shd w:fill="F8FAFC" w:val="clear"/>
+            <w:tcMar>
+              <w:top w:type="dxa" w:w="90"/>
+              <w:left w:type="dxa" w:w="130"/>
+              <w:bottom w:type="dxa" w:w="90"/>
+              <w:right w:type="dxa" w:w="130"/>
+            </w:tcMar>
+          </w:tcPr>
+          <w:p>
+            <w:r>
+              <w:rPr>
+                <w:rFonts w:ascii="Arial" w:cs="Arial" w:eastAsia="Arial" w:hAnsi="Arial"/>
+                <w:b/>
+                <w:bCs/>
+                <w:color w:val="1E293B"/>
+                <w:sz w:val="19"/>
+                <w:szCs w:val="19"/>
+              </w:rPr>
+              <w:t xml:space="preserve">Angular Field of View (FOV)</w:t>
+            </w:r>
+          </w:p>
+        </w:tc>
+        <w:tc>
+          <w:tcPr>
+            <w:tcW w:type="pct" w:w="33%"/>
+            <w:shd w:fill="F8FAFC" w:val="clear"/>
+            <w:tcMar>
+              <w:top w:type="dxa" w:w="90"/>
+              <w:left w:type="dxa" w:w="130"/>
+              <w:bottom w:type="dxa" w:w="90"/>
+              <w:right w:type="dxa" w:w="130"/>
+            </w:tcMar>
+          </w:tcPr>
+          <w:p>
+            <w:r>
+              <w:rPr>
+                <w:rFonts w:ascii="Arial" w:cs="Arial" w:eastAsia="Arial" w:hAnsi="Arial"/>
+                <w:b w:val="false"/>
+                <w:bCs w:val="false"/>
+                <w:color w:val="1E293B"/>
+                <w:sz w:val="19"/>
+                <w:szCs w:val="19"/>
+              </w:rPr>
+              <w:t xml:space="preserve">Within ±35 degrees of lens axis</w:t>
+            </w:r>
+          </w:p>
+        </w:tc>
+        <w:tc>
+          <w:tcPr>
+            <w:tcW w:type="pct" w:w="33%"/>
+            <w:shd w:fill="F8FAFC" w:val="clear"/>
+            <w:tcMar>
+              <w:top w:type="dxa" w:w="90"/>
+              <w:left w:type="dxa" w:w="130"/>
+              <w:bottom w:type="dxa" w:w="90"/>
+              <w:right w:type="dxa" w:w="130"/>
+            </w:tcMar>
+          </w:tcPr>
+          <w:p>
+            <w:r>
+              <w:rPr>
+                <w:rFonts w:ascii="Arial" w:cs="Arial" w:eastAsia="Arial" w:hAnsi="Arial"/>
+                <w:b w:val="false"/>
+                <w:bCs w:val="false"/>
+                <w:color w:val="1E293B"/>
+                <w:sz w:val="19"/>
+                <w:szCs w:val="19"/>
+              </w:rPr>
+              <w:t xml:space="preserve">Up to ±55 degrees off-axis</w:t>
+            </w:r>
+          </w:p>
+        </w:tc>
+      </w:tr>
+      <w:tr>
+        <w:tc>
+          <w:tcPr>
+            <w:tcW w:type="pct" w:w="34%"/>
+            <w:shd w:fill="F8FAFC" w:val="clear"/>
+            <w:tcMar>
+              <w:top w:type="dxa" w:w="90"/>
+              <w:left w:type="dxa" w:w="130"/>
+              <w:bottom w:type="dxa" w:w="90"/>
+              <w:right w:type="dxa" w:w="130"/>
+            </w:tcMar>
+          </w:tcPr>
+          <w:p>
+            <w:r>
+              <w:rPr>
+                <w:rFonts w:ascii="Arial" w:cs="Arial" w:eastAsia="Arial" w:hAnsi="Arial"/>
+                <w:b/>
+                <w:bCs/>
+                <w:color w:val="1E293B"/>
+                <w:sz w:val="19"/>
+                <w:szCs w:val="19"/>
+              </w:rPr>
+              <w:t xml:space="preserve">Ambient Illuminance</w:t>
+            </w:r>
+          </w:p>
+        </w:tc>
+        <w:tc>
+          <w:tcPr>
+            <w:tcW w:type="pct" w:w="33%"/>
+            <w:shd w:fill="F8FAFC" w:val="clear"/>
+            <w:tcMar>
+              <w:top w:type="dxa" w:w="90"/>
+              <w:left w:type="dxa" w:w="130"/>
+              <w:bottom w:type="dxa" w:w="90"/>
+              <w:right w:type="dxa" w:w="130"/>
+            </w:tcMar>
+          </w:tcPr>
+          <w:p>
+            <w:r>
+              <w:rPr>
+                <w:rFonts w:ascii="Arial" w:cs="Arial" w:eastAsia="Arial" w:hAnsi="Arial"/>
+                <w:b w:val="false"/>
+                <w:bCs w:val="false"/>
+                <w:color w:val="1E293B"/>
+                <w:sz w:val="19"/>
+                <w:szCs w:val="19"/>
+              </w:rPr>
+              <w:t xml:space="preserve">250 - 600 Lux (Standard office)</w:t>
+            </w:r>
+          </w:p>
+        </w:tc>
+        <w:tc>
+          <w:tcPr>
+            <w:tcW w:type="pct" w:w="33%"/>
+            <w:shd w:fill="F8FAFC" w:val="clear"/>
+            <w:tcMar>
+              <w:top w:type="dxa" w:w="90"/>
+              <w:left w:type="dxa" w:w="130"/>
+              <w:bottom w:type="dxa" w:w="90"/>
+              <w:right w:type="dxa" w:w="130"/>
+            </w:tcMar>
+          </w:tcPr>
+          <w:p>
+            <w:r>
+              <w:rPr>
+                <w:rFonts w:ascii="Arial" w:cs="Arial" w:eastAsia="Arial" w:hAnsi="Arial"/>
+                <w:b w:val="false"/>
+                <w:bCs w:val="false"/>
+                <w:color w:val="1E293B"/>
+                <w:sz w:val="19"/>
+                <w:szCs w:val="19"/>
+              </w:rPr>
+              <w:t xml:space="preserve">Minimum 80 Lux (Dim hall)</w:t>
+            </w:r>
+          </w:p>
+        </w:tc>
+      </w:tr>
+      <w:tr>
+        <w:tc>
+          <w:tcPr>
+            <w:tcW w:type="pct" w:w="34%"/>
+            <w:shd w:fill="F8FAFC" w:val="clear"/>
+            <w:tcMar>
+              <w:top w:type="dxa" w:w="90"/>
+              <w:left w:type="dxa" w:w="130"/>
+              <w:bottom w:type="dxa" w:w="90"/>
+              <w:right w:type="dxa" w:w="130"/>
+            </w:tcMar>
+          </w:tcPr>
+          <w:p>
+            <w:r>
+              <w:rPr>
+                <w:rFonts w:ascii="Arial" w:cs="Arial" w:eastAsia="Arial" w:hAnsi="Arial"/>
+                <w:b/>
+                <w:bCs/>
+                <w:color w:val="1E293B"/>
+                <w:sz w:val="19"/>
+                <w:szCs w:val="19"/>
+              </w:rPr>
+              <w:t xml:space="preserve">Camera Resolution</w:t>
+            </w:r>
+          </w:p>
+        </w:tc>
+        <w:tc>
+          <w:tcPr>
+            <w:tcW w:type="pct" w:w="33%"/>
+            <w:shd w:fill="F8FAFC" w:val="clear"/>
+            <w:tcMar>
+              <w:top w:type="dxa" w:w="90"/>
+              <w:left w:type="dxa" w:w="130"/>
+              <w:bottom w:type="dxa" w:w="90"/>
+              <w:right w:type="dxa" w:w="130"/>
+            </w:tcMar>
+          </w:tcPr>
+          <w:p>
+            <w:r>
+              <w:rPr>
+                <w:rFonts w:ascii="Arial" w:cs="Arial" w:eastAsia="Arial" w:hAnsi="Arial"/>
+                <w:b w:val="false"/>
+                <w:bCs w:val="false"/>
+                <w:color w:val="1E293B"/>
+                <w:sz w:val="19"/>
+                <w:szCs w:val="19"/>
+              </w:rPr>
+              <w:t xml:space="preserve">1280 x 720 (720p HD)</w:t>
+            </w:r>
+          </w:p>
+        </w:tc>
+        <w:tc>
+          <w:tcPr>
+            <w:tcW w:type="pct" w:w="33%"/>
+            <w:shd w:fill="F8FAFC" w:val="clear"/>
+            <w:tcMar>
+              <w:top w:type="dxa" w:w="90"/>
+              <w:left w:type="dxa" w:w="130"/>
+              <w:bottom w:type="dxa" w:w="90"/>
+              <w:right w:type="dxa" w:w="130"/>
+            </w:tcMar>
+          </w:tcPr>
+          <w:p>
+            <w:r>
+              <w:rPr>
+                <w:rFonts w:ascii="Arial" w:cs="Arial" w:eastAsia="Arial" w:hAnsi="Arial"/>
+                <w:b w:val="false"/>
+                <w:bCs w:val="false"/>
+                <w:color w:val="1E293B"/>
+                <w:sz w:val="19"/>
+                <w:szCs w:val="19"/>
+              </w:rPr>
+              <w:t xml:space="preserve">640 x 480 (VGA minimum)</w:t>
+            </w:r>
+          </w:p>
+        </w:tc>
+      </w:tr>
+    </w:tbl>
+    <w:p>
+      <w:pPr>
+        <w:pStyle w:val="Heading1"/>
+        <w:spacing w:after="80" w:before="200"/>
+      </w:pPr>
+      <w:r>
+        <w:rPr>
+          <w:b/>
+          <w:bCs/>
+          <w:color w:val="1E3A8A"/>
+          <w:sz w:val="24"/>
+          <w:szCs w:val="24"/>
+        </w:rPr>
+        <w:t xml:space="preserve">15. Academic References &amp; Appendices</w:t>
+      </w:r>
+    </w:p>
+    <w:p>
+      <w:pPr>
+        <w:spacing w:after="50" w:before="50"/>
+      </w:pPr>
+      <w:r>
+        <w:rPr>
+          <w:b/>
+          <w:bCs/>
+          <w:sz w:val="19"/>
+          <w:szCs w:val="19"/>
+        </w:rPr>
+        <w:t xml:space="preserve">References &amp; Standards:
+</w:t>
+      </w:r>
+      <w:r>
+        <w:rPr>
+          <w:sz w:val="17"/>
+          <w:szCs w:val="17"/>
+        </w:rPr>
+        <w:t xml:space="preserve">1. Fitts, P. M. (1954). J. Exp. Psychol., 47(6), 381-391. | 2. Hick, W. E. (1952). Q. J. Exp. Psychol., 4(1), 11-26.
+3. Norman, D. A. (2013). The Design of Everyday Things. Basic Books. | 4. Nielsen, J. (1994). Usability Engineering. Morgan Kaufmann.
+5. IEEE Std 830-1998 (1998). IEEE Recommended Practice for Software Requirements Specifications.
+6. ISO/IEC 25010 (2011). Systems and Software Quality Requirements and Evaluation (SQuaRE).
+7. Brooke, J. (1996). SUS: A quick and dirty usability scale. Usability Evaluation in Industry, 189-194.
+8. Lugaresi, C., et al. (2019). MediaPipe: Perception Pipelines. arXiv:1906.08172.
+</w:t>
+      </w:r>
+      <w:r>
+        <w:rPr>
+          <w:b/>
+          <w:bCs/>
+          <w:sz w:val="19"/>
+          <w:szCs w:val="19"/>
+        </w:rPr>
+        <w:t xml:space="preserve">Appendix A: Team Contributions Matrix
+</w:t>
+      </w:r>
+    </w:p>
+    <w:tbl>
+      <w:tblPr>
+        <w:tblW w:type="pct" w:w="100%"/>
+        <w:tblBorders>
+          <w:top w:val="single" w:color="CBD5E1" w:sz="4"/>
+          <w:left w:val="single" w:color="CBD5E1" w:sz="4"/>
+          <w:bottom w:val="single" w:color="CBD5E1" w:sz="4"/>
+          <w:right w:val="single" w:color="CBD5E1" w:sz="4"/>
+          <w:insideH w:val="single" w:color="CBD5E1" w:sz="2"/>
+          <w:insideV w:val="single" w:color="CBD5E1" w:sz="2"/>
+        </w:tblBorders>
+      </w:tblPr>
+      <w:tblGrid>
+        <w:gridCol w:w="100"/>
+        <w:gridCol w:w="100"/>
+        <w:gridCol w:w="100"/>
+      </w:tblGrid>
+      <w:tr>
+        <w:tc>
+          <w:tcPr>
             <w:tcW w:type="pct" w:w="28%"/>
             <w:shd w:fill="1E3A8A" w:val="clear"/>
             <w:tcMar>
@@ -5656,7 +7473,7 @@
                 <w:sz w:val="19"/>
                 <w:szCs w:val="19"/>
               </w:rPr>
-              <w:t xml:space="preserve">HTA, Norman model, FSM state machine, usability testing</w:t>
+              <w:t xml:space="preserve">Requirements engineering, HTA, Norman model, FSM machine</w:t>
             </w:r>
           </w:p>
         </w:tc>
